--- a/spain-2026-itinerary.docx
+++ b/spain-2026-itinerary.docx
@@ -179,7 +179,7 @@
         </w:tc>
       </w:tr>
     </w:tbl>
-    <w:bookmarkStart w:id="33" w:name="itinerary"/>
+    <w:bookmarkStart w:id="36" w:name="itinerary"/>
     <w:p>
       <w:pPr>
         <w:pStyle w:val="Heading2"/>
@@ -425,7 +425,7 @@
       </w:tr>
     </w:tbl>
     <w:bookmarkEnd w:id="17"/>
-    <w:bookmarkStart w:id="20" w:name="day-3-sat-aug-29-camino-day-1"/>
+    <w:bookmarkStart w:id="23" w:name="day-3-sat-aug-29-camino-day-1"/>
     <w:p>
       <w:pPr>
         <w:pStyle w:val="Heading3"/>
@@ -519,6 +519,156 @@
       </w:r>
       <w:r>
         <w:t xml:space="preserve">).</w:t>
+      </w:r>
+    </w:p>
+    <w:tbl>
+      <w:tblPr>
+        <w:tblStyle w:val="Table"/>
+        <w:tblLook w:firstRow="0" w:lastRow="0" w:firstColumn="0" w:lastColumn="0" w:noHBand="0" w:noVBand="0" w:val="0000"/>
+        <w:tblBorders>
+          <w:top w:val="single" w:sz="4" w:space="0" w:color="FC5300"/>
+          <w:left w:val="single" w:sz="24" w:space="0" w:color="FC5300"/>
+          <w:bottom w:val="single" w:sz="4" w:space="0" w:color="FC5300"/>
+          <w:right w:val="single" w:sz="4" w:space="0" w:color="FC5300"/>
+        </w:tblBorders>
+        <w:tblCellMar>
+          <w:left w:w="144" w:type="dxa"/>
+          <w:right w:w="144" w:type="dxa"/>
+        </w:tblCellMar>
+        <w:tblLook w:firstRow="0" w:lastRow="0" w:firstColumn="0" w:lastColumn="0" w:noHBand="0" w:noVBand="0" w:val="0000"/>
+      </w:tblPr>
+      <w:tr>
+        <w:trPr>
+          <w:cantSplit/>
+        </w:trPr>
+        <w:tc>
+          <w:tcPr>
+            <w:shd w:color="auto" w:fill="ffe5d0" w:val="clear"/>
+            <w:tcMar>
+              <w:top w:w="92" w:type="dxa"/>
+              <w:bottom w:w="92" w:type="dxa"/>
+            </w:tcMar>
+          </w:tcPr>
+          <w:p>
+            <w:pPr>
+              <w:pStyle w:val="FirstParagraph"/>
+            </w:pPr>
+            <w:pPr>
+              <w:spacing w:before="0" w:after="0"/>
+              <w:textAlignment w:val="center"/>
+            </w:pPr>
+            <w:r>
+              <w:drawing>
+                <wp:inline>
+                  <wp:extent cx="152400" cy="152400"/>
+                  <wp:effectExtent b="0" l="0" r="0" t="0"/>
+                  <wp:docPr descr="" title="" id="19" name="Picture"/>
+                  <a:graphic>
+                    <a:graphicData uri="http://schemas.openxmlformats.org/drawingml/2006/picture">
+                      <pic:pic>
+                        <pic:nvPicPr>
+                          <pic:cNvPr descr="/opt/quarto/share/formats/docx/caution.png" id="20" name="Picture"/>
+                          <pic:cNvPicPr>
+                            <a:picLocks noChangeArrowheads="1" noChangeAspect="1"/>
+                          </pic:cNvPicPr>
+                        </pic:nvPicPr>
+                        <pic:blipFill>
+                          <a:blip r:embed="rId18"/>
+                          <a:stretch>
+                            <a:fillRect/>
+                          </a:stretch>
+                        </pic:blipFill>
+                        <pic:spPr bwMode="auto">
+                          <a:xfrm>
+                            <a:off x="0" y="0"/>
+                            <a:ext cx="152400" cy="152400"/>
+                          </a:xfrm>
+                          <a:prstGeom prst="rect">
+                            <a:avLst/>
+                          </a:prstGeom>
+                          <a:noFill/>
+                          <a:ln w="9525">
+                            <a:noFill/>
+                            <a:headEnd/>
+                            <a:tailEnd/>
+                          </a:ln>
+                        </pic:spPr>
+                      </pic:pic>
+                    </a:graphicData>
+                  </a:graphic>
+                </wp:inline>
+              </w:drawing>
+            </w:r>
+            <w:r>
+              <w:t xml:space="preserve"> </w:t>
+            </w:r>
+            <w:r>
+              <w:t xml:space="preserve"> </w:t>
+            </w:r>
+            <w:r>
+              <w:t xml:space="preserve">Caution</w:t>
+            </w:r>
+          </w:p>
+        </w:tc>
+      </w:tr>
+      <w:tr>
+        <w:trPr>
+          <w:cantSplit/>
+        </w:trPr>
+        <w:tc>
+          <w:tcPr>
+            <w:tcMar>
+              <w:top w:w="108" w:type="dxa"/>
+              <w:bottom w:w="108" w:type="dxa"/>
+            </w:tcMar>
+          </w:tcPr>
+          <w:p>
+            <w:pPr>
+              <w:pStyle w:val="BodyText"/>
+            </w:pPr>
+            <w:pPr>
+              <w:spacing w:before="16" w:after="16"/>
+            </w:pPr>
+            <w:r>
+              <w:rPr>
+                <w:b/>
+                <w:bCs/>
+              </w:rPr>
+              <w:t xml:space="preserve">This is the hardest and most exposed day of the entire Camino</w:t>
+            </w:r>
+            <w:r>
+              <w:t xml:space="preserve"> </w:t>
+            </w:r>
+            <w:r>
+              <w:t xml:space="preserve">(~1,200 m climb, few bailout points), done one day after a transatlantic flight and jet lag. Start at first light. Check weather the night before — in fog, high wind, or rain, take the lower</w:t>
+            </w:r>
+            <w:r>
+              <w:t xml:space="preserve"> </w:t>
+            </w:r>
+            <w:r>
+              <w:rPr>
+                <w:b/>
+                <w:bCs/>
+              </w:rPr>
+              <w:t xml:space="preserve">Valcarlos route</w:t>
+            </w:r>
+            <w:r>
+              <w:t xml:space="preserve"> </w:t>
+            </w:r>
+            <w:r>
+              <w:t xml:space="preserve">instead (~19 km, road-based, far less exposure); ask at the SJPP pilgrim office. Carry rain layer, poles, and food/water since services on the Napoleon route are minimal.</w:t>
+            </w:r>
+          </w:p>
+          <w:p/>
+        </w:tc>
+      </w:tr>
+    </w:tbl>
+    <w:p>
+      <w:pPr>
+        <w:pStyle w:val="BodyText"/>
+      </w:pPr>
+      <w:r>
+        <w:t xml:space="preserve"> </w:t>
       </w:r>
     </w:p>
     <w:tbl>
@@ -551,7 +701,7 @@
           </w:tcPr>
           <w:p>
             <w:pPr>
-              <w:pStyle w:val="FirstParagraph"/>
+              <w:pStyle w:val="BodyText"/>
             </w:pPr>
             <w:pPr>
               <w:spacing w:before="0" w:after="0"/>
@@ -562,12 +712,12 @@
                 <wp:inline>
                   <wp:extent cx="152400" cy="152400"/>
                   <wp:effectExtent b="0" l="0" r="0" t="0"/>
-                  <wp:docPr descr="" title="" id="18" name="Picture"/>
+                  <wp:docPr descr="" title="" id="21" name="Picture"/>
                   <a:graphic>
                     <a:graphicData uri="http://schemas.openxmlformats.org/drawingml/2006/picture">
                       <pic:pic>
                         <pic:nvPicPr>
-                          <pic:cNvPr descr="/opt/quarto/share/formats/docx/note.png" id="19" name="Picture"/>
+                          <pic:cNvPr descr="/opt/quarto/share/formats/docx/note.png" id="22" name="Picture"/>
                           <pic:cNvPicPr>
                             <a:picLocks noChangeArrowheads="1" noChangeAspect="1"/>
                           </pic:cNvPicPr>
@@ -637,8 +787,8 @@
         </w:tc>
       </w:tr>
     </w:tbl>
-    <w:bookmarkEnd w:id="20"/>
-    <w:bookmarkStart w:id="26" w:name="X8b1839bb64d0987aa38fbbd0086e4964cfc770e"/>
+    <w:bookmarkEnd w:id="23"/>
+    <w:bookmarkStart w:id="29" w:name="X8b1839bb64d0987aa38fbbd0086e4964cfc770e"/>
     <w:p>
       <w:pPr>
         <w:pStyle w:val="Heading3"/>
@@ -688,18 +838,18 @@
                 <wp:inline>
                   <wp:extent cx="152400" cy="152400"/>
                   <wp:effectExtent b="0" l="0" r="0" t="0"/>
-                  <wp:docPr descr="" title="" id="22" name="Picture"/>
+                  <wp:docPr descr="" title="" id="25" name="Picture"/>
                   <a:graphic>
                     <a:graphicData uri="http://schemas.openxmlformats.org/drawingml/2006/picture">
                       <pic:pic>
                         <pic:nvPicPr>
-                          <pic:cNvPr descr="/opt/quarto/share/formats/docx/warning.png" id="23" name="Picture"/>
+                          <pic:cNvPr descr="/opt/quarto/share/formats/docx/warning.png" id="26" name="Picture"/>
                           <pic:cNvPicPr>
                             <a:picLocks noChangeArrowheads="1" noChangeAspect="1"/>
                           </pic:cNvPicPr>
                         </pic:nvPicPr>
                         <pic:blipFill>
-                          <a:blip r:embed="rId21"/>
+                          <a:blip r:embed="rId24"/>
                           <a:stretch>
                             <a:fillRect/>
                           </a:stretch>
@@ -766,7 +916,20 @@
               <w:t xml:space="preserve"> </w:t>
             </w:r>
             <w:r>
-              <w:t xml:space="preserve">Lodging is only confirmed through Roncesvalles (Aug 29). The stages below are a suggested ~20–25 km/day plan with no rest days, ending in Burgos on Day 12 of walking. Late August on the Camino Francés is peak season and hot, especially crossing the Meseta near Burgos — worth booking a day or two ahead rather than showing up unbooked, and starting early to beat the heat. Adjust freely once on the trail.</w:t>
+              <w:t xml:space="preserve">Lodging is only confirmed through Roncesvalles (Aug 29). The stages below are the standard Brierley-guide split — a well-tested ~20–25 km/day plan most SJPP pilgrims use, ending in Burgos on Day 12 of walking. It has</w:t>
+            </w:r>
+            <w:r>
+              <w:t xml:space="preserve"> </w:t>
+            </w:r>
+            <w:r>
+              <w:rPr>
+                <w:b/>
+                <w:bCs/>
+              </w:rPr>
+              <w:t xml:space="preserve">zero rest days</w:t>
+            </w:r>
+            <w:r>
+              <w:t xml:space="preserve">, so there’s no built-in slack for blisters, heat, or a slow day. If you fall behind pace, the recommended fix is to bus/taxi the final short stretch into Burgos rather than compress a rest day elsewhere — Burgos’s train connection to Madrid on Sep 10 is the hard constraint, not any individual stage. Book lodging a day or two ahead given peak-season demand, and adjust freely once on the trail.</w:t>
             </w:r>
           </w:p>
           <w:p/>
@@ -902,7 +1065,7 @@
         <w:t xml:space="preserve"> </w:t>
       </w:r>
       <w:r>
-        <w:t xml:space="preserve">Los Arcos → Logroño (~27.5 km / 17.1 mi)</w:t>
+        <w:t xml:space="preserve">Los Arcos → Logroño (~27.5 km / 17.1 mi) — long and largely shadeless through vineyard country; start at dawn.</w:t>
       </w:r>
     </w:p>
     <w:p>
@@ -924,7 +1087,7 @@
         <w:t xml:space="preserve"> </w:t>
       </w:r>
       <w:r>
-        <w:t xml:space="preserve">Logroño → Nájera (~29 km / 18.0 mi)</w:t>
+        <w:t xml:space="preserve">Logroño → Nájera (~29 km / 18.0 mi) — longest stage of the trip, same exposed terrain; start at dawn, carry extra water.</w:t>
       </w:r>
     </w:p>
     <w:p>
@@ -1013,156 +1176,6 @@
       </w:r>
       <w:r>
         <w:t xml:space="preserve">San Juan de Ortega → Burgos (~25.8 km / 16.0 mi)</w:t>
-      </w:r>
-    </w:p>
-    <w:tbl>
-      <w:tblPr>
-        <w:tblStyle w:val="Table"/>
-        <w:tblLook w:firstRow="0" w:lastRow="0" w:firstColumn="0" w:lastColumn="0" w:noHBand="0" w:noVBand="0" w:val="0000"/>
-        <w:tblBorders>
-          <w:top w:val="single" w:sz="4" w:space="0" w:color="0758E5"/>
-          <w:left w:val="single" w:sz="24" w:space="0" w:color="0758E5"/>
-          <w:bottom w:val="single" w:sz="4" w:space="0" w:color="0758E5"/>
-          <w:right w:val="single" w:sz="4" w:space="0" w:color="0758E5"/>
-        </w:tblBorders>
-        <w:tblCellMar>
-          <w:left w:w="144" w:type="dxa"/>
-          <w:right w:w="144" w:type="dxa"/>
-        </w:tblCellMar>
-        <w:tblLook w:firstRow="0" w:lastRow="0" w:firstColumn="0" w:lastColumn="0" w:noHBand="0" w:noVBand="0" w:val="0000"/>
-      </w:tblPr>
-      <w:tr>
-        <w:trPr>
-          <w:cantSplit/>
-        </w:trPr>
-        <w:tc>
-          <w:tcPr>
-            <w:shd w:color="auto" w:fill="dae6fb" w:val="clear"/>
-            <w:tcMar>
-              <w:top w:w="92" w:type="dxa"/>
-              <w:bottom w:w="92" w:type="dxa"/>
-            </w:tcMar>
-          </w:tcPr>
-          <w:p>
-            <w:pPr>
-              <w:pStyle w:val="FirstParagraph"/>
-            </w:pPr>
-            <w:pPr>
-              <w:spacing w:before="0" w:after="0"/>
-              <w:textAlignment w:val="center"/>
-            </w:pPr>
-            <w:r>
-              <w:drawing>
-                <wp:inline>
-                  <wp:extent cx="152400" cy="152400"/>
-                  <wp:effectExtent b="0" l="0" r="0" t="0"/>
-                  <wp:docPr descr="" title="" id="24" name="Picture"/>
-                  <a:graphic>
-                    <a:graphicData uri="http://schemas.openxmlformats.org/drawingml/2006/picture">
-                      <pic:pic>
-                        <pic:nvPicPr>
-                          <pic:cNvPr descr="/opt/quarto/share/formats/docx/note.png" id="25" name="Picture"/>
-                          <pic:cNvPicPr>
-                            <a:picLocks noChangeArrowheads="1" noChangeAspect="1"/>
-                          </pic:cNvPicPr>
-                        </pic:nvPicPr>
-                        <pic:blipFill>
-                          <a:blip r:embed="rId14"/>
-                          <a:stretch>
-                            <a:fillRect/>
-                          </a:stretch>
-                        </pic:blipFill>
-                        <pic:spPr bwMode="auto">
-                          <a:xfrm>
-                            <a:off x="0" y="0"/>
-                            <a:ext cx="152400" cy="152400"/>
-                          </a:xfrm>
-                          <a:prstGeom prst="rect">
-                            <a:avLst/>
-                          </a:prstGeom>
-                          <a:noFill/>
-                          <a:ln w="9525">
-                            <a:noFill/>
-                            <a:headEnd/>
-                            <a:tailEnd/>
-                          </a:ln>
-                        </pic:spPr>
-                      </pic:pic>
-                    </a:graphicData>
-                  </a:graphic>
-                </wp:inline>
-              </w:drawing>
-            </w:r>
-            <w:r>
-              <w:t xml:space="preserve"> </w:t>
-            </w:r>
-            <w:r>
-              <w:t xml:space="preserve"> </w:t>
-            </w:r>
-            <w:r>
-              <w:t xml:space="preserve">Note</w:t>
-            </w:r>
-          </w:p>
-        </w:tc>
-      </w:tr>
-      <w:tr>
-        <w:trPr>
-          <w:cantSplit/>
-        </w:trPr>
-        <w:tc>
-          <w:tcPr>
-            <w:tcMar>
-              <w:top w:w="108" w:type="dxa"/>
-              <w:bottom w:w="108" w:type="dxa"/>
-            </w:tcMar>
-          </w:tcPr>
-          <w:p>
-            <w:pPr>
-              <w:pStyle w:val="BodyText"/>
-            </w:pPr>
-            <w:pPr>
-              <w:spacing w:before="16" w:after="16"/>
-            </w:pPr>
-            <w:r>
-              <w:t xml:space="preserve">Notes — Camino days (add day-by-day as the trip happens)</w:t>
-            </w:r>
-          </w:p>
-          <w:p/>
-        </w:tc>
-      </w:tr>
-    </w:tbl>
-    <w:bookmarkEnd w:id="26"/>
-    <w:bookmarkStart w:id="29" w:name="day-15-thu-sep-10"/>
-    <w:p>
-      <w:pPr>
-        <w:pStyle w:val="Heading3"/>
-      </w:pPr>
-      <w:r>
-        <w:t xml:space="preserve">Day 15 – Thu Sep 10</w:t>
-      </w:r>
-    </w:p>
-    <w:p>
-      <w:pPr>
-        <w:pStyle w:val="Compact"/>
-        <w:numPr>
-          <w:ilvl w:val="0"/>
-          <w:numId w:val="1005"/>
-        </w:numPr>
-      </w:pPr>
-      <w:r>
-        <w:t xml:space="preserve">Burgos → Madrid (train/bus, ~2.5–3 hrs — book once travel day is confirmed).</w:t>
-      </w:r>
-    </w:p>
-    <w:p>
-      <w:pPr>
-        <w:pStyle w:val="Compact"/>
-        <w:numPr>
-          <w:ilvl w:val="0"/>
-          <w:numId w:val="1005"/>
-        </w:numPr>
-      </w:pPr>
-      <w:r>
-        <w:t xml:space="preserve">Overnight near Madrid (airport-side, ahead of the 11:45 am flight).</w:t>
       </w:r>
     </w:p>
     <w:tbl>
@@ -1274,7 +1287,7 @@
               <w:spacing w:before="16" w:after="16"/>
             </w:pPr>
             <w:r>
-              <w:t xml:space="preserve">Notes — Sep 10</w:t>
+              <w:t xml:space="preserve">Notes — Camino days (add day-by-day as the trip happens)</w:t>
             </w:r>
           </w:p>
           <w:p/>
@@ -1282,25 +1295,37 @@
       </w:tr>
     </w:tbl>
     <w:bookmarkEnd w:id="29"/>
-    <w:bookmarkStart w:id="32" w:name="day-16-fri-sep-11"/>
+    <w:bookmarkStart w:id="32" w:name="day-15-thu-sep-10"/>
     <w:p>
       <w:pPr>
         <w:pStyle w:val="Heading3"/>
       </w:pPr>
       <w:r>
-        <w:t xml:space="preserve">Day 16 – Fri Sep 11</w:t>
-      </w:r>
-    </w:p>
-    <w:p>
-      <w:pPr>
-        <w:pStyle w:val="Compact"/>
-        <w:numPr>
-          <w:ilvl w:val="0"/>
-          <w:numId w:val="1006"/>
-        </w:numPr>
-      </w:pPr>
-      <w:r>
-        <w:t xml:space="preserve">Madrid → Chicago ORD (Iberia IB 341, Business, dep 11:45 am, arr 2:25 pm).</w:t>
+        <w:t xml:space="preserve">Day 15 – Thu Sep 10</w:t>
+      </w:r>
+    </w:p>
+    <w:p>
+      <w:pPr>
+        <w:pStyle w:val="Compact"/>
+        <w:numPr>
+          <w:ilvl w:val="0"/>
+          <w:numId w:val="1005"/>
+        </w:numPr>
+      </w:pPr>
+      <w:r>
+        <w:t xml:space="preserve">Burgos → Madrid (train/bus, ~2.5–3 hrs — book once travel day is confirmed).</w:t>
+      </w:r>
+    </w:p>
+    <w:p>
+      <w:pPr>
+        <w:pStyle w:val="Compact"/>
+        <w:numPr>
+          <w:ilvl w:val="0"/>
+          <w:numId w:val="1005"/>
+        </w:numPr>
+      </w:pPr>
+      <w:r>
+        <w:t xml:space="preserve">Overnight near Madrid (airport-side, ahead of the 11:45 am flight).</w:t>
       </w:r>
     </w:p>
     <w:tbl>
@@ -1412,13 +1437,151 @@
               <w:spacing w:before="16" w:after="16"/>
             </w:pPr>
             <w:r>
-              <w:t xml:space="preserve">Notes — Sep 11</w:t>
+              <w:t xml:space="preserve">Notes — Sep 10</w:t>
             </w:r>
           </w:p>
           <w:p/>
         </w:tc>
       </w:tr>
     </w:tbl>
+    <w:bookmarkEnd w:id="32"/>
+    <w:bookmarkStart w:id="35" w:name="day-16-fri-sep-11"/>
+    <w:p>
+      <w:pPr>
+        <w:pStyle w:val="Heading3"/>
+      </w:pPr>
+      <w:r>
+        <w:t xml:space="preserve">Day 16 – Fri Sep 11</w:t>
+      </w:r>
+    </w:p>
+    <w:p>
+      <w:pPr>
+        <w:pStyle w:val="Compact"/>
+        <w:numPr>
+          <w:ilvl w:val="0"/>
+          <w:numId w:val="1006"/>
+        </w:numPr>
+      </w:pPr>
+      <w:r>
+        <w:t xml:space="preserve">Madrid → Chicago ORD (Iberia IB 341, Business, dep 11:45 am, arr 2:25 pm).</w:t>
+      </w:r>
+    </w:p>
+    <w:tbl>
+      <w:tblPr>
+        <w:tblStyle w:val="Table"/>
+        <w:tblLook w:firstRow="0" w:lastRow="0" w:firstColumn="0" w:lastColumn="0" w:noHBand="0" w:noVBand="0" w:val="0000"/>
+        <w:tblBorders>
+          <w:top w:val="single" w:sz="4" w:space="0" w:color="0758E5"/>
+          <w:left w:val="single" w:sz="24" w:space="0" w:color="0758E5"/>
+          <w:bottom w:val="single" w:sz="4" w:space="0" w:color="0758E5"/>
+          <w:right w:val="single" w:sz="4" w:space="0" w:color="0758E5"/>
+        </w:tblBorders>
+        <w:tblCellMar>
+          <w:left w:w="144" w:type="dxa"/>
+          <w:right w:w="144" w:type="dxa"/>
+        </w:tblCellMar>
+        <w:tblLook w:firstRow="0" w:lastRow="0" w:firstColumn="0" w:lastColumn="0" w:noHBand="0" w:noVBand="0" w:val="0000"/>
+      </w:tblPr>
+      <w:tr>
+        <w:trPr>
+          <w:cantSplit/>
+        </w:trPr>
+        <w:tc>
+          <w:tcPr>
+            <w:shd w:color="auto" w:fill="dae6fb" w:val="clear"/>
+            <w:tcMar>
+              <w:top w:w="92" w:type="dxa"/>
+              <w:bottom w:w="92" w:type="dxa"/>
+            </w:tcMar>
+          </w:tcPr>
+          <w:p>
+            <w:pPr>
+              <w:pStyle w:val="FirstParagraph"/>
+            </w:pPr>
+            <w:pPr>
+              <w:spacing w:before="0" w:after="0"/>
+              <w:textAlignment w:val="center"/>
+            </w:pPr>
+            <w:r>
+              <w:drawing>
+                <wp:inline>
+                  <wp:extent cx="152400" cy="152400"/>
+                  <wp:effectExtent b="0" l="0" r="0" t="0"/>
+                  <wp:docPr descr="" title="" id="33" name="Picture"/>
+                  <a:graphic>
+                    <a:graphicData uri="http://schemas.openxmlformats.org/drawingml/2006/picture">
+                      <pic:pic>
+                        <pic:nvPicPr>
+                          <pic:cNvPr descr="/opt/quarto/share/formats/docx/note.png" id="34" name="Picture"/>
+                          <pic:cNvPicPr>
+                            <a:picLocks noChangeArrowheads="1" noChangeAspect="1"/>
+                          </pic:cNvPicPr>
+                        </pic:nvPicPr>
+                        <pic:blipFill>
+                          <a:blip r:embed="rId14"/>
+                          <a:stretch>
+                            <a:fillRect/>
+                          </a:stretch>
+                        </pic:blipFill>
+                        <pic:spPr bwMode="auto">
+                          <a:xfrm>
+                            <a:off x="0" y="0"/>
+                            <a:ext cx="152400" cy="152400"/>
+                          </a:xfrm>
+                          <a:prstGeom prst="rect">
+                            <a:avLst/>
+                          </a:prstGeom>
+                          <a:noFill/>
+                          <a:ln w="9525">
+                            <a:noFill/>
+                            <a:headEnd/>
+                            <a:tailEnd/>
+                          </a:ln>
+                        </pic:spPr>
+                      </pic:pic>
+                    </a:graphicData>
+                  </a:graphic>
+                </wp:inline>
+              </w:drawing>
+            </w:r>
+            <w:r>
+              <w:t xml:space="preserve"> </w:t>
+            </w:r>
+            <w:r>
+              <w:t xml:space="preserve"> </w:t>
+            </w:r>
+            <w:r>
+              <w:t xml:space="preserve">Note</w:t>
+            </w:r>
+          </w:p>
+        </w:tc>
+      </w:tr>
+      <w:tr>
+        <w:trPr>
+          <w:cantSplit/>
+        </w:trPr>
+        <w:tc>
+          <w:tcPr>
+            <w:tcMar>
+              <w:top w:w="108" w:type="dxa"/>
+              <w:bottom w:w="108" w:type="dxa"/>
+            </w:tcMar>
+          </w:tcPr>
+          <w:p>
+            <w:pPr>
+              <w:pStyle w:val="BodyText"/>
+            </w:pPr>
+            <w:pPr>
+              <w:spacing w:before="16" w:after="16"/>
+            </w:pPr>
+            <w:r>
+              <w:t xml:space="preserve">Notes — Sep 11</w:t>
+            </w:r>
+          </w:p>
+          <w:p/>
+        </w:tc>
+      </w:tr>
+    </w:tbl>
     <w:p>
       <w:r>
         <w:pict>
@@ -1426,9 +1589,9 @@
         </w:pict>
       </w:r>
     </w:p>
-    <w:bookmarkEnd w:id="32"/>
-    <w:bookmarkEnd w:id="33"/>
-    <w:bookmarkStart w:id="42" w:name="packing-list"/>
+    <w:bookmarkEnd w:id="35"/>
+    <w:bookmarkEnd w:id="36"/>
+    <w:bookmarkStart w:id="45" w:name="packing-list"/>
     <w:p>
       <w:pPr>
         <w:pStyle w:val="Heading2"/>
@@ -1437,7 +1600,7 @@
         <w:t xml:space="preserve">Packing List</w:t>
       </w:r>
     </w:p>
-    <w:bookmarkStart w:id="34" w:name="documents-money"/>
+    <w:bookmarkStart w:id="37" w:name="documents-money"/>
     <w:p>
       <w:pPr>
         <w:pStyle w:val="Heading3"/>
@@ -1518,8 +1681,8 @@
         <w:t xml:space="preserve">Euro cash (small bills for albergues, donativos)</w:t>
       </w:r>
     </w:p>
-    <w:bookmarkEnd w:id="34"/>
-    <w:bookmarkStart w:id="35" w:name="pack-setup"/>
+    <w:bookmarkEnd w:id="37"/>
+    <w:bookmarkStart w:id="38" w:name="pack-setup"/>
     <w:p>
       <w:pPr>
         <w:pStyle w:val="Heading3"/>
@@ -1564,8 +1727,8 @@
         <w:t xml:space="preserve">Packing cubes + plastic bags (organization, laundry separation)</w:t>
       </w:r>
     </w:p>
-    <w:bookmarkEnd w:id="35"/>
-    <w:bookmarkStart w:id="36" w:name="clothing"/>
+    <w:bookmarkEnd w:id="38"/>
+    <w:bookmarkStart w:id="39" w:name="clothing"/>
     <w:p>
       <w:pPr>
         <w:pStyle w:val="Heading3"/>
@@ -1670,8 +1833,8 @@
         <w:t xml:space="preserve">3 pairs hiking socks (merino blend)</w:t>
       </w:r>
     </w:p>
-    <w:bookmarkEnd w:id="36"/>
-    <w:bookmarkStart w:id="37" w:name="footwear"/>
+    <w:bookmarkEnd w:id="39"/>
+    <w:bookmarkStart w:id="40" w:name="footwear"/>
     <w:p>
       <w:pPr>
         <w:pStyle w:val="Heading3"/>
@@ -1704,8 +1867,8 @@
         <w:t xml:space="preserve">Lightweight sandals or flip-flops (evenings)</w:t>
       </w:r>
     </w:p>
-    <w:bookmarkEnd w:id="37"/>
-    <w:bookmarkStart w:id="38" w:name="toiletries"/>
+    <w:bookmarkEnd w:id="40"/>
+    <w:bookmarkStart w:id="41" w:name="toiletries"/>
     <w:p>
       <w:pPr>
         <w:pStyle w:val="Heading3"/>
@@ -1786,8 +1949,8 @@
         <w:t xml:space="preserve">Lip balm with SPF</w:t>
       </w:r>
     </w:p>
-    <w:bookmarkEnd w:id="38"/>
-    <w:bookmarkStart w:id="39" w:name="health-first-aid"/>
+    <w:bookmarkEnd w:id="41"/>
+    <w:bookmarkStart w:id="42" w:name="health-first-aid"/>
     <w:p>
       <w:pPr>
         <w:pStyle w:val="Heading3"/>
@@ -1856,8 +2019,8 @@
         <w:t xml:space="preserve">Trekking poles (recommended for the SJPP–Roncesvalles descent)</w:t>
       </w:r>
     </w:p>
-    <w:bookmarkEnd w:id="39"/>
-    <w:bookmarkStart w:id="40" w:name="electronics"/>
+    <w:bookmarkEnd w:id="42"/>
+    <w:bookmarkStart w:id="43" w:name="electronics"/>
     <w:p>
       <w:pPr>
         <w:pStyle w:val="Heading3"/>
@@ -1914,8 +2077,8 @@
         <w:t xml:space="preserve">Portable power bank</w:t>
       </w:r>
     </w:p>
-    <w:bookmarkEnd w:id="40"/>
-    <w:bookmarkStart w:id="41" w:name="other"/>
+    <w:bookmarkEnd w:id="43"/>
+    <w:bookmarkStart w:id="44" w:name="other"/>
     <w:p>
       <w:pPr>
         <w:pStyle w:val="Heading3"/>
@@ -1991,9 +2154,9 @@
         </w:pict>
       </w:r>
     </w:p>
-    <w:bookmarkEnd w:id="41"/>
-    <w:bookmarkEnd w:id="42"/>
-    <w:bookmarkStart w:id="48" w:name="trip-references-bookings-contacts"/>
+    <w:bookmarkEnd w:id="44"/>
+    <w:bookmarkEnd w:id="45"/>
+    <w:bookmarkStart w:id="51" w:name="trip-references-bookings-contacts"/>
     <w:p>
       <w:pPr>
         <w:pStyle w:val="Heading2"/>
@@ -2002,7 +2165,7 @@
         <w:t xml:space="preserve">Trip References (Bookings &amp; Contacts)</w:t>
       </w:r>
     </w:p>
-    <w:bookmarkStart w:id="43" w:name="flights"/>
+    <w:bookmarkStart w:id="46" w:name="flights"/>
     <w:p>
       <w:pPr>
         <w:pStyle w:val="Heading3"/>
@@ -2055,8 +2218,8 @@
         <w:t xml:space="preserve">— dep 11:45 am, arr 2:25 pm.</w:t>
       </w:r>
     </w:p>
-    <w:bookmarkEnd w:id="43"/>
-    <w:bookmarkStart w:id="44" w:name="trains"/>
+    <w:bookmarkEnd w:id="46"/>
+    <w:bookmarkStart w:id="47" w:name="trains"/>
     <w:p>
       <w:pPr>
         <w:pStyle w:val="Heading3"/>
@@ -2115,8 +2278,8 @@
         <w:t xml:space="preserve">| Importe: €81.65 | 1 billete</w:t>
       </w:r>
     </w:p>
-    <w:bookmarkEnd w:id="44"/>
-    <w:bookmarkStart w:id="45" w:name="ground-transport"/>
+    <w:bookmarkEnd w:id="47"/>
+    <w:bookmarkStart w:id="48" w:name="ground-transport"/>
     <w:p>
       <w:pPr>
         <w:pStyle w:val="Heading3"/>
@@ -2153,8 +2316,8 @@
         <w:t xml:space="preserve">Taxi de confianza Roncesvalles / Taxi Asier: info@taxiasier.com / +34 670 61 61 90 / www.taxiasier.com (also covers SJPP ↔ Roncesvalles ↔ airport/train station, 9-seater)</w:t>
       </w:r>
     </w:p>
-    <w:bookmarkEnd w:id="45"/>
-    <w:bookmarkStart w:id="46" w:name="lodging"/>
+    <w:bookmarkEnd w:id="48"/>
+    <w:bookmarkStart w:id="49" w:name="lodging"/>
     <w:p>
       <w:pPr>
         <w:pStyle w:val="Heading3"/>
@@ -2343,8 +2506,8 @@
         </w:r>
       </w:hyperlink>
     </w:p>
-    <w:bookmarkEnd w:id="46"/>
-    <w:bookmarkStart w:id="47" w:name="to-be-booked"/>
+    <w:bookmarkEnd w:id="49"/>
+    <w:bookmarkStart w:id="50" w:name="to-be-booked"/>
     <w:p>
       <w:pPr>
         <w:pStyle w:val="Heading3"/>
@@ -2389,8 +2552,8 @@
         <w:t xml:space="preserve">Madrid lodging for the night of Sep 10.</w:t>
       </w:r>
     </w:p>
-    <w:bookmarkEnd w:id="47"/>
-    <w:bookmarkEnd w:id="48"/>
+    <w:bookmarkEnd w:id="50"/>
+    <w:bookmarkEnd w:id="51"/>
     <w:sectPr>
       <w:footnotePr>
         <w:numRestart w:val="eachSect"/>

--- a/spain-2026-itinerary.docx
+++ b/spain-2026-itinerary.docx
@@ -460,6 +460,18 @@
       <w:pPr>
         <w:pStyle w:val="Compact"/>
         <w:numPr>
+          <w:ilvl w:val="1"/>
+          <w:numId w:val="1004"/>
+        </w:numPr>
+      </w:pPr>
+      <w:r>
+        <w:t xml:space="preserve">Route highlights: steep climb out of SJPP past Refuge Orisson; the Virgin of Biakorri statue; the high ridge crossing the France–Spain border with sweeping Pyrenees views; descent through beech forest at Col de Lepoeder into Roncesvalles’ Collegiate Church and monastery.</w:t>
+      </w:r>
+    </w:p>
+    <w:p>
+      <w:pPr>
+        <w:pStyle w:val="Compact"/>
+        <w:numPr>
           <w:ilvl w:val="0"/>
           <w:numId w:val="1003"/>
         </w:numPr>
@@ -941,7 +953,7 @@
         <w:pStyle w:val="Compact"/>
         <w:numPr>
           <w:ilvl w:val="0"/>
-          <w:numId w:val="1004"/>
+          <w:numId w:val="1005"/>
         </w:numPr>
       </w:pPr>
       <w:r>
@@ -962,8 +974,33 @@
       <w:pPr>
         <w:pStyle w:val="Compact"/>
         <w:numPr>
-          <w:ilvl w:val="0"/>
-          <w:numId w:val="1004"/>
+          <w:ilvl w:val="1"/>
+          <w:numId w:val="1006"/>
+        </w:numPr>
+      </w:pPr>
+      <w:r>
+        <w:t xml:space="preserve">Route highlights: descent through Auritz/Burguete (the village where Hemingway stayed and wrote of trout fishing in</w:t>
+      </w:r>
+      <w:r>
+        <w:t xml:space="preserve"> </w:t>
+      </w:r>
+      <w:r>
+        <w:rPr>
+          <w:i/>
+          <w:iCs/>
+        </w:rPr>
+        <w:t xml:space="preserve">The Sun Also Rises</w:t>
+      </w:r>
+      <w:r>
+        <w:t xml:space="preserve">); Roncesvalles pass and Erro valley beech forest; Alto de Erro; drop into Zubiri over the medieval Puente de la Rabia.</w:t>
+      </w:r>
+    </w:p>
+    <w:p>
+      <w:pPr>
+        <w:pStyle w:val="Compact"/>
+        <w:numPr>
+          <w:ilvl w:val="0"/>
+          <w:numId w:val="1005"/>
         </w:numPr>
       </w:pPr>
       <w:r>
@@ -984,8 +1021,20 @@
       <w:pPr>
         <w:pStyle w:val="Compact"/>
         <w:numPr>
-          <w:ilvl w:val="0"/>
-          <w:numId w:val="1004"/>
+          <w:ilvl w:val="1"/>
+          <w:numId w:val="1007"/>
+        </w:numPr>
+      </w:pPr>
+      <w:r>
+        <w:t xml:space="preserve">Route highlights: riverside path along the Río Arga; Larrasoaña; the Romanesque Trinidad de Arre bridge marking the entry into greater Pamplona; Pamplona’s old town, Plaza del Castillo, and the Gothic cathedral.</w:t>
+      </w:r>
+    </w:p>
+    <w:p>
+      <w:pPr>
+        <w:pStyle w:val="Compact"/>
+        <w:numPr>
+          <w:ilvl w:val="0"/>
+          <w:numId w:val="1005"/>
         </w:numPr>
       </w:pPr>
       <w:r>
@@ -1006,8 +1055,20 @@
       <w:pPr>
         <w:pStyle w:val="Compact"/>
         <w:numPr>
-          <w:ilvl w:val="0"/>
-          <w:numId w:val="1004"/>
+          <w:ilvl w:val="1"/>
+          <w:numId w:val="1008"/>
+        </w:numPr>
+      </w:pPr>
+      <w:r>
+        <w:t xml:space="preserve">Route highlights: Alto del Perdón ridge — wind turbines and the famous silhouette-of-pilgrims sculpture with panoramic views over Navarra; Uterga and Muruzábal; Puente la Reina’s iconic 11th-century Romanesque bridge, where the Camino Francés and Camino Aragonés merge.</w:t>
+      </w:r>
+    </w:p>
+    <w:p>
+      <w:pPr>
+        <w:pStyle w:val="Compact"/>
+        <w:numPr>
+          <w:ilvl w:val="0"/>
+          <w:numId w:val="1005"/>
         </w:numPr>
       </w:pPr>
       <w:r>
@@ -1028,8 +1089,20 @@
       <w:pPr>
         <w:pStyle w:val="Compact"/>
         <w:numPr>
-          <w:ilvl w:val="0"/>
-          <w:numId w:val="1004"/>
+          <w:ilvl w:val="1"/>
+          <w:numId w:val="1009"/>
+        </w:numPr>
+      </w:pPr>
+      <w:r>
+        <w:t xml:space="preserve">Route highlights: hilltop medieval village of Cirauqui with a stretch of original Roman road below it; Lorca and Villatuerta; Estella/Lizarra’s Palacio de los Reyes de Navarra and the church of San Pedro de la Rúa.</w:t>
+      </w:r>
+    </w:p>
+    <w:p>
+      <w:pPr>
+        <w:pStyle w:val="Compact"/>
+        <w:numPr>
+          <w:ilvl w:val="0"/>
+          <w:numId w:val="1005"/>
         </w:numPr>
       </w:pPr>
       <w:r>
@@ -1050,8 +1123,20 @@
       <w:pPr>
         <w:pStyle w:val="Compact"/>
         <w:numPr>
-          <w:ilvl w:val="0"/>
-          <w:numId w:val="1004"/>
+          <w:ilvl w:val="1"/>
+          <w:numId w:val="1010"/>
+        </w:numPr>
+      </w:pPr>
+      <w:r>
+        <w:t xml:space="preserve">Route highlights: Bodegas Irache’s free pilgrim wine fountain (Fuente del Vino) right on the trail; Monasterio de Irache; Villamayor de Monjardín beneath its hilltop castle ruins; Los Arcos and the ornate church of Santa María.</w:t>
+      </w:r>
+    </w:p>
+    <w:p>
+      <w:pPr>
+        <w:pStyle w:val="Compact"/>
+        <w:numPr>
+          <w:ilvl w:val="0"/>
+          <w:numId w:val="1005"/>
         </w:numPr>
       </w:pPr>
       <w:r>
@@ -1072,8 +1157,20 @@
       <w:pPr>
         <w:pStyle w:val="Compact"/>
         <w:numPr>
-          <w:ilvl w:val="0"/>
-          <w:numId w:val="1004"/>
+          <w:ilvl w:val="1"/>
+          <w:numId w:val="1011"/>
+        </w:numPr>
+      </w:pPr>
+      <w:r>
+        <w:t xml:space="preserve">Route highlights: Sansol and Torres del Río’s octagonal, Templar-linked Church of the Holy Sepulchre; crossing from Navarra into La Rioja; Viana’s old town; entering Logroño — Rioja’s wine capital — over the Puente de Piedra and into the Calle Laurel tapas district.</w:t>
+      </w:r>
+    </w:p>
+    <w:p>
+      <w:pPr>
+        <w:pStyle w:val="Compact"/>
+        <w:numPr>
+          <w:ilvl w:val="0"/>
+          <w:numId w:val="1005"/>
         </w:numPr>
       </w:pPr>
       <w:r>
@@ -1094,8 +1191,20 @@
       <w:pPr>
         <w:pStyle w:val="Compact"/>
         <w:numPr>
-          <w:ilvl w:val="0"/>
-          <w:numId w:val="1004"/>
+          <w:ilvl w:val="1"/>
+          <w:numId w:val="1012"/>
+        </w:numPr>
+      </w:pPr>
+      <w:r>
+        <w:t xml:space="preserve">Route highlights: Parque de la Grajera reservoir just outside Logroño; Navarrete’s vineyards and pottery tradition; Nájera’s cliffside setting above the Río Najerilla and the royal pantheon in the Monasterio de Santa María la Real.</w:t>
+      </w:r>
+    </w:p>
+    <w:p>
+      <w:pPr>
+        <w:pStyle w:val="Compact"/>
+        <w:numPr>
+          <w:ilvl w:val="0"/>
+          <w:numId w:val="1005"/>
         </w:numPr>
       </w:pPr>
       <w:r>
@@ -1116,8 +1225,32 @@
       <w:pPr>
         <w:pStyle w:val="Compact"/>
         <w:numPr>
-          <w:ilvl w:val="0"/>
-          <w:numId w:val="1004"/>
+          <w:ilvl w:val="1"/>
+          <w:numId w:val="1013"/>
+        </w:numPr>
+      </w:pPr>
+      <w:r>
+        <w:t xml:space="preserve">Route highlights: Azofra and Cirueña; Santo Domingo de la Calzada’s cathedral, famous for keeping a live rooster and hen inside in honor of the town’s</w:t>
+      </w:r>
+      <w:r>
+        <w:t xml:space="preserve"> </w:t>
+      </w:r>
+      <w:r>
+        <w:t xml:space="preserve">“hanged pilgrim”</w:t>
+      </w:r>
+      <w:r>
+        <w:t xml:space="preserve"> </w:t>
+      </w:r>
+      <w:r>
+        <w:t xml:space="preserve">legend.</w:t>
+      </w:r>
+    </w:p>
+    <w:p>
+      <w:pPr>
+        <w:pStyle w:val="Compact"/>
+        <w:numPr>
+          <w:ilvl w:val="0"/>
+          <w:numId w:val="1005"/>
         </w:numPr>
       </w:pPr>
       <w:r>
@@ -1138,8 +1271,20 @@
       <w:pPr>
         <w:pStyle w:val="Compact"/>
         <w:numPr>
-          <w:ilvl w:val="0"/>
-          <w:numId w:val="1004"/>
+          <w:ilvl w:val="1"/>
+          <w:numId w:val="1014"/>
+        </w:numPr>
+      </w:pPr>
+      <w:r>
+        <w:t xml:space="preserve">Route highlights: hilltop Grañón with views back over the Rioja plain; crossing from La Rioja into Castilla y León near Redecilla del Camino; Viloria de Rioja, birthplace of Santo Domingo; Belorado’s old quarter and nearby cave dwellings.</w:t>
+      </w:r>
+    </w:p>
+    <w:p>
+      <w:pPr>
+        <w:pStyle w:val="Compact"/>
+        <w:numPr>
+          <w:ilvl w:val="0"/>
+          <w:numId w:val="1005"/>
         </w:numPr>
       </w:pPr>
       <w:r>
@@ -1160,8 +1305,20 @@
       <w:pPr>
         <w:pStyle w:val="Compact"/>
         <w:numPr>
-          <w:ilvl w:val="0"/>
-          <w:numId w:val="1004"/>
+          <w:ilvl w:val="1"/>
+          <w:numId w:val="1015"/>
+        </w:numPr>
+      </w:pPr>
+      <w:r>
+        <w:t xml:space="preserve">Route highlights: Villafranca Montes de Oca, the last village before a long climb into the Montes de Oca oak and pine forest (historically the most dangerous stretch of the Camino for robbers); the remote Romanesque monastery at San Juan de Ortega, known for a twice-yearly light phenomenon illuminating a capital inside the church at the equinoxes.</w:t>
+      </w:r>
+    </w:p>
+    <w:p>
+      <w:pPr>
+        <w:pStyle w:val="Compact"/>
+        <w:numPr>
+          <w:ilvl w:val="0"/>
+          <w:numId w:val="1005"/>
         </w:numPr>
       </w:pPr>
       <w:r>
@@ -1176,6 +1333,18 @@
       </w:r>
       <w:r>
         <w:t xml:space="preserve">San Juan de Ortega → Burgos (~25.8 km / 16.0 mi)</w:t>
+      </w:r>
+    </w:p>
+    <w:p>
+      <w:pPr>
+        <w:pStyle w:val="Compact"/>
+        <w:numPr>
+          <w:ilvl w:val="1"/>
+          <w:numId w:val="1016"/>
+        </w:numPr>
+      </w:pPr>
+      <w:r>
+        <w:t xml:space="preserve">Route highlights: Agés and Atapuerca, site of a UNESCO World Heritage archaeological complex with some of the oldest hominid fossils in Europe; the terrain opens into flatter farmland on the approach to Burgos (a preview of the Meseta beyond); Burgos’s Gothic cathedral — a UNESCO World Heritage Site — and El Cid’s tomb in the old town.</w:t>
       </w:r>
     </w:p>
     <w:tbl>
@@ -1309,7 +1478,7 @@
         <w:pStyle w:val="Compact"/>
         <w:numPr>
           <w:ilvl w:val="0"/>
-          <w:numId w:val="1005"/>
+          <w:numId w:val="1017"/>
         </w:numPr>
       </w:pPr>
       <w:r>
@@ -1321,7 +1490,7 @@
         <w:pStyle w:val="Compact"/>
         <w:numPr>
           <w:ilvl w:val="0"/>
-          <w:numId w:val="1005"/>
+          <w:numId w:val="1017"/>
         </w:numPr>
       </w:pPr>
       <w:r>
@@ -1459,7 +1628,7 @@
         <w:pStyle w:val="Compact"/>
         <w:numPr>
           <w:ilvl w:val="0"/>
-          <w:numId w:val="1006"/>
+          <w:numId w:val="1018"/>
         </w:numPr>
       </w:pPr>
       <w:r>
@@ -1614,7 +1783,7 @@
         <w:pStyle w:val="Compact"/>
         <w:numPr>
           <w:ilvl w:val="0"/>
-          <w:numId w:val="1007"/>
+          <w:numId w:val="1019"/>
         </w:numPr>
       </w:pPr>
       <w:r>
@@ -1626,7 +1795,7 @@
         <w:pStyle w:val="Compact"/>
         <w:numPr>
           <w:ilvl w:val="0"/>
-          <w:numId w:val="1007"/>
+          <w:numId w:val="1019"/>
         </w:numPr>
       </w:pPr>
       <w:r>
@@ -1638,7 +1807,7 @@
         <w:pStyle w:val="Compact"/>
         <w:numPr>
           <w:ilvl w:val="0"/>
-          <w:numId w:val="1007"/>
+          <w:numId w:val="1019"/>
         </w:numPr>
       </w:pPr>
       <w:r>
@@ -1650,7 +1819,7 @@
         <w:pStyle w:val="Compact"/>
         <w:numPr>
           <w:ilvl w:val="0"/>
-          <w:numId w:val="1007"/>
+          <w:numId w:val="1019"/>
         </w:numPr>
       </w:pPr>
       <w:r>
@@ -1662,7 +1831,7 @@
         <w:pStyle w:val="Compact"/>
         <w:numPr>
           <w:ilvl w:val="0"/>
-          <w:numId w:val="1007"/>
+          <w:numId w:val="1019"/>
         </w:numPr>
       </w:pPr>
       <w:r>
@@ -1674,7 +1843,7 @@
         <w:pStyle w:val="Compact"/>
         <w:numPr>
           <w:ilvl w:val="0"/>
-          <w:numId w:val="1007"/>
+          <w:numId w:val="1019"/>
         </w:numPr>
       </w:pPr>
       <w:r>
@@ -1696,7 +1865,7 @@
         <w:pStyle w:val="Compact"/>
         <w:numPr>
           <w:ilvl w:val="0"/>
-          <w:numId w:val="1008"/>
+          <w:numId w:val="1020"/>
         </w:numPr>
       </w:pPr>
       <w:r>
@@ -1708,7 +1877,7 @@
         <w:pStyle w:val="Compact"/>
         <w:numPr>
           <w:ilvl w:val="0"/>
-          <w:numId w:val="1008"/>
+          <w:numId w:val="1020"/>
         </w:numPr>
       </w:pPr>
       <w:r>
@@ -1720,7 +1889,7 @@
         <w:pStyle w:val="Compact"/>
         <w:numPr>
           <w:ilvl w:val="0"/>
-          <w:numId w:val="1008"/>
+          <w:numId w:val="1020"/>
         </w:numPr>
       </w:pPr>
       <w:r>
@@ -1742,7 +1911,7 @@
         <w:pStyle w:val="Compact"/>
         <w:numPr>
           <w:ilvl w:val="0"/>
-          <w:numId w:val="1009"/>
+          <w:numId w:val="1021"/>
         </w:numPr>
       </w:pPr>
       <w:r>
@@ -1754,7 +1923,7 @@
         <w:pStyle w:val="Compact"/>
         <w:numPr>
           <w:ilvl w:val="0"/>
-          <w:numId w:val="1009"/>
+          <w:numId w:val="1021"/>
         </w:numPr>
       </w:pPr>
       <w:r>
@@ -1766,7 +1935,7 @@
         <w:pStyle w:val="Compact"/>
         <w:numPr>
           <w:ilvl w:val="0"/>
-          <w:numId w:val="1009"/>
+          <w:numId w:val="1021"/>
         </w:numPr>
       </w:pPr>
       <w:r>
@@ -1778,7 +1947,7 @@
         <w:pStyle w:val="Compact"/>
         <w:numPr>
           <w:ilvl w:val="0"/>
-          <w:numId w:val="1009"/>
+          <w:numId w:val="1021"/>
         </w:numPr>
       </w:pPr>
       <w:r>
@@ -1790,7 +1959,7 @@
         <w:pStyle w:val="Compact"/>
         <w:numPr>
           <w:ilvl w:val="0"/>
-          <w:numId w:val="1009"/>
+          <w:numId w:val="1021"/>
         </w:numPr>
       </w:pPr>
       <w:r>
@@ -1802,7 +1971,7 @@
         <w:pStyle w:val="Compact"/>
         <w:numPr>
           <w:ilvl w:val="0"/>
-          <w:numId w:val="1009"/>
+          <w:numId w:val="1021"/>
         </w:numPr>
       </w:pPr>
       <w:r>
@@ -1814,7 +1983,7 @@
         <w:pStyle w:val="Compact"/>
         <w:numPr>
           <w:ilvl w:val="0"/>
-          <w:numId w:val="1009"/>
+          <w:numId w:val="1021"/>
         </w:numPr>
       </w:pPr>
       <w:r>
@@ -1826,7 +1995,7 @@
         <w:pStyle w:val="Compact"/>
         <w:numPr>
           <w:ilvl w:val="0"/>
-          <w:numId w:val="1009"/>
+          <w:numId w:val="1021"/>
         </w:numPr>
       </w:pPr>
       <w:r>
@@ -1848,7 +2017,7 @@
         <w:pStyle w:val="Compact"/>
         <w:numPr>
           <w:ilvl w:val="0"/>
-          <w:numId w:val="1010"/>
+          <w:numId w:val="1022"/>
         </w:numPr>
       </w:pPr>
       <w:r>
@@ -1860,7 +2029,7 @@
         <w:pStyle w:val="Compact"/>
         <w:numPr>
           <w:ilvl w:val="0"/>
-          <w:numId w:val="1010"/>
+          <w:numId w:val="1022"/>
         </w:numPr>
       </w:pPr>
       <w:r>
@@ -1882,7 +2051,7 @@
         <w:pStyle w:val="Compact"/>
         <w:numPr>
           <w:ilvl w:val="0"/>
-          <w:numId w:val="1011"/>
+          <w:numId w:val="1023"/>
         </w:numPr>
       </w:pPr>
       <w:r>
@@ -1894,7 +2063,7 @@
         <w:pStyle w:val="Compact"/>
         <w:numPr>
           <w:ilvl w:val="0"/>
-          <w:numId w:val="1011"/>
+          <w:numId w:val="1023"/>
         </w:numPr>
       </w:pPr>
       <w:r>
@@ -1906,7 +2075,7 @@
         <w:pStyle w:val="Compact"/>
         <w:numPr>
           <w:ilvl w:val="0"/>
-          <w:numId w:val="1011"/>
+          <w:numId w:val="1023"/>
         </w:numPr>
       </w:pPr>
       <w:r>
@@ -1918,7 +2087,7 @@
         <w:pStyle w:val="Compact"/>
         <w:numPr>
           <w:ilvl w:val="0"/>
-          <w:numId w:val="1011"/>
+          <w:numId w:val="1023"/>
         </w:numPr>
       </w:pPr>
       <w:r>
@@ -1930,7 +2099,7 @@
         <w:pStyle w:val="Compact"/>
         <w:numPr>
           <w:ilvl w:val="0"/>
-          <w:numId w:val="1011"/>
+          <w:numId w:val="1023"/>
         </w:numPr>
       </w:pPr>
       <w:r>
@@ -1942,7 +2111,7 @@
         <w:pStyle w:val="Compact"/>
         <w:numPr>
           <w:ilvl w:val="0"/>
-          <w:numId w:val="1011"/>
+          <w:numId w:val="1023"/>
         </w:numPr>
       </w:pPr>
       <w:r>
@@ -1964,7 +2133,7 @@
         <w:pStyle w:val="Compact"/>
         <w:numPr>
           <w:ilvl w:val="0"/>
-          <w:numId w:val="1012"/>
+          <w:numId w:val="1024"/>
         </w:numPr>
       </w:pPr>
       <w:r>
@@ -1976,7 +2145,7 @@
         <w:pStyle w:val="Compact"/>
         <w:numPr>
           <w:ilvl w:val="0"/>
-          <w:numId w:val="1012"/>
+          <w:numId w:val="1024"/>
         </w:numPr>
       </w:pPr>
       <w:r>
@@ -1988,7 +2157,7 @@
         <w:pStyle w:val="Compact"/>
         <w:numPr>
           <w:ilvl w:val="0"/>
-          <w:numId w:val="1012"/>
+          <w:numId w:val="1024"/>
         </w:numPr>
       </w:pPr>
       <w:r>
@@ -2000,7 +2169,7 @@
         <w:pStyle w:val="Compact"/>
         <w:numPr>
           <w:ilvl w:val="0"/>
-          <w:numId w:val="1012"/>
+          <w:numId w:val="1024"/>
         </w:numPr>
       </w:pPr>
       <w:r>
@@ -2012,7 +2181,7 @@
         <w:pStyle w:val="Compact"/>
         <w:numPr>
           <w:ilvl w:val="0"/>
-          <w:numId w:val="1012"/>
+          <w:numId w:val="1024"/>
         </w:numPr>
       </w:pPr>
       <w:r>
@@ -2034,7 +2203,7 @@
         <w:pStyle w:val="Compact"/>
         <w:numPr>
           <w:ilvl w:val="0"/>
-          <w:numId w:val="1013"/>
+          <w:numId w:val="1025"/>
         </w:numPr>
       </w:pPr>
       <w:r>
@@ -2046,7 +2215,7 @@
         <w:pStyle w:val="Compact"/>
         <w:numPr>
           <w:ilvl w:val="0"/>
-          <w:numId w:val="1013"/>
+          <w:numId w:val="1025"/>
         </w:numPr>
       </w:pPr>
       <w:r>
@@ -2058,7 +2227,7 @@
         <w:pStyle w:val="Compact"/>
         <w:numPr>
           <w:ilvl w:val="0"/>
-          <w:numId w:val="1013"/>
+          <w:numId w:val="1025"/>
         </w:numPr>
       </w:pPr>
       <w:r>
@@ -2070,7 +2239,7 @@
         <w:pStyle w:val="Compact"/>
         <w:numPr>
           <w:ilvl w:val="0"/>
-          <w:numId w:val="1013"/>
+          <w:numId w:val="1025"/>
         </w:numPr>
       </w:pPr>
       <w:r>
@@ -2092,7 +2261,7 @@
         <w:pStyle w:val="Compact"/>
         <w:numPr>
           <w:ilvl w:val="0"/>
-          <w:numId w:val="1014"/>
+          <w:numId w:val="1026"/>
         </w:numPr>
       </w:pPr>
       <w:r>
@@ -2104,7 +2273,7 @@
         <w:pStyle w:val="Compact"/>
         <w:numPr>
           <w:ilvl w:val="0"/>
-          <w:numId w:val="1014"/>
+          <w:numId w:val="1026"/>
         </w:numPr>
       </w:pPr>
       <w:r>
@@ -2116,7 +2285,7 @@
         <w:pStyle w:val="Compact"/>
         <w:numPr>
           <w:ilvl w:val="0"/>
-          <w:numId w:val="1014"/>
+          <w:numId w:val="1026"/>
         </w:numPr>
       </w:pPr>
       <w:r>
@@ -2128,7 +2297,7 @@
         <w:pStyle w:val="Compact"/>
         <w:numPr>
           <w:ilvl w:val="0"/>
-          <w:numId w:val="1014"/>
+          <w:numId w:val="1026"/>
         </w:numPr>
       </w:pPr>
       <w:r>
@@ -2140,7 +2309,7 @@
         <w:pStyle w:val="Compact"/>
         <w:numPr>
           <w:ilvl w:val="0"/>
-          <w:numId w:val="1014"/>
+          <w:numId w:val="1026"/>
         </w:numPr>
       </w:pPr>
       <w:r>
@@ -2179,7 +2348,7 @@
         <w:pStyle w:val="Compact"/>
         <w:numPr>
           <w:ilvl w:val="0"/>
-          <w:numId w:val="1015"/>
+          <w:numId w:val="1027"/>
         </w:numPr>
       </w:pPr>
       <w:r>
@@ -2201,7 +2370,7 @@
         <w:pStyle w:val="Compact"/>
         <w:numPr>
           <w:ilvl w:val="0"/>
-          <w:numId w:val="1015"/>
+          <w:numId w:val="1027"/>
         </w:numPr>
       </w:pPr>
       <w:r>
@@ -2233,7 +2402,7 @@
         <w:pStyle w:val="Compact"/>
         <w:numPr>
           <w:ilvl w:val="0"/>
-          <w:numId w:val="1016"/>
+          <w:numId w:val="1028"/>
         </w:numPr>
       </w:pPr>
       <w:r>
@@ -2255,7 +2424,7 @@
         <w:pStyle w:val="Compact"/>
         <w:numPr>
           <w:ilvl w:val="1"/>
-          <w:numId w:val="1017"/>
+          <w:numId w:val="1029"/>
         </w:numPr>
       </w:pPr>
       <w:r>
@@ -2293,7 +2462,7 @@
         <w:pStyle w:val="Compact"/>
         <w:numPr>
           <w:ilvl w:val="0"/>
-          <w:numId w:val="1018"/>
+          <w:numId w:val="1030"/>
         </w:numPr>
       </w:pPr>
       <w:r>
@@ -2309,7 +2478,7 @@
         <w:pStyle w:val="Compact"/>
         <w:numPr>
           <w:ilvl w:val="1"/>
-          <w:numId w:val="1019"/>
+          <w:numId w:val="1031"/>
         </w:numPr>
       </w:pPr>
       <w:r>
@@ -2331,7 +2500,7 @@
         <w:pStyle w:val="Compact"/>
         <w:numPr>
           <w:ilvl w:val="0"/>
-          <w:numId w:val="1020"/>
+          <w:numId w:val="1032"/>
         </w:numPr>
       </w:pPr>
       <w:r>
@@ -2347,7 +2516,7 @@
         <w:pStyle w:val="Compact"/>
         <w:numPr>
           <w:ilvl w:val="1"/>
-          <w:numId w:val="1021"/>
+          <w:numId w:val="1033"/>
         </w:numPr>
       </w:pPr>
       <w:r>
@@ -2359,7 +2528,7 @@
         <w:pStyle w:val="Compact"/>
         <w:numPr>
           <w:ilvl w:val="1"/>
-          <w:numId w:val="1021"/>
+          <w:numId w:val="1033"/>
         </w:numPr>
       </w:pPr>
       <w:r>
@@ -2371,7 +2540,7 @@
         <w:pStyle w:val="Compact"/>
         <w:numPr>
           <w:ilvl w:val="1"/>
-          <w:numId w:val="1021"/>
+          <w:numId w:val="1033"/>
         </w:numPr>
       </w:pPr>
       <w:r>
@@ -2396,7 +2565,7 @@
         <w:pStyle w:val="Compact"/>
         <w:numPr>
           <w:ilvl w:val="0"/>
-          <w:numId w:val="1020"/>
+          <w:numId w:val="1032"/>
         </w:numPr>
       </w:pPr>
       <w:r>
@@ -2412,7 +2581,7 @@
         <w:pStyle w:val="Compact"/>
         <w:numPr>
           <w:ilvl w:val="1"/>
-          <w:numId w:val="1022"/>
+          <w:numId w:val="1034"/>
         </w:numPr>
       </w:pPr>
       <w:r>
@@ -2424,7 +2593,7 @@
         <w:pStyle w:val="Compact"/>
         <w:numPr>
           <w:ilvl w:val="1"/>
-          <w:numId w:val="1022"/>
+          <w:numId w:val="1034"/>
         </w:numPr>
       </w:pPr>
       <w:r>
@@ -2436,7 +2605,7 @@
         <w:pStyle w:val="Compact"/>
         <w:numPr>
           <w:ilvl w:val="1"/>
-          <w:numId w:val="1022"/>
+          <w:numId w:val="1034"/>
         </w:numPr>
       </w:pPr>
       <w:r>
@@ -2464,7 +2633,7 @@
         <w:pStyle w:val="Compact"/>
         <w:numPr>
           <w:ilvl w:val="1"/>
-          <w:numId w:val="1022"/>
+          <w:numId w:val="1034"/>
         </w:numPr>
       </w:pPr>
       <w:r>
@@ -2476,7 +2645,7 @@
         <w:pStyle w:val="Compact"/>
         <w:numPr>
           <w:ilvl w:val="1"/>
-          <w:numId w:val="1022"/>
+          <w:numId w:val="1034"/>
         </w:numPr>
       </w:pPr>
       <w:r>
@@ -2488,7 +2657,7 @@
         <w:pStyle w:val="Compact"/>
         <w:numPr>
           <w:ilvl w:val="1"/>
-          <w:numId w:val="1022"/>
+          <w:numId w:val="1034"/>
         </w:numPr>
       </w:pPr>
       <w:r>
@@ -2521,7 +2690,7 @@
         <w:pStyle w:val="Compact"/>
         <w:numPr>
           <w:ilvl w:val="0"/>
-          <w:numId w:val="1023"/>
+          <w:numId w:val="1035"/>
         </w:numPr>
       </w:pPr>
       <w:r>
@@ -2533,7 +2702,7 @@
         <w:pStyle w:val="Compact"/>
         <w:numPr>
           <w:ilvl w:val="0"/>
-          <w:numId w:val="1023"/>
+          <w:numId w:val="1035"/>
         </w:numPr>
       </w:pPr>
       <w:r>
@@ -2545,7 +2714,7 @@
         <w:pStyle w:val="Compact"/>
         <w:numPr>
           <w:ilvl w:val="0"/>
-          <w:numId w:val="1023"/>
+          <w:numId w:val="1035"/>
         </w:numPr>
       </w:pPr>
       <w:r>
@@ -2837,6 +3006,42 @@
     <w:abstractNumId w:val="991"/>
   </w:num>
   <w:num w:numId="1023">
+    <w:abstractNumId w:val="991"/>
+  </w:num>
+  <w:num w:numId="1024">
+    <w:abstractNumId w:val="991"/>
+  </w:num>
+  <w:num w:numId="1025">
+    <w:abstractNumId w:val="991"/>
+  </w:num>
+  <w:num w:numId="1026">
+    <w:abstractNumId w:val="991"/>
+  </w:num>
+  <w:num w:numId="1027">
+    <w:abstractNumId w:val="991"/>
+  </w:num>
+  <w:num w:numId="1028">
+    <w:abstractNumId w:val="991"/>
+  </w:num>
+  <w:num w:numId="1029">
+    <w:abstractNumId w:val="991"/>
+  </w:num>
+  <w:num w:numId="1030">
+    <w:abstractNumId w:val="991"/>
+  </w:num>
+  <w:num w:numId="1031">
+    <w:abstractNumId w:val="991"/>
+  </w:num>
+  <w:num w:numId="1032">
+    <w:abstractNumId w:val="991"/>
+  </w:num>
+  <w:num w:numId="1033">
+    <w:abstractNumId w:val="991"/>
+  </w:num>
+  <w:num w:numId="1034">
+    <w:abstractNumId w:val="991"/>
+  </w:num>
+  <w:num w:numId="1035">
     <w:abstractNumId w:val="991"/>
   </w:num>
 </w:numbering>

--- a/spain-2026-itinerary.docx
+++ b/spain-2026-itinerary.docx
@@ -179,7 +179,7 @@
         </w:tc>
       </w:tr>
     </w:tbl>
-    <w:bookmarkStart w:id="36" w:name="itinerary"/>
+    <w:bookmarkStart w:id="25" w:name="itinerary"/>
     <w:p>
       <w:pPr>
         <w:pStyle w:val="Heading2"/>
@@ -195,6 +195,34 @@
       </w:pPr>
       <w:r>
         <w:t xml:space="preserve">Day 1 – Thu Aug 27</w:t>
+      </w:r>
+    </w:p>
+    <w:p>
+      <w:pPr>
+        <w:pStyle w:val="Compact"/>
+        <w:numPr>
+          <w:ilvl w:val="0"/>
+          <w:numId w:val="1001"/>
+        </w:numPr>
+      </w:pPr>
+      <w:r>
+        <w:t xml:space="preserve">Drive Grand Rapids → ORD (~2h45m–3h15m); park at</w:t>
+      </w:r>
+      <w:r>
+        <w:t xml:space="preserve"> </w:t>
+      </w:r>
+      <w:r>
+        <w:rPr>
+          <w:b/>
+          <w:bCs/>
+        </w:rPr>
+        <w:t xml:space="preserve">PreFlight Airport Parking ORD</w:t>
+      </w:r>
+      <w:r>
+        <w:t xml:space="preserve"> </w:t>
+      </w:r>
+      <w:r>
+        <w:t xml:space="preserve">(pre-booked online).</w:t>
       </w:r>
     </w:p>
     <w:p>
@@ -425,7 +453,7 @@
       </w:tr>
     </w:tbl>
     <w:bookmarkEnd w:id="17"/>
-    <w:bookmarkStart w:id="23" w:name="day-3-sat-aug-29-camino-day-1"/>
+    <w:bookmarkStart w:id="21" w:name="day-3-sat-aug-29-camino-day-1"/>
     <w:p>
       <w:pPr>
         <w:pStyle w:val="Heading3"/>
@@ -675,132 +703,8 @@
         </w:tc>
       </w:tr>
     </w:tbl>
-    <w:p>
-      <w:pPr>
-        <w:pStyle w:val="BodyText"/>
-      </w:pPr>
-      <w:r>
-        <w:t xml:space="preserve"> </w:t>
-      </w:r>
-    </w:p>
-    <w:tbl>
-      <w:tblPr>
-        <w:tblStyle w:val="Table"/>
-        <w:tblLook w:firstRow="0" w:lastRow="0" w:firstColumn="0" w:lastColumn="0" w:noHBand="0" w:noVBand="0" w:val="0000"/>
-        <w:tblBorders>
-          <w:top w:val="single" w:sz="4" w:space="0" w:color="0758E5"/>
-          <w:left w:val="single" w:sz="24" w:space="0" w:color="0758E5"/>
-          <w:bottom w:val="single" w:sz="4" w:space="0" w:color="0758E5"/>
-          <w:right w:val="single" w:sz="4" w:space="0" w:color="0758E5"/>
-        </w:tblBorders>
-        <w:tblCellMar>
-          <w:left w:w="144" w:type="dxa"/>
-          <w:right w:w="144" w:type="dxa"/>
-        </w:tblCellMar>
-        <w:tblLook w:firstRow="0" w:lastRow="0" w:firstColumn="0" w:lastColumn="0" w:noHBand="0" w:noVBand="0" w:val="0000"/>
-      </w:tblPr>
-      <w:tr>
-        <w:trPr>
-          <w:cantSplit/>
-        </w:trPr>
-        <w:tc>
-          <w:tcPr>
-            <w:shd w:color="auto" w:fill="dae6fb" w:val="clear"/>
-            <w:tcMar>
-              <w:top w:w="92" w:type="dxa"/>
-              <w:bottom w:w="92" w:type="dxa"/>
-            </w:tcMar>
-          </w:tcPr>
-          <w:p>
-            <w:pPr>
-              <w:pStyle w:val="BodyText"/>
-            </w:pPr>
-            <w:pPr>
-              <w:spacing w:before="0" w:after="0"/>
-              <w:textAlignment w:val="center"/>
-            </w:pPr>
-            <w:r>
-              <w:drawing>
-                <wp:inline>
-                  <wp:extent cx="152400" cy="152400"/>
-                  <wp:effectExtent b="0" l="0" r="0" t="0"/>
-                  <wp:docPr descr="" title="" id="21" name="Picture"/>
-                  <a:graphic>
-                    <a:graphicData uri="http://schemas.openxmlformats.org/drawingml/2006/picture">
-                      <pic:pic>
-                        <pic:nvPicPr>
-                          <pic:cNvPr descr="/opt/quarto/share/formats/docx/note.png" id="22" name="Picture"/>
-                          <pic:cNvPicPr>
-                            <a:picLocks noChangeArrowheads="1" noChangeAspect="1"/>
-                          </pic:cNvPicPr>
-                        </pic:nvPicPr>
-                        <pic:blipFill>
-                          <a:blip r:embed="rId14"/>
-                          <a:stretch>
-                            <a:fillRect/>
-                          </a:stretch>
-                        </pic:blipFill>
-                        <pic:spPr bwMode="auto">
-                          <a:xfrm>
-                            <a:off x="0" y="0"/>
-                            <a:ext cx="152400" cy="152400"/>
-                          </a:xfrm>
-                          <a:prstGeom prst="rect">
-                            <a:avLst/>
-                          </a:prstGeom>
-                          <a:noFill/>
-                          <a:ln w="9525">
-                            <a:noFill/>
-                            <a:headEnd/>
-                            <a:tailEnd/>
-                          </a:ln>
-                        </pic:spPr>
-                      </pic:pic>
-                    </a:graphicData>
-                  </a:graphic>
-                </wp:inline>
-              </w:drawing>
-            </w:r>
-            <w:r>
-              <w:t xml:space="preserve"> </w:t>
-            </w:r>
-            <w:r>
-              <w:t xml:space="preserve"> </w:t>
-            </w:r>
-            <w:r>
-              <w:t xml:space="preserve">Note</w:t>
-            </w:r>
-          </w:p>
-        </w:tc>
-      </w:tr>
-      <w:tr>
-        <w:trPr>
-          <w:cantSplit/>
-        </w:trPr>
-        <w:tc>
-          <w:tcPr>
-            <w:tcMar>
-              <w:top w:w="108" w:type="dxa"/>
-              <w:bottom w:w="108" w:type="dxa"/>
-            </w:tcMar>
-          </w:tcPr>
-          <w:p>
-            <w:pPr>
-              <w:pStyle w:val="BodyText"/>
-            </w:pPr>
-            <w:pPr>
-              <w:spacing w:before="16" w:after="16"/>
-            </w:pPr>
-            <w:r>
-              <w:t xml:space="preserve">Notes — Aug 29</w:t>
-            </w:r>
-          </w:p>
-          <w:p/>
-        </w:tc>
-      </w:tr>
-    </w:tbl>
-    <w:bookmarkEnd w:id="23"/>
-    <w:bookmarkStart w:id="29" w:name="X8b1839bb64d0987aa38fbbd0086e4964cfc770e"/>
+    <w:bookmarkEnd w:id="21"/>
+    <w:bookmarkStart w:id="22" w:name="X8b1839bb64d0987aa38fbbd0086e4964cfc770e"/>
     <w:p>
       <w:pPr>
         <w:pStyle w:val="Heading3"/>
@@ -809,145 +713,6 @@
         <w:t xml:space="preserve">Days 4–14 – Aug 30 to Sep 9 (Camino Francés – Roncesvalles to Burgos)</w:t>
       </w:r>
     </w:p>
-    <w:tbl>
-      <w:tblPr>
-        <w:tblStyle w:val="Table"/>
-        <w:tblLook w:firstRow="0" w:lastRow="0" w:firstColumn="0" w:lastColumn="0" w:noHBand="0" w:noVBand="0" w:val="0000"/>
-        <w:tblBorders>
-          <w:top w:val="single" w:sz="4" w:space="0" w:color="EB9113"/>
-          <w:left w:val="single" w:sz="24" w:space="0" w:color="EB9113"/>
-          <w:bottom w:val="single" w:sz="4" w:space="0" w:color="EB9113"/>
-          <w:right w:val="single" w:sz="4" w:space="0" w:color="EB9113"/>
-        </w:tblBorders>
-        <w:tblCellMar>
-          <w:left w:w="144" w:type="dxa"/>
-          <w:right w:w="144" w:type="dxa"/>
-        </w:tblCellMar>
-        <w:tblLook w:firstRow="0" w:lastRow="0" w:firstColumn="0" w:lastColumn="0" w:noHBand="0" w:noVBand="0" w:val="0000"/>
-      </w:tblPr>
-      <w:tr>
-        <w:trPr>
-          <w:cantSplit/>
-        </w:trPr>
-        <w:tc>
-          <w:tcPr>
-            <w:shd w:color="auto" w:fill="fcefdc" w:val="clear"/>
-            <w:tcMar>
-              <w:top w:w="92" w:type="dxa"/>
-              <w:bottom w:w="92" w:type="dxa"/>
-            </w:tcMar>
-          </w:tcPr>
-          <w:p>
-            <w:pPr>
-              <w:pStyle w:val="FirstParagraph"/>
-            </w:pPr>
-            <w:pPr>
-              <w:spacing w:before="0" w:after="0"/>
-              <w:textAlignment w:val="center"/>
-            </w:pPr>
-            <w:r>
-              <w:drawing>
-                <wp:inline>
-                  <wp:extent cx="152400" cy="152400"/>
-                  <wp:effectExtent b="0" l="0" r="0" t="0"/>
-                  <wp:docPr descr="" title="" id="25" name="Picture"/>
-                  <a:graphic>
-                    <a:graphicData uri="http://schemas.openxmlformats.org/drawingml/2006/picture">
-                      <pic:pic>
-                        <pic:nvPicPr>
-                          <pic:cNvPr descr="/opt/quarto/share/formats/docx/warning.png" id="26" name="Picture"/>
-                          <pic:cNvPicPr>
-                            <a:picLocks noChangeArrowheads="1" noChangeAspect="1"/>
-                          </pic:cNvPicPr>
-                        </pic:nvPicPr>
-                        <pic:blipFill>
-                          <a:blip r:embed="rId24"/>
-                          <a:stretch>
-                            <a:fillRect/>
-                          </a:stretch>
-                        </pic:blipFill>
-                        <pic:spPr bwMode="auto">
-                          <a:xfrm>
-                            <a:off x="0" y="0"/>
-                            <a:ext cx="152400" cy="152400"/>
-                          </a:xfrm>
-                          <a:prstGeom prst="rect">
-                            <a:avLst/>
-                          </a:prstGeom>
-                          <a:noFill/>
-                          <a:ln w="9525">
-                            <a:noFill/>
-                            <a:headEnd/>
-                            <a:tailEnd/>
-                          </a:ln>
-                        </pic:spPr>
-                      </pic:pic>
-                    </a:graphicData>
-                  </a:graphic>
-                </wp:inline>
-              </w:drawing>
-            </w:r>
-            <w:r>
-              <w:t xml:space="preserve"> </w:t>
-            </w:r>
-            <w:r>
-              <w:t xml:space="preserve"> </w:t>
-            </w:r>
-            <w:r>
-              <w:t xml:space="preserve">Warning</w:t>
-            </w:r>
-          </w:p>
-        </w:tc>
-      </w:tr>
-      <w:tr>
-        <w:trPr>
-          <w:cantSplit/>
-        </w:trPr>
-        <w:tc>
-          <w:tcPr>
-            <w:tcMar>
-              <w:top w:w="108" w:type="dxa"/>
-              <w:bottom w:w="108" w:type="dxa"/>
-            </w:tcMar>
-          </w:tcPr>
-          <w:p>
-            <w:pPr>
-              <w:pStyle w:val="BodyText"/>
-            </w:pPr>
-            <w:pPr>
-              <w:spacing w:before="16" w:after="16"/>
-            </w:pPr>
-            <w:r>
-              <w:rPr>
-                <w:b/>
-                <w:bCs/>
-              </w:rPr>
-              <w:t xml:space="preserve">Tentative pacing.</w:t>
-            </w:r>
-            <w:r>
-              <w:t xml:space="preserve"> </w:t>
-            </w:r>
-            <w:r>
-              <w:t xml:space="preserve">Lodging is only confirmed through Roncesvalles (Aug 29). The stages below are the standard Brierley-guide split — a well-tested ~20–25 km/day plan most SJPP pilgrims use, ending in Burgos on Day 12 of walking. It has</w:t>
-            </w:r>
-            <w:r>
-              <w:t xml:space="preserve"> </w:t>
-            </w:r>
-            <w:r>
-              <w:rPr>
-                <w:b/>
-                <w:bCs/>
-              </w:rPr>
-              <w:t xml:space="preserve">zero rest days</w:t>
-            </w:r>
-            <w:r>
-              <w:t xml:space="preserve">, so there’s no built-in slack for blisters, heat, or a slow day. If you fall behind pace, the recommended fix is to bus/taxi the final short stretch into Burgos rather than compress a rest day elsewhere — Burgos’s train connection to Madrid on Sep 10 is the hard constraint, not any individual stage. Book lodging a day or two ahead given peak-season demand, and adjust freely once on the trail.</w:t>
-            </w:r>
-          </w:p>
-          <w:p/>
-        </w:tc>
-      </w:tr>
-    </w:tbl>
     <w:p>
       <w:pPr>
         <w:pStyle w:val="Compact"/>
@@ -1347,124 +1112,8 @@
         <w:t xml:space="preserve">Route highlights: Agés and Atapuerca, site of a UNESCO World Heritage archaeological complex with some of the oldest hominid fossils in Europe; the terrain opens into flatter farmland on the approach to Burgos (a preview of the Meseta beyond); Burgos’s Gothic cathedral — a UNESCO World Heritage Site — and El Cid’s tomb in the old town.</w:t>
       </w:r>
     </w:p>
-    <w:tbl>
-      <w:tblPr>
-        <w:tblStyle w:val="Table"/>
-        <w:tblLook w:firstRow="0" w:lastRow="0" w:firstColumn="0" w:lastColumn="0" w:noHBand="0" w:noVBand="0" w:val="0000"/>
-        <w:tblBorders>
-          <w:top w:val="single" w:sz="4" w:space="0" w:color="0758E5"/>
-          <w:left w:val="single" w:sz="24" w:space="0" w:color="0758E5"/>
-          <w:bottom w:val="single" w:sz="4" w:space="0" w:color="0758E5"/>
-          <w:right w:val="single" w:sz="4" w:space="0" w:color="0758E5"/>
-        </w:tblBorders>
-        <w:tblCellMar>
-          <w:left w:w="144" w:type="dxa"/>
-          <w:right w:w="144" w:type="dxa"/>
-        </w:tblCellMar>
-        <w:tblLook w:firstRow="0" w:lastRow="0" w:firstColumn="0" w:lastColumn="0" w:noHBand="0" w:noVBand="0" w:val="0000"/>
-      </w:tblPr>
-      <w:tr>
-        <w:trPr>
-          <w:cantSplit/>
-        </w:trPr>
-        <w:tc>
-          <w:tcPr>
-            <w:shd w:color="auto" w:fill="dae6fb" w:val="clear"/>
-            <w:tcMar>
-              <w:top w:w="92" w:type="dxa"/>
-              <w:bottom w:w="92" w:type="dxa"/>
-            </w:tcMar>
-          </w:tcPr>
-          <w:p>
-            <w:pPr>
-              <w:pStyle w:val="FirstParagraph"/>
-            </w:pPr>
-            <w:pPr>
-              <w:spacing w:before="0" w:after="0"/>
-              <w:textAlignment w:val="center"/>
-            </w:pPr>
-            <w:r>
-              <w:drawing>
-                <wp:inline>
-                  <wp:extent cx="152400" cy="152400"/>
-                  <wp:effectExtent b="0" l="0" r="0" t="0"/>
-                  <wp:docPr descr="" title="" id="27" name="Picture"/>
-                  <a:graphic>
-                    <a:graphicData uri="http://schemas.openxmlformats.org/drawingml/2006/picture">
-                      <pic:pic>
-                        <pic:nvPicPr>
-                          <pic:cNvPr descr="/opt/quarto/share/formats/docx/note.png" id="28" name="Picture"/>
-                          <pic:cNvPicPr>
-                            <a:picLocks noChangeArrowheads="1" noChangeAspect="1"/>
-                          </pic:cNvPicPr>
-                        </pic:nvPicPr>
-                        <pic:blipFill>
-                          <a:blip r:embed="rId14"/>
-                          <a:stretch>
-                            <a:fillRect/>
-                          </a:stretch>
-                        </pic:blipFill>
-                        <pic:spPr bwMode="auto">
-                          <a:xfrm>
-                            <a:off x="0" y="0"/>
-                            <a:ext cx="152400" cy="152400"/>
-                          </a:xfrm>
-                          <a:prstGeom prst="rect">
-                            <a:avLst/>
-                          </a:prstGeom>
-                          <a:noFill/>
-                          <a:ln w="9525">
-                            <a:noFill/>
-                            <a:headEnd/>
-                            <a:tailEnd/>
-                          </a:ln>
-                        </pic:spPr>
-                      </pic:pic>
-                    </a:graphicData>
-                  </a:graphic>
-                </wp:inline>
-              </w:drawing>
-            </w:r>
-            <w:r>
-              <w:t xml:space="preserve"> </w:t>
-            </w:r>
-            <w:r>
-              <w:t xml:space="preserve"> </w:t>
-            </w:r>
-            <w:r>
-              <w:t xml:space="preserve">Note</w:t>
-            </w:r>
-          </w:p>
-        </w:tc>
-      </w:tr>
-      <w:tr>
-        <w:trPr>
-          <w:cantSplit/>
-        </w:trPr>
-        <w:tc>
-          <w:tcPr>
-            <w:tcMar>
-              <w:top w:w="108" w:type="dxa"/>
-              <w:bottom w:w="108" w:type="dxa"/>
-            </w:tcMar>
-          </w:tcPr>
-          <w:p>
-            <w:pPr>
-              <w:pStyle w:val="BodyText"/>
-            </w:pPr>
-            <w:pPr>
-              <w:spacing w:before="16" w:after="16"/>
-            </w:pPr>
-            <w:r>
-              <w:t xml:space="preserve">Notes — Camino days (add day-by-day as the trip happens)</w:t>
-            </w:r>
-          </w:p>
-          <w:p/>
-        </w:tc>
-      </w:tr>
-    </w:tbl>
-    <w:bookmarkEnd w:id="29"/>
-    <w:bookmarkStart w:id="32" w:name="day-15-thu-sep-10"/>
+    <w:bookmarkEnd w:id="22"/>
+    <w:bookmarkStart w:id="23" w:name="day-15-thu-sep-10"/>
     <w:p>
       <w:pPr>
         <w:pStyle w:val="Heading3"/>
@@ -1497,124 +1146,8 @@
         <w:t xml:space="preserve">Overnight near Madrid (airport-side, ahead of the 11:45 am flight).</w:t>
       </w:r>
     </w:p>
-    <w:tbl>
-      <w:tblPr>
-        <w:tblStyle w:val="Table"/>
-        <w:tblLook w:firstRow="0" w:lastRow="0" w:firstColumn="0" w:lastColumn="0" w:noHBand="0" w:noVBand="0" w:val="0000"/>
-        <w:tblBorders>
-          <w:top w:val="single" w:sz="4" w:space="0" w:color="0758E5"/>
-          <w:left w:val="single" w:sz="24" w:space="0" w:color="0758E5"/>
-          <w:bottom w:val="single" w:sz="4" w:space="0" w:color="0758E5"/>
-          <w:right w:val="single" w:sz="4" w:space="0" w:color="0758E5"/>
-        </w:tblBorders>
-        <w:tblCellMar>
-          <w:left w:w="144" w:type="dxa"/>
-          <w:right w:w="144" w:type="dxa"/>
-        </w:tblCellMar>
-        <w:tblLook w:firstRow="0" w:lastRow="0" w:firstColumn="0" w:lastColumn="0" w:noHBand="0" w:noVBand="0" w:val="0000"/>
-      </w:tblPr>
-      <w:tr>
-        <w:trPr>
-          <w:cantSplit/>
-        </w:trPr>
-        <w:tc>
-          <w:tcPr>
-            <w:shd w:color="auto" w:fill="dae6fb" w:val="clear"/>
-            <w:tcMar>
-              <w:top w:w="92" w:type="dxa"/>
-              <w:bottom w:w="92" w:type="dxa"/>
-            </w:tcMar>
-          </w:tcPr>
-          <w:p>
-            <w:pPr>
-              <w:pStyle w:val="FirstParagraph"/>
-            </w:pPr>
-            <w:pPr>
-              <w:spacing w:before="0" w:after="0"/>
-              <w:textAlignment w:val="center"/>
-            </w:pPr>
-            <w:r>
-              <w:drawing>
-                <wp:inline>
-                  <wp:extent cx="152400" cy="152400"/>
-                  <wp:effectExtent b="0" l="0" r="0" t="0"/>
-                  <wp:docPr descr="" title="" id="30" name="Picture"/>
-                  <a:graphic>
-                    <a:graphicData uri="http://schemas.openxmlformats.org/drawingml/2006/picture">
-                      <pic:pic>
-                        <pic:nvPicPr>
-                          <pic:cNvPr descr="/opt/quarto/share/formats/docx/note.png" id="31" name="Picture"/>
-                          <pic:cNvPicPr>
-                            <a:picLocks noChangeArrowheads="1" noChangeAspect="1"/>
-                          </pic:cNvPicPr>
-                        </pic:nvPicPr>
-                        <pic:blipFill>
-                          <a:blip r:embed="rId14"/>
-                          <a:stretch>
-                            <a:fillRect/>
-                          </a:stretch>
-                        </pic:blipFill>
-                        <pic:spPr bwMode="auto">
-                          <a:xfrm>
-                            <a:off x="0" y="0"/>
-                            <a:ext cx="152400" cy="152400"/>
-                          </a:xfrm>
-                          <a:prstGeom prst="rect">
-                            <a:avLst/>
-                          </a:prstGeom>
-                          <a:noFill/>
-                          <a:ln w="9525">
-                            <a:noFill/>
-                            <a:headEnd/>
-                            <a:tailEnd/>
-                          </a:ln>
-                        </pic:spPr>
-                      </pic:pic>
-                    </a:graphicData>
-                  </a:graphic>
-                </wp:inline>
-              </w:drawing>
-            </w:r>
-            <w:r>
-              <w:t xml:space="preserve"> </w:t>
-            </w:r>
-            <w:r>
-              <w:t xml:space="preserve"> </w:t>
-            </w:r>
-            <w:r>
-              <w:t xml:space="preserve">Note</w:t>
-            </w:r>
-          </w:p>
-        </w:tc>
-      </w:tr>
-      <w:tr>
-        <w:trPr>
-          <w:cantSplit/>
-        </w:trPr>
-        <w:tc>
-          <w:tcPr>
-            <w:tcMar>
-              <w:top w:w="108" w:type="dxa"/>
-              <w:bottom w:w="108" w:type="dxa"/>
-            </w:tcMar>
-          </w:tcPr>
-          <w:p>
-            <w:pPr>
-              <w:pStyle w:val="BodyText"/>
-            </w:pPr>
-            <w:pPr>
-              <w:spacing w:before="16" w:after="16"/>
-            </w:pPr>
-            <w:r>
-              <w:t xml:space="preserve">Notes — Sep 10</w:t>
-            </w:r>
-          </w:p>
-          <w:p/>
-        </w:tc>
-      </w:tr>
-    </w:tbl>
-    <w:bookmarkEnd w:id="32"/>
-    <w:bookmarkStart w:id="35" w:name="day-16-fri-sep-11"/>
+    <w:bookmarkEnd w:id="23"/>
+    <w:bookmarkStart w:id="24" w:name="day-16-fri-sep-11"/>
     <w:p>
       <w:pPr>
         <w:pStyle w:val="Heading3"/>
@@ -1635,122 +1168,18 @@
         <w:t xml:space="preserve">Madrid → Chicago ORD (Iberia IB 341, Business, dep 11:45 am, arr 2:25 pm).</w:t>
       </w:r>
     </w:p>
-    <w:tbl>
-      <w:tblPr>
-        <w:tblStyle w:val="Table"/>
-        <w:tblLook w:firstRow="0" w:lastRow="0" w:firstColumn="0" w:lastColumn="0" w:noHBand="0" w:noVBand="0" w:val="0000"/>
-        <w:tblBorders>
-          <w:top w:val="single" w:sz="4" w:space="0" w:color="0758E5"/>
-          <w:left w:val="single" w:sz="24" w:space="0" w:color="0758E5"/>
-          <w:bottom w:val="single" w:sz="4" w:space="0" w:color="0758E5"/>
-          <w:right w:val="single" w:sz="4" w:space="0" w:color="0758E5"/>
-        </w:tblBorders>
-        <w:tblCellMar>
-          <w:left w:w="144" w:type="dxa"/>
-          <w:right w:w="144" w:type="dxa"/>
-        </w:tblCellMar>
-        <w:tblLook w:firstRow="0" w:lastRow="0" w:firstColumn="0" w:lastColumn="0" w:noHBand="0" w:noVBand="0" w:val="0000"/>
-      </w:tblPr>
-      <w:tr>
-        <w:trPr>
-          <w:cantSplit/>
-        </w:trPr>
-        <w:tc>
-          <w:tcPr>
-            <w:shd w:color="auto" w:fill="dae6fb" w:val="clear"/>
-            <w:tcMar>
-              <w:top w:w="92" w:type="dxa"/>
-              <w:bottom w:w="92" w:type="dxa"/>
-            </w:tcMar>
-          </w:tcPr>
-          <w:p>
-            <w:pPr>
-              <w:pStyle w:val="FirstParagraph"/>
-            </w:pPr>
-            <w:pPr>
-              <w:spacing w:before="0" w:after="0"/>
-              <w:textAlignment w:val="center"/>
-            </w:pPr>
-            <w:r>
-              <w:drawing>
-                <wp:inline>
-                  <wp:extent cx="152400" cy="152400"/>
-                  <wp:effectExtent b="0" l="0" r="0" t="0"/>
-                  <wp:docPr descr="" title="" id="33" name="Picture"/>
-                  <a:graphic>
-                    <a:graphicData uri="http://schemas.openxmlformats.org/drawingml/2006/picture">
-                      <pic:pic>
-                        <pic:nvPicPr>
-                          <pic:cNvPr descr="/opt/quarto/share/formats/docx/note.png" id="34" name="Picture"/>
-                          <pic:cNvPicPr>
-                            <a:picLocks noChangeArrowheads="1" noChangeAspect="1"/>
-                          </pic:cNvPicPr>
-                        </pic:nvPicPr>
-                        <pic:blipFill>
-                          <a:blip r:embed="rId14"/>
-                          <a:stretch>
-                            <a:fillRect/>
-                          </a:stretch>
-                        </pic:blipFill>
-                        <pic:spPr bwMode="auto">
-                          <a:xfrm>
-                            <a:off x="0" y="0"/>
-                            <a:ext cx="152400" cy="152400"/>
-                          </a:xfrm>
-                          <a:prstGeom prst="rect">
-                            <a:avLst/>
-                          </a:prstGeom>
-                          <a:noFill/>
-                          <a:ln w="9525">
-                            <a:noFill/>
-                            <a:headEnd/>
-                            <a:tailEnd/>
-                          </a:ln>
-                        </pic:spPr>
-                      </pic:pic>
-                    </a:graphicData>
-                  </a:graphic>
-                </wp:inline>
-              </w:drawing>
-            </w:r>
-            <w:r>
-              <w:t xml:space="preserve"> </w:t>
-            </w:r>
-            <w:r>
-              <w:t xml:space="preserve"> </w:t>
-            </w:r>
-            <w:r>
-              <w:t xml:space="preserve">Note</w:t>
-            </w:r>
-          </w:p>
-        </w:tc>
-      </w:tr>
-      <w:tr>
-        <w:trPr>
-          <w:cantSplit/>
-        </w:trPr>
-        <w:tc>
-          <w:tcPr>
-            <w:tcMar>
-              <w:top w:w="108" w:type="dxa"/>
-              <w:bottom w:w="108" w:type="dxa"/>
-            </w:tcMar>
-          </w:tcPr>
-          <w:p>
-            <w:pPr>
-              <w:pStyle w:val="BodyText"/>
-            </w:pPr>
-            <w:pPr>
-              <w:spacing w:before="16" w:after="16"/>
-            </w:pPr>
-            <w:r>
-              <w:t xml:space="preserve">Notes — Sep 11</w:t>
-            </w:r>
-          </w:p>
-          <w:p/>
-        </w:tc>
-      </w:tr>
-    </w:tbl>
+    <w:p>
+      <w:pPr>
+        <w:pStyle w:val="Compact"/>
+        <w:numPr>
+          <w:ilvl w:val="0"/>
+          <w:numId w:val="1018"/>
+        </w:numPr>
+      </w:pPr>
+      <w:r>
+        <w:t xml:space="preserve">Shuttle back to PreFlight lot, drive ORD → Grand Rapids (~2h45m–3h15m).</w:t>
+      </w:r>
+    </w:p>
     <w:p>
       <w:r>
         <w:pict>
@@ -1758,9 +1187,9 @@
         </w:pict>
       </w:r>
     </w:p>
-    <w:bookmarkEnd w:id="35"/>
-    <w:bookmarkEnd w:id="36"/>
-    <w:bookmarkStart w:id="45" w:name="packing-list"/>
+    <w:bookmarkEnd w:id="24"/>
+    <w:bookmarkEnd w:id="25"/>
+    <w:bookmarkStart w:id="34" w:name="packing-list"/>
     <w:p>
       <w:pPr>
         <w:pStyle w:val="Heading2"/>
@@ -1769,7 +1198,7 @@
         <w:t xml:space="preserve">Packing List</w:t>
       </w:r>
     </w:p>
-    <w:bookmarkStart w:id="37" w:name="documents-money"/>
+    <w:bookmarkStart w:id="26" w:name="documents-money"/>
     <w:p>
       <w:pPr>
         <w:pStyle w:val="Heading3"/>
@@ -1850,8 +1279,8 @@
         <w:t xml:space="preserve">Euro cash (small bills for albergues, donativos)</w:t>
       </w:r>
     </w:p>
-    <w:bookmarkEnd w:id="37"/>
-    <w:bookmarkStart w:id="38" w:name="pack-setup"/>
+    <w:bookmarkEnd w:id="26"/>
+    <w:bookmarkStart w:id="27" w:name="pack-setup"/>
     <w:p>
       <w:pPr>
         <w:pStyle w:val="Heading3"/>
@@ -1896,8 +1325,8 @@
         <w:t xml:space="preserve">Packing cubes + plastic bags (organization, laundry separation)</w:t>
       </w:r>
     </w:p>
-    <w:bookmarkEnd w:id="38"/>
-    <w:bookmarkStart w:id="39" w:name="clothing"/>
+    <w:bookmarkEnd w:id="27"/>
+    <w:bookmarkStart w:id="28" w:name="clothing"/>
     <w:p>
       <w:pPr>
         <w:pStyle w:val="Heading3"/>
@@ -2002,8 +1431,8 @@
         <w:t xml:space="preserve">3 pairs hiking socks (merino blend)</w:t>
       </w:r>
     </w:p>
-    <w:bookmarkEnd w:id="39"/>
-    <w:bookmarkStart w:id="40" w:name="footwear"/>
+    <w:bookmarkEnd w:id="28"/>
+    <w:bookmarkStart w:id="29" w:name="footwear"/>
     <w:p>
       <w:pPr>
         <w:pStyle w:val="Heading3"/>
@@ -2036,8 +1465,8 @@
         <w:t xml:space="preserve">Lightweight sandals or flip-flops (evenings)</w:t>
       </w:r>
     </w:p>
-    <w:bookmarkEnd w:id="40"/>
-    <w:bookmarkStart w:id="41" w:name="toiletries"/>
+    <w:bookmarkEnd w:id="29"/>
+    <w:bookmarkStart w:id="30" w:name="toiletries"/>
     <w:p>
       <w:pPr>
         <w:pStyle w:val="Heading3"/>
@@ -2118,8 +1547,8 @@
         <w:t xml:space="preserve">Lip balm with SPF</w:t>
       </w:r>
     </w:p>
-    <w:bookmarkEnd w:id="41"/>
-    <w:bookmarkStart w:id="42" w:name="health-first-aid"/>
+    <w:bookmarkEnd w:id="30"/>
+    <w:bookmarkStart w:id="31" w:name="health-first-aid"/>
     <w:p>
       <w:pPr>
         <w:pStyle w:val="Heading3"/>
@@ -2188,8 +1617,8 @@
         <w:t xml:space="preserve">Trekking poles (recommended for the SJPP–Roncesvalles descent)</w:t>
       </w:r>
     </w:p>
-    <w:bookmarkEnd w:id="42"/>
-    <w:bookmarkStart w:id="43" w:name="electronics"/>
+    <w:bookmarkEnd w:id="31"/>
+    <w:bookmarkStart w:id="32" w:name="electronics"/>
     <w:p>
       <w:pPr>
         <w:pStyle w:val="Heading3"/>
@@ -2246,8 +1675,8 @@
         <w:t xml:space="preserve">Portable power bank</w:t>
       </w:r>
     </w:p>
-    <w:bookmarkEnd w:id="43"/>
-    <w:bookmarkStart w:id="44" w:name="other"/>
+    <w:bookmarkEnd w:id="32"/>
+    <w:bookmarkStart w:id="33" w:name="other"/>
     <w:p>
       <w:pPr>
         <w:pStyle w:val="Heading3"/>
@@ -2323,9 +1752,9 @@
         </w:pict>
       </w:r>
     </w:p>
-    <w:bookmarkEnd w:id="44"/>
-    <w:bookmarkEnd w:id="45"/>
-    <w:bookmarkStart w:id="51" w:name="trip-references-bookings-contacts"/>
+    <w:bookmarkEnd w:id="33"/>
+    <w:bookmarkEnd w:id="34"/>
+    <w:bookmarkStart w:id="40" w:name="trip-references-bookings-contacts"/>
     <w:p>
       <w:pPr>
         <w:pStyle w:val="Heading2"/>
@@ -2334,7 +1763,7 @@
         <w:t xml:space="preserve">Trip References (Bookings &amp; Contacts)</w:t>
       </w:r>
     </w:p>
-    <w:bookmarkStart w:id="46" w:name="flights"/>
+    <w:bookmarkStart w:id="35" w:name="flights"/>
     <w:p>
       <w:pPr>
         <w:pStyle w:val="Heading3"/>
@@ -2387,8 +1816,8 @@
         <w:t xml:space="preserve">— dep 11:45 am, arr 2:25 pm.</w:t>
       </w:r>
     </w:p>
-    <w:bookmarkEnd w:id="46"/>
-    <w:bookmarkStart w:id="47" w:name="trains"/>
+    <w:bookmarkEnd w:id="35"/>
+    <w:bookmarkStart w:id="36" w:name="trains"/>
     <w:p>
       <w:pPr>
         <w:pStyle w:val="Heading3"/>
@@ -2447,14 +1876,54 @@
         <w:t xml:space="preserve">| Importe: €81.65 | 1 billete</w:t>
       </w:r>
     </w:p>
-    <w:bookmarkEnd w:id="47"/>
-    <w:bookmarkStart w:id="48" w:name="ground-transport"/>
+    <w:bookmarkEnd w:id="36"/>
+    <w:bookmarkStart w:id="37" w:name="ground-transport"/>
     <w:p>
       <w:pPr>
         <w:pStyle w:val="Heading3"/>
       </w:pPr>
       <w:r>
         <w:t xml:space="preserve">Ground Transport</w:t>
+      </w:r>
+    </w:p>
+    <w:p>
+      <w:pPr>
+        <w:pStyle w:val="Compact"/>
+        <w:numPr>
+          <w:ilvl w:val="0"/>
+          <w:numId w:val="1030"/>
+        </w:numPr>
+      </w:pPr>
+      <w:r>
+        <w:rPr>
+          <w:b/>
+          <w:bCs/>
+        </w:rPr>
+        <w:t xml:space="preserve">Grand Rapids → ORD parking (Aug 27 – Sep 11, 15 days)</w:t>
+      </w:r>
+    </w:p>
+    <w:p>
+      <w:pPr>
+        <w:pStyle w:val="Compact"/>
+        <w:numPr>
+          <w:ilvl w:val="1"/>
+          <w:numId w:val="1031"/>
+        </w:numPr>
+      </w:pPr>
+      <w:r>
+        <w:t xml:space="preserve">PreFlight Airport Parking ORD — pre-booked rate $9.95/day (~$149 total) | free 24/7 shuttle every 5–10 min | 4.5★ (1,346 reviews) | EV charging available</w:t>
+      </w:r>
+    </w:p>
+    <w:p>
+      <w:pPr>
+        <w:pStyle w:val="Compact"/>
+        <w:numPr>
+          <w:ilvl w:val="1"/>
+          <w:numId w:val="1031"/>
+        </w:numPr>
+      </w:pPr>
+      <w:r>
+        <w:t xml:space="preserve">Book online in advance (pre-booked rate vs. $12.95/day walk-up) — confirm shuttle covers Terminal 5 (Iberia’s terminal) at booking</w:t>
       </w:r>
     </w:p>
     <w:p>
@@ -2478,15 +1947,15 @@
         <w:pStyle w:val="Compact"/>
         <w:numPr>
           <w:ilvl w:val="1"/>
-          <w:numId w:val="1031"/>
+          <w:numId w:val="1032"/>
         </w:numPr>
       </w:pPr>
       <w:r>
         <w:t xml:space="preserve">Taxi de confianza Roncesvalles / Taxi Asier: info@taxiasier.com / +34 670 61 61 90 / www.taxiasier.com (also covers SJPP ↔ Roncesvalles ↔ airport/train station, 9-seater)</w:t>
       </w:r>
     </w:p>
-    <w:bookmarkEnd w:id="48"/>
-    <w:bookmarkStart w:id="49" w:name="lodging"/>
+    <w:bookmarkEnd w:id="37"/>
+    <w:bookmarkStart w:id="38" w:name="lodging"/>
     <w:p>
       <w:pPr>
         <w:pStyle w:val="Heading3"/>
@@ -2500,7 +1969,7 @@
         <w:pStyle w:val="Compact"/>
         <w:numPr>
           <w:ilvl w:val="0"/>
-          <w:numId w:val="1032"/>
+          <w:numId w:val="1033"/>
         </w:numPr>
       </w:pPr>
       <w:r>
@@ -2516,7 +1985,7 @@
         <w:pStyle w:val="Compact"/>
         <w:numPr>
           <w:ilvl w:val="1"/>
-          <w:numId w:val="1033"/>
+          <w:numId w:val="1034"/>
         </w:numPr>
       </w:pPr>
       <w:r>
@@ -2528,7 +1997,7 @@
         <w:pStyle w:val="Compact"/>
         <w:numPr>
           <w:ilvl w:val="1"/>
-          <w:numId w:val="1033"/>
+          <w:numId w:val="1034"/>
         </w:numPr>
       </w:pPr>
       <w:r>
@@ -2540,7 +2009,7 @@
         <w:pStyle w:val="Compact"/>
         <w:numPr>
           <w:ilvl w:val="1"/>
-          <w:numId w:val="1033"/>
+          <w:numId w:val="1034"/>
         </w:numPr>
       </w:pPr>
       <w:r>
@@ -2565,7 +2034,7 @@
         <w:pStyle w:val="Compact"/>
         <w:numPr>
           <w:ilvl w:val="0"/>
-          <w:numId w:val="1032"/>
+          <w:numId w:val="1033"/>
         </w:numPr>
       </w:pPr>
       <w:r>
@@ -2581,7 +2050,7 @@
         <w:pStyle w:val="Compact"/>
         <w:numPr>
           <w:ilvl w:val="1"/>
-          <w:numId w:val="1034"/>
+          <w:numId w:val="1035"/>
         </w:numPr>
       </w:pPr>
       <w:r>
@@ -2593,7 +2062,7 @@
         <w:pStyle w:val="Compact"/>
         <w:numPr>
           <w:ilvl w:val="1"/>
-          <w:numId w:val="1034"/>
+          <w:numId w:val="1035"/>
         </w:numPr>
       </w:pPr>
       <w:r>
@@ -2605,7 +2074,7 @@
         <w:pStyle w:val="Compact"/>
         <w:numPr>
           <w:ilvl w:val="1"/>
-          <w:numId w:val="1034"/>
+          <w:numId w:val="1035"/>
         </w:numPr>
       </w:pPr>
       <w:r>
@@ -2633,7 +2102,7 @@
         <w:pStyle w:val="Compact"/>
         <w:numPr>
           <w:ilvl w:val="1"/>
-          <w:numId w:val="1034"/>
+          <w:numId w:val="1035"/>
         </w:numPr>
       </w:pPr>
       <w:r>
@@ -2645,7 +2114,7 @@
         <w:pStyle w:val="Compact"/>
         <w:numPr>
           <w:ilvl w:val="1"/>
-          <w:numId w:val="1034"/>
+          <w:numId w:val="1035"/>
         </w:numPr>
       </w:pPr>
       <w:r>
@@ -2657,7 +2126,7 @@
         <w:pStyle w:val="Compact"/>
         <w:numPr>
           <w:ilvl w:val="1"/>
-          <w:numId w:val="1034"/>
+          <w:numId w:val="1035"/>
         </w:numPr>
       </w:pPr>
       <w:r>
@@ -2675,8 +2144,8 @@
         </w:r>
       </w:hyperlink>
     </w:p>
-    <w:bookmarkEnd w:id="49"/>
-    <w:bookmarkStart w:id="50" w:name="to-be-booked"/>
+    <w:bookmarkEnd w:id="38"/>
+    <w:bookmarkStart w:id="39" w:name="to-be-booked"/>
     <w:p>
       <w:pPr>
         <w:pStyle w:val="Heading3"/>
@@ -2690,7 +2159,7 @@
         <w:pStyle w:val="Compact"/>
         <w:numPr>
           <w:ilvl w:val="0"/>
-          <w:numId w:val="1035"/>
+          <w:numId w:val="1036"/>
         </w:numPr>
       </w:pPr>
       <w:r>
@@ -2702,7 +2171,7 @@
         <w:pStyle w:val="Compact"/>
         <w:numPr>
           <w:ilvl w:val="0"/>
-          <w:numId w:val="1035"/>
+          <w:numId w:val="1036"/>
         </w:numPr>
       </w:pPr>
       <w:r>
@@ -2714,15 +2183,15 @@
         <w:pStyle w:val="Compact"/>
         <w:numPr>
           <w:ilvl w:val="0"/>
-          <w:numId w:val="1035"/>
+          <w:numId w:val="1036"/>
         </w:numPr>
       </w:pPr>
       <w:r>
         <w:t xml:space="preserve">Madrid lodging for the night of Sep 10.</w:t>
       </w:r>
     </w:p>
-    <w:bookmarkEnd w:id="50"/>
-    <w:bookmarkEnd w:id="51"/>
+    <w:bookmarkEnd w:id="39"/>
+    <w:bookmarkEnd w:id="40"/>
     <w:sectPr>
       <w:footnotePr>
         <w:numRestart w:val="eachSect"/>
@@ -3042,6 +2511,9 @@
     <w:abstractNumId w:val="991"/>
   </w:num>
   <w:num w:numId="1035">
+    <w:abstractNumId w:val="991"/>
+  </w:num>
+  <w:num w:numId="1036">
     <w:abstractNumId w:val="991"/>
   </w:num>
 </w:numbering>

--- a/spain-2026-itinerary.docx
+++ b/spain-2026-itinerary.docx
@@ -206,23 +206,19 @@
         </w:numPr>
       </w:pPr>
       <w:r>
-        <w:t xml:space="preserve">Drive Grand Rapids → ORD (~2h45m–3h15m); park at</w:t>
-      </w:r>
-      <w:r>
-        <w:t xml:space="preserve"> </w:t>
-      </w:r>
-      <w:r>
-        <w:rPr>
-          <w:b/>
-          <w:bCs/>
-        </w:rPr>
-        <w:t xml:space="preserve">PreFlight Airport Parking ORD</w:t>
-      </w:r>
-      <w:r>
-        <w:t xml:space="preserve"> </w:t>
-      </w:r>
-      <w:r>
-        <w:t xml:space="preserve">(pre-booked online).</w:t>
+        <w:t xml:space="preserve">Drive Grand Rapids → Todd’s house, 5739 S Franklin Ave, La Grange Highlands, IL (~2h45m–3h15m); leave car there.</w:t>
+      </w:r>
+    </w:p>
+    <w:p>
+      <w:pPr>
+        <w:pStyle w:val="Compact"/>
+        <w:numPr>
+          <w:ilvl w:val="0"/>
+          <w:numId w:val="1001"/>
+        </w:numPr>
+      </w:pPr>
+      <w:r>
+        <w:t xml:space="preserve">Uber Todd’s house → ORD (~20–25 min).</w:t>
       </w:r>
     </w:p>
     <w:p>
@@ -1177,7 +1173,7 @@
         </w:numPr>
       </w:pPr>
       <w:r>
-        <w:t xml:space="preserve">Shuttle back to PreFlight lot, drive ORD → Grand Rapids (~2h45m–3h15m).</w:t>
+        <w:t xml:space="preserve">Uber ORD → Todd’s house, La Grange Highlands, IL (~20–25 min); pick up car, drive Grand Rapids (~2h45m–3h15m).</w:t>
       </w:r>
     </w:p>
     <w:p>
@@ -1240,43 +1236,7 @@
         </w:numPr>
       </w:pPr>
       <w:r>
-        <w:t xml:space="preserve">Pilgrim Pass QR code (register before departure, see note above)</w:t>
-      </w:r>
-    </w:p>
-    <w:p>
-      <w:pPr>
-        <w:pStyle w:val="Compact"/>
-        <w:numPr>
-          <w:ilvl w:val="0"/>
-          <w:numId w:val="1019"/>
-        </w:numPr>
-      </w:pPr>
-      <w:r>
-        <w:t xml:space="preserve">Flight, train &amp; lodging confirmations (digital copies on phone)</w:t>
-      </w:r>
-    </w:p>
-    <w:p>
-      <w:pPr>
-        <w:pStyle w:val="Compact"/>
-        <w:numPr>
-          <w:ilvl w:val="0"/>
-          <w:numId w:val="1019"/>
-        </w:numPr>
-      </w:pPr>
-      <w:r>
         <w:t xml:space="preserve">Credit + ATM cards</w:t>
-      </w:r>
-    </w:p>
-    <w:p>
-      <w:pPr>
-        <w:pStyle w:val="Compact"/>
-        <w:numPr>
-          <w:ilvl w:val="0"/>
-          <w:numId w:val="1019"/>
-        </w:numPr>
-      </w:pPr>
-      <w:r>
-        <w:t xml:space="preserve">Euro cash (small bills for albergues, donativos)</w:t>
       </w:r>
     </w:p>
     <w:bookmarkEnd w:id="26"/>
@@ -1899,7 +1859,7 @@
           <w:b/>
           <w:bCs/>
         </w:rPr>
-        <w:t xml:space="preserve">Grand Rapids → ORD parking (Aug 27 – Sep 11, 15 days)</w:t>
+        <w:t xml:space="preserve">Grand Rapids → ORD (Aug 27 – Sep 11)</w:t>
       </w:r>
     </w:p>
     <w:p>
@@ -1911,7 +1871,7 @@
         </w:numPr>
       </w:pPr>
       <w:r>
-        <w:t xml:space="preserve">PreFlight Airport Parking ORD — pre-booked rate $9.95/day (~$149 total) | free 24/7 shuttle every 5–10 min | 4.5★ (1,346 reviews) | EV charging available</w:t>
+        <w:t xml:space="preserve">Drive to Todd’s house — 5739 S Franklin Ave, La Grange Highlands, IL — and leave the car there for the trip.</w:t>
       </w:r>
     </w:p>
     <w:p>
@@ -1923,7 +1883,7 @@
         </w:numPr>
       </w:pPr>
       <w:r>
-        <w:t xml:space="preserve">Book online in advance (pre-booked rate vs. $12.95/day walk-up) — confirm shuttle covers Terminal 5 (Iberia’s terminal) at booking</w:t>
+        <w:t xml:space="preserve">Uber Todd’s ↔ ORD on both ends (~20–25 min each way).</w:t>
       </w:r>
     </w:p>
     <w:p>

--- a/spain-2026-itinerary.docx
+++ b/spain-2026-itinerary.docx
@@ -252,7 +252,71 @@
         </w:numPr>
       </w:pPr>
       <w:r>
-        <w:t xml:space="preserve">08:20 — Arrive Madrid Barajas T4.</w:t>
+        <w:t xml:space="preserve">08:20 — Land Madrid Barajas T4.</w:t>
+      </w:r>
+    </w:p>
+    <w:p>
+      <w:pPr>
+        <w:pStyle w:val="Compact"/>
+        <w:numPr>
+          <w:ilvl w:val="0"/>
+          <w:numId w:val="1002"/>
+        </w:numPr>
+      </w:pPr>
+      <w:r>
+        <w:t xml:space="preserve">08:20–08:50 — Passport control (Schengen entry) + baggage claim.</w:t>
+      </w:r>
+    </w:p>
+    <w:p>
+      <w:pPr>
+        <w:pStyle w:val="Compact"/>
+        <w:numPr>
+          <w:ilvl w:val="0"/>
+          <w:numId w:val="1002"/>
+        </w:numPr>
+      </w:pPr>
+      <w:r>
+        <w:t xml:space="preserve">~08:55 — Cercanías</w:t>
+      </w:r>
+      <w:r>
+        <w:t xml:space="preserve"> </w:t>
+      </w:r>
+      <w:r>
+        <w:rPr>
+          <w:b/>
+          <w:bCs/>
+        </w:rPr>
+        <w:t xml:space="preserve">C1</w:t>
+      </w:r>
+      <w:r>
+        <w:t xml:space="preserve"> </w:t>
+      </w:r>
+      <w:r>
+        <w:t xml:space="preserve">from the</w:t>
+      </w:r>
+      <w:r>
+        <w:t xml:space="preserve"> </w:t>
+      </w:r>
+      <w:r>
+        <w:t xml:space="preserve">“Aeropuerto T4”</w:t>
+      </w:r>
+      <w:r>
+        <w:t xml:space="preserve"> </w:t>
+      </w:r>
+      <w:r>
+        <w:t xml:space="preserve">station → Atocha (~30 min, €2.60) — buy at the machines or with contactless card.</w:t>
+      </w:r>
+    </w:p>
+    <w:p>
+      <w:pPr>
+        <w:pStyle w:val="Compact"/>
+        <w:numPr>
+          <w:ilvl w:val="0"/>
+          <w:numId w:val="1002"/>
+        </w:numPr>
+      </w:pPr>
+      <w:r>
+        <w:t xml:space="preserve">~09:30 — Arrive Atocha; head to the Puerta de Atocha long-distance side and clear security/bag X-ray (required for AVE/ALVIA departures).</w:t>
       </w:r>
     </w:p>
     <w:p>
@@ -277,7 +341,7 @@
         <w:t xml:space="preserve">YNPLW2</w:t>
       </w:r>
       <w:r>
-        <w:t xml:space="preserve">) → Pamplona/Iruña.</w:t>
+        <w:t xml:space="preserve">) → Pamplona/Iruña. (~1h40m buffer from landing — comfortable even with a slow passport line.)</w:t>
       </w:r>
     </w:p>
     <w:p>

--- a/spain-2026-itinerary.docx
+++ b/spain-2026-itinerary.docx
@@ -353,7 +353,31 @@
         </w:numPr>
       </w:pPr>
       <w:r>
-        <w:t xml:space="preserve">Transfer Pamplona → Saint-Jean-Pied-de-Port (taxi/bus — see Trip References for Taxi Asier contact).</w:t>
+        <w:t xml:space="preserve">~13:50–14:05 — Estimated arrival Pamplona/Iruña (ALVIA direct runs ~3h20–3h30m; confirm exact time against the ticket).</w:t>
+      </w:r>
+    </w:p>
+    <w:p>
+      <w:pPr>
+        <w:pStyle w:val="Compact"/>
+        <w:numPr>
+          <w:ilvl w:val="0"/>
+          <w:numId w:val="1002"/>
+        </w:numPr>
+      </w:pPr>
+      <w:r>
+        <w:t xml:space="preserve">Transfer Pamplona → Saint-Jean-Pied-de-Port (taxi, ~1h12m / ~75–80 km — see Trip References for Taxi Asier contact; book pickup in advance).</w:t>
+      </w:r>
+    </w:p>
+    <w:p>
+      <w:pPr>
+        <w:pStyle w:val="Compact"/>
+        <w:numPr>
+          <w:ilvl w:val="0"/>
+          <w:numId w:val="1002"/>
+        </w:numPr>
+      </w:pPr>
+      <w:r>
+        <w:t xml:space="preserve">~15:30–15:45 — Estimated arrival Saint-Jean-Pied-de-Port.</w:t>
       </w:r>
     </w:p>
     <w:p>

--- a/spain-2026-itinerary.docx
+++ b/spain-2026-itinerary.docx
@@ -328,7 +328,7 @@
         </w:numPr>
       </w:pPr>
       <w:r>
-        <w:t xml:space="preserve">10:32 — Depart Madrid–Puerta de Atocha (ALVIA, Localizador</w:t>
+        <w:t xml:space="preserve">10:32 — Depart Madrid–Puerta de Atocha (ALVIA 00605, Coche 1 / Seat 10C, Localizador</w:t>
       </w:r>
       <w:r>
         <w:t xml:space="preserve"> </w:t>
@@ -353,7 +353,7 @@
         </w:numPr>
       </w:pPr>
       <w:r>
-        <w:t xml:space="preserve">~13:50–14:05 — Estimated arrival Pamplona/Iruña (ALVIA direct runs ~3h20–3h30m; confirm exact time against the ticket).</w:t>
+        <w:t xml:space="preserve">13:59 — Arrive Pamplona/Iruña.</w:t>
       </w:r>
     </w:p>
     <w:p>
@@ -365,7 +365,7 @@
         </w:numPr>
       </w:pPr>
       <w:r>
-        <w:t xml:space="preserve">Transfer Pamplona → Saint-Jean-Pied-de-Port (taxi, ~1h12m / ~75–80 km — see Trip References for Taxi Asier contact; book pickup in advance).</w:t>
+        <w:t xml:space="preserve">Transfer Pamplona → Saint-Jean-Pied-de-Port: taxi from the rank at the station (usually available — no need to pre-book); ~1h12m / ~75–80 km. Taxi Asier is a fixed-rate (~€104 weekday) backup if the rank is empty — see Trip References.</w:t>
       </w:r>
     </w:p>
     <w:p>
@@ -377,7 +377,7 @@
         </w:numPr>
       </w:pPr>
       <w:r>
-        <w:t xml:space="preserve">~15:30–15:45 — Estimated arrival Saint-Jean-Pied-de-Port.</w:t>
+        <w:t xml:space="preserve">~15:10–15:15 — Estimated arrival Saint-Jean-Pied-de-Port.</w:t>
       </w:r>
     </w:p>
     <w:p>
@@ -1887,13 +1887,13 @@
           <w:b/>
           <w:bCs/>
         </w:rPr>
-        <w:t xml:space="preserve">Aug 28 — Madrid Puerta de Atocha → Pamplona/Iruña (ALVIA)</w:t>
+        <w:t xml:space="preserve">Aug 28 — Madrid Puerta de Atocha → Pamplona/Iruña (ALVIA 00605)</w:t>
       </w:r>
       <w:r>
         <w:t xml:space="preserve"> </w:t>
       </w:r>
       <w:r>
-        <w:t xml:space="preserve">— dep 10:32 am.</w:t>
+        <w:t xml:space="preserve">— dep 10:32 am, arr 1:59 pm.</w:t>
       </w:r>
     </w:p>
     <w:p>
@@ -1905,7 +1905,7 @@
         </w:numPr>
       </w:pPr>
       <w:r>
-        <w:t xml:space="preserve">Localizador:</w:t>
+        <w:t xml:space="preserve">Coche 1, Asiento 10C (Elige Confort) | Localizador:</w:t>
       </w:r>
       <w:r>
         <w:t xml:space="preserve"> </w:t>
@@ -1921,7 +1921,7 @@
         <w:t xml:space="preserve"> </w:t>
       </w:r>
       <w:r>
-        <w:t xml:space="preserve">| Importe: €81.65 | 1 billete</w:t>
+        <w:t xml:space="preserve">| Ticket no.: 7216302078276 | Importe: €81.65</w:t>
       </w:r>
     </w:p>
     <w:bookmarkEnd w:id="36"/>
@@ -1999,7 +1999,31 @@
         </w:numPr>
       </w:pPr>
       <w:r>
-        <w:t xml:space="preserve">Taxi de confianza Roncesvalles / Taxi Asier: info@taxiasier.com / +34 670 61 61 90 / www.taxiasier.com (also covers SJPP ↔ Roncesvalles ↔ airport/train station, 9-seater)</w:t>
+        <w:t xml:space="preserve">Primary plan: taxi rank at the Pamplona Renfe station (Plaza de la Estación) — taxis are normally available, no advance booking needed.</w:t>
+      </w:r>
+    </w:p>
+    <w:p>
+      <w:pPr>
+        <w:pStyle w:val="Compact"/>
+        <w:numPr>
+          <w:ilvl w:val="1"/>
+          <w:numId w:val="1032"/>
+        </w:numPr>
+      </w:pPr>
+      <w:r>
+        <w:t xml:space="preserve">Backup / fixed-rate option: Taxi de confianza Roncesvalles / Taxi Asier: info@taxiasier.com / +34 670 61 61 90 / www.taxiasier.com — ~€104 weekday flat rate (also covers SJPP ↔ Roncesvalles ↔ airport/train station, 9-seater)</w:t>
+      </w:r>
+    </w:p>
+    <w:p>
+      <w:pPr>
+        <w:pStyle w:val="Compact"/>
+        <w:numPr>
+          <w:ilvl w:val="1"/>
+          <w:numId w:val="1032"/>
+        </w:numPr>
+      </w:pPr>
+      <w:r>
+        <w:t xml:space="preserve">Local Pamplona radio-taxi dispatch (24h): +34 948 23 23 00 / +34 948 35 13 35</w:t>
       </w:r>
     </w:p>
     <w:bookmarkEnd w:id="37"/>

--- a/spain-2026-itinerary.docx
+++ b/spain-2026-itinerary.docx
@@ -304,7 +304,35 @@
         <w:t xml:space="preserve"> </w:t>
       </w:r>
       <w:r>
-        <w:t xml:space="preserve">station → Atocha (~30 min, €2.60) — buy at the machines or with contactless card.</w:t>
+        <w:t xml:space="preserve">station → Atocha (~30 min). Free via</w:t>
+      </w:r>
+      <w:r>
+        <w:t xml:space="preserve"> </w:t>
+      </w:r>
+      <w:r>
+        <w:rPr>
+          <w:b/>
+          <w:bCs/>
+        </w:rPr>
+        <w:t xml:space="preserve">Combinado Cercanías</w:t>
+      </w:r>
+      <w:r>
+        <w:t xml:space="preserve"> </w:t>
+      </w:r>
+      <w:r>
+        <w:t xml:space="preserve">— included with the ALVIA ticket for travel within 4 hrs of the 10:32 departure; look for a 5-character</w:t>
+      </w:r>
+      <w:r>
+        <w:t xml:space="preserve"> </w:t>
+      </w:r>
+      <w:r>
+        <w:t xml:space="preserve">“Combinado Cercanías”</w:t>
+      </w:r>
+      <w:r>
+        <w:t xml:space="preserve"> </w:t>
+      </w:r>
+      <w:r>
+        <w:t xml:space="preserve">code on the ticket and redeem it at a Cercanías machine for a free connecting ticket (buy normally, €2.60, if no code appears).</w:t>
       </w:r>
     </w:p>
     <w:p>
@@ -1922,6 +1950,28 @@
       </w:r>
       <w:r>
         <w:t xml:space="preserve">| Ticket no.: 7216302078276 | Importe: €81.65</w:t>
+      </w:r>
+    </w:p>
+    <w:p>
+      <w:pPr>
+        <w:pStyle w:val="Compact"/>
+        <w:numPr>
+          <w:ilvl w:val="1"/>
+          <w:numId w:val="1029"/>
+        </w:numPr>
+      </w:pPr>
+      <w:r>
+        <w:rPr>
+          <w:b/>
+          <w:bCs/>
+        </w:rPr>
+        <w:t xml:space="preserve">Combinado Cercanías:</w:t>
+      </w:r>
+      <w:r>
+        <w:t xml:space="preserve"> </w:t>
+      </w:r>
+      <w:r>
+        <w:t xml:space="preserve">check the ticket for a 5-character code — redeems for a free Cercanías connection from Aeropuerto T4 to Atocha, valid within 4 hrs of the 10:32 departure.</w:t>
       </w:r>
     </w:p>
     <w:bookmarkEnd w:id="36"/>

--- a/spain-2026-itinerary.docx
+++ b/spain-2026-itinerary.docx
@@ -320,19 +320,7 @@
         <w:t xml:space="preserve"> </w:t>
       </w:r>
       <w:r>
-        <w:t xml:space="preserve">— included with the ALVIA ticket for travel within 4 hrs of the 10:32 departure; look for a 5-character</w:t>
-      </w:r>
-      <w:r>
-        <w:t xml:space="preserve"> </w:t>
-      </w:r>
-      <w:r>
-        <w:t xml:space="preserve">“Combinado Cercanías”</w:t>
-      </w:r>
-      <w:r>
-        <w:t xml:space="preserve"> </w:t>
-      </w:r>
-      <w:r>
-        <w:t xml:space="preserve">code on the ticket and redeem it at a Cercanías machine for a free connecting ticket (buy normally, €2.60, if no code appears).</w:t>
+        <w:t xml:space="preserve">— included with the ALVIA ticket for travel within 4 hrs of the 10:32 departure. In Madrid, just scan the ALVIA ticket’s QR code directly at the Cercanías gate — no machine needed (buy normally, €2.60, if the gate rejects it).</w:t>
       </w:r>
     </w:p>
     <w:p>
@@ -1971,7 +1959,7 @@
         <w:t xml:space="preserve"> </w:t>
       </w:r>
       <w:r>
-        <w:t xml:space="preserve">check the ticket for a 5-character code — redeems for a free Cercanías connection from Aeropuerto T4 to Atocha, valid within 4 hrs of the 10:32 departure.</w:t>
+        <w:t xml:space="preserve">free Cercanías connection from Aeropuerto T4 to Atocha, included with this ticket, valid within 4 hrs of the 10:32 departure. In Madrid, scan the ticket’s QR directly at the Cercanías gate — no machine/code entry needed.</w:t>
       </w:r>
     </w:p>
     <w:bookmarkEnd w:id="36"/>

--- a/spain-2026-itinerary.docx
+++ b/spain-2026-itinerary.docx
@@ -252,7 +252,7 @@
         </w:numPr>
       </w:pPr>
       <w:r>
-        <w:t xml:space="preserve">08:20 — Land Madrid Barajas T4.</w:t>
+        <w:t xml:space="preserve">08:20 — Land Madrid Barajas T4; passport control + bags.</w:t>
       </w:r>
     </w:p>
     <w:p>
@@ -264,7 +264,19 @@
         </w:numPr>
       </w:pPr>
       <w:r>
-        <w:t xml:space="preserve">08:20–08:50 — Passport control (Schengen entry) + baggage claim.</w:t>
+        <w:t xml:space="preserve">~08:55 — Cercanías C1,</w:t>
+      </w:r>
+      <w:r>
+        <w:t xml:space="preserve"> </w:t>
+      </w:r>
+      <w:r>
+        <w:t xml:space="preserve">“Aeropuerto T4”</w:t>
+      </w:r>
+      <w:r>
+        <w:t xml:space="preserve"> </w:t>
+      </w:r>
+      <w:r>
+        <w:t xml:space="preserve">→ Atocha (~30 min). Free — scan the ALVIA ticket’s QR at the gate (Combinado Cercanías).</w:t>
       </w:r>
     </w:p>
     <w:p>
@@ -276,51 +288,7 @@
         </w:numPr>
       </w:pPr>
       <w:r>
-        <w:t xml:space="preserve">~08:55 — Cercanías</w:t>
-      </w:r>
-      <w:r>
-        <w:t xml:space="preserve"> </w:t>
-      </w:r>
-      <w:r>
-        <w:rPr>
-          <w:b/>
-          <w:bCs/>
-        </w:rPr>
-        <w:t xml:space="preserve">C1</w:t>
-      </w:r>
-      <w:r>
-        <w:t xml:space="preserve"> </w:t>
-      </w:r>
-      <w:r>
-        <w:t xml:space="preserve">from the</w:t>
-      </w:r>
-      <w:r>
-        <w:t xml:space="preserve"> </w:t>
-      </w:r>
-      <w:r>
-        <w:t xml:space="preserve">“Aeropuerto T4”</w:t>
-      </w:r>
-      <w:r>
-        <w:t xml:space="preserve"> </w:t>
-      </w:r>
-      <w:r>
-        <w:t xml:space="preserve">station → Atocha (~30 min). Free via</w:t>
-      </w:r>
-      <w:r>
-        <w:t xml:space="preserve"> </w:t>
-      </w:r>
-      <w:r>
-        <w:rPr>
-          <w:b/>
-          <w:bCs/>
-        </w:rPr>
-        <w:t xml:space="preserve">Combinado Cercanías</w:t>
-      </w:r>
-      <w:r>
-        <w:t xml:space="preserve"> </w:t>
-      </w:r>
-      <w:r>
-        <w:t xml:space="preserve">— included with the ALVIA ticket for travel within 4 hrs of the 10:32 departure. In Madrid, just scan the ALVIA ticket’s QR code directly at the Cercanías gate — no machine needed (buy normally, €2.60, if the gate rejects it).</w:t>
+        <w:t xml:space="preserve">~09:30 — Arrive Atocha; security/bag check for the ALVIA departure.</w:t>
       </w:r>
     </w:p>
     <w:p>
@@ -332,19 +300,7 @@
         </w:numPr>
       </w:pPr>
       <w:r>
-        <w:t xml:space="preserve">~09:30 — Arrive Atocha; head to the Puerta de Atocha long-distance side and clear security/bag X-ray (required for AVE/ALVIA departures).</w:t>
-      </w:r>
-    </w:p>
-    <w:p>
-      <w:pPr>
-        <w:pStyle w:val="Compact"/>
-        <w:numPr>
-          <w:ilvl w:val="0"/>
-          <w:numId w:val="1002"/>
-        </w:numPr>
-      </w:pPr>
-      <w:r>
-        <w:t xml:space="preserve">10:32 — Depart Madrid–Puerta de Atocha (ALVIA 00605, Coche 1 / Seat 10C, Localizador</w:t>
+        <w:t xml:space="preserve">10:32 — Depart Atocha (ALVIA 00605, Coche 1 / Seat 10C, Localizador</w:t>
       </w:r>
       <w:r>
         <w:t xml:space="preserve"> </w:t>
@@ -357,7 +313,7 @@
         <w:t xml:space="preserve">YNPLW2</w:t>
       </w:r>
       <w:r>
-        <w:t xml:space="preserve">) → Pamplona/Iruña. (~1h40m buffer from landing — comfortable even with a slow passport line.)</w:t>
+        <w:t xml:space="preserve">) → Pamplona/Iruña.</w:t>
       </w:r>
     </w:p>
     <w:p>
@@ -381,7 +337,7 @@
         </w:numPr>
       </w:pPr>
       <w:r>
-        <w:t xml:space="preserve">Transfer Pamplona → Saint-Jean-Pied-de-Port: taxi from the rank at the station (usually available — no need to pre-book); ~1h12m / ~75–80 km. Taxi Asier is a fixed-rate (~€104 weekday) backup if the rank is empty — see Trip References.</w:t>
+        <w:t xml:space="preserve">Taxi from the station rank → Saint-Jean-Pied-de-Port (~1h12m). Taxi Asier is a fixed-rate backup — see Trip References.</w:t>
       </w:r>
     </w:p>
     <w:p>
@@ -1949,17 +1905,7 @@
         </w:numPr>
       </w:pPr>
       <w:r>
-        <w:rPr>
-          <w:b/>
-          <w:bCs/>
-        </w:rPr>
-        <w:t xml:space="preserve">Combinado Cercanías:</w:t>
-      </w:r>
-      <w:r>
-        <w:t xml:space="preserve"> </w:t>
-      </w:r>
-      <w:r>
-        <w:t xml:space="preserve">free Cercanías connection from Aeropuerto T4 to Atocha, included with this ticket, valid within 4 hrs of the 10:32 departure. In Madrid, scan the ticket’s QR directly at the Cercanías gate — no machine/code entry needed.</w:t>
+        <w:t xml:space="preserve">Combinado Cercanías included (free T4 → Atocha connection) — scan the ticket QR at the Cercanías gate.</w:t>
       </w:r>
     </w:p>
     <w:bookmarkEnd w:id="36"/>

--- a/spain-2026-itinerary.docx
+++ b/spain-2026-itinerary.docx
@@ -337,7 +337,7 @@
         </w:numPr>
       </w:pPr>
       <w:r>
-        <w:t xml:space="preserve">Taxi from the station rank → Saint-Jean-Pied-de-Port (~1h12m). Taxi Asier is a fixed-rate backup — see Trip References.</w:t>
+        <w:t xml:space="preserve">Taxi from the station rank → Saint-Jean-Pied-de-Port (~1h12m), fixed fare ~€104–130 (regulated, not metered). Taxi Asier is a backup — see Trip References.</w:t>
       </w:r>
     </w:p>
     <w:p>
@@ -1995,7 +1995,19 @@
         </w:numPr>
       </w:pPr>
       <w:r>
-        <w:t xml:space="preserve">Backup / fixed-rate option: Taxi de confianza Roncesvalles / Taxi Asier: info@taxiasier.com / +34 670 61 61 90 / www.taxiasier.com — ~€104 weekday flat rate (also covers SJPP ↔ Roncesvalles ↔ airport/train station, 9-seater)</w:t>
+        <w:t xml:space="preserve">Fare is fixed/regulated (not metered) for this route: ~€104–120 weekday daytime, up to ~€130–150 nights/weekends/holidays. Ignore tourist transfer-booking sites quoting €150–350 — that’s third-party markup, not the real fixed fare.</w:t>
+      </w:r>
+    </w:p>
+    <w:p>
+      <w:pPr>
+        <w:pStyle w:val="Compact"/>
+        <w:numPr>
+          <w:ilvl w:val="1"/>
+          <w:numId w:val="1032"/>
+        </w:numPr>
+      </w:pPr>
+      <w:r>
+        <w:t xml:space="preserve">Backup: Taxi de confianza Roncesvalles / Taxi Asier: info@taxiasier.com / +34 670 61 61 90 / www.taxiasier.com (also covers SJPP ↔ Roncesvalles ↔ airport/train station, 9-seater)</w:t>
       </w:r>
     </w:p>
     <w:p>

--- a/spain-2026-itinerary.docx
+++ b/spain-2026-itinerary.docx
@@ -179,7 +179,7 @@
         </w:tc>
       </w:tr>
     </w:tbl>
-    <w:bookmarkStart w:id="25" w:name="itinerary"/>
+    <w:bookmarkStart w:id="22" w:name="itinerary"/>
     <w:p>
       <w:pPr>
         <w:pStyle w:val="Heading2"/>
@@ -234,7 +234,7 @@
       </w:r>
     </w:p>
     <w:bookmarkEnd w:id="13"/>
-    <w:bookmarkStart w:id="17" w:name="day-2-fri-aug-28"/>
+    <w:bookmarkStart w:id="14" w:name="day-2-fri-aug-28"/>
     <w:p>
       <w:pPr>
         <w:pStyle w:val="Heading3"/>
@@ -392,124 +392,8 @@
         <w:t xml:space="preserve">Pick up pilgrim credential in SJPP if not already obtained.</w:t>
       </w:r>
     </w:p>
-    <w:tbl>
-      <w:tblPr>
-        <w:tblStyle w:val="Table"/>
-        <w:tblLook w:firstRow="0" w:lastRow="0" w:firstColumn="0" w:lastColumn="0" w:noHBand="0" w:noVBand="0" w:val="0000"/>
-        <w:tblBorders>
-          <w:top w:val="single" w:sz="4" w:space="0" w:color="0758E5"/>
-          <w:left w:val="single" w:sz="24" w:space="0" w:color="0758E5"/>
-          <w:bottom w:val="single" w:sz="4" w:space="0" w:color="0758E5"/>
-          <w:right w:val="single" w:sz="4" w:space="0" w:color="0758E5"/>
-        </w:tblBorders>
-        <w:tblCellMar>
-          <w:left w:w="144" w:type="dxa"/>
-          <w:right w:w="144" w:type="dxa"/>
-        </w:tblCellMar>
-        <w:tblLook w:firstRow="0" w:lastRow="0" w:firstColumn="0" w:lastColumn="0" w:noHBand="0" w:noVBand="0" w:val="0000"/>
-      </w:tblPr>
-      <w:tr>
-        <w:trPr>
-          <w:cantSplit/>
-        </w:trPr>
-        <w:tc>
-          <w:tcPr>
-            <w:shd w:color="auto" w:fill="dae6fb" w:val="clear"/>
-            <w:tcMar>
-              <w:top w:w="92" w:type="dxa"/>
-              <w:bottom w:w="92" w:type="dxa"/>
-            </w:tcMar>
-          </w:tcPr>
-          <w:p>
-            <w:pPr>
-              <w:pStyle w:val="FirstParagraph"/>
-            </w:pPr>
-            <w:pPr>
-              <w:spacing w:before="0" w:after="0"/>
-              <w:textAlignment w:val="center"/>
-            </w:pPr>
-            <w:r>
-              <w:drawing>
-                <wp:inline>
-                  <wp:extent cx="152400" cy="152400"/>
-                  <wp:effectExtent b="0" l="0" r="0" t="0"/>
-                  <wp:docPr descr="" title="" id="15" name="Picture"/>
-                  <a:graphic>
-                    <a:graphicData uri="http://schemas.openxmlformats.org/drawingml/2006/picture">
-                      <pic:pic>
-                        <pic:nvPicPr>
-                          <pic:cNvPr descr="/opt/quarto/share/formats/docx/note.png" id="16" name="Picture"/>
-                          <pic:cNvPicPr>
-                            <a:picLocks noChangeArrowheads="1" noChangeAspect="1"/>
-                          </pic:cNvPicPr>
-                        </pic:nvPicPr>
-                        <pic:blipFill>
-                          <a:blip r:embed="rId14"/>
-                          <a:stretch>
-                            <a:fillRect/>
-                          </a:stretch>
-                        </pic:blipFill>
-                        <pic:spPr bwMode="auto">
-                          <a:xfrm>
-                            <a:off x="0" y="0"/>
-                            <a:ext cx="152400" cy="152400"/>
-                          </a:xfrm>
-                          <a:prstGeom prst="rect">
-                            <a:avLst/>
-                          </a:prstGeom>
-                          <a:noFill/>
-                          <a:ln w="9525">
-                            <a:noFill/>
-                            <a:headEnd/>
-                            <a:tailEnd/>
-                          </a:ln>
-                        </pic:spPr>
-                      </pic:pic>
-                    </a:graphicData>
-                  </a:graphic>
-                </wp:inline>
-              </w:drawing>
-            </w:r>
-            <w:r>
-              <w:t xml:space="preserve"> </w:t>
-            </w:r>
-            <w:r>
-              <w:t xml:space="preserve"> </w:t>
-            </w:r>
-            <w:r>
-              <w:t xml:space="preserve">Note</w:t>
-            </w:r>
-          </w:p>
-        </w:tc>
-      </w:tr>
-      <w:tr>
-        <w:trPr>
-          <w:cantSplit/>
-        </w:trPr>
-        <w:tc>
-          <w:tcPr>
-            <w:tcMar>
-              <w:top w:w="108" w:type="dxa"/>
-              <w:bottom w:w="108" w:type="dxa"/>
-            </w:tcMar>
-          </w:tcPr>
-          <w:p>
-            <w:pPr>
-              <w:pStyle w:val="BodyText"/>
-            </w:pPr>
-            <w:pPr>
-              <w:spacing w:before="16" w:after="16"/>
-            </w:pPr>
-            <w:r>
-              <w:t xml:space="preserve">Notes — Aug 28</w:t>
-            </w:r>
-          </w:p>
-          <w:p/>
-        </w:tc>
-      </w:tr>
-    </w:tbl>
-    <w:bookmarkEnd w:id="17"/>
-    <w:bookmarkStart w:id="21" w:name="day-3-sat-aug-29-camino-day-1"/>
+    <w:bookmarkEnd w:id="14"/>
+    <w:bookmarkStart w:id="18" w:name="day-3-sat-aug-29-camino-day-1"/>
     <w:p>
       <w:pPr>
         <w:pStyle w:val="Heading3"/>
@@ -658,18 +542,18 @@
                 <wp:inline>
                   <wp:extent cx="152400" cy="152400"/>
                   <wp:effectExtent b="0" l="0" r="0" t="0"/>
-                  <wp:docPr descr="" title="" id="19" name="Picture"/>
+                  <wp:docPr descr="" title="" id="16" name="Picture"/>
                   <a:graphic>
                     <a:graphicData uri="http://schemas.openxmlformats.org/drawingml/2006/picture">
                       <pic:pic>
                         <pic:nvPicPr>
-                          <pic:cNvPr descr="/opt/quarto/share/formats/docx/caution.png" id="20" name="Picture"/>
+                          <pic:cNvPr descr="/opt/quarto/share/formats/docx/caution.png" id="17" name="Picture"/>
                           <pic:cNvPicPr>
                             <a:picLocks noChangeArrowheads="1" noChangeAspect="1"/>
                           </pic:cNvPicPr>
                         </pic:nvPicPr>
                         <pic:blipFill>
-                          <a:blip r:embed="rId18"/>
+                          <a:blip r:embed="rId15"/>
                           <a:stretch>
                             <a:fillRect/>
                           </a:stretch>
@@ -759,8 +643,8 @@
         </w:tc>
       </w:tr>
     </w:tbl>
-    <w:bookmarkEnd w:id="21"/>
-    <w:bookmarkStart w:id="22" w:name="X8b1839bb64d0987aa38fbbd0086e4964cfc770e"/>
+    <w:bookmarkEnd w:id="18"/>
+    <w:bookmarkStart w:id="19" w:name="X8b1839bb64d0987aa38fbbd0086e4964cfc770e"/>
     <w:p>
       <w:pPr>
         <w:pStyle w:val="Heading3"/>
@@ -820,6 +704,41 @@
       <w:pPr>
         <w:pStyle w:val="Compact"/>
         <w:numPr>
+          <w:ilvl w:val="1"/>
+          <w:numId w:val="1006"/>
+        </w:numPr>
+      </w:pPr>
+      <w:r>
+        <w:t xml:space="preserve">Overnight:</w:t>
+      </w:r>
+      <w:r>
+        <w:t xml:space="preserve"> </w:t>
+      </w:r>
+      <w:r>
+        <w:rPr>
+          <w:b/>
+          <w:bCs/>
+        </w:rPr>
+        <w:t xml:space="preserve">Albergue El Palo de Avellano</w:t>
+      </w:r>
+      <w:r>
+        <w:t xml:space="preserve"> </w:t>
+      </w:r>
+      <w:r>
+        <w:t xml:space="preserve">(Zubiri) — Reserva #</w:t>
+      </w:r>
+      <w:r>
+        <w:rPr>
+          <w:b/>
+          <w:bCs/>
+        </w:rPr>
+        <w:t xml:space="preserve">1-4435804</w:t>
+      </w:r>
+    </w:p>
+    <w:p>
+      <w:pPr>
+        <w:pStyle w:val="Compact"/>
+        <w:numPr>
           <w:ilvl w:val="0"/>
           <w:numId w:val="1005"/>
         </w:numPr>
@@ -1168,8 +1087,8 @@
         <w:t xml:space="preserve">Route highlights: Agés and Atapuerca, site of a UNESCO World Heritage archaeological complex with some of the oldest hominid fossils in Europe; the terrain opens into flatter farmland on the approach to Burgos (a preview of the Meseta beyond); Burgos’s Gothic cathedral — a UNESCO World Heritage Site — and El Cid’s tomb in the old town.</w:t>
       </w:r>
     </w:p>
-    <w:bookmarkEnd w:id="22"/>
-    <w:bookmarkStart w:id="23" w:name="day-15-thu-sep-10"/>
+    <w:bookmarkEnd w:id="19"/>
+    <w:bookmarkStart w:id="20" w:name="day-15-thu-sep-10"/>
     <w:p>
       <w:pPr>
         <w:pStyle w:val="Heading3"/>
@@ -1202,8 +1121,8 @@
         <w:t xml:space="preserve">Overnight near Madrid (airport-side, ahead of the 11:45 am flight).</w:t>
       </w:r>
     </w:p>
-    <w:bookmarkEnd w:id="23"/>
-    <w:bookmarkStart w:id="24" w:name="day-16-fri-sep-11"/>
+    <w:bookmarkEnd w:id="20"/>
+    <w:bookmarkStart w:id="21" w:name="day-16-fri-sep-11"/>
     <w:p>
       <w:pPr>
         <w:pStyle w:val="Heading3"/>
@@ -1243,460 +1162,460 @@
         </w:pict>
       </w:r>
     </w:p>
+    <w:bookmarkEnd w:id="21"/>
+    <w:bookmarkEnd w:id="22"/>
+    <w:bookmarkStart w:id="31" w:name="packing-list"/>
+    <w:p>
+      <w:pPr>
+        <w:pStyle w:val="Heading2"/>
+      </w:pPr>
+      <w:r>
+        <w:t xml:space="preserve">Packing List</w:t>
+      </w:r>
+    </w:p>
+    <w:bookmarkStart w:id="23" w:name="documents-money"/>
+    <w:p>
+      <w:pPr>
+        <w:pStyle w:val="Heading3"/>
+      </w:pPr>
+      <w:r>
+        <w:t xml:space="preserve">Documents &amp; Money</w:t>
+      </w:r>
+    </w:p>
+    <w:p>
+      <w:pPr>
+        <w:pStyle w:val="Compact"/>
+        <w:numPr>
+          <w:ilvl w:val="0"/>
+          <w:numId w:val="1019"/>
+        </w:numPr>
+      </w:pPr>
+      <w:r>
+        <w:t xml:space="preserve">Passport</w:t>
+      </w:r>
+    </w:p>
+    <w:p>
+      <w:pPr>
+        <w:pStyle w:val="Compact"/>
+        <w:numPr>
+          <w:ilvl w:val="0"/>
+          <w:numId w:val="1019"/>
+        </w:numPr>
+      </w:pPr>
+      <w:r>
+        <w:t xml:space="preserve">Pilgrim credential (credencial) — get stamped daily</w:t>
+      </w:r>
+    </w:p>
+    <w:p>
+      <w:pPr>
+        <w:pStyle w:val="Compact"/>
+        <w:numPr>
+          <w:ilvl w:val="0"/>
+          <w:numId w:val="1019"/>
+        </w:numPr>
+      </w:pPr>
+      <w:r>
+        <w:t xml:space="preserve">Credit + ATM cards</w:t>
+      </w:r>
+    </w:p>
+    <w:bookmarkEnd w:id="23"/>
+    <w:bookmarkStart w:id="24" w:name="pack-setup"/>
+    <w:p>
+      <w:pPr>
+        <w:pStyle w:val="Heading3"/>
+      </w:pPr>
+      <w:r>
+        <w:t xml:space="preserve">Pack Setup</w:t>
+      </w:r>
+    </w:p>
+    <w:p>
+      <w:pPr>
+        <w:pStyle w:val="Compact"/>
+        <w:numPr>
+          <w:ilvl w:val="0"/>
+          <w:numId w:val="1020"/>
+        </w:numPr>
+      </w:pPr>
+      <w:r>
+        <w:t xml:space="preserve">Backpack with rain cover (35–40L)</w:t>
+      </w:r>
+    </w:p>
+    <w:p>
+      <w:pPr>
+        <w:pStyle w:val="Compact"/>
+        <w:numPr>
+          <w:ilvl w:val="0"/>
+          <w:numId w:val="1020"/>
+        </w:numPr>
+      </w:pPr>
+      <w:r>
+        <w:t xml:space="preserve">1 small dry sack (electronics/passport)</w:t>
+      </w:r>
+    </w:p>
+    <w:p>
+      <w:pPr>
+        <w:pStyle w:val="Compact"/>
+        <w:numPr>
+          <w:ilvl w:val="0"/>
+          <w:numId w:val="1020"/>
+        </w:numPr>
+      </w:pPr>
+      <w:r>
+        <w:t xml:space="preserve">Packing cubes + plastic bags (organization, laundry separation)</w:t>
+      </w:r>
+    </w:p>
     <w:bookmarkEnd w:id="24"/>
+    <w:bookmarkStart w:id="25" w:name="clothing"/>
+    <w:p>
+      <w:pPr>
+        <w:pStyle w:val="Heading3"/>
+      </w:pPr>
+      <w:r>
+        <w:t xml:space="preserve">Clothing</w:t>
+      </w:r>
+    </w:p>
+    <w:p>
+      <w:pPr>
+        <w:pStyle w:val="Compact"/>
+        <w:numPr>
+          <w:ilvl w:val="0"/>
+          <w:numId w:val="1021"/>
+        </w:numPr>
+      </w:pPr>
+      <w:r>
+        <w:t xml:space="preserve">2 quick-dry short-sleeve tees</w:t>
+      </w:r>
+    </w:p>
+    <w:p>
+      <w:pPr>
+        <w:pStyle w:val="Compact"/>
+        <w:numPr>
+          <w:ilvl w:val="0"/>
+          <w:numId w:val="1021"/>
+        </w:numPr>
+      </w:pPr>
+      <w:r>
+        <w:t xml:space="preserve">1 long-sleeve thermal / light layer (cool mornings crossing the Pyrenees on Day 1)</w:t>
+      </w:r>
+    </w:p>
+    <w:p>
+      <w:pPr>
+        <w:pStyle w:val="Compact"/>
+        <w:numPr>
+          <w:ilvl w:val="0"/>
+          <w:numId w:val="1021"/>
+        </w:numPr>
+      </w:pPr>
+      <w:r>
+        <w:t xml:space="preserve">1 light fleece or packable insulated layer</w:t>
+      </w:r>
+    </w:p>
+    <w:p>
+      <w:pPr>
+        <w:pStyle w:val="Compact"/>
+        <w:numPr>
+          <w:ilvl w:val="0"/>
+          <w:numId w:val="1021"/>
+        </w:numPr>
+      </w:pPr>
+      <w:r>
+        <w:t xml:space="preserve">1 lightweight rain jacket</w:t>
+      </w:r>
+    </w:p>
+    <w:p>
+      <w:pPr>
+        <w:pStyle w:val="Compact"/>
+        <w:numPr>
+          <w:ilvl w:val="0"/>
+          <w:numId w:val="1021"/>
+        </w:numPr>
+      </w:pPr>
+      <w:r>
+        <w:t xml:space="preserve">1 convertible hiking pant</w:t>
+      </w:r>
+    </w:p>
+    <w:p>
+      <w:pPr>
+        <w:pStyle w:val="Compact"/>
+        <w:numPr>
+          <w:ilvl w:val="0"/>
+          <w:numId w:val="1021"/>
+        </w:numPr>
+      </w:pPr>
+      <w:r>
+        <w:t xml:space="preserve">1 pair town/casual pants or shorts</w:t>
+      </w:r>
+    </w:p>
+    <w:p>
+      <w:pPr>
+        <w:pStyle w:val="Compact"/>
+        <w:numPr>
+          <w:ilvl w:val="0"/>
+          <w:numId w:val="1021"/>
+        </w:numPr>
+      </w:pPr>
+      <w:r>
+        <w:t xml:space="preserve">3 pairs quick-dry underwear</w:t>
+      </w:r>
+    </w:p>
+    <w:p>
+      <w:pPr>
+        <w:pStyle w:val="Compact"/>
+        <w:numPr>
+          <w:ilvl w:val="0"/>
+          <w:numId w:val="1021"/>
+        </w:numPr>
+      </w:pPr>
+      <w:r>
+        <w:t xml:space="preserve">3 pairs hiking socks (merino blend)</w:t>
+      </w:r>
+    </w:p>
     <w:bookmarkEnd w:id="25"/>
-    <w:bookmarkStart w:id="34" w:name="packing-list"/>
-    <w:p>
-      <w:pPr>
-        <w:pStyle w:val="Heading2"/>
-      </w:pPr>
-      <w:r>
-        <w:t xml:space="preserve">Packing List</w:t>
-      </w:r>
-    </w:p>
-    <w:bookmarkStart w:id="26" w:name="documents-money"/>
+    <w:bookmarkStart w:id="26" w:name="footwear"/>
     <w:p>
       <w:pPr>
         <w:pStyle w:val="Heading3"/>
       </w:pPr>
       <w:r>
-        <w:t xml:space="preserve">Documents &amp; Money</w:t>
-      </w:r>
-    </w:p>
-    <w:p>
-      <w:pPr>
-        <w:pStyle w:val="Compact"/>
-        <w:numPr>
-          <w:ilvl w:val="0"/>
-          <w:numId w:val="1019"/>
-        </w:numPr>
-      </w:pPr>
-      <w:r>
-        <w:t xml:space="preserve">Passport</w:t>
-      </w:r>
-    </w:p>
-    <w:p>
-      <w:pPr>
-        <w:pStyle w:val="Compact"/>
-        <w:numPr>
-          <w:ilvl w:val="0"/>
-          <w:numId w:val="1019"/>
-        </w:numPr>
-      </w:pPr>
-      <w:r>
-        <w:t xml:space="preserve">Pilgrim credential (credencial) — get stamped daily</w:t>
-      </w:r>
-    </w:p>
-    <w:p>
-      <w:pPr>
-        <w:pStyle w:val="Compact"/>
-        <w:numPr>
-          <w:ilvl w:val="0"/>
-          <w:numId w:val="1019"/>
-        </w:numPr>
-      </w:pPr>
-      <w:r>
-        <w:t xml:space="preserve">Credit + ATM cards</w:t>
+        <w:t xml:space="preserve">Footwear</w:t>
+      </w:r>
+    </w:p>
+    <w:p>
+      <w:pPr>
+        <w:pStyle w:val="Compact"/>
+        <w:numPr>
+          <w:ilvl w:val="0"/>
+          <w:numId w:val="1022"/>
+        </w:numPr>
+      </w:pPr>
+      <w:r>
+        <w:t xml:space="preserve">Trail runners or light hiking shoes (broken in well before the trip)</w:t>
+      </w:r>
+    </w:p>
+    <w:p>
+      <w:pPr>
+        <w:pStyle w:val="Compact"/>
+        <w:numPr>
+          <w:ilvl w:val="0"/>
+          <w:numId w:val="1022"/>
+        </w:numPr>
+      </w:pPr>
+      <w:r>
+        <w:t xml:space="preserve">Lightweight sandals or flip-flops (evenings)</w:t>
       </w:r>
     </w:p>
     <w:bookmarkEnd w:id="26"/>
-    <w:bookmarkStart w:id="27" w:name="pack-setup"/>
+    <w:bookmarkStart w:id="27" w:name="toiletries"/>
     <w:p>
       <w:pPr>
         <w:pStyle w:val="Heading3"/>
       </w:pPr>
       <w:r>
-        <w:t xml:space="preserve">Pack Setup</w:t>
-      </w:r>
-    </w:p>
-    <w:p>
-      <w:pPr>
-        <w:pStyle w:val="Compact"/>
-        <w:numPr>
-          <w:ilvl w:val="0"/>
-          <w:numId w:val="1020"/>
-        </w:numPr>
-      </w:pPr>
-      <w:r>
-        <w:t xml:space="preserve">Backpack with rain cover (35–40L)</w:t>
-      </w:r>
-    </w:p>
-    <w:p>
-      <w:pPr>
-        <w:pStyle w:val="Compact"/>
-        <w:numPr>
-          <w:ilvl w:val="0"/>
-          <w:numId w:val="1020"/>
-        </w:numPr>
-      </w:pPr>
-      <w:r>
-        <w:t xml:space="preserve">1 small dry sack (electronics/passport)</w:t>
-      </w:r>
-    </w:p>
-    <w:p>
-      <w:pPr>
-        <w:pStyle w:val="Compact"/>
-        <w:numPr>
-          <w:ilvl w:val="0"/>
-          <w:numId w:val="1020"/>
-        </w:numPr>
-      </w:pPr>
-      <w:r>
-        <w:t xml:space="preserve">Packing cubes + plastic bags (organization, laundry separation)</w:t>
+        <w:t xml:space="preserve">Toiletries</w:t>
+      </w:r>
+    </w:p>
+    <w:p>
+      <w:pPr>
+        <w:pStyle w:val="Compact"/>
+        <w:numPr>
+          <w:ilvl w:val="0"/>
+          <w:numId w:val="1023"/>
+        </w:numPr>
+      </w:pPr>
+      <w:r>
+        <w:t xml:space="preserve">Toothbrush + travel toothpaste</w:t>
+      </w:r>
+    </w:p>
+    <w:p>
+      <w:pPr>
+        <w:pStyle w:val="Compact"/>
+        <w:numPr>
+          <w:ilvl w:val="0"/>
+          <w:numId w:val="1023"/>
+        </w:numPr>
+      </w:pPr>
+      <w:r>
+        <w:t xml:space="preserve">Small liquid soap (body + laundry, e.g. Dr. Bronner’s)</w:t>
+      </w:r>
+    </w:p>
+    <w:p>
+      <w:pPr>
+        <w:pStyle w:val="Compact"/>
+        <w:numPr>
+          <w:ilvl w:val="0"/>
+          <w:numId w:val="1023"/>
+        </w:numPr>
+      </w:pPr>
+      <w:r>
+        <w:t xml:space="preserve">Travel deodorant</w:t>
+      </w:r>
+    </w:p>
+    <w:p>
+      <w:pPr>
+        <w:pStyle w:val="Compact"/>
+        <w:numPr>
+          <w:ilvl w:val="0"/>
+          <w:numId w:val="1023"/>
+        </w:numPr>
+      </w:pPr>
+      <w:r>
+        <w:t xml:space="preserve">Quick-dry towel</w:t>
+      </w:r>
+    </w:p>
+    <w:p>
+      <w:pPr>
+        <w:pStyle w:val="Compact"/>
+        <w:numPr>
+          <w:ilvl w:val="0"/>
+          <w:numId w:val="1023"/>
+        </w:numPr>
+      </w:pPr>
+      <w:r>
+        <w:t xml:space="preserve">Sunscreen (August sun is strong, especially crossing the Meseta near Burgos)</w:t>
+      </w:r>
+    </w:p>
+    <w:p>
+      <w:pPr>
+        <w:pStyle w:val="Compact"/>
+        <w:numPr>
+          <w:ilvl w:val="0"/>
+          <w:numId w:val="1023"/>
+        </w:numPr>
+      </w:pPr>
+      <w:r>
+        <w:t xml:space="preserve">Lip balm with SPF</w:t>
       </w:r>
     </w:p>
     <w:bookmarkEnd w:id="27"/>
-    <w:bookmarkStart w:id="28" w:name="clothing"/>
+    <w:bookmarkStart w:id="28" w:name="health-first-aid"/>
     <w:p>
       <w:pPr>
         <w:pStyle w:val="Heading3"/>
       </w:pPr>
       <w:r>
-        <w:t xml:space="preserve">Clothing</w:t>
-      </w:r>
-    </w:p>
-    <w:p>
-      <w:pPr>
-        <w:pStyle w:val="Compact"/>
-        <w:numPr>
-          <w:ilvl w:val="0"/>
-          <w:numId w:val="1021"/>
-        </w:numPr>
-      </w:pPr>
-      <w:r>
-        <w:t xml:space="preserve">2 quick-dry short-sleeve tees</w:t>
-      </w:r>
-    </w:p>
-    <w:p>
-      <w:pPr>
-        <w:pStyle w:val="Compact"/>
-        <w:numPr>
-          <w:ilvl w:val="0"/>
-          <w:numId w:val="1021"/>
-        </w:numPr>
-      </w:pPr>
-      <w:r>
-        <w:t xml:space="preserve">1 long-sleeve thermal / light layer (cool mornings crossing the Pyrenees on Day 1)</w:t>
-      </w:r>
-    </w:p>
-    <w:p>
-      <w:pPr>
-        <w:pStyle w:val="Compact"/>
-        <w:numPr>
-          <w:ilvl w:val="0"/>
-          <w:numId w:val="1021"/>
-        </w:numPr>
-      </w:pPr>
-      <w:r>
-        <w:t xml:space="preserve">1 light fleece or packable insulated layer</w:t>
-      </w:r>
-    </w:p>
-    <w:p>
-      <w:pPr>
-        <w:pStyle w:val="Compact"/>
-        <w:numPr>
-          <w:ilvl w:val="0"/>
-          <w:numId w:val="1021"/>
-        </w:numPr>
-      </w:pPr>
-      <w:r>
-        <w:t xml:space="preserve">1 lightweight rain jacket</w:t>
-      </w:r>
-    </w:p>
-    <w:p>
-      <w:pPr>
-        <w:pStyle w:val="Compact"/>
-        <w:numPr>
-          <w:ilvl w:val="0"/>
-          <w:numId w:val="1021"/>
-        </w:numPr>
-      </w:pPr>
-      <w:r>
-        <w:t xml:space="preserve">1 convertible hiking pant</w:t>
-      </w:r>
-    </w:p>
-    <w:p>
-      <w:pPr>
-        <w:pStyle w:val="Compact"/>
-        <w:numPr>
-          <w:ilvl w:val="0"/>
-          <w:numId w:val="1021"/>
-        </w:numPr>
-      </w:pPr>
-      <w:r>
-        <w:t xml:space="preserve">1 pair town/casual pants or shorts</w:t>
-      </w:r>
-    </w:p>
-    <w:p>
-      <w:pPr>
-        <w:pStyle w:val="Compact"/>
-        <w:numPr>
-          <w:ilvl w:val="0"/>
-          <w:numId w:val="1021"/>
-        </w:numPr>
-      </w:pPr>
-      <w:r>
-        <w:t xml:space="preserve">3 pairs quick-dry underwear</w:t>
-      </w:r>
-    </w:p>
-    <w:p>
-      <w:pPr>
-        <w:pStyle w:val="Compact"/>
-        <w:numPr>
-          <w:ilvl w:val="0"/>
-          <w:numId w:val="1021"/>
-        </w:numPr>
-      </w:pPr>
-      <w:r>
-        <w:t xml:space="preserve">3 pairs hiking socks (merino blend)</w:t>
+        <w:t xml:space="preserve">Health &amp; First Aid</w:t>
+      </w:r>
+    </w:p>
+    <w:p>
+      <w:pPr>
+        <w:pStyle w:val="Compact"/>
+        <w:numPr>
+          <w:ilvl w:val="0"/>
+          <w:numId w:val="1024"/>
+        </w:numPr>
+      </w:pPr>
+      <w:r>
+        <w:t xml:space="preserve">Blister pads (Compeed-style hydrocolloid) — essential for Day 1’s Pyrenees crossing</w:t>
+      </w:r>
+    </w:p>
+    <w:p>
+      <w:pPr>
+        <w:pStyle w:val="Compact"/>
+        <w:numPr>
+          <w:ilvl w:val="0"/>
+          <w:numId w:val="1024"/>
+        </w:numPr>
+      </w:pPr>
+      <w:r>
+        <w:t xml:space="preserve">Ibuprofen / acetaminophen / personal medications</w:t>
+      </w:r>
+    </w:p>
+    <w:p>
+      <w:pPr>
+        <w:pStyle w:val="Compact"/>
+        <w:numPr>
+          <w:ilvl w:val="0"/>
+          <w:numId w:val="1024"/>
+        </w:numPr>
+      </w:pPr>
+      <w:r>
+        <w:t xml:space="preserve">Hand sanitizer, tissues</w:t>
+      </w:r>
+    </w:p>
+    <w:p>
+      <w:pPr>
+        <w:pStyle w:val="Compact"/>
+        <w:numPr>
+          <w:ilvl w:val="0"/>
+          <w:numId w:val="1024"/>
+        </w:numPr>
+      </w:pPr>
+      <w:r>
+        <w:t xml:space="preserve">Earplugs + eye mask (shared albergue dorms)</w:t>
+      </w:r>
+    </w:p>
+    <w:p>
+      <w:pPr>
+        <w:pStyle w:val="Compact"/>
+        <w:numPr>
+          <w:ilvl w:val="0"/>
+          <w:numId w:val="1024"/>
+        </w:numPr>
+      </w:pPr>
+      <w:r>
+        <w:t xml:space="preserve">Trekking poles (recommended for the SJPP–Roncesvalles descent)</w:t>
       </w:r>
     </w:p>
     <w:bookmarkEnd w:id="28"/>
-    <w:bookmarkStart w:id="29" w:name="footwear"/>
+    <w:bookmarkStart w:id="29" w:name="electronics"/>
     <w:p>
       <w:pPr>
         <w:pStyle w:val="Heading3"/>
       </w:pPr>
       <w:r>
-        <w:t xml:space="preserve">Footwear</w:t>
-      </w:r>
-    </w:p>
-    <w:p>
-      <w:pPr>
-        <w:pStyle w:val="Compact"/>
-        <w:numPr>
-          <w:ilvl w:val="0"/>
-          <w:numId w:val="1022"/>
-        </w:numPr>
-      </w:pPr>
-      <w:r>
-        <w:t xml:space="preserve">Trail runners or light hiking shoes (broken in well before the trip)</w:t>
-      </w:r>
-    </w:p>
-    <w:p>
-      <w:pPr>
-        <w:pStyle w:val="Compact"/>
-        <w:numPr>
-          <w:ilvl w:val="0"/>
-          <w:numId w:val="1022"/>
-        </w:numPr>
-      </w:pPr>
-      <w:r>
-        <w:t xml:space="preserve">Lightweight sandals or flip-flops (evenings)</w:t>
+        <w:t xml:space="preserve">Electronics</w:t>
+      </w:r>
+    </w:p>
+    <w:p>
+      <w:pPr>
+        <w:pStyle w:val="Compact"/>
+        <w:numPr>
+          <w:ilvl w:val="0"/>
+          <w:numId w:val="1025"/>
+        </w:numPr>
+      </w:pPr>
+      <w:r>
+        <w:t xml:space="preserve">iPhone + USB-C cord</w:t>
+      </w:r>
+    </w:p>
+    <w:p>
+      <w:pPr>
+        <w:pStyle w:val="Compact"/>
+        <w:numPr>
+          <w:ilvl w:val="0"/>
+          <w:numId w:val="1025"/>
+        </w:numPr>
+      </w:pPr>
+      <w:r>
+        <w:t xml:space="preserve">EU plug adapter</w:t>
+      </w:r>
+    </w:p>
+    <w:p>
+      <w:pPr>
+        <w:pStyle w:val="Compact"/>
+        <w:numPr>
+          <w:ilvl w:val="0"/>
+          <w:numId w:val="1025"/>
+        </w:numPr>
+      </w:pPr>
+      <w:r>
+        <w:t xml:space="preserve">AirPods</w:t>
+      </w:r>
+    </w:p>
+    <w:p>
+      <w:pPr>
+        <w:pStyle w:val="Compact"/>
+        <w:numPr>
+          <w:ilvl w:val="0"/>
+          <w:numId w:val="1025"/>
+        </w:numPr>
+      </w:pPr>
+      <w:r>
+        <w:t xml:space="preserve">Portable power bank</w:t>
       </w:r>
     </w:p>
     <w:bookmarkEnd w:id="29"/>
-    <w:bookmarkStart w:id="30" w:name="toiletries"/>
-    <w:p>
-      <w:pPr>
-        <w:pStyle w:val="Heading3"/>
-      </w:pPr>
-      <w:r>
-        <w:t xml:space="preserve">Toiletries</w:t>
-      </w:r>
-    </w:p>
-    <w:p>
-      <w:pPr>
-        <w:pStyle w:val="Compact"/>
-        <w:numPr>
-          <w:ilvl w:val="0"/>
-          <w:numId w:val="1023"/>
-        </w:numPr>
-      </w:pPr>
-      <w:r>
-        <w:t xml:space="preserve">Toothbrush + travel toothpaste</w:t>
-      </w:r>
-    </w:p>
-    <w:p>
-      <w:pPr>
-        <w:pStyle w:val="Compact"/>
-        <w:numPr>
-          <w:ilvl w:val="0"/>
-          <w:numId w:val="1023"/>
-        </w:numPr>
-      </w:pPr>
-      <w:r>
-        <w:t xml:space="preserve">Small liquid soap (body + laundry, e.g. Dr. Bronner’s)</w:t>
-      </w:r>
-    </w:p>
-    <w:p>
-      <w:pPr>
-        <w:pStyle w:val="Compact"/>
-        <w:numPr>
-          <w:ilvl w:val="0"/>
-          <w:numId w:val="1023"/>
-        </w:numPr>
-      </w:pPr>
-      <w:r>
-        <w:t xml:space="preserve">Travel deodorant</w:t>
-      </w:r>
-    </w:p>
-    <w:p>
-      <w:pPr>
-        <w:pStyle w:val="Compact"/>
-        <w:numPr>
-          <w:ilvl w:val="0"/>
-          <w:numId w:val="1023"/>
-        </w:numPr>
-      </w:pPr>
-      <w:r>
-        <w:t xml:space="preserve">Quick-dry towel</w:t>
-      </w:r>
-    </w:p>
-    <w:p>
-      <w:pPr>
-        <w:pStyle w:val="Compact"/>
-        <w:numPr>
-          <w:ilvl w:val="0"/>
-          <w:numId w:val="1023"/>
-        </w:numPr>
-      </w:pPr>
-      <w:r>
-        <w:t xml:space="preserve">Sunscreen (August sun is strong, especially crossing the Meseta near Burgos)</w:t>
-      </w:r>
-    </w:p>
-    <w:p>
-      <w:pPr>
-        <w:pStyle w:val="Compact"/>
-        <w:numPr>
-          <w:ilvl w:val="0"/>
-          <w:numId w:val="1023"/>
-        </w:numPr>
-      </w:pPr>
-      <w:r>
-        <w:t xml:space="preserve">Lip balm with SPF</w:t>
-      </w:r>
-    </w:p>
-    <w:bookmarkEnd w:id="30"/>
-    <w:bookmarkStart w:id="31" w:name="health-first-aid"/>
-    <w:p>
-      <w:pPr>
-        <w:pStyle w:val="Heading3"/>
-      </w:pPr>
-      <w:r>
-        <w:t xml:space="preserve">Health &amp; First Aid</w:t>
-      </w:r>
-    </w:p>
-    <w:p>
-      <w:pPr>
-        <w:pStyle w:val="Compact"/>
-        <w:numPr>
-          <w:ilvl w:val="0"/>
-          <w:numId w:val="1024"/>
-        </w:numPr>
-      </w:pPr>
-      <w:r>
-        <w:t xml:space="preserve">Blister pads (Compeed-style hydrocolloid) — essential for Day 1’s Pyrenees crossing</w:t>
-      </w:r>
-    </w:p>
-    <w:p>
-      <w:pPr>
-        <w:pStyle w:val="Compact"/>
-        <w:numPr>
-          <w:ilvl w:val="0"/>
-          <w:numId w:val="1024"/>
-        </w:numPr>
-      </w:pPr>
-      <w:r>
-        <w:t xml:space="preserve">Ibuprofen / acetaminophen / personal medications</w:t>
-      </w:r>
-    </w:p>
-    <w:p>
-      <w:pPr>
-        <w:pStyle w:val="Compact"/>
-        <w:numPr>
-          <w:ilvl w:val="0"/>
-          <w:numId w:val="1024"/>
-        </w:numPr>
-      </w:pPr>
-      <w:r>
-        <w:t xml:space="preserve">Hand sanitizer, tissues</w:t>
-      </w:r>
-    </w:p>
-    <w:p>
-      <w:pPr>
-        <w:pStyle w:val="Compact"/>
-        <w:numPr>
-          <w:ilvl w:val="0"/>
-          <w:numId w:val="1024"/>
-        </w:numPr>
-      </w:pPr>
-      <w:r>
-        <w:t xml:space="preserve">Earplugs + eye mask (shared albergue dorms)</w:t>
-      </w:r>
-    </w:p>
-    <w:p>
-      <w:pPr>
-        <w:pStyle w:val="Compact"/>
-        <w:numPr>
-          <w:ilvl w:val="0"/>
-          <w:numId w:val="1024"/>
-        </w:numPr>
-      </w:pPr>
-      <w:r>
-        <w:t xml:space="preserve">Trekking poles (recommended for the SJPP–Roncesvalles descent)</w:t>
-      </w:r>
-    </w:p>
-    <w:bookmarkEnd w:id="31"/>
-    <w:bookmarkStart w:id="32" w:name="electronics"/>
-    <w:p>
-      <w:pPr>
-        <w:pStyle w:val="Heading3"/>
-      </w:pPr>
-      <w:r>
-        <w:t xml:space="preserve">Electronics</w:t>
-      </w:r>
-    </w:p>
-    <w:p>
-      <w:pPr>
-        <w:pStyle w:val="Compact"/>
-        <w:numPr>
-          <w:ilvl w:val="0"/>
-          <w:numId w:val="1025"/>
-        </w:numPr>
-      </w:pPr>
-      <w:r>
-        <w:t xml:space="preserve">iPhone + USB-C cord</w:t>
-      </w:r>
-    </w:p>
-    <w:p>
-      <w:pPr>
-        <w:pStyle w:val="Compact"/>
-        <w:numPr>
-          <w:ilvl w:val="0"/>
-          <w:numId w:val="1025"/>
-        </w:numPr>
-      </w:pPr>
-      <w:r>
-        <w:t xml:space="preserve">EU plug adapter</w:t>
-      </w:r>
-    </w:p>
-    <w:p>
-      <w:pPr>
-        <w:pStyle w:val="Compact"/>
-        <w:numPr>
-          <w:ilvl w:val="0"/>
-          <w:numId w:val="1025"/>
-        </w:numPr>
-      </w:pPr>
-      <w:r>
-        <w:t xml:space="preserve">AirPods</w:t>
-      </w:r>
-    </w:p>
-    <w:p>
-      <w:pPr>
-        <w:pStyle w:val="Compact"/>
-        <w:numPr>
-          <w:ilvl w:val="0"/>
-          <w:numId w:val="1025"/>
-        </w:numPr>
-      </w:pPr>
-      <w:r>
-        <w:t xml:space="preserve">Portable power bank</w:t>
-      </w:r>
-    </w:p>
-    <w:bookmarkEnd w:id="32"/>
-    <w:bookmarkStart w:id="33" w:name="other"/>
+    <w:bookmarkStart w:id="30" w:name="other"/>
     <w:p>
       <w:pPr>
         <w:pStyle w:val="Heading3"/>
@@ -1772,9 +1691,9 @@
         </w:pict>
       </w:r>
     </w:p>
-    <w:bookmarkEnd w:id="33"/>
-    <w:bookmarkEnd w:id="34"/>
-    <w:bookmarkStart w:id="40" w:name="trip-references-bookings-contacts"/>
+    <w:bookmarkEnd w:id="30"/>
+    <w:bookmarkEnd w:id="31"/>
+    <w:bookmarkStart w:id="37" w:name="trip-references-bookings-contacts"/>
     <w:p>
       <w:pPr>
         <w:pStyle w:val="Heading2"/>
@@ -1783,7 +1702,7 @@
         <w:t xml:space="preserve">Trip References (Bookings &amp; Contacts)</w:t>
       </w:r>
     </w:p>
-    <w:bookmarkStart w:id="35" w:name="flights"/>
+    <w:bookmarkStart w:id="32" w:name="flights"/>
     <w:p>
       <w:pPr>
         <w:pStyle w:val="Heading3"/>
@@ -1836,8 +1755,8 @@
         <w:t xml:space="preserve">— dep 11:45 am, arr 2:25 pm.</w:t>
       </w:r>
     </w:p>
-    <w:bookmarkEnd w:id="35"/>
-    <w:bookmarkStart w:id="36" w:name="trains"/>
+    <w:bookmarkEnd w:id="32"/>
+    <w:bookmarkStart w:id="33" w:name="trains"/>
     <w:p>
       <w:pPr>
         <w:pStyle w:val="Heading3"/>
@@ -1908,8 +1827,8 @@
         <w:t xml:space="preserve">Combinado Cercanías included (free T4 → Atocha connection) — scan the ticket QR at the Cercanías gate.</w:t>
       </w:r>
     </w:p>
-    <w:bookmarkEnd w:id="36"/>
-    <w:bookmarkStart w:id="37" w:name="ground-transport"/>
+    <w:bookmarkEnd w:id="33"/>
+    <w:bookmarkStart w:id="34" w:name="ground-transport"/>
     <w:p>
       <w:pPr>
         <w:pStyle w:val="Heading3"/>
@@ -2022,8 +1941,8 @@
         <w:t xml:space="preserve">Local Pamplona radio-taxi dispatch (24h): +34 948 23 23 00 / +34 948 35 13 35</w:t>
       </w:r>
     </w:p>
-    <w:bookmarkEnd w:id="37"/>
-    <w:bookmarkStart w:id="38" w:name="lodging"/>
+    <w:bookmarkEnd w:id="34"/>
+    <w:bookmarkStart w:id="35" w:name="lodging"/>
     <w:p>
       <w:pPr>
         <w:pStyle w:val="Heading3"/>
@@ -2212,8 +2131,100 @@
         </w:r>
       </w:hyperlink>
     </w:p>
-    <w:bookmarkEnd w:id="38"/>
-    <w:bookmarkStart w:id="39" w:name="to-be-booked"/>
+    <w:p>
+      <w:pPr>
+        <w:pStyle w:val="Compact"/>
+        <w:numPr>
+          <w:ilvl w:val="0"/>
+          <w:numId w:val="1033"/>
+        </w:numPr>
+      </w:pPr>
+      <w:r>
+        <w:rPr>
+          <w:b/>
+          <w:bCs/>
+        </w:rPr>
+        <w:t xml:space="preserve">Aug 30 — Zubiri: Albergue El Palo de Avellano</w:t>
+      </w:r>
+    </w:p>
+    <w:p>
+      <w:pPr>
+        <w:pStyle w:val="Compact"/>
+        <w:numPr>
+          <w:ilvl w:val="1"/>
+          <w:numId w:val="1036"/>
+        </w:numPr>
+      </w:pPr>
+      <w:r>
+        <w:t xml:space="preserve">Address: Avenida Roncesvalles 16, Zubiri, Navarra 31630</w:t>
+      </w:r>
+    </w:p>
+    <w:p>
+      <w:pPr>
+        <w:pStyle w:val="Compact"/>
+        <w:numPr>
+          <w:ilvl w:val="1"/>
+          <w:numId w:val="1036"/>
+        </w:numPr>
+      </w:pPr>
+      <w:r>
+        <w:t xml:space="preserve">Phone: +34 666 499 175 | info@elpalodeavellano.com</w:t>
+      </w:r>
+    </w:p>
+    <w:p>
+      <w:pPr>
+        <w:pStyle w:val="Compact"/>
+        <w:numPr>
+          <w:ilvl w:val="1"/>
+          <w:numId w:val="1036"/>
+        </w:numPr>
+      </w:pPr>
+      <w:r>
+        <w:t xml:space="preserve">Reserva:</w:t>
+      </w:r>
+      <w:r>
+        <w:t xml:space="preserve"> </w:t>
+      </w:r>
+      <w:r>
+        <w:rPr>
+          <w:b/>
+          <w:bCs/>
+        </w:rPr>
+        <w:t xml:space="preserve">1-4435804</w:t>
+      </w:r>
+      <w:r>
+        <w:t xml:space="preserve"> </w:t>
+      </w:r>
+      <w:r>
+        <w:t xml:space="preserve">| Cama en hab. compartida, 1 person, 1 night — €22.00 (breakfast included)</w:t>
+      </w:r>
+    </w:p>
+    <w:p>
+      <w:pPr>
+        <w:pStyle w:val="Compact"/>
+        <w:numPr>
+          <w:ilvl w:val="1"/>
+          <w:numId w:val="1036"/>
+        </w:numPr>
+      </w:pPr>
+      <w:r>
+        <w:t xml:space="preserve">No prepayment — pay at property, card held as guarantee. Free cancel/modify up to 24 hrs before arrival.</w:t>
+      </w:r>
+    </w:p>
+    <w:p>
+      <w:pPr>
+        <w:pStyle w:val="Compact"/>
+        <w:numPr>
+          <w:ilvl w:val="1"/>
+          <w:numId w:val="1036"/>
+        </w:numPr>
+      </w:pPr>
+      <w:r>
+        <w:t xml:space="preserve">Reception 13:00–18:00; main door locks at 22:00 (key-card access after); check-out before 9:00. Call ahead if arriving after 3pm. Bring a sleeping bag (sheets rentable, €3).</w:t>
+      </w:r>
+    </w:p>
+    <w:bookmarkEnd w:id="35"/>
+    <w:bookmarkStart w:id="36" w:name="to-be-booked"/>
     <w:p>
       <w:pPr>
         <w:pStyle w:val="Heading3"/>
@@ -2227,19 +2238,19 @@
         <w:pStyle w:val="Compact"/>
         <w:numPr>
           <w:ilvl w:val="0"/>
-          <w:numId w:val="1036"/>
-        </w:numPr>
-      </w:pPr>
-      <w:r>
-        <w:t xml:space="preserve">Lodging for Aug 30 – Sep 9 (Camino stages, Zubiri through Burgos) — book a day or two ahead given peak August demand.</w:t>
-      </w:r>
-    </w:p>
-    <w:p>
-      <w:pPr>
-        <w:pStyle w:val="Compact"/>
-        <w:numPr>
-          <w:ilvl w:val="0"/>
-          <w:numId w:val="1036"/>
+          <w:numId w:val="1037"/>
+        </w:numPr>
+      </w:pPr>
+      <w:r>
+        <w:t xml:space="preserve">Lodging for Aug 31 – Sep 9 (Camino stages, Pamplona through Burgos) — book a day or two ahead given peak August demand.</w:t>
+      </w:r>
+    </w:p>
+    <w:p>
+      <w:pPr>
+        <w:pStyle w:val="Compact"/>
+        <w:numPr>
+          <w:ilvl w:val="0"/>
+          <w:numId w:val="1037"/>
         </w:numPr>
       </w:pPr>
       <w:r>
@@ -2251,15 +2262,15 @@
         <w:pStyle w:val="Compact"/>
         <w:numPr>
           <w:ilvl w:val="0"/>
-          <w:numId w:val="1036"/>
+          <w:numId w:val="1037"/>
         </w:numPr>
       </w:pPr>
       <w:r>
         <w:t xml:space="preserve">Madrid lodging for the night of Sep 10.</w:t>
       </w:r>
     </w:p>
-    <w:bookmarkEnd w:id="39"/>
-    <w:bookmarkEnd w:id="40"/>
+    <w:bookmarkEnd w:id="36"/>
+    <w:bookmarkEnd w:id="37"/>
     <w:sectPr>
       <w:footnotePr>
         <w:numRestart w:val="eachSect"/>
@@ -2582,6 +2593,9 @@
     <w:abstractNumId w:val="991"/>
   </w:num>
   <w:num w:numId="1036">
+    <w:abstractNumId w:val="991"/>
+  </w:num>
+  <w:num w:numId="1037">
     <w:abstractNumId w:val="991"/>
   </w:num>
 </w:numbering>

--- a/spain-2026-itinerary.docx
+++ b/spain-2026-itinerary.docx
@@ -179,7 +179,7 @@
         </w:tc>
       </w:tr>
     </w:tbl>
-    <w:bookmarkStart w:id="22" w:name="itinerary"/>
+    <w:bookmarkStart w:id="32" w:name="itinerary"/>
     <w:p>
       <w:pPr>
         <w:pStyle w:val="Heading2"/>
@@ -644,13 +644,13 @@
       </w:tr>
     </w:tbl>
     <w:bookmarkEnd w:id="18"/>
-    <w:bookmarkStart w:id="19" w:name="X8b1839bb64d0987aa38fbbd0086e4964cfc770e"/>
+    <w:bookmarkStart w:id="19" w:name="day-4-sun-aug-30-camino-day-2"/>
     <w:p>
       <w:pPr>
         <w:pStyle w:val="Heading3"/>
       </w:pPr>
       <w:r>
-        <w:t xml:space="preserve">Days 4–14 – Aug 30 to Sep 9 (Camino Francés – Roncesvalles to Burgos)</w:t>
+        <w:t xml:space="preserve">Day 4 – Sun Aug 30 (Camino Day 2)</w:t>
       </w:r>
     </w:p>
     <w:p>
@@ -666,13 +666,13 @@
           <w:b/>
           <w:bCs/>
         </w:rPr>
-        <w:t xml:space="preserve">Day 4 (Aug 30):</w:t>
+        <w:t xml:space="preserve">Roncesvalles → Zubiri</w:t>
       </w:r>
       <w:r>
         <w:t xml:space="preserve"> </w:t>
       </w:r>
       <w:r>
-        <w:t xml:space="preserve">Roncesvalles → Zubiri (~21.5 km / 13.4 mi)</w:t>
+        <w:t xml:space="preserve">(~21.5 km / 13.4 mi)</w:t>
       </w:r>
     </w:p>
     <w:p>
@@ -704,8 +704,8 @@
       <w:pPr>
         <w:pStyle w:val="Compact"/>
         <w:numPr>
-          <w:ilvl w:val="1"/>
-          <w:numId w:val="1006"/>
+          <w:ilvl w:val="0"/>
+          <w:numId w:val="1005"/>
         </w:numPr>
       </w:pPr>
       <w:r>
@@ -735,12 +735,22 @@
         <w:t xml:space="preserve">1-4435804</w:t>
       </w:r>
     </w:p>
-    <w:p>
-      <w:pPr>
-        <w:pStyle w:val="Compact"/>
-        <w:numPr>
-          <w:ilvl w:val="0"/>
-          <w:numId w:val="1005"/>
+    <w:bookmarkEnd w:id="19"/>
+    <w:bookmarkStart w:id="20" w:name="day-5-mon-aug-31-camino-day-3"/>
+    <w:p>
+      <w:pPr>
+        <w:pStyle w:val="Heading3"/>
+      </w:pPr>
+      <w:r>
+        <w:t xml:space="preserve">Day 5 – Mon Aug 31 (Camino Day 3)</w:t>
+      </w:r>
+    </w:p>
+    <w:p>
+      <w:pPr>
+        <w:pStyle w:val="Compact"/>
+        <w:numPr>
+          <w:ilvl w:val="0"/>
+          <w:numId w:val="1007"/>
         </w:numPr>
       </w:pPr>
       <w:r>
@@ -748,13 +758,13 @@
           <w:b/>
           <w:bCs/>
         </w:rPr>
-        <w:t xml:space="preserve">Day 5 (Aug 31):</w:t>
+        <w:t xml:space="preserve">Zubiri → Pamplona</w:t>
       </w:r>
       <w:r>
         <w:t xml:space="preserve"> </w:t>
       </w:r>
       <w:r>
-        <w:t xml:space="preserve">Zubiri → Pamplona (~20.4 km / 12.7 mi)</w:t>
+        <w:t xml:space="preserve">(~20.4 km / 12.7 mi)</w:t>
       </w:r>
     </w:p>
     <w:p>
@@ -762,19 +772,29 @@
         <w:pStyle w:val="Compact"/>
         <w:numPr>
           <w:ilvl w:val="1"/>
-          <w:numId w:val="1007"/>
+          <w:numId w:val="1008"/>
         </w:numPr>
       </w:pPr>
       <w:r>
         <w:t xml:space="preserve">Route highlights: riverside path along the Río Arga; Larrasoaña; the Romanesque Trinidad de Arre bridge marking the entry into greater Pamplona; Pamplona’s old town, Plaza del Castillo, and the Gothic cathedral.</w:t>
       </w:r>
     </w:p>
-    <w:p>
-      <w:pPr>
-        <w:pStyle w:val="Compact"/>
-        <w:numPr>
-          <w:ilvl w:val="0"/>
-          <w:numId w:val="1005"/>
+    <w:bookmarkEnd w:id="20"/>
+    <w:bookmarkStart w:id="21" w:name="day-6-tue-sep-1-camino-day-4"/>
+    <w:p>
+      <w:pPr>
+        <w:pStyle w:val="Heading3"/>
+      </w:pPr>
+      <w:r>
+        <w:t xml:space="preserve">Day 6 – Tue Sep 1 (Camino Day 4)</w:t>
+      </w:r>
+    </w:p>
+    <w:p>
+      <w:pPr>
+        <w:pStyle w:val="Compact"/>
+        <w:numPr>
+          <w:ilvl w:val="0"/>
+          <w:numId w:val="1009"/>
         </w:numPr>
       </w:pPr>
       <w:r>
@@ -782,13 +802,13 @@
           <w:b/>
           <w:bCs/>
         </w:rPr>
-        <w:t xml:space="preserve">Day 6 (Sep 1):</w:t>
+        <w:t xml:space="preserve">Pamplona → Puente la Reina</w:t>
       </w:r>
       <w:r>
         <w:t xml:space="preserve"> </w:t>
       </w:r>
       <w:r>
-        <w:t xml:space="preserve">Pamplona → Puente la Reina (~23.8 km / 14.8 mi)</w:t>
+        <w:t xml:space="preserve">(~23.8 km / 14.8 mi)</w:t>
       </w:r>
     </w:p>
     <w:p>
@@ -796,19 +816,29 @@
         <w:pStyle w:val="Compact"/>
         <w:numPr>
           <w:ilvl w:val="1"/>
-          <w:numId w:val="1008"/>
+          <w:numId w:val="1010"/>
         </w:numPr>
       </w:pPr>
       <w:r>
         <w:t xml:space="preserve">Route highlights: Alto del Perdón ridge — wind turbines and the famous silhouette-of-pilgrims sculpture with panoramic views over Navarra; Uterga and Muruzábal; Puente la Reina’s iconic 11th-century Romanesque bridge, where the Camino Francés and Camino Aragonés merge.</w:t>
       </w:r>
     </w:p>
-    <w:p>
-      <w:pPr>
-        <w:pStyle w:val="Compact"/>
-        <w:numPr>
-          <w:ilvl w:val="0"/>
-          <w:numId w:val="1005"/>
+    <w:bookmarkEnd w:id="21"/>
+    <w:bookmarkStart w:id="22" w:name="day-7-wed-sep-2-camino-day-5"/>
+    <w:p>
+      <w:pPr>
+        <w:pStyle w:val="Heading3"/>
+      </w:pPr>
+      <w:r>
+        <w:t xml:space="preserve">Day 7 – Wed Sep 2 (Camino Day 5)</w:t>
+      </w:r>
+    </w:p>
+    <w:p>
+      <w:pPr>
+        <w:pStyle w:val="Compact"/>
+        <w:numPr>
+          <w:ilvl w:val="0"/>
+          <w:numId w:val="1011"/>
         </w:numPr>
       </w:pPr>
       <w:r>
@@ -816,13 +846,13 @@
           <w:b/>
           <w:bCs/>
         </w:rPr>
-        <w:t xml:space="preserve">Day 7 (Sep 2):</w:t>
+        <w:t xml:space="preserve">Puente la Reina → Estella</w:t>
       </w:r>
       <w:r>
         <w:t xml:space="preserve"> </w:t>
       </w:r>
       <w:r>
-        <w:t xml:space="preserve">Puente la Reina → Estella (~21.5 km / 13.4 mi)</w:t>
+        <w:t xml:space="preserve">(~21.5 km / 13.4 mi)</w:t>
       </w:r>
     </w:p>
     <w:p>
@@ -830,19 +860,29 @@
         <w:pStyle w:val="Compact"/>
         <w:numPr>
           <w:ilvl w:val="1"/>
-          <w:numId w:val="1009"/>
+          <w:numId w:val="1012"/>
         </w:numPr>
       </w:pPr>
       <w:r>
         <w:t xml:space="preserve">Route highlights: hilltop medieval village of Cirauqui with a stretch of original Roman road below it; Lorca and Villatuerta; Estella/Lizarra’s Palacio de los Reyes de Navarra and the church of San Pedro de la Rúa.</w:t>
       </w:r>
     </w:p>
-    <w:p>
-      <w:pPr>
-        <w:pStyle w:val="Compact"/>
-        <w:numPr>
-          <w:ilvl w:val="0"/>
-          <w:numId w:val="1005"/>
+    <w:bookmarkEnd w:id="22"/>
+    <w:bookmarkStart w:id="23" w:name="day-8-thu-sep-3-camino-day-6"/>
+    <w:p>
+      <w:pPr>
+        <w:pStyle w:val="Heading3"/>
+      </w:pPr>
+      <w:r>
+        <w:t xml:space="preserve">Day 8 – Thu Sep 3 (Camino Day 6)</w:t>
+      </w:r>
+    </w:p>
+    <w:p>
+      <w:pPr>
+        <w:pStyle w:val="Compact"/>
+        <w:numPr>
+          <w:ilvl w:val="0"/>
+          <w:numId w:val="1013"/>
         </w:numPr>
       </w:pPr>
       <w:r>
@@ -850,13 +890,13 @@
           <w:b/>
           <w:bCs/>
         </w:rPr>
-        <w:t xml:space="preserve">Day 8 (Sep 3):</w:t>
+        <w:t xml:space="preserve">Estella → Los Arcos</w:t>
       </w:r>
       <w:r>
         <w:t xml:space="preserve"> </w:t>
       </w:r>
       <w:r>
-        <w:t xml:space="preserve">Estella → Los Arcos (~21.3 km / 13.2 mi)</w:t>
+        <w:t xml:space="preserve">(~21.3 km / 13.2 mi)</w:t>
       </w:r>
     </w:p>
     <w:p>
@@ -864,19 +904,29 @@
         <w:pStyle w:val="Compact"/>
         <w:numPr>
           <w:ilvl w:val="1"/>
-          <w:numId w:val="1010"/>
+          <w:numId w:val="1014"/>
         </w:numPr>
       </w:pPr>
       <w:r>
         <w:t xml:space="preserve">Route highlights: Bodegas Irache’s free pilgrim wine fountain (Fuente del Vino) right on the trail; Monasterio de Irache; Villamayor de Monjardín beneath its hilltop castle ruins; Los Arcos and the ornate church of Santa María.</w:t>
       </w:r>
     </w:p>
-    <w:p>
-      <w:pPr>
-        <w:pStyle w:val="Compact"/>
-        <w:numPr>
-          <w:ilvl w:val="0"/>
-          <w:numId w:val="1005"/>
+    <w:bookmarkEnd w:id="23"/>
+    <w:bookmarkStart w:id="24" w:name="day-9-fri-sep-4-camino-day-7"/>
+    <w:p>
+      <w:pPr>
+        <w:pStyle w:val="Heading3"/>
+      </w:pPr>
+      <w:r>
+        <w:t xml:space="preserve">Day 9 – Fri Sep 4 (Camino Day 7)</w:t>
+      </w:r>
+    </w:p>
+    <w:p>
+      <w:pPr>
+        <w:pStyle w:val="Compact"/>
+        <w:numPr>
+          <w:ilvl w:val="0"/>
+          <w:numId w:val="1015"/>
         </w:numPr>
       </w:pPr>
       <w:r>
@@ -884,13 +934,13 @@
           <w:b/>
           <w:bCs/>
         </w:rPr>
-        <w:t xml:space="preserve">Day 9 (Sep 4):</w:t>
+        <w:t xml:space="preserve">Los Arcos → Logroño</w:t>
       </w:r>
       <w:r>
         <w:t xml:space="preserve"> </w:t>
       </w:r>
       <w:r>
-        <w:t xml:space="preserve">Los Arcos → Logroño (~27.5 km / 17.1 mi) — long and largely shadeless through vineyard country; start at dawn.</w:t>
+        <w:t xml:space="preserve">(~27.5 km / 17.1 mi) — long and largely shadeless through vineyard country; start at dawn.</w:t>
       </w:r>
     </w:p>
     <w:p>
@@ -898,19 +948,29 @@
         <w:pStyle w:val="Compact"/>
         <w:numPr>
           <w:ilvl w:val="1"/>
-          <w:numId w:val="1011"/>
+          <w:numId w:val="1016"/>
         </w:numPr>
       </w:pPr>
       <w:r>
         <w:t xml:space="preserve">Route highlights: Sansol and Torres del Río’s octagonal, Templar-linked Church of the Holy Sepulchre; crossing from Navarra into La Rioja; Viana’s old town; entering Logroño — Rioja’s wine capital — over the Puente de Piedra and into the Calle Laurel tapas district.</w:t>
       </w:r>
     </w:p>
-    <w:p>
-      <w:pPr>
-        <w:pStyle w:val="Compact"/>
-        <w:numPr>
-          <w:ilvl w:val="0"/>
-          <w:numId w:val="1005"/>
+    <w:bookmarkEnd w:id="24"/>
+    <w:bookmarkStart w:id="25" w:name="day-10-sat-sep-5-camino-day-8"/>
+    <w:p>
+      <w:pPr>
+        <w:pStyle w:val="Heading3"/>
+      </w:pPr>
+      <w:r>
+        <w:t xml:space="preserve">Day 10 – Sat Sep 5 (Camino Day 8)</w:t>
+      </w:r>
+    </w:p>
+    <w:p>
+      <w:pPr>
+        <w:pStyle w:val="Compact"/>
+        <w:numPr>
+          <w:ilvl w:val="0"/>
+          <w:numId w:val="1017"/>
         </w:numPr>
       </w:pPr>
       <w:r>
@@ -918,13 +978,13 @@
           <w:b/>
           <w:bCs/>
         </w:rPr>
-        <w:t xml:space="preserve">Day 10 (Sep 5):</w:t>
+        <w:t xml:space="preserve">Logroño → Nájera</w:t>
       </w:r>
       <w:r>
         <w:t xml:space="preserve"> </w:t>
       </w:r>
       <w:r>
-        <w:t xml:space="preserve">Logroño → Nájera (~29 km / 18.0 mi) — longest stage of the trip, same exposed terrain; start at dawn, carry extra water.</w:t>
+        <w:t xml:space="preserve">(~29 km / 18.0 mi) — longest stage of the trip, same exposed terrain; start at dawn, carry extra water.</w:t>
       </w:r>
     </w:p>
     <w:p>
@@ -932,19 +992,29 @@
         <w:pStyle w:val="Compact"/>
         <w:numPr>
           <w:ilvl w:val="1"/>
-          <w:numId w:val="1012"/>
+          <w:numId w:val="1018"/>
         </w:numPr>
       </w:pPr>
       <w:r>
         <w:t xml:space="preserve">Route highlights: Parque de la Grajera reservoir just outside Logroño; Navarrete’s vineyards and pottery tradition; Nájera’s cliffside setting above the Río Najerilla and the royal pantheon in the Monasterio de Santa María la Real.</w:t>
       </w:r>
     </w:p>
-    <w:p>
-      <w:pPr>
-        <w:pStyle w:val="Compact"/>
-        <w:numPr>
-          <w:ilvl w:val="0"/>
-          <w:numId w:val="1005"/>
+    <w:bookmarkEnd w:id="25"/>
+    <w:bookmarkStart w:id="26" w:name="day-11-sun-sep-6-camino-day-9"/>
+    <w:p>
+      <w:pPr>
+        <w:pStyle w:val="Heading3"/>
+      </w:pPr>
+      <w:r>
+        <w:t xml:space="preserve">Day 11 – Sun Sep 6 (Camino Day 9)</w:t>
+      </w:r>
+    </w:p>
+    <w:p>
+      <w:pPr>
+        <w:pStyle w:val="Compact"/>
+        <w:numPr>
+          <w:ilvl w:val="0"/>
+          <w:numId w:val="1019"/>
         </w:numPr>
       </w:pPr>
       <w:r>
@@ -952,13 +1022,13 @@
           <w:b/>
           <w:bCs/>
         </w:rPr>
-        <w:t xml:space="preserve">Day 11 (Sep 6):</w:t>
+        <w:t xml:space="preserve">Nájera → Santo Domingo de la Calzada</w:t>
       </w:r>
       <w:r>
         <w:t xml:space="preserve"> </w:t>
       </w:r>
       <w:r>
-        <w:t xml:space="preserve">Nájera → Santo Domingo de la Calzada (~21 km / 13.0 mi)</w:t>
+        <w:t xml:space="preserve">(~21 km / 13.0 mi)</w:t>
       </w:r>
     </w:p>
     <w:p>
@@ -966,7 +1036,7 @@
         <w:pStyle w:val="Compact"/>
         <w:numPr>
           <w:ilvl w:val="1"/>
-          <w:numId w:val="1013"/>
+          <w:numId w:val="1020"/>
         </w:numPr>
       </w:pPr>
       <w:r>
@@ -985,12 +1055,22 @@
         <w:t xml:space="preserve">legend.</w:t>
       </w:r>
     </w:p>
-    <w:p>
-      <w:pPr>
-        <w:pStyle w:val="Compact"/>
-        <w:numPr>
-          <w:ilvl w:val="0"/>
-          <w:numId w:val="1005"/>
+    <w:bookmarkEnd w:id="26"/>
+    <w:bookmarkStart w:id="27" w:name="day-12-mon-sep-7-camino-day-10"/>
+    <w:p>
+      <w:pPr>
+        <w:pStyle w:val="Heading3"/>
+      </w:pPr>
+      <w:r>
+        <w:t xml:space="preserve">Day 12 – Mon Sep 7 (Camino Day 10)</w:t>
+      </w:r>
+    </w:p>
+    <w:p>
+      <w:pPr>
+        <w:pStyle w:val="Compact"/>
+        <w:numPr>
+          <w:ilvl w:val="0"/>
+          <w:numId w:val="1021"/>
         </w:numPr>
       </w:pPr>
       <w:r>
@@ -998,13 +1078,13 @@
           <w:b/>
           <w:bCs/>
         </w:rPr>
-        <w:t xml:space="preserve">Day 12 (Sep 7):</w:t>
+        <w:t xml:space="preserve">Santo Domingo de la Calzada → Belorado</w:t>
       </w:r>
       <w:r>
         <w:t xml:space="preserve"> </w:t>
       </w:r>
       <w:r>
-        <w:t xml:space="preserve">Santo Domingo de la Calzada → Belorado (~22.8 km / 14.2 mi)</w:t>
+        <w:t xml:space="preserve">(~22.8 km / 14.2 mi)</w:t>
       </w:r>
     </w:p>
     <w:p>
@@ -1012,19 +1092,29 @@
         <w:pStyle w:val="Compact"/>
         <w:numPr>
           <w:ilvl w:val="1"/>
-          <w:numId w:val="1014"/>
+          <w:numId w:val="1022"/>
         </w:numPr>
       </w:pPr>
       <w:r>
         <w:t xml:space="preserve">Route highlights: hilltop Grañón with views back over the Rioja plain; crossing from La Rioja into Castilla y León near Redecilla del Camino; Viloria de Rioja, birthplace of Santo Domingo; Belorado’s old quarter and nearby cave dwellings.</w:t>
       </w:r>
     </w:p>
-    <w:p>
-      <w:pPr>
-        <w:pStyle w:val="Compact"/>
-        <w:numPr>
-          <w:ilvl w:val="0"/>
-          <w:numId w:val="1005"/>
+    <w:bookmarkEnd w:id="27"/>
+    <w:bookmarkStart w:id="28" w:name="day-13-tue-sep-8-camino-day-11"/>
+    <w:p>
+      <w:pPr>
+        <w:pStyle w:val="Heading3"/>
+      </w:pPr>
+      <w:r>
+        <w:t xml:space="preserve">Day 13 – Tue Sep 8 (Camino Day 11)</w:t>
+      </w:r>
+    </w:p>
+    <w:p>
+      <w:pPr>
+        <w:pStyle w:val="Compact"/>
+        <w:numPr>
+          <w:ilvl w:val="0"/>
+          <w:numId w:val="1023"/>
         </w:numPr>
       </w:pPr>
       <w:r>
@@ -1032,13 +1122,13 @@
           <w:b/>
           <w:bCs/>
         </w:rPr>
-        <w:t xml:space="preserve">Day 13 (Sep 8):</w:t>
+        <w:t xml:space="preserve">Belorado → San Juan de Ortega</w:t>
       </w:r>
       <w:r>
         <w:t xml:space="preserve"> </w:t>
       </w:r>
       <w:r>
-        <w:t xml:space="preserve">Belorado → San Juan de Ortega (~23.7 km / 14.7 mi)</w:t>
+        <w:t xml:space="preserve">(~23.7 km / 14.7 mi)</w:t>
       </w:r>
     </w:p>
     <w:p>
@@ -1046,19 +1136,29 @@
         <w:pStyle w:val="Compact"/>
         <w:numPr>
           <w:ilvl w:val="1"/>
-          <w:numId w:val="1015"/>
+          <w:numId w:val="1024"/>
         </w:numPr>
       </w:pPr>
       <w:r>
         <w:t xml:space="preserve">Route highlights: Villafranca Montes de Oca, the last village before a long climb into the Montes de Oca oak and pine forest (historically the most dangerous stretch of the Camino for robbers); the remote Romanesque monastery at San Juan de Ortega, known for a twice-yearly light phenomenon illuminating a capital inside the church at the equinoxes.</w:t>
       </w:r>
     </w:p>
-    <w:p>
-      <w:pPr>
-        <w:pStyle w:val="Compact"/>
-        <w:numPr>
-          <w:ilvl w:val="0"/>
-          <w:numId w:val="1005"/>
+    <w:bookmarkEnd w:id="28"/>
+    <w:bookmarkStart w:id="29" w:name="day-14-wed-sep-9-camino-day-12"/>
+    <w:p>
+      <w:pPr>
+        <w:pStyle w:val="Heading3"/>
+      </w:pPr>
+      <w:r>
+        <w:t xml:space="preserve">Day 14 – Wed Sep 9 (Camino Day 12)</w:t>
+      </w:r>
+    </w:p>
+    <w:p>
+      <w:pPr>
+        <w:pStyle w:val="Compact"/>
+        <w:numPr>
+          <w:ilvl w:val="0"/>
+          <w:numId w:val="1025"/>
         </w:numPr>
       </w:pPr>
       <w:r>
@@ -1066,13 +1166,13 @@
           <w:b/>
           <w:bCs/>
         </w:rPr>
-        <w:t xml:space="preserve">Day 14 (Sep 9):</w:t>
+        <w:t xml:space="preserve">San Juan de Ortega → Burgos</w:t>
       </w:r>
       <w:r>
         <w:t xml:space="preserve"> </w:t>
       </w:r>
       <w:r>
-        <w:t xml:space="preserve">San Juan de Ortega → Burgos (~25.8 km / 16.0 mi)</w:t>
+        <w:t xml:space="preserve">(~25.8 km / 16.0 mi)</w:t>
       </w:r>
     </w:p>
     <w:p>
@@ -1080,15 +1180,15 @@
         <w:pStyle w:val="Compact"/>
         <w:numPr>
           <w:ilvl w:val="1"/>
-          <w:numId w:val="1016"/>
+          <w:numId w:val="1026"/>
         </w:numPr>
       </w:pPr>
       <w:r>
         <w:t xml:space="preserve">Route highlights: Agés and Atapuerca, site of a UNESCO World Heritage archaeological complex with some of the oldest hominid fossils in Europe; the terrain opens into flatter farmland on the approach to Burgos (a preview of the Meseta beyond); Burgos’s Gothic cathedral — a UNESCO World Heritage Site — and El Cid’s tomb in the old town.</w:t>
       </w:r>
     </w:p>
-    <w:bookmarkEnd w:id="19"/>
-    <w:bookmarkStart w:id="20" w:name="day-15-thu-sep-10"/>
+    <w:bookmarkEnd w:id="29"/>
+    <w:bookmarkStart w:id="30" w:name="day-15-thu-sep-10"/>
     <w:p>
       <w:pPr>
         <w:pStyle w:val="Heading3"/>
@@ -1102,7 +1202,7 @@
         <w:pStyle w:val="Compact"/>
         <w:numPr>
           <w:ilvl w:val="0"/>
-          <w:numId w:val="1017"/>
+          <w:numId w:val="1027"/>
         </w:numPr>
       </w:pPr>
       <w:r>
@@ -1114,15 +1214,15 @@
         <w:pStyle w:val="Compact"/>
         <w:numPr>
           <w:ilvl w:val="0"/>
-          <w:numId w:val="1017"/>
+          <w:numId w:val="1027"/>
         </w:numPr>
       </w:pPr>
       <w:r>
         <w:t xml:space="preserve">Overnight near Madrid (airport-side, ahead of the 11:45 am flight).</w:t>
       </w:r>
     </w:p>
-    <w:bookmarkEnd w:id="20"/>
-    <w:bookmarkStart w:id="21" w:name="day-16-fri-sep-11"/>
+    <w:bookmarkEnd w:id="30"/>
+    <w:bookmarkStart w:id="31" w:name="day-16-fri-sep-11"/>
     <w:p>
       <w:pPr>
         <w:pStyle w:val="Heading3"/>
@@ -1136,7 +1236,7 @@
         <w:pStyle w:val="Compact"/>
         <w:numPr>
           <w:ilvl w:val="0"/>
-          <w:numId w:val="1018"/>
+          <w:numId w:val="1028"/>
         </w:numPr>
       </w:pPr>
       <w:r>
@@ -1148,7 +1248,7 @@
         <w:pStyle w:val="Compact"/>
         <w:numPr>
           <w:ilvl w:val="0"/>
-          <w:numId w:val="1018"/>
+          <w:numId w:val="1028"/>
         </w:numPr>
       </w:pPr>
       <w:r>
@@ -1162,9 +1262,9 @@
         </w:pict>
       </w:r>
     </w:p>
-    <w:bookmarkEnd w:id="21"/>
-    <w:bookmarkEnd w:id="22"/>
-    <w:bookmarkStart w:id="31" w:name="packing-list"/>
+    <w:bookmarkEnd w:id="31"/>
+    <w:bookmarkEnd w:id="32"/>
+    <w:bookmarkStart w:id="41" w:name="packing-list"/>
     <w:p>
       <w:pPr>
         <w:pStyle w:val="Heading2"/>
@@ -1173,7 +1273,7 @@
         <w:t xml:space="preserve">Packing List</w:t>
       </w:r>
     </w:p>
-    <w:bookmarkStart w:id="23" w:name="documents-money"/>
+    <w:bookmarkStart w:id="33" w:name="documents-money"/>
     <w:p>
       <w:pPr>
         <w:pStyle w:val="Heading3"/>
@@ -1187,7 +1287,7 @@
         <w:pStyle w:val="Compact"/>
         <w:numPr>
           <w:ilvl w:val="0"/>
-          <w:numId w:val="1019"/>
+          <w:numId w:val="1029"/>
         </w:numPr>
       </w:pPr>
       <w:r>
@@ -1199,7 +1299,7 @@
         <w:pStyle w:val="Compact"/>
         <w:numPr>
           <w:ilvl w:val="0"/>
-          <w:numId w:val="1019"/>
+          <w:numId w:val="1029"/>
         </w:numPr>
       </w:pPr>
       <w:r>
@@ -1211,15 +1311,15 @@
         <w:pStyle w:val="Compact"/>
         <w:numPr>
           <w:ilvl w:val="0"/>
-          <w:numId w:val="1019"/>
+          <w:numId w:val="1029"/>
         </w:numPr>
       </w:pPr>
       <w:r>
         <w:t xml:space="preserve">Credit + ATM cards</w:t>
       </w:r>
     </w:p>
-    <w:bookmarkEnd w:id="23"/>
-    <w:bookmarkStart w:id="24" w:name="pack-setup"/>
+    <w:bookmarkEnd w:id="33"/>
+    <w:bookmarkStart w:id="34" w:name="pack-setup"/>
     <w:p>
       <w:pPr>
         <w:pStyle w:val="Heading3"/>
@@ -1233,7 +1333,7 @@
         <w:pStyle w:val="Compact"/>
         <w:numPr>
           <w:ilvl w:val="0"/>
-          <w:numId w:val="1020"/>
+          <w:numId w:val="1030"/>
         </w:numPr>
       </w:pPr>
       <w:r>
@@ -1245,7 +1345,7 @@
         <w:pStyle w:val="Compact"/>
         <w:numPr>
           <w:ilvl w:val="0"/>
-          <w:numId w:val="1020"/>
+          <w:numId w:val="1030"/>
         </w:numPr>
       </w:pPr>
       <w:r>
@@ -1257,15 +1357,15 @@
         <w:pStyle w:val="Compact"/>
         <w:numPr>
           <w:ilvl w:val="0"/>
-          <w:numId w:val="1020"/>
+          <w:numId w:val="1030"/>
         </w:numPr>
       </w:pPr>
       <w:r>
         <w:t xml:space="preserve">Packing cubes + plastic bags (organization, laundry separation)</w:t>
       </w:r>
     </w:p>
-    <w:bookmarkEnd w:id="24"/>
-    <w:bookmarkStart w:id="25" w:name="clothing"/>
+    <w:bookmarkEnd w:id="34"/>
+    <w:bookmarkStart w:id="35" w:name="clothing"/>
     <w:p>
       <w:pPr>
         <w:pStyle w:val="Heading3"/>
@@ -1279,7 +1379,7 @@
         <w:pStyle w:val="Compact"/>
         <w:numPr>
           <w:ilvl w:val="0"/>
-          <w:numId w:val="1021"/>
+          <w:numId w:val="1031"/>
         </w:numPr>
       </w:pPr>
       <w:r>
@@ -1291,7 +1391,7 @@
         <w:pStyle w:val="Compact"/>
         <w:numPr>
           <w:ilvl w:val="0"/>
-          <w:numId w:val="1021"/>
+          <w:numId w:val="1031"/>
         </w:numPr>
       </w:pPr>
       <w:r>
@@ -1303,7 +1403,7 @@
         <w:pStyle w:val="Compact"/>
         <w:numPr>
           <w:ilvl w:val="0"/>
-          <w:numId w:val="1021"/>
+          <w:numId w:val="1031"/>
         </w:numPr>
       </w:pPr>
       <w:r>
@@ -1315,7 +1415,7 @@
         <w:pStyle w:val="Compact"/>
         <w:numPr>
           <w:ilvl w:val="0"/>
-          <w:numId w:val="1021"/>
+          <w:numId w:val="1031"/>
         </w:numPr>
       </w:pPr>
       <w:r>
@@ -1327,7 +1427,7 @@
         <w:pStyle w:val="Compact"/>
         <w:numPr>
           <w:ilvl w:val="0"/>
-          <w:numId w:val="1021"/>
+          <w:numId w:val="1031"/>
         </w:numPr>
       </w:pPr>
       <w:r>
@@ -1339,7 +1439,7 @@
         <w:pStyle w:val="Compact"/>
         <w:numPr>
           <w:ilvl w:val="0"/>
-          <w:numId w:val="1021"/>
+          <w:numId w:val="1031"/>
         </w:numPr>
       </w:pPr>
       <w:r>
@@ -1351,7 +1451,7 @@
         <w:pStyle w:val="Compact"/>
         <w:numPr>
           <w:ilvl w:val="0"/>
-          <w:numId w:val="1021"/>
+          <w:numId w:val="1031"/>
         </w:numPr>
       </w:pPr>
       <w:r>
@@ -1363,15 +1463,15 @@
         <w:pStyle w:val="Compact"/>
         <w:numPr>
           <w:ilvl w:val="0"/>
-          <w:numId w:val="1021"/>
+          <w:numId w:val="1031"/>
         </w:numPr>
       </w:pPr>
       <w:r>
         <w:t xml:space="preserve">3 pairs hiking socks (merino blend)</w:t>
       </w:r>
     </w:p>
-    <w:bookmarkEnd w:id="25"/>
-    <w:bookmarkStart w:id="26" w:name="footwear"/>
+    <w:bookmarkEnd w:id="35"/>
+    <w:bookmarkStart w:id="36" w:name="footwear"/>
     <w:p>
       <w:pPr>
         <w:pStyle w:val="Heading3"/>
@@ -1385,7 +1485,7 @@
         <w:pStyle w:val="Compact"/>
         <w:numPr>
           <w:ilvl w:val="0"/>
-          <w:numId w:val="1022"/>
+          <w:numId w:val="1032"/>
         </w:numPr>
       </w:pPr>
       <w:r>
@@ -1397,15 +1497,15 @@
         <w:pStyle w:val="Compact"/>
         <w:numPr>
           <w:ilvl w:val="0"/>
-          <w:numId w:val="1022"/>
+          <w:numId w:val="1032"/>
         </w:numPr>
       </w:pPr>
       <w:r>
         <w:t xml:space="preserve">Lightweight sandals or flip-flops (evenings)</w:t>
       </w:r>
     </w:p>
-    <w:bookmarkEnd w:id="26"/>
-    <w:bookmarkStart w:id="27" w:name="toiletries"/>
+    <w:bookmarkEnd w:id="36"/>
+    <w:bookmarkStart w:id="37" w:name="toiletries"/>
     <w:p>
       <w:pPr>
         <w:pStyle w:val="Heading3"/>
@@ -1419,7 +1519,7 @@
         <w:pStyle w:val="Compact"/>
         <w:numPr>
           <w:ilvl w:val="0"/>
-          <w:numId w:val="1023"/>
+          <w:numId w:val="1033"/>
         </w:numPr>
       </w:pPr>
       <w:r>
@@ -1431,7 +1531,7 @@
         <w:pStyle w:val="Compact"/>
         <w:numPr>
           <w:ilvl w:val="0"/>
-          <w:numId w:val="1023"/>
+          <w:numId w:val="1033"/>
         </w:numPr>
       </w:pPr>
       <w:r>
@@ -1443,7 +1543,7 @@
         <w:pStyle w:val="Compact"/>
         <w:numPr>
           <w:ilvl w:val="0"/>
-          <w:numId w:val="1023"/>
+          <w:numId w:val="1033"/>
         </w:numPr>
       </w:pPr>
       <w:r>
@@ -1455,7 +1555,7 @@
         <w:pStyle w:val="Compact"/>
         <w:numPr>
           <w:ilvl w:val="0"/>
-          <w:numId w:val="1023"/>
+          <w:numId w:val="1033"/>
         </w:numPr>
       </w:pPr>
       <w:r>
@@ -1467,27 +1567,27 @@
         <w:pStyle w:val="Compact"/>
         <w:numPr>
           <w:ilvl w:val="0"/>
-          <w:numId w:val="1023"/>
-        </w:numPr>
-      </w:pPr>
-      <w:r>
-        <w:t xml:space="preserve">Sunscreen (August sun is strong, especially crossing the Meseta near Burgos)</w:t>
-      </w:r>
-    </w:p>
-    <w:p>
-      <w:pPr>
-        <w:pStyle w:val="Compact"/>
-        <w:numPr>
-          <w:ilvl w:val="0"/>
-          <w:numId w:val="1023"/>
+          <w:numId w:val="1033"/>
+        </w:numPr>
+      </w:pPr>
+      <w:r>
+        <w:t xml:space="preserve">Sunscreen</w:t>
+      </w:r>
+    </w:p>
+    <w:p>
+      <w:pPr>
+        <w:pStyle w:val="Compact"/>
+        <w:numPr>
+          <w:ilvl w:val="0"/>
+          <w:numId w:val="1033"/>
         </w:numPr>
       </w:pPr>
       <w:r>
         <w:t xml:space="preserve">Lip balm with SPF</w:t>
       </w:r>
     </w:p>
-    <w:bookmarkEnd w:id="27"/>
-    <w:bookmarkStart w:id="28" w:name="health-first-aid"/>
+    <w:bookmarkEnd w:id="37"/>
+    <w:bookmarkStart w:id="38" w:name="health-first-aid"/>
     <w:p>
       <w:pPr>
         <w:pStyle w:val="Heading3"/>
@@ -1501,7 +1601,7 @@
         <w:pStyle w:val="Compact"/>
         <w:numPr>
           <w:ilvl w:val="0"/>
-          <w:numId w:val="1024"/>
+          <w:numId w:val="1034"/>
         </w:numPr>
       </w:pPr>
       <w:r>
@@ -1513,7 +1613,7 @@
         <w:pStyle w:val="Compact"/>
         <w:numPr>
           <w:ilvl w:val="0"/>
-          <w:numId w:val="1024"/>
+          <w:numId w:val="1034"/>
         </w:numPr>
       </w:pPr>
       <w:r>
@@ -1525,7 +1625,7 @@
         <w:pStyle w:val="Compact"/>
         <w:numPr>
           <w:ilvl w:val="0"/>
-          <w:numId w:val="1024"/>
+          <w:numId w:val="1034"/>
         </w:numPr>
       </w:pPr>
       <w:r>
@@ -1537,7 +1637,7 @@
         <w:pStyle w:val="Compact"/>
         <w:numPr>
           <w:ilvl w:val="0"/>
-          <w:numId w:val="1024"/>
+          <w:numId w:val="1034"/>
         </w:numPr>
       </w:pPr>
       <w:r>
@@ -1549,15 +1649,15 @@
         <w:pStyle w:val="Compact"/>
         <w:numPr>
           <w:ilvl w:val="0"/>
-          <w:numId w:val="1024"/>
+          <w:numId w:val="1034"/>
         </w:numPr>
       </w:pPr>
       <w:r>
         <w:t xml:space="preserve">Trekking poles (recommended for the SJPP–Roncesvalles descent)</w:t>
       </w:r>
     </w:p>
-    <w:bookmarkEnd w:id="28"/>
-    <w:bookmarkStart w:id="29" w:name="electronics"/>
+    <w:bookmarkEnd w:id="38"/>
+    <w:bookmarkStart w:id="39" w:name="electronics"/>
     <w:p>
       <w:pPr>
         <w:pStyle w:val="Heading3"/>
@@ -1571,7 +1671,7 @@
         <w:pStyle w:val="Compact"/>
         <w:numPr>
           <w:ilvl w:val="0"/>
-          <w:numId w:val="1025"/>
+          <w:numId w:val="1035"/>
         </w:numPr>
       </w:pPr>
       <w:r>
@@ -1583,7 +1683,7 @@
         <w:pStyle w:val="Compact"/>
         <w:numPr>
           <w:ilvl w:val="0"/>
-          <w:numId w:val="1025"/>
+          <w:numId w:val="1035"/>
         </w:numPr>
       </w:pPr>
       <w:r>
@@ -1595,7 +1695,7 @@
         <w:pStyle w:val="Compact"/>
         <w:numPr>
           <w:ilvl w:val="0"/>
-          <w:numId w:val="1025"/>
+          <w:numId w:val="1035"/>
         </w:numPr>
       </w:pPr>
       <w:r>
@@ -1607,15 +1707,15 @@
         <w:pStyle w:val="Compact"/>
         <w:numPr>
           <w:ilvl w:val="0"/>
-          <w:numId w:val="1025"/>
+          <w:numId w:val="1035"/>
         </w:numPr>
       </w:pPr>
       <w:r>
         <w:t xml:space="preserve">Portable power bank</w:t>
       </w:r>
     </w:p>
-    <w:bookmarkEnd w:id="29"/>
-    <w:bookmarkStart w:id="30" w:name="other"/>
+    <w:bookmarkEnd w:id="39"/>
+    <w:bookmarkStart w:id="40" w:name="other"/>
     <w:p>
       <w:pPr>
         <w:pStyle w:val="Heading3"/>
@@ -1629,7 +1729,7 @@
         <w:pStyle w:val="Compact"/>
         <w:numPr>
           <w:ilvl w:val="0"/>
-          <w:numId w:val="1026"/>
+          <w:numId w:val="1036"/>
         </w:numPr>
       </w:pPr>
       <w:r>
@@ -1641,7 +1741,7 @@
         <w:pStyle w:val="Compact"/>
         <w:numPr>
           <w:ilvl w:val="0"/>
-          <w:numId w:val="1026"/>
+          <w:numId w:val="1036"/>
         </w:numPr>
       </w:pPr>
       <w:r>
@@ -1653,7 +1753,7 @@
         <w:pStyle w:val="Compact"/>
         <w:numPr>
           <w:ilvl w:val="0"/>
-          <w:numId w:val="1026"/>
+          <w:numId w:val="1036"/>
         </w:numPr>
       </w:pPr>
       <w:r>
@@ -1665,7 +1765,7 @@
         <w:pStyle w:val="Compact"/>
         <w:numPr>
           <w:ilvl w:val="0"/>
-          <w:numId w:val="1026"/>
+          <w:numId w:val="1036"/>
         </w:numPr>
       </w:pPr>
       <w:r>
@@ -1677,7 +1777,7 @@
         <w:pStyle w:val="Compact"/>
         <w:numPr>
           <w:ilvl w:val="0"/>
-          <w:numId w:val="1026"/>
+          <w:numId w:val="1036"/>
         </w:numPr>
       </w:pPr>
       <w:r>
@@ -1691,9 +1791,9 @@
         </w:pict>
       </w:r>
     </w:p>
-    <w:bookmarkEnd w:id="30"/>
-    <w:bookmarkEnd w:id="31"/>
-    <w:bookmarkStart w:id="37" w:name="trip-references-bookings-contacts"/>
+    <w:bookmarkEnd w:id="40"/>
+    <w:bookmarkEnd w:id="41"/>
+    <w:bookmarkStart w:id="47" w:name="trip-references-bookings-contacts"/>
     <w:p>
       <w:pPr>
         <w:pStyle w:val="Heading2"/>
@@ -1702,7 +1802,7 @@
         <w:t xml:space="preserve">Trip References (Bookings &amp; Contacts)</w:t>
       </w:r>
     </w:p>
-    <w:bookmarkStart w:id="32" w:name="flights"/>
+    <w:bookmarkStart w:id="42" w:name="flights"/>
     <w:p>
       <w:pPr>
         <w:pStyle w:val="Heading3"/>
@@ -1716,7 +1816,7 @@
         <w:pStyle w:val="Compact"/>
         <w:numPr>
           <w:ilvl w:val="0"/>
-          <w:numId w:val="1027"/>
+          <w:numId w:val="1037"/>
         </w:numPr>
       </w:pPr>
       <w:r>
@@ -1738,7 +1838,7 @@
         <w:pStyle w:val="Compact"/>
         <w:numPr>
           <w:ilvl w:val="0"/>
-          <w:numId w:val="1027"/>
+          <w:numId w:val="1037"/>
         </w:numPr>
       </w:pPr>
       <w:r>
@@ -1755,8 +1855,8 @@
         <w:t xml:space="preserve">— dep 11:45 am, arr 2:25 pm.</w:t>
       </w:r>
     </w:p>
-    <w:bookmarkEnd w:id="32"/>
-    <w:bookmarkStart w:id="33" w:name="trains"/>
+    <w:bookmarkEnd w:id="42"/>
+    <w:bookmarkStart w:id="43" w:name="trains"/>
     <w:p>
       <w:pPr>
         <w:pStyle w:val="Heading3"/>
@@ -1770,7 +1870,7 @@
         <w:pStyle w:val="Compact"/>
         <w:numPr>
           <w:ilvl w:val="0"/>
-          <w:numId w:val="1028"/>
+          <w:numId w:val="1038"/>
         </w:numPr>
       </w:pPr>
       <w:r>
@@ -1792,7 +1892,7 @@
         <w:pStyle w:val="Compact"/>
         <w:numPr>
           <w:ilvl w:val="1"/>
-          <w:numId w:val="1029"/>
+          <w:numId w:val="1039"/>
         </w:numPr>
       </w:pPr>
       <w:r>
@@ -1820,15 +1920,15 @@
         <w:pStyle w:val="Compact"/>
         <w:numPr>
           <w:ilvl w:val="1"/>
-          <w:numId w:val="1029"/>
+          <w:numId w:val="1039"/>
         </w:numPr>
       </w:pPr>
       <w:r>
         <w:t xml:space="preserve">Combinado Cercanías included (free T4 → Atocha connection) — scan the ticket QR at the Cercanías gate.</w:t>
       </w:r>
     </w:p>
-    <w:bookmarkEnd w:id="33"/>
-    <w:bookmarkStart w:id="34" w:name="ground-transport"/>
+    <w:bookmarkEnd w:id="43"/>
+    <w:bookmarkStart w:id="44" w:name="ground-transport"/>
     <w:p>
       <w:pPr>
         <w:pStyle w:val="Heading3"/>
@@ -1842,7 +1942,7 @@
         <w:pStyle w:val="Compact"/>
         <w:numPr>
           <w:ilvl w:val="0"/>
-          <w:numId w:val="1030"/>
+          <w:numId w:val="1040"/>
         </w:numPr>
       </w:pPr>
       <w:r>
@@ -1858,7 +1958,7 @@
         <w:pStyle w:val="Compact"/>
         <w:numPr>
           <w:ilvl w:val="1"/>
-          <w:numId w:val="1031"/>
+          <w:numId w:val="1041"/>
         </w:numPr>
       </w:pPr>
       <w:r>
@@ -1870,7 +1970,7 @@
         <w:pStyle w:val="Compact"/>
         <w:numPr>
           <w:ilvl w:val="1"/>
-          <w:numId w:val="1031"/>
+          <w:numId w:val="1041"/>
         </w:numPr>
       </w:pPr>
       <w:r>
@@ -1882,7 +1982,7 @@
         <w:pStyle w:val="Compact"/>
         <w:numPr>
           <w:ilvl w:val="0"/>
-          <w:numId w:val="1030"/>
+          <w:numId w:val="1040"/>
         </w:numPr>
       </w:pPr>
       <w:r>
@@ -1898,7 +1998,7 @@
         <w:pStyle w:val="Compact"/>
         <w:numPr>
           <w:ilvl w:val="1"/>
-          <w:numId w:val="1032"/>
+          <w:numId w:val="1042"/>
         </w:numPr>
       </w:pPr>
       <w:r>
@@ -1910,7 +2010,7 @@
         <w:pStyle w:val="Compact"/>
         <w:numPr>
           <w:ilvl w:val="1"/>
-          <w:numId w:val="1032"/>
+          <w:numId w:val="1042"/>
         </w:numPr>
       </w:pPr>
       <w:r>
@@ -1922,7 +2022,7 @@
         <w:pStyle w:val="Compact"/>
         <w:numPr>
           <w:ilvl w:val="1"/>
-          <w:numId w:val="1032"/>
+          <w:numId w:val="1042"/>
         </w:numPr>
       </w:pPr>
       <w:r>
@@ -1934,15 +2034,15 @@
         <w:pStyle w:val="Compact"/>
         <w:numPr>
           <w:ilvl w:val="1"/>
-          <w:numId w:val="1032"/>
+          <w:numId w:val="1042"/>
         </w:numPr>
       </w:pPr>
       <w:r>
         <w:t xml:space="preserve">Local Pamplona radio-taxi dispatch (24h): +34 948 23 23 00 / +34 948 35 13 35</w:t>
       </w:r>
     </w:p>
-    <w:bookmarkEnd w:id="34"/>
-    <w:bookmarkStart w:id="35" w:name="lodging"/>
+    <w:bookmarkEnd w:id="44"/>
+    <w:bookmarkStart w:id="45" w:name="lodging"/>
     <w:p>
       <w:pPr>
         <w:pStyle w:val="Heading3"/>
@@ -1956,7 +2056,7 @@
         <w:pStyle w:val="Compact"/>
         <w:numPr>
           <w:ilvl w:val="0"/>
-          <w:numId w:val="1033"/>
+          <w:numId w:val="1043"/>
         </w:numPr>
       </w:pPr>
       <w:r>
@@ -1972,7 +2072,7 @@
         <w:pStyle w:val="Compact"/>
         <w:numPr>
           <w:ilvl w:val="1"/>
-          <w:numId w:val="1034"/>
+          <w:numId w:val="1044"/>
         </w:numPr>
       </w:pPr>
       <w:r>
@@ -1984,7 +2084,7 @@
         <w:pStyle w:val="Compact"/>
         <w:numPr>
           <w:ilvl w:val="1"/>
-          <w:numId w:val="1034"/>
+          <w:numId w:val="1044"/>
         </w:numPr>
       </w:pPr>
       <w:r>
@@ -1996,7 +2096,7 @@
         <w:pStyle w:val="Compact"/>
         <w:numPr>
           <w:ilvl w:val="1"/>
-          <w:numId w:val="1034"/>
+          <w:numId w:val="1044"/>
         </w:numPr>
       </w:pPr>
       <w:r>
@@ -2021,7 +2121,7 @@
         <w:pStyle w:val="Compact"/>
         <w:numPr>
           <w:ilvl w:val="0"/>
-          <w:numId w:val="1033"/>
+          <w:numId w:val="1043"/>
         </w:numPr>
       </w:pPr>
       <w:r>
@@ -2037,7 +2137,7 @@
         <w:pStyle w:val="Compact"/>
         <w:numPr>
           <w:ilvl w:val="1"/>
-          <w:numId w:val="1035"/>
+          <w:numId w:val="1045"/>
         </w:numPr>
       </w:pPr>
       <w:r>
@@ -2049,7 +2149,7 @@
         <w:pStyle w:val="Compact"/>
         <w:numPr>
           <w:ilvl w:val="1"/>
-          <w:numId w:val="1035"/>
+          <w:numId w:val="1045"/>
         </w:numPr>
       </w:pPr>
       <w:r>
@@ -2061,7 +2161,7 @@
         <w:pStyle w:val="Compact"/>
         <w:numPr>
           <w:ilvl w:val="1"/>
-          <w:numId w:val="1035"/>
+          <w:numId w:val="1045"/>
         </w:numPr>
       </w:pPr>
       <w:r>
@@ -2089,7 +2189,7 @@
         <w:pStyle w:val="Compact"/>
         <w:numPr>
           <w:ilvl w:val="1"/>
-          <w:numId w:val="1035"/>
+          <w:numId w:val="1045"/>
         </w:numPr>
       </w:pPr>
       <w:r>
@@ -2101,7 +2201,7 @@
         <w:pStyle w:val="Compact"/>
         <w:numPr>
           <w:ilvl w:val="1"/>
-          <w:numId w:val="1035"/>
+          <w:numId w:val="1045"/>
         </w:numPr>
       </w:pPr>
       <w:r>
@@ -2113,7 +2213,7 @@
         <w:pStyle w:val="Compact"/>
         <w:numPr>
           <w:ilvl w:val="1"/>
-          <w:numId w:val="1035"/>
+          <w:numId w:val="1045"/>
         </w:numPr>
       </w:pPr>
       <w:r>
@@ -2136,7 +2236,7 @@
         <w:pStyle w:val="Compact"/>
         <w:numPr>
           <w:ilvl w:val="0"/>
-          <w:numId w:val="1033"/>
+          <w:numId w:val="1043"/>
         </w:numPr>
       </w:pPr>
       <w:r>
@@ -2152,7 +2252,7 @@
         <w:pStyle w:val="Compact"/>
         <w:numPr>
           <w:ilvl w:val="1"/>
-          <w:numId w:val="1036"/>
+          <w:numId w:val="1046"/>
         </w:numPr>
       </w:pPr>
       <w:r>
@@ -2164,7 +2264,7 @@
         <w:pStyle w:val="Compact"/>
         <w:numPr>
           <w:ilvl w:val="1"/>
-          <w:numId w:val="1036"/>
+          <w:numId w:val="1046"/>
         </w:numPr>
       </w:pPr>
       <w:r>
@@ -2176,7 +2276,7 @@
         <w:pStyle w:val="Compact"/>
         <w:numPr>
           <w:ilvl w:val="1"/>
-          <w:numId w:val="1036"/>
+          <w:numId w:val="1046"/>
         </w:numPr>
       </w:pPr>
       <w:r>
@@ -2204,7 +2304,7 @@
         <w:pStyle w:val="Compact"/>
         <w:numPr>
           <w:ilvl w:val="1"/>
-          <w:numId w:val="1036"/>
+          <w:numId w:val="1046"/>
         </w:numPr>
       </w:pPr>
       <w:r>
@@ -2216,15 +2316,15 @@
         <w:pStyle w:val="Compact"/>
         <w:numPr>
           <w:ilvl w:val="1"/>
-          <w:numId w:val="1036"/>
+          <w:numId w:val="1046"/>
         </w:numPr>
       </w:pPr>
       <w:r>
         <w:t xml:space="preserve">Reception 13:00–18:00; main door locks at 22:00 (key-card access after); check-out before 9:00. Call ahead if arriving after 3pm. Bring a sleeping bag (sheets rentable, €3).</w:t>
       </w:r>
     </w:p>
-    <w:bookmarkEnd w:id="35"/>
-    <w:bookmarkStart w:id="36" w:name="to-be-booked"/>
+    <w:bookmarkEnd w:id="45"/>
+    <w:bookmarkStart w:id="46" w:name="to-be-booked"/>
     <w:p>
       <w:pPr>
         <w:pStyle w:val="Heading3"/>
@@ -2238,7 +2338,7 @@
         <w:pStyle w:val="Compact"/>
         <w:numPr>
           <w:ilvl w:val="0"/>
-          <w:numId w:val="1037"/>
+          <w:numId w:val="1047"/>
         </w:numPr>
       </w:pPr>
       <w:r>
@@ -2250,7 +2350,7 @@
         <w:pStyle w:val="Compact"/>
         <w:numPr>
           <w:ilvl w:val="0"/>
-          <w:numId w:val="1037"/>
+          <w:numId w:val="1047"/>
         </w:numPr>
       </w:pPr>
       <w:r>
@@ -2262,15 +2362,15 @@
         <w:pStyle w:val="Compact"/>
         <w:numPr>
           <w:ilvl w:val="0"/>
-          <w:numId w:val="1037"/>
+          <w:numId w:val="1047"/>
         </w:numPr>
       </w:pPr>
       <w:r>
         <w:t xml:space="preserve">Madrid lodging for the night of Sep 10.</w:t>
       </w:r>
     </w:p>
-    <w:bookmarkEnd w:id="36"/>
-    <w:bookmarkEnd w:id="37"/>
+    <w:bookmarkEnd w:id="46"/>
+    <w:bookmarkEnd w:id="47"/>
     <w:sectPr>
       <w:footnotePr>
         <w:numRestart w:val="eachSect"/>
@@ -2596,6 +2696,36 @@
     <w:abstractNumId w:val="991"/>
   </w:num>
   <w:num w:numId="1037">
+    <w:abstractNumId w:val="991"/>
+  </w:num>
+  <w:num w:numId="1038">
+    <w:abstractNumId w:val="991"/>
+  </w:num>
+  <w:num w:numId="1039">
+    <w:abstractNumId w:val="991"/>
+  </w:num>
+  <w:num w:numId="1040">
+    <w:abstractNumId w:val="991"/>
+  </w:num>
+  <w:num w:numId="1041">
+    <w:abstractNumId w:val="991"/>
+  </w:num>
+  <w:num w:numId="1042">
+    <w:abstractNumId w:val="991"/>
+  </w:num>
+  <w:num w:numId="1043">
+    <w:abstractNumId w:val="991"/>
+  </w:num>
+  <w:num w:numId="1044">
+    <w:abstractNumId w:val="991"/>
+  </w:num>
+  <w:num w:numId="1045">
+    <w:abstractNumId w:val="991"/>
+  </w:num>
+  <w:num w:numId="1046">
+    <w:abstractNumId w:val="991"/>
+  </w:num>
+  <w:num w:numId="1047">
     <w:abstractNumId w:val="991"/>
   </w:num>
 </w:numbering>

--- a/spain-2026-itinerary.docx
+++ b/spain-2026-itinerary.docx
@@ -230,7 +230,20 @@
         </w:numPr>
       </w:pPr>
       <w:r>
-        <w:t xml:space="preserve">Chicago ORD → Madrid (Iberia IB 342, Business, dep 4:55 pm, arr Aug 28 8:20 am)</w:t>
+        <w:t xml:space="preserve">Chicago ORD → Madrid:</w:t>
+      </w:r>
+      <w:r>
+        <w:t xml:space="preserve"> </w:t>
+      </w:r>
+      <w:r>
+        <w:rPr>
+          <w:b/>
+          <w:bCs/>
+        </w:rPr>
+        <w:t xml:space="preserve">Iberia IB 342</w:t>
+      </w:r>
+      <w:r>
+        <w:t xml:space="preserve">, Business, dep 4:55 pm, arr Aug 28 8:20 am.</w:t>
       </w:r>
     </w:p>
     <w:bookmarkEnd w:id="13"/>
@@ -300,7 +313,20 @@
         </w:numPr>
       </w:pPr>
       <w:r>
-        <w:t xml:space="preserve">10:32 — Depart Atocha (ALVIA 00605, Coche 1 / Seat 10C, Localizador</w:t>
+        <w:t xml:space="preserve">10:32 — Depart Atocha → Pamplona/Iruña:</w:t>
+      </w:r>
+      <w:r>
+        <w:t xml:space="preserve"> </w:t>
+      </w:r>
+      <w:r>
+        <w:rPr>
+          <w:b/>
+          <w:bCs/>
+        </w:rPr>
+        <w:t xml:space="preserve">ALVIA 00605</w:t>
+      </w:r>
+      <w:r>
+        <w:t xml:space="preserve">, Coche 1 / Asiento 10C (Elige Confort), Localizador</w:t>
       </w:r>
       <w:r>
         <w:t xml:space="preserve"> </w:t>
@@ -313,7 +339,7 @@
         <w:t xml:space="preserve">YNPLW2</w:t>
       </w:r>
       <w:r>
-        <w:t xml:space="preserve">) → Pamplona/Iruña.</w:t>
+        <w:t xml:space="preserve">, Ticket no. 7216302078276, €81.65.</w:t>
       </w:r>
     </w:p>
     <w:p>
@@ -337,7 +363,7 @@
         </w:numPr>
       </w:pPr>
       <w:r>
-        <w:t xml:space="preserve">Taxi from the station rank → Saint-Jean-Pied-de-Port (~1h12m), fixed fare ~€104–130 (regulated, not metered). Taxi Asier is a backup — see Trip References.</w:t>
+        <w:t xml:space="preserve">Taxi from the station rank (Plaza de la Estación) → Saint-Jean-Pied-de-Port (~1h12m). Fixed/regulated fare, not metered: ~€104–120 weekday daytime, up to ~€130–150 nights/weekends/holidays. Backups: Taxi Asier (info@taxiasier.com, +34 670 61 61 90, www.taxiasier.com — also covers SJPP ↔ Roncesvalles ↔ airport/train station, 9-seater) or local Pamplona radio-taxi dispatch (24h: +34 948 23 23 00 / +34 948 35 13 35).</w:t>
       </w:r>
     </w:p>
     <w:p>
@@ -374,10 +400,17 @@
         <w:t xml:space="preserve">Gîte de la Porte Saint Jacques</w:t>
       </w:r>
       <w:r>
-        <w:t xml:space="preserve"> </w:t>
-      </w:r>
-      <w:r>
-        <w:t xml:space="preserve">(Saint-Jean-Pied-de-Port).</w:t>
+        <w:t xml:space="preserve">, 51 rue de la Citadelle, Saint-Jean-Pied-de-Port, France 64220. Check-in Fri Aug 28 → check-out Sat Aug 29. Booking.com reservation #</w:t>
+      </w:r>
+      <w:r>
+        <w:rPr>
+          <w:b/>
+          <w:bCs/>
+        </w:rPr>
+        <w:t xml:space="preserve">6828058341</w:t>
+      </w:r>
+      <w:r>
+        <w:t xml:space="preserve">, €49 paid.</w:t>
       </w:r>
     </w:p>
     <w:p>
@@ -445,19 +478,7 @@
         </w:numPr>
       </w:pPr>
       <w:r>
-        <w:t xml:space="preserve">Show QR code / passport at check-in. Albergue closes at 22:00; reservation held until 19:00 unless later arrival is flagged.</w:t>
-      </w:r>
-    </w:p>
-    <w:p>
-      <w:pPr>
-        <w:pStyle w:val="Compact"/>
-        <w:numPr>
-          <w:ilvl w:val="0"/>
-          <w:numId w:val="1003"/>
-        </w:numPr>
-      </w:pPr>
-      <w:r>
-        <w:t xml:space="preserve">Dinner seating 20:30.</w:t>
+        <w:t xml:space="preserve">Show QR code / passport at check-in. Dinner seating 20:30. Doors close 22:00; reservation held until 19:00 unless later arrival is flagged.</w:t>
       </w:r>
     </w:p>
     <w:p>
@@ -482,10 +503,7 @@
         <w:t xml:space="preserve">Albergue de Peregrinos de Orreaga-Roncesvalles</w:t>
       </w:r>
       <w:r>
-        <w:t xml:space="preserve"> </w:t>
-      </w:r>
-      <w:r>
-        <w:t xml:space="preserve">(Localizador</w:t>
+        <w:t xml:space="preserve">, Carretera N-135 s/n, Roncesvalles, Navarra 31650. Phone +34 948 760 000 | info@alberguederoncesvalles.com | www.alberguederoncesvalles.com. Localizador</w:t>
       </w:r>
       <w:r>
         <w:t xml:space="preserve"> </w:t>
@@ -498,7 +516,7 @@
         <w:t xml:space="preserve">AL08344890</w:t>
       </w:r>
       <w:r>
-        <w:t xml:space="preserve">).</w:t>
+        <w:t xml:space="preserve">, €35 (alojamiento, cena y desayuno). Passport/ID required at check-in for every guest on the reservation.</w:t>
       </w:r>
     </w:p>
     <w:tbl>
@@ -722,10 +740,7 @@
         <w:t xml:space="preserve">Albergue El Palo de Avellano</w:t>
       </w:r>
       <w:r>
-        <w:t xml:space="preserve"> </w:t>
-      </w:r>
-      <w:r>
-        <w:t xml:space="preserve">(Zubiri) — Reserva #</w:t>
+        <w:t xml:space="preserve">, Avenida Roncesvalles 16, Zubiri, Navarra 31630. Phone +34 666 499 175 | info@elpalodeavellano.com. Reserva #</w:t>
       </w:r>
       <w:r>
         <w:rPr>
@@ -734,6 +749,9 @@
         </w:rPr>
         <w:t xml:space="preserve">1-4435804</w:t>
       </w:r>
+      <w:r>
+        <w:t xml:space="preserve">, Cama en hab. compartida, 1 person / 1 night, €22.00 (breakfast included). No prepayment — pay at property, card held as guarantee; free cancel/modify up to 24 hrs before arrival. Reception 13:00–18:00; main door locks at 22:00 (key-card access after); check-out before 9:00; call ahead if arriving after 3pm. Bring a sleeping bag (sheets rentable, €3).</w:t>
+      </w:r>
     </w:p>
     <w:bookmarkEnd w:id="19"/>
     <w:bookmarkStart w:id="20" w:name="day-5-mon-aug-31-camino-day-3"/>
@@ -779,6 +797,18 @@
         <w:t xml:space="preserve">Route highlights: riverside path along the Río Arga; Larrasoaña; the Romanesque Trinidad de Arre bridge marking the entry into greater Pamplona; Pamplona’s old town, Plaza del Castillo, and the Gothic cathedral.</w:t>
       </w:r>
     </w:p>
+    <w:p>
+      <w:pPr>
+        <w:pStyle w:val="Compact"/>
+        <w:numPr>
+          <w:ilvl w:val="0"/>
+          <w:numId w:val="1007"/>
+        </w:numPr>
+      </w:pPr>
+      <w:r>
+        <w:t xml:space="preserve">Lodging: not yet booked. Pamplona is a real city with plenty of hotels/hostels beyond pilgrim albergues — lower urgency than Zubiri, but book when convenient.</w:t>
+      </w:r>
+    </w:p>
     <w:bookmarkEnd w:id="20"/>
     <w:bookmarkStart w:id="21" w:name="day-6-tue-sep-1-camino-day-4"/>
     <w:p>
@@ -823,6 +853,18 @@
         <w:t xml:space="preserve">Route highlights: Alto del Perdón ridge — wind turbines and the famous silhouette-of-pilgrims sculpture with panoramic views over Navarra; Uterga and Muruzábal; Puente la Reina’s iconic 11th-century Romanesque bridge, where the Camino Francés and Camino Aragonés merge.</w:t>
       </w:r>
     </w:p>
+    <w:p>
+      <w:pPr>
+        <w:pStyle w:val="Compact"/>
+        <w:numPr>
+          <w:ilvl w:val="0"/>
+          <w:numId w:val="1009"/>
+        </w:numPr>
+      </w:pPr>
+      <w:r>
+        <w:t xml:space="preserve">Lodging: not yet booked.</w:t>
+      </w:r>
+    </w:p>
     <w:bookmarkEnd w:id="21"/>
     <w:bookmarkStart w:id="22" w:name="day-7-wed-sep-2-camino-day-5"/>
     <w:p>
@@ -867,6 +909,18 @@
         <w:t xml:space="preserve">Route highlights: hilltop medieval village of Cirauqui with a stretch of original Roman road below it; Lorca and Villatuerta; Estella/Lizarra’s Palacio de los Reyes de Navarra and the church of San Pedro de la Rúa.</w:t>
       </w:r>
     </w:p>
+    <w:p>
+      <w:pPr>
+        <w:pStyle w:val="Compact"/>
+        <w:numPr>
+          <w:ilvl w:val="0"/>
+          <w:numId w:val="1011"/>
+        </w:numPr>
+      </w:pPr>
+      <w:r>
+        <w:t xml:space="preserve">Lodging: not yet booked.</w:t>
+      </w:r>
+    </w:p>
     <w:bookmarkEnd w:id="22"/>
     <w:bookmarkStart w:id="23" w:name="day-8-thu-sep-3-camino-day-6"/>
     <w:p>
@@ -911,6 +965,18 @@
         <w:t xml:space="preserve">Route highlights: Bodegas Irache’s free pilgrim wine fountain (Fuente del Vino) right on the trail; Monasterio de Irache; Villamayor de Monjardín beneath its hilltop castle ruins; Los Arcos and the ornate church of Santa María.</w:t>
       </w:r>
     </w:p>
+    <w:p>
+      <w:pPr>
+        <w:pStyle w:val="Compact"/>
+        <w:numPr>
+          <w:ilvl w:val="0"/>
+          <w:numId w:val="1013"/>
+        </w:numPr>
+      </w:pPr>
+      <w:r>
+        <w:t xml:space="preserve">Lodging: not yet booked.</w:t>
+      </w:r>
+    </w:p>
     <w:bookmarkEnd w:id="23"/>
     <w:bookmarkStart w:id="24" w:name="day-9-fri-sep-4-camino-day-7"/>
     <w:p>
@@ -955,6 +1021,18 @@
         <w:t xml:space="preserve">Route highlights: Sansol and Torres del Río’s octagonal, Templar-linked Church of the Holy Sepulchre; crossing from Navarra into La Rioja; Viana’s old town; entering Logroño — Rioja’s wine capital — over the Puente de Piedra and into the Calle Laurel tapas district.</w:t>
       </w:r>
     </w:p>
+    <w:p>
+      <w:pPr>
+        <w:pStyle w:val="Compact"/>
+        <w:numPr>
+          <w:ilvl w:val="0"/>
+          <w:numId w:val="1015"/>
+        </w:numPr>
+      </w:pPr>
+      <w:r>
+        <w:t xml:space="preserve">Lodging: not yet booked.</w:t>
+      </w:r>
+    </w:p>
     <w:bookmarkEnd w:id="24"/>
     <w:bookmarkStart w:id="25" w:name="day-10-sat-sep-5-camino-day-8"/>
     <w:p>
@@ -999,6 +1077,18 @@
         <w:t xml:space="preserve">Route highlights: Parque de la Grajera reservoir just outside Logroño; Navarrete’s vineyards and pottery tradition; Nájera’s cliffside setting above the Río Najerilla and the royal pantheon in the Monasterio de Santa María la Real.</w:t>
       </w:r>
     </w:p>
+    <w:p>
+      <w:pPr>
+        <w:pStyle w:val="Compact"/>
+        <w:numPr>
+          <w:ilvl w:val="0"/>
+          <w:numId w:val="1017"/>
+        </w:numPr>
+      </w:pPr>
+      <w:r>
+        <w:t xml:space="preserve">Lodging: not yet booked.</w:t>
+      </w:r>
+    </w:p>
     <w:bookmarkEnd w:id="25"/>
     <w:bookmarkStart w:id="26" w:name="day-11-sun-sep-6-camino-day-9"/>
     <w:p>
@@ -1055,6 +1145,18 @@
         <w:t xml:space="preserve">legend.</w:t>
       </w:r>
     </w:p>
+    <w:p>
+      <w:pPr>
+        <w:pStyle w:val="Compact"/>
+        <w:numPr>
+          <w:ilvl w:val="0"/>
+          <w:numId w:val="1019"/>
+        </w:numPr>
+      </w:pPr>
+      <w:r>
+        <w:t xml:space="preserve">Lodging: not yet booked.</w:t>
+      </w:r>
+    </w:p>
     <w:bookmarkEnd w:id="26"/>
     <w:bookmarkStart w:id="27" w:name="day-12-mon-sep-7-camino-day-10"/>
     <w:p>
@@ -1099,6 +1201,18 @@
         <w:t xml:space="preserve">Route highlights: hilltop Grañón with views back over the Rioja plain; crossing from La Rioja into Castilla y León near Redecilla del Camino; Viloria de Rioja, birthplace of Santo Domingo; Belorado’s old quarter and nearby cave dwellings.</w:t>
       </w:r>
     </w:p>
+    <w:p>
+      <w:pPr>
+        <w:pStyle w:val="Compact"/>
+        <w:numPr>
+          <w:ilvl w:val="0"/>
+          <w:numId w:val="1021"/>
+        </w:numPr>
+      </w:pPr>
+      <w:r>
+        <w:t xml:space="preserve">Lodging: not yet booked.</w:t>
+      </w:r>
+    </w:p>
     <w:bookmarkEnd w:id="27"/>
     <w:bookmarkStart w:id="28" w:name="day-13-tue-sep-8-camino-day-11"/>
     <w:p>
@@ -1143,6 +1257,18 @@
         <w:t xml:space="preserve">Route highlights: Villafranca Montes de Oca, the last village before a long climb into the Montes de Oca oak and pine forest (historically the most dangerous stretch of the Camino for robbers); the remote Romanesque monastery at San Juan de Ortega, known for a twice-yearly light phenomenon illuminating a capital inside the church at the equinoxes.</w:t>
       </w:r>
     </w:p>
+    <w:p>
+      <w:pPr>
+        <w:pStyle w:val="Compact"/>
+        <w:numPr>
+          <w:ilvl w:val="0"/>
+          <w:numId w:val="1023"/>
+        </w:numPr>
+      </w:pPr>
+      <w:r>
+        <w:t xml:space="preserve">Lodging: not yet booked.</w:t>
+      </w:r>
+    </w:p>
     <w:bookmarkEnd w:id="28"/>
     <w:bookmarkStart w:id="29" w:name="day-14-wed-sep-9-camino-day-12"/>
     <w:p>
@@ -1187,6 +1313,18 @@
         <w:t xml:space="preserve">Route highlights: Agés and Atapuerca, site of a UNESCO World Heritage archaeological complex with some of the oldest hominid fossils in Europe; the terrain opens into flatter farmland on the approach to Burgos (a preview of the Meseta beyond); Burgos’s Gothic cathedral — a UNESCO World Heritage Site — and El Cid’s tomb in the old town.</w:t>
       </w:r>
     </w:p>
+    <w:p>
+      <w:pPr>
+        <w:pStyle w:val="Compact"/>
+        <w:numPr>
+          <w:ilvl w:val="0"/>
+          <w:numId w:val="1025"/>
+        </w:numPr>
+      </w:pPr>
+      <w:r>
+        <w:t xml:space="preserve">Lodging: not yet booked.</w:t>
+      </w:r>
+    </w:p>
     <w:bookmarkEnd w:id="29"/>
     <w:bookmarkStart w:id="30" w:name="day-15-thu-sep-10"/>
     <w:p>
@@ -1206,7 +1344,7 @@
         </w:numPr>
       </w:pPr>
       <w:r>
-        <w:t xml:space="preserve">Burgos → Madrid (train/bus, ~2.5–3 hrs — book once travel day is confirmed).</w:t>
+        <w:t xml:space="preserve">Burgos → Madrid (train/bus, ~2.5–3 hrs) — not yet booked; book once the walking pace through Day 14 is confirmed.</w:t>
       </w:r>
     </w:p>
     <w:p>
@@ -1218,7 +1356,7 @@
         </w:numPr>
       </w:pPr>
       <w:r>
-        <w:t xml:space="preserve">Overnight near Madrid (airport-side, ahead of the 11:45 am flight).</w:t>
+        <w:t xml:space="preserve">Overnight near Madrid (airport-side, ahead of the 11:45 am flight) — not yet booked.</w:t>
       </w:r>
     </w:p>
     <w:bookmarkEnd w:id="30"/>
@@ -1240,1137 +1378,553 @@
         </w:numPr>
       </w:pPr>
       <w:r>
-        <w:t xml:space="preserve">Madrid → Chicago ORD (Iberia IB 341, Business, dep 11:45 am, arr 2:25 pm).</w:t>
-      </w:r>
-    </w:p>
-    <w:p>
-      <w:pPr>
-        <w:pStyle w:val="Compact"/>
-        <w:numPr>
-          <w:ilvl w:val="0"/>
-          <w:numId w:val="1028"/>
-        </w:numPr>
-      </w:pPr>
-      <w:r>
-        <w:t xml:space="preserve">Uber ORD → Todd’s house, La Grange Highlands, IL (~20–25 min); pick up car, drive Grand Rapids (~2h45m–3h15m).</w:t>
-      </w:r>
-    </w:p>
-    <w:p>
-      <w:r>
-        <w:pict>
-          <v:rect style="width:0;height:1.5pt" o:hralign="center" o:hrstd="t" o:hr="t"/>
-        </w:pict>
-      </w:r>
-    </w:p>
-    <w:bookmarkEnd w:id="31"/>
-    <w:bookmarkEnd w:id="32"/>
-    <w:bookmarkStart w:id="41" w:name="packing-list"/>
-    <w:p>
-      <w:pPr>
-        <w:pStyle w:val="Heading2"/>
-      </w:pPr>
-      <w:r>
-        <w:t xml:space="preserve">Packing List</w:t>
-      </w:r>
-    </w:p>
-    <w:bookmarkStart w:id="33" w:name="documents-money"/>
-    <w:p>
-      <w:pPr>
-        <w:pStyle w:val="Heading3"/>
-      </w:pPr>
-      <w:r>
-        <w:t xml:space="preserve">Documents &amp; Money</w:t>
-      </w:r>
-    </w:p>
-    <w:p>
-      <w:pPr>
-        <w:pStyle w:val="Compact"/>
-        <w:numPr>
-          <w:ilvl w:val="0"/>
-          <w:numId w:val="1029"/>
-        </w:numPr>
-      </w:pPr>
-      <w:r>
-        <w:t xml:space="preserve">Passport</w:t>
-      </w:r>
-    </w:p>
-    <w:p>
-      <w:pPr>
-        <w:pStyle w:val="Compact"/>
-        <w:numPr>
-          <w:ilvl w:val="0"/>
-          <w:numId w:val="1029"/>
-        </w:numPr>
-      </w:pPr>
-      <w:r>
-        <w:t xml:space="preserve">Pilgrim credential (credencial) — get stamped daily</w:t>
-      </w:r>
-    </w:p>
-    <w:p>
-      <w:pPr>
-        <w:pStyle w:val="Compact"/>
-        <w:numPr>
-          <w:ilvl w:val="0"/>
-          <w:numId w:val="1029"/>
-        </w:numPr>
-      </w:pPr>
-      <w:r>
-        <w:t xml:space="preserve">Credit + ATM cards</w:t>
-      </w:r>
-    </w:p>
-    <w:bookmarkEnd w:id="33"/>
-    <w:bookmarkStart w:id="34" w:name="pack-setup"/>
-    <w:p>
-      <w:pPr>
-        <w:pStyle w:val="Heading3"/>
-      </w:pPr>
-      <w:r>
-        <w:t xml:space="preserve">Pack Setup</w:t>
-      </w:r>
-    </w:p>
-    <w:p>
-      <w:pPr>
-        <w:pStyle w:val="Compact"/>
-        <w:numPr>
-          <w:ilvl w:val="0"/>
-          <w:numId w:val="1030"/>
-        </w:numPr>
-      </w:pPr>
-      <w:r>
-        <w:t xml:space="preserve">Backpack with rain cover (35–40L)</w:t>
-      </w:r>
-    </w:p>
-    <w:p>
-      <w:pPr>
-        <w:pStyle w:val="Compact"/>
-        <w:numPr>
-          <w:ilvl w:val="0"/>
-          <w:numId w:val="1030"/>
-        </w:numPr>
-      </w:pPr>
-      <w:r>
-        <w:t xml:space="preserve">1 small dry sack (electronics/passport)</w:t>
-      </w:r>
-    </w:p>
-    <w:p>
-      <w:pPr>
-        <w:pStyle w:val="Compact"/>
-        <w:numPr>
-          <w:ilvl w:val="0"/>
-          <w:numId w:val="1030"/>
-        </w:numPr>
-      </w:pPr>
-      <w:r>
-        <w:t xml:space="preserve">Packing cubes + plastic bags (organization, laundry separation)</w:t>
-      </w:r>
-    </w:p>
-    <w:bookmarkEnd w:id="34"/>
-    <w:bookmarkStart w:id="35" w:name="clothing"/>
-    <w:p>
-      <w:pPr>
-        <w:pStyle w:val="Heading3"/>
-      </w:pPr>
-      <w:r>
-        <w:t xml:space="preserve">Clothing</w:t>
-      </w:r>
-    </w:p>
-    <w:p>
-      <w:pPr>
-        <w:pStyle w:val="Compact"/>
-        <w:numPr>
-          <w:ilvl w:val="0"/>
-          <w:numId w:val="1031"/>
-        </w:numPr>
-      </w:pPr>
-      <w:r>
-        <w:t xml:space="preserve">2 quick-dry short-sleeve tees</w:t>
-      </w:r>
-    </w:p>
-    <w:p>
-      <w:pPr>
-        <w:pStyle w:val="Compact"/>
-        <w:numPr>
-          <w:ilvl w:val="0"/>
-          <w:numId w:val="1031"/>
-        </w:numPr>
-      </w:pPr>
-      <w:r>
-        <w:t xml:space="preserve">1 long-sleeve thermal / light layer (cool mornings crossing the Pyrenees on Day 1)</w:t>
-      </w:r>
-    </w:p>
-    <w:p>
-      <w:pPr>
-        <w:pStyle w:val="Compact"/>
-        <w:numPr>
-          <w:ilvl w:val="0"/>
-          <w:numId w:val="1031"/>
-        </w:numPr>
-      </w:pPr>
-      <w:r>
-        <w:t xml:space="preserve">1 light fleece or packable insulated layer</w:t>
-      </w:r>
-    </w:p>
-    <w:p>
-      <w:pPr>
-        <w:pStyle w:val="Compact"/>
-        <w:numPr>
-          <w:ilvl w:val="0"/>
-          <w:numId w:val="1031"/>
-        </w:numPr>
-      </w:pPr>
-      <w:r>
-        <w:t xml:space="preserve">1 lightweight rain jacket</w:t>
-      </w:r>
-    </w:p>
-    <w:p>
-      <w:pPr>
-        <w:pStyle w:val="Compact"/>
-        <w:numPr>
-          <w:ilvl w:val="0"/>
-          <w:numId w:val="1031"/>
-        </w:numPr>
-      </w:pPr>
-      <w:r>
-        <w:t xml:space="preserve">1 convertible hiking pant</w:t>
-      </w:r>
-    </w:p>
-    <w:p>
-      <w:pPr>
-        <w:pStyle w:val="Compact"/>
-        <w:numPr>
-          <w:ilvl w:val="0"/>
-          <w:numId w:val="1031"/>
-        </w:numPr>
-      </w:pPr>
-      <w:r>
-        <w:t xml:space="preserve">1 pair town/casual pants or shorts</w:t>
-      </w:r>
-    </w:p>
-    <w:p>
-      <w:pPr>
-        <w:pStyle w:val="Compact"/>
-        <w:numPr>
-          <w:ilvl w:val="0"/>
-          <w:numId w:val="1031"/>
-        </w:numPr>
-      </w:pPr>
-      <w:r>
-        <w:t xml:space="preserve">3 pairs quick-dry underwear</w:t>
-      </w:r>
-    </w:p>
-    <w:p>
-      <w:pPr>
-        <w:pStyle w:val="Compact"/>
-        <w:numPr>
-          <w:ilvl w:val="0"/>
-          <w:numId w:val="1031"/>
-        </w:numPr>
-      </w:pPr>
-      <w:r>
-        <w:t xml:space="preserve">3 pairs hiking socks (merino blend)</w:t>
-      </w:r>
-    </w:p>
-    <w:bookmarkEnd w:id="35"/>
-    <w:bookmarkStart w:id="36" w:name="footwear"/>
-    <w:p>
-      <w:pPr>
-        <w:pStyle w:val="Heading3"/>
-      </w:pPr>
-      <w:r>
-        <w:t xml:space="preserve">Footwear</w:t>
-      </w:r>
-    </w:p>
-    <w:p>
-      <w:pPr>
-        <w:pStyle w:val="Compact"/>
-        <w:numPr>
-          <w:ilvl w:val="0"/>
-          <w:numId w:val="1032"/>
-        </w:numPr>
-      </w:pPr>
-      <w:r>
-        <w:t xml:space="preserve">Trail runners or light hiking shoes (broken in well before the trip)</w:t>
-      </w:r>
-    </w:p>
-    <w:p>
-      <w:pPr>
-        <w:pStyle w:val="Compact"/>
-        <w:numPr>
-          <w:ilvl w:val="0"/>
-          <w:numId w:val="1032"/>
-        </w:numPr>
-      </w:pPr>
-      <w:r>
-        <w:t xml:space="preserve">Lightweight sandals or flip-flops (evenings)</w:t>
-      </w:r>
-    </w:p>
-    <w:bookmarkEnd w:id="36"/>
-    <w:bookmarkStart w:id="37" w:name="toiletries"/>
-    <w:p>
-      <w:pPr>
-        <w:pStyle w:val="Heading3"/>
-      </w:pPr>
-      <w:r>
-        <w:t xml:space="preserve">Toiletries</w:t>
-      </w:r>
-    </w:p>
-    <w:p>
-      <w:pPr>
-        <w:pStyle w:val="Compact"/>
-        <w:numPr>
-          <w:ilvl w:val="0"/>
-          <w:numId w:val="1033"/>
-        </w:numPr>
-      </w:pPr>
-      <w:r>
-        <w:t xml:space="preserve">Toothbrush + travel toothpaste</w:t>
-      </w:r>
-    </w:p>
-    <w:p>
-      <w:pPr>
-        <w:pStyle w:val="Compact"/>
-        <w:numPr>
-          <w:ilvl w:val="0"/>
-          <w:numId w:val="1033"/>
-        </w:numPr>
-      </w:pPr>
-      <w:r>
-        <w:t xml:space="preserve">Small liquid soap (body + laundry, e.g. Dr. Bronner’s)</w:t>
-      </w:r>
-    </w:p>
-    <w:p>
-      <w:pPr>
-        <w:pStyle w:val="Compact"/>
-        <w:numPr>
-          <w:ilvl w:val="0"/>
-          <w:numId w:val="1033"/>
-        </w:numPr>
-      </w:pPr>
-      <w:r>
-        <w:t xml:space="preserve">Travel deodorant</w:t>
-      </w:r>
-    </w:p>
-    <w:p>
-      <w:pPr>
-        <w:pStyle w:val="Compact"/>
-        <w:numPr>
-          <w:ilvl w:val="0"/>
-          <w:numId w:val="1033"/>
-        </w:numPr>
-      </w:pPr>
-      <w:r>
-        <w:t xml:space="preserve">Quick-dry towel</w:t>
-      </w:r>
-    </w:p>
-    <w:p>
-      <w:pPr>
-        <w:pStyle w:val="Compact"/>
-        <w:numPr>
-          <w:ilvl w:val="0"/>
-          <w:numId w:val="1033"/>
-        </w:numPr>
-      </w:pPr>
-      <w:r>
-        <w:t xml:space="preserve">Sunscreen</w:t>
-      </w:r>
-    </w:p>
-    <w:p>
-      <w:pPr>
-        <w:pStyle w:val="Compact"/>
-        <w:numPr>
-          <w:ilvl w:val="0"/>
-          <w:numId w:val="1033"/>
-        </w:numPr>
-      </w:pPr>
-      <w:r>
-        <w:t xml:space="preserve">Lip balm with SPF</w:t>
-      </w:r>
-    </w:p>
-    <w:bookmarkEnd w:id="37"/>
-    <w:bookmarkStart w:id="38" w:name="health-first-aid"/>
-    <w:p>
-      <w:pPr>
-        <w:pStyle w:val="Heading3"/>
-      </w:pPr>
-      <w:r>
-        <w:t xml:space="preserve">Health &amp; First Aid</w:t>
-      </w:r>
-    </w:p>
-    <w:p>
-      <w:pPr>
-        <w:pStyle w:val="Compact"/>
-        <w:numPr>
-          <w:ilvl w:val="0"/>
-          <w:numId w:val="1034"/>
-        </w:numPr>
-      </w:pPr>
-      <w:r>
-        <w:t xml:space="preserve">Blister pads (Compeed-style hydrocolloid) — essential for Day 1’s Pyrenees crossing</w:t>
-      </w:r>
-    </w:p>
-    <w:p>
-      <w:pPr>
-        <w:pStyle w:val="Compact"/>
-        <w:numPr>
-          <w:ilvl w:val="0"/>
-          <w:numId w:val="1034"/>
-        </w:numPr>
-      </w:pPr>
-      <w:r>
-        <w:t xml:space="preserve">Ibuprofen / acetaminophen / personal medications</w:t>
-      </w:r>
-    </w:p>
-    <w:p>
-      <w:pPr>
-        <w:pStyle w:val="Compact"/>
-        <w:numPr>
-          <w:ilvl w:val="0"/>
-          <w:numId w:val="1034"/>
-        </w:numPr>
-      </w:pPr>
-      <w:r>
-        <w:t xml:space="preserve">Hand sanitizer, tissues</w:t>
-      </w:r>
-    </w:p>
-    <w:p>
-      <w:pPr>
-        <w:pStyle w:val="Compact"/>
-        <w:numPr>
-          <w:ilvl w:val="0"/>
-          <w:numId w:val="1034"/>
-        </w:numPr>
-      </w:pPr>
-      <w:r>
-        <w:t xml:space="preserve">Earplugs + eye mask (shared albergue dorms)</w:t>
-      </w:r>
-    </w:p>
-    <w:p>
-      <w:pPr>
-        <w:pStyle w:val="Compact"/>
-        <w:numPr>
-          <w:ilvl w:val="0"/>
-          <w:numId w:val="1034"/>
-        </w:numPr>
-      </w:pPr>
-      <w:r>
-        <w:t xml:space="preserve">Trekking poles (recommended for the SJPP–Roncesvalles descent)</w:t>
-      </w:r>
-    </w:p>
-    <w:bookmarkEnd w:id="38"/>
-    <w:bookmarkStart w:id="39" w:name="electronics"/>
-    <w:p>
-      <w:pPr>
-        <w:pStyle w:val="Heading3"/>
-      </w:pPr>
-      <w:r>
-        <w:t xml:space="preserve">Electronics</w:t>
-      </w:r>
-    </w:p>
-    <w:p>
-      <w:pPr>
-        <w:pStyle w:val="Compact"/>
-        <w:numPr>
-          <w:ilvl w:val="0"/>
-          <w:numId w:val="1035"/>
-        </w:numPr>
-      </w:pPr>
-      <w:r>
-        <w:t xml:space="preserve">iPhone + USB-C cord</w:t>
-      </w:r>
-    </w:p>
-    <w:p>
-      <w:pPr>
-        <w:pStyle w:val="Compact"/>
-        <w:numPr>
-          <w:ilvl w:val="0"/>
-          <w:numId w:val="1035"/>
-        </w:numPr>
-      </w:pPr>
-      <w:r>
-        <w:t xml:space="preserve">EU plug adapter</w:t>
-      </w:r>
-    </w:p>
-    <w:p>
-      <w:pPr>
-        <w:pStyle w:val="Compact"/>
-        <w:numPr>
-          <w:ilvl w:val="0"/>
-          <w:numId w:val="1035"/>
-        </w:numPr>
-      </w:pPr>
-      <w:r>
-        <w:t xml:space="preserve">AirPods</w:t>
-      </w:r>
-    </w:p>
-    <w:p>
-      <w:pPr>
-        <w:pStyle w:val="Compact"/>
-        <w:numPr>
-          <w:ilvl w:val="0"/>
-          <w:numId w:val="1035"/>
-        </w:numPr>
-      </w:pPr>
-      <w:r>
-        <w:t xml:space="preserve">Portable power bank</w:t>
-      </w:r>
-    </w:p>
-    <w:bookmarkEnd w:id="39"/>
-    <w:bookmarkStart w:id="40" w:name="other"/>
-    <w:p>
-      <w:pPr>
-        <w:pStyle w:val="Heading3"/>
-      </w:pPr>
-      <w:r>
-        <w:t xml:space="preserve">Other</w:t>
-      </w:r>
-    </w:p>
-    <w:p>
-      <w:pPr>
-        <w:pStyle w:val="Compact"/>
-        <w:numPr>
-          <w:ilvl w:val="0"/>
-          <w:numId w:val="1036"/>
-        </w:numPr>
-      </w:pPr>
-      <w:r>
-        <w:t xml:space="preserve">Sunglasses</w:t>
-      </w:r>
-    </w:p>
-    <w:p>
-      <w:pPr>
-        <w:pStyle w:val="Compact"/>
-        <w:numPr>
-          <w:ilvl w:val="0"/>
-          <w:numId w:val="1036"/>
-        </w:numPr>
-      </w:pPr>
-      <w:r>
-        <w:t xml:space="preserve">Sun hat</w:t>
-      </w:r>
-    </w:p>
-    <w:p>
-      <w:pPr>
-        <w:pStyle w:val="Compact"/>
-        <w:numPr>
-          <w:ilvl w:val="0"/>
-          <w:numId w:val="1036"/>
-        </w:numPr>
-      </w:pPr>
-      <w:r>
-        <w:t xml:space="preserve">Sleep sack / liner (albergue bedding varies)</w:t>
-      </w:r>
-    </w:p>
-    <w:p>
-      <w:pPr>
-        <w:pStyle w:val="Compact"/>
-        <w:numPr>
-          <w:ilvl w:val="0"/>
-          <w:numId w:val="1036"/>
-        </w:numPr>
-      </w:pPr>
-      <w:r>
-        <w:t xml:space="preserve">2 × 1L water bottles (heat + climb on Day 1 demand real hydration capacity)</w:t>
-      </w:r>
-    </w:p>
-    <w:p>
-      <w:pPr>
-        <w:pStyle w:val="Compact"/>
-        <w:numPr>
-          <w:ilvl w:val="0"/>
-          <w:numId w:val="1036"/>
-        </w:numPr>
-      </w:pPr>
-      <w:r>
-        <w:t xml:space="preserve">Pen (credencial stamps, customs form on the flight home)</w:t>
-      </w:r>
-    </w:p>
-    <w:p>
-      <w:r>
-        <w:pict>
-          <v:rect style="width:0;height:1.5pt" o:hralign="center" o:hrstd="t" o:hr="t"/>
-        </w:pict>
-      </w:r>
-    </w:p>
-    <w:bookmarkEnd w:id="40"/>
-    <w:bookmarkEnd w:id="41"/>
-    <w:bookmarkStart w:id="47" w:name="trip-references-bookings-contacts"/>
-    <w:p>
-      <w:pPr>
-        <w:pStyle w:val="Heading2"/>
-      </w:pPr>
-      <w:r>
-        <w:t xml:space="preserve">Trip References (Bookings &amp; Contacts)</w:t>
-      </w:r>
-    </w:p>
-    <w:bookmarkStart w:id="42" w:name="flights"/>
-    <w:p>
-      <w:pPr>
-        <w:pStyle w:val="Heading3"/>
-      </w:pPr>
-      <w:r>
-        <w:t xml:space="preserve">Flights</w:t>
-      </w:r>
-    </w:p>
-    <w:p>
-      <w:pPr>
-        <w:pStyle w:val="Compact"/>
-        <w:numPr>
-          <w:ilvl w:val="0"/>
-          <w:numId w:val="1037"/>
-        </w:numPr>
-      </w:pPr>
+        <w:t xml:space="preserve">Madrid → Chicago ORD:</w:t>
+      </w:r>
+      <w:r>
+        <w:t xml:space="preserve"> </w:t>
+      </w:r>
       <w:r>
         <w:rPr>
           <w:b/>
           <w:bCs/>
         </w:rPr>
-        <w:t xml:space="preserve">Aug 27 — ORD → MAD (Iberia IB 342, Business)</w:t>
-      </w:r>
-      <w:r>
-        <w:t xml:space="preserve"> </w:t>
-      </w:r>
-      <w:r>
-        <w:t xml:space="preserve">— dep 4:55 pm Aug 27, arr 8:20 am Aug 28.</w:t>
-      </w:r>
-    </w:p>
-    <w:p>
-      <w:pPr>
-        <w:pStyle w:val="Compact"/>
-        <w:numPr>
-          <w:ilvl w:val="0"/>
-          <w:numId w:val="1037"/>
-        </w:numPr>
-      </w:pPr>
-      <w:r>
-        <w:rPr>
-          <w:b/>
-          <w:bCs/>
-        </w:rPr>
-        <w:t xml:space="preserve">Sep 11 — MAD → ORD (Iberia IB 341, Business)</w:t>
-      </w:r>
-      <w:r>
-        <w:t xml:space="preserve"> </w:t>
-      </w:r>
-      <w:r>
-        <w:t xml:space="preserve">— dep 11:45 am, arr 2:25 pm.</w:t>
-      </w:r>
-    </w:p>
-    <w:bookmarkEnd w:id="42"/>
-    <w:bookmarkStart w:id="43" w:name="trains"/>
+        <w:t xml:space="preserve">Iberia IB 341</w:t>
+      </w:r>
+      <w:r>
+        <w:t xml:space="preserve">, Business, dep 11:45 am, arr 2:25 pm.</w:t>
+      </w:r>
+    </w:p>
+    <w:p>
+      <w:pPr>
+        <w:pStyle w:val="Compact"/>
+        <w:numPr>
+          <w:ilvl w:val="0"/>
+          <w:numId w:val="1028"/>
+        </w:numPr>
+      </w:pPr>
+      <w:r>
+        <w:t xml:space="preserve">Uber ORD → Todd’s house, La Grange Highlands, IL (~20–25 min); pick up car, drive Grand Rapids (~2h45m–3h15m).</w:t>
+      </w:r>
+    </w:p>
+    <w:p>
+      <w:r>
+        <w:pict>
+          <v:rect style="width:0;height:1.5pt" o:hralign="center" o:hrstd="t" o:hr="t"/>
+        </w:pict>
+      </w:r>
+    </w:p>
+    <w:bookmarkEnd w:id="31"/>
+    <w:bookmarkEnd w:id="32"/>
+    <w:bookmarkStart w:id="41" w:name="packing-list"/>
+    <w:p>
+      <w:pPr>
+        <w:pStyle w:val="Heading2"/>
+      </w:pPr>
+      <w:r>
+        <w:t xml:space="preserve">Packing List</w:t>
+      </w:r>
+    </w:p>
+    <w:bookmarkStart w:id="33" w:name="documents-money"/>
     <w:p>
       <w:pPr>
         <w:pStyle w:val="Heading3"/>
       </w:pPr>
       <w:r>
-        <w:t xml:space="preserve">Trains</w:t>
-      </w:r>
-    </w:p>
-    <w:p>
-      <w:pPr>
-        <w:pStyle w:val="Compact"/>
-        <w:numPr>
-          <w:ilvl w:val="0"/>
-          <w:numId w:val="1038"/>
-        </w:numPr>
-      </w:pPr>
-      <w:r>
-        <w:rPr>
-          <w:b/>
-          <w:bCs/>
-        </w:rPr>
-        <w:t xml:space="preserve">Aug 28 — Madrid Puerta de Atocha → Pamplona/Iruña (ALVIA 00605)</w:t>
-      </w:r>
-      <w:r>
-        <w:t xml:space="preserve"> </w:t>
-      </w:r>
-      <w:r>
-        <w:t xml:space="preserve">— dep 10:32 am, arr 1:59 pm.</w:t>
-      </w:r>
-    </w:p>
-    <w:p>
-      <w:pPr>
-        <w:pStyle w:val="Compact"/>
-        <w:numPr>
-          <w:ilvl w:val="1"/>
-          <w:numId w:val="1039"/>
-        </w:numPr>
-      </w:pPr>
-      <w:r>
-        <w:t xml:space="preserve">Coche 1, Asiento 10C (Elige Confort) | Localizador:</w:t>
-      </w:r>
-      <w:r>
-        <w:t xml:space="preserve"> </w:t>
-      </w:r>
-      <w:r>
-        <w:rPr>
-          <w:b/>
-          <w:bCs/>
-        </w:rPr>
-        <w:t xml:space="preserve">YNPLW2</w:t>
-      </w:r>
-      <w:r>
-        <w:t xml:space="preserve"> </w:t>
-      </w:r>
-      <w:r>
-        <w:t xml:space="preserve">| Ticket no.: 7216302078276 | Importe: €81.65</w:t>
-      </w:r>
-    </w:p>
-    <w:p>
-      <w:pPr>
-        <w:pStyle w:val="Compact"/>
-        <w:numPr>
-          <w:ilvl w:val="1"/>
-          <w:numId w:val="1039"/>
-        </w:numPr>
-      </w:pPr>
-      <w:r>
-        <w:t xml:space="preserve">Combinado Cercanías included (free T4 → Atocha connection) — scan the ticket QR at the Cercanías gate.</w:t>
-      </w:r>
-    </w:p>
-    <w:bookmarkEnd w:id="43"/>
-    <w:bookmarkStart w:id="44" w:name="ground-transport"/>
+        <w:t xml:space="preserve">Documents &amp; Money</w:t>
+      </w:r>
+    </w:p>
+    <w:p>
+      <w:pPr>
+        <w:pStyle w:val="Compact"/>
+        <w:numPr>
+          <w:ilvl w:val="0"/>
+          <w:numId w:val="1029"/>
+        </w:numPr>
+      </w:pPr>
+      <w:r>
+        <w:t xml:space="preserve">Passport</w:t>
+      </w:r>
+    </w:p>
+    <w:p>
+      <w:pPr>
+        <w:pStyle w:val="Compact"/>
+        <w:numPr>
+          <w:ilvl w:val="0"/>
+          <w:numId w:val="1029"/>
+        </w:numPr>
+      </w:pPr>
+      <w:r>
+        <w:t xml:space="preserve">Pilgrim credential (credencial) — get stamped daily</w:t>
+      </w:r>
+    </w:p>
+    <w:p>
+      <w:pPr>
+        <w:pStyle w:val="Compact"/>
+        <w:numPr>
+          <w:ilvl w:val="0"/>
+          <w:numId w:val="1029"/>
+        </w:numPr>
+      </w:pPr>
+      <w:r>
+        <w:t xml:space="preserve">Credit + ATM cards</w:t>
+      </w:r>
+    </w:p>
+    <w:bookmarkEnd w:id="33"/>
+    <w:bookmarkStart w:id="34" w:name="pack-setup"/>
     <w:p>
       <w:pPr>
         <w:pStyle w:val="Heading3"/>
       </w:pPr>
       <w:r>
-        <w:t xml:space="preserve">Ground Transport</w:t>
-      </w:r>
-    </w:p>
-    <w:p>
-      <w:pPr>
-        <w:pStyle w:val="Compact"/>
-        <w:numPr>
-          <w:ilvl w:val="0"/>
-          <w:numId w:val="1040"/>
-        </w:numPr>
-      </w:pPr>
-      <w:r>
-        <w:rPr>
-          <w:b/>
-          <w:bCs/>
-        </w:rPr>
-        <w:t xml:space="preserve">Grand Rapids → ORD (Aug 27 – Sep 11)</w:t>
-      </w:r>
-    </w:p>
-    <w:p>
-      <w:pPr>
-        <w:pStyle w:val="Compact"/>
-        <w:numPr>
-          <w:ilvl w:val="1"/>
-          <w:numId w:val="1041"/>
-        </w:numPr>
-      </w:pPr>
-      <w:r>
-        <w:t xml:space="preserve">Drive to Todd’s house — 5739 S Franklin Ave, La Grange Highlands, IL — and leave the car there for the trip.</w:t>
-      </w:r>
-    </w:p>
-    <w:p>
-      <w:pPr>
-        <w:pStyle w:val="Compact"/>
-        <w:numPr>
-          <w:ilvl w:val="1"/>
-          <w:numId w:val="1041"/>
-        </w:numPr>
-      </w:pPr>
-      <w:r>
-        <w:t xml:space="preserve">Uber Todd’s ↔ ORD on both ends (~20–25 min each way).</w:t>
-      </w:r>
-    </w:p>
-    <w:p>
-      <w:pPr>
-        <w:pStyle w:val="Compact"/>
-        <w:numPr>
-          <w:ilvl w:val="0"/>
-          <w:numId w:val="1040"/>
-        </w:numPr>
-      </w:pPr>
-      <w:r>
-        <w:rPr>
-          <w:b/>
-          <w:bCs/>
-        </w:rPr>
-        <w:t xml:space="preserve">Pamplona → Saint-Jean-Pied-de-Port</w:t>
-      </w:r>
-    </w:p>
-    <w:p>
-      <w:pPr>
-        <w:pStyle w:val="Compact"/>
-        <w:numPr>
-          <w:ilvl w:val="1"/>
-          <w:numId w:val="1042"/>
-        </w:numPr>
-      </w:pPr>
-      <w:r>
-        <w:t xml:space="preserve">Primary plan: taxi rank at the Pamplona Renfe station (Plaza de la Estación) — taxis are normally available, no advance booking needed.</w:t>
-      </w:r>
-    </w:p>
-    <w:p>
-      <w:pPr>
-        <w:pStyle w:val="Compact"/>
-        <w:numPr>
-          <w:ilvl w:val="1"/>
-          <w:numId w:val="1042"/>
-        </w:numPr>
-      </w:pPr>
-      <w:r>
-        <w:t xml:space="preserve">Fare is fixed/regulated (not metered) for this route: ~€104–120 weekday daytime, up to ~€130–150 nights/weekends/holidays. Ignore tourist transfer-booking sites quoting €150–350 — that’s third-party markup, not the real fixed fare.</w:t>
-      </w:r>
-    </w:p>
-    <w:p>
-      <w:pPr>
-        <w:pStyle w:val="Compact"/>
-        <w:numPr>
-          <w:ilvl w:val="1"/>
-          <w:numId w:val="1042"/>
-        </w:numPr>
-      </w:pPr>
-      <w:r>
-        <w:t xml:space="preserve">Backup: Taxi de confianza Roncesvalles / Taxi Asier: info@taxiasier.com / +34 670 61 61 90 / www.taxiasier.com (also covers SJPP ↔ Roncesvalles ↔ airport/train station, 9-seater)</w:t>
-      </w:r>
-    </w:p>
-    <w:p>
-      <w:pPr>
-        <w:pStyle w:val="Compact"/>
-        <w:numPr>
-          <w:ilvl w:val="1"/>
-          <w:numId w:val="1042"/>
-        </w:numPr>
-      </w:pPr>
-      <w:r>
-        <w:t xml:space="preserve">Local Pamplona radio-taxi dispatch (24h): +34 948 23 23 00 / +34 948 35 13 35</w:t>
-      </w:r>
-    </w:p>
-    <w:bookmarkEnd w:id="44"/>
-    <w:bookmarkStart w:id="45" w:name="lodging"/>
+        <w:t xml:space="preserve">Pack Setup</w:t>
+      </w:r>
+    </w:p>
+    <w:p>
+      <w:pPr>
+        <w:pStyle w:val="Compact"/>
+        <w:numPr>
+          <w:ilvl w:val="0"/>
+          <w:numId w:val="1030"/>
+        </w:numPr>
+      </w:pPr>
+      <w:r>
+        <w:t xml:space="preserve">Backpack with rain cover (35–40L)</w:t>
+      </w:r>
+    </w:p>
+    <w:p>
+      <w:pPr>
+        <w:pStyle w:val="Compact"/>
+        <w:numPr>
+          <w:ilvl w:val="0"/>
+          <w:numId w:val="1030"/>
+        </w:numPr>
+      </w:pPr>
+      <w:r>
+        <w:t xml:space="preserve">1 small dry sack (electronics/passport)</w:t>
+      </w:r>
+    </w:p>
+    <w:p>
+      <w:pPr>
+        <w:pStyle w:val="Compact"/>
+        <w:numPr>
+          <w:ilvl w:val="0"/>
+          <w:numId w:val="1030"/>
+        </w:numPr>
+      </w:pPr>
+      <w:r>
+        <w:t xml:space="preserve">Packing cubes + plastic bags (organization, laundry separation)</w:t>
+      </w:r>
+    </w:p>
+    <w:bookmarkEnd w:id="34"/>
+    <w:bookmarkStart w:id="35" w:name="clothing"/>
     <w:p>
       <w:pPr>
         <w:pStyle w:val="Heading3"/>
       </w:pPr>
       <w:r>
-        <w:t xml:space="preserve">Lodging</w:t>
-      </w:r>
-    </w:p>
-    <w:p>
-      <w:pPr>
-        <w:pStyle w:val="Compact"/>
-        <w:numPr>
-          <w:ilvl w:val="0"/>
-          <w:numId w:val="1043"/>
-        </w:numPr>
-      </w:pPr>
-      <w:r>
-        <w:rPr>
-          <w:b/>
-          <w:bCs/>
-        </w:rPr>
-        <w:t xml:space="preserve">Aug 28 — Saint-Jean-Pied-de-Port: Gîte de la Porte Saint Jacques</w:t>
-      </w:r>
-    </w:p>
-    <w:p>
-      <w:pPr>
-        <w:pStyle w:val="Compact"/>
-        <w:numPr>
-          <w:ilvl w:val="1"/>
-          <w:numId w:val="1044"/>
-        </w:numPr>
-      </w:pPr>
-      <w:r>
-        <w:t xml:space="preserve">Address: 51 rue de la Citadelle, Saint-Jean-Pied-de-Port, France 64220</w:t>
-      </w:r>
-    </w:p>
-    <w:p>
-      <w:pPr>
-        <w:pStyle w:val="Compact"/>
-        <w:numPr>
-          <w:ilvl w:val="1"/>
-          <w:numId w:val="1044"/>
-        </w:numPr>
-      </w:pPr>
-      <w:r>
-        <w:t xml:space="preserve">Check-in Fri Aug 28 → Check-out Sat Aug 29</w:t>
-      </w:r>
-    </w:p>
-    <w:p>
-      <w:pPr>
-        <w:pStyle w:val="Compact"/>
-        <w:numPr>
-          <w:ilvl w:val="1"/>
-          <w:numId w:val="1044"/>
-        </w:numPr>
-      </w:pPr>
-      <w:r>
-        <w:t xml:space="preserve">Booking.com reservation #</w:t>
-      </w:r>
-      <w:r>
-        <w:rPr>
-          <w:b/>
-          <w:bCs/>
-        </w:rPr>
-        <w:t xml:space="preserve">6828058341</w:t>
-      </w:r>
-      <w:r>
-        <w:t xml:space="preserve"> </w:t>
-      </w:r>
-      <w:r>
-        <w:t xml:space="preserve">| €49 paid</w:t>
-      </w:r>
-    </w:p>
-    <w:p>
-      <w:pPr>
-        <w:pStyle w:val="Compact"/>
-        <w:numPr>
-          <w:ilvl w:val="0"/>
-          <w:numId w:val="1043"/>
-        </w:numPr>
-      </w:pPr>
-      <w:r>
-        <w:rPr>
-          <w:b/>
-          <w:bCs/>
-        </w:rPr>
-        <w:t xml:space="preserve">Aug 29 — Roncesvalles: Albergue de Peregrinos de Orreaga-Roncesvalles</w:t>
-      </w:r>
-    </w:p>
-    <w:p>
-      <w:pPr>
-        <w:pStyle w:val="Compact"/>
-        <w:numPr>
-          <w:ilvl w:val="1"/>
-          <w:numId w:val="1045"/>
-        </w:numPr>
-      </w:pPr>
-      <w:r>
-        <w:t xml:space="preserve">Address: Carretera N-135, s/n, Roncesvalles, Navarra 31650</w:t>
-      </w:r>
-    </w:p>
-    <w:p>
-      <w:pPr>
-        <w:pStyle w:val="Compact"/>
-        <w:numPr>
-          <w:ilvl w:val="1"/>
-          <w:numId w:val="1045"/>
-        </w:numPr>
-      </w:pPr>
-      <w:r>
-        <w:t xml:space="preserve">Phone: +34 948 760 000 | info@alberguederoncesvalles.com | www.alberguederoncesvalles.com</w:t>
-      </w:r>
-    </w:p>
-    <w:p>
-      <w:pPr>
-        <w:pStyle w:val="Compact"/>
-        <w:numPr>
-          <w:ilvl w:val="1"/>
-          <w:numId w:val="1045"/>
-        </w:numPr>
-      </w:pPr>
-      <w:r>
-        <w:t xml:space="preserve">Localizador:</w:t>
-      </w:r>
-      <w:r>
-        <w:t xml:space="preserve"> </w:t>
-      </w:r>
-      <w:r>
-        <w:rPr>
-          <w:b/>
-          <w:bCs/>
-        </w:rPr>
-        <w:t xml:space="preserve">AL08344890</w:t>
-      </w:r>
-      <w:r>
-        <w:t xml:space="preserve"> </w:t>
-      </w:r>
-      <w:r>
-        <w:t xml:space="preserve">| €35 (alojamiento, cena y desayuno)</w:t>
-      </w:r>
-    </w:p>
-    <w:p>
-      <w:pPr>
-        <w:pStyle w:val="Compact"/>
-        <w:numPr>
-          <w:ilvl w:val="1"/>
-          <w:numId w:val="1045"/>
-        </w:numPr>
-      </w:pPr>
-      <w:r>
-        <w:t xml:space="preserve">Dinner seating 20:30. Doors close 22:00. Reservation held until 19:00 unless late arrival is flagged.</w:t>
-      </w:r>
-    </w:p>
-    <w:p>
-      <w:pPr>
-        <w:pStyle w:val="Compact"/>
-        <w:numPr>
-          <w:ilvl w:val="1"/>
-          <w:numId w:val="1045"/>
-        </w:numPr>
-      </w:pPr>
-      <w:r>
-        <w:t xml:space="preserve">Passport/ID required at check-in for every guest on the reservation.</w:t>
-      </w:r>
-    </w:p>
-    <w:p>
-      <w:pPr>
-        <w:pStyle w:val="Compact"/>
-        <w:numPr>
-          <w:ilvl w:val="1"/>
-          <w:numId w:val="1045"/>
-        </w:numPr>
-      </w:pPr>
-      <w:r>
-        <w:t xml:space="preserve">Pilgrim Pass QR code required — register in advance:</w:t>
-      </w:r>
-      <w:r>
-        <w:t xml:space="preserve"> </w:t>
-      </w:r>
-      <w:hyperlink r:id="rId12">
-        <w:r>
-          <w:rPr>
-            <w:rStyle w:val="Hyperlink"/>
-          </w:rPr>
-          <w:t xml:space="preserve">cms-pilgrim-pass.web.app/preregistration</w:t>
-        </w:r>
-      </w:hyperlink>
-    </w:p>
-    <w:p>
-      <w:pPr>
-        <w:pStyle w:val="Compact"/>
-        <w:numPr>
-          <w:ilvl w:val="0"/>
-          <w:numId w:val="1043"/>
-        </w:numPr>
-      </w:pPr>
-      <w:r>
-        <w:rPr>
-          <w:b/>
-          <w:bCs/>
-        </w:rPr>
-        <w:t xml:space="preserve">Aug 30 — Zubiri: Albergue El Palo de Avellano</w:t>
-      </w:r>
-    </w:p>
-    <w:p>
-      <w:pPr>
-        <w:pStyle w:val="Compact"/>
-        <w:numPr>
-          <w:ilvl w:val="1"/>
-          <w:numId w:val="1046"/>
-        </w:numPr>
-      </w:pPr>
-      <w:r>
-        <w:t xml:space="preserve">Address: Avenida Roncesvalles 16, Zubiri, Navarra 31630</w:t>
-      </w:r>
-    </w:p>
-    <w:p>
-      <w:pPr>
-        <w:pStyle w:val="Compact"/>
-        <w:numPr>
-          <w:ilvl w:val="1"/>
-          <w:numId w:val="1046"/>
-        </w:numPr>
-      </w:pPr>
-      <w:r>
-        <w:t xml:space="preserve">Phone: +34 666 499 175 | info@elpalodeavellano.com</w:t>
-      </w:r>
-    </w:p>
-    <w:p>
-      <w:pPr>
-        <w:pStyle w:val="Compact"/>
-        <w:numPr>
-          <w:ilvl w:val="1"/>
-          <w:numId w:val="1046"/>
-        </w:numPr>
-      </w:pPr>
-      <w:r>
-        <w:t xml:space="preserve">Reserva:</w:t>
-      </w:r>
-      <w:r>
-        <w:t xml:space="preserve"> </w:t>
-      </w:r>
-      <w:r>
-        <w:rPr>
-          <w:b/>
-          <w:bCs/>
-        </w:rPr>
-        <w:t xml:space="preserve">1-4435804</w:t>
-      </w:r>
-      <w:r>
-        <w:t xml:space="preserve"> </w:t>
-      </w:r>
-      <w:r>
-        <w:t xml:space="preserve">| Cama en hab. compartida, 1 person, 1 night — €22.00 (breakfast included)</w:t>
-      </w:r>
-    </w:p>
-    <w:p>
-      <w:pPr>
-        <w:pStyle w:val="Compact"/>
-        <w:numPr>
-          <w:ilvl w:val="1"/>
-          <w:numId w:val="1046"/>
-        </w:numPr>
-      </w:pPr>
-      <w:r>
-        <w:t xml:space="preserve">No prepayment — pay at property, card held as guarantee. Free cancel/modify up to 24 hrs before arrival.</w:t>
-      </w:r>
-    </w:p>
-    <w:p>
-      <w:pPr>
-        <w:pStyle w:val="Compact"/>
-        <w:numPr>
-          <w:ilvl w:val="1"/>
-          <w:numId w:val="1046"/>
-        </w:numPr>
-      </w:pPr>
-      <w:r>
-        <w:t xml:space="preserve">Reception 13:00–18:00; main door locks at 22:00 (key-card access after); check-out before 9:00. Call ahead if arriving after 3pm. Bring a sleeping bag (sheets rentable, €3).</w:t>
-      </w:r>
-    </w:p>
-    <w:bookmarkEnd w:id="45"/>
-    <w:bookmarkStart w:id="46" w:name="to-be-booked"/>
+        <w:t xml:space="preserve">Clothing</w:t>
+      </w:r>
+    </w:p>
+    <w:p>
+      <w:pPr>
+        <w:pStyle w:val="Compact"/>
+        <w:numPr>
+          <w:ilvl w:val="0"/>
+          <w:numId w:val="1031"/>
+        </w:numPr>
+      </w:pPr>
+      <w:r>
+        <w:t xml:space="preserve">2 quick-dry short-sleeve tees</w:t>
+      </w:r>
+    </w:p>
+    <w:p>
+      <w:pPr>
+        <w:pStyle w:val="Compact"/>
+        <w:numPr>
+          <w:ilvl w:val="0"/>
+          <w:numId w:val="1031"/>
+        </w:numPr>
+      </w:pPr>
+      <w:r>
+        <w:t xml:space="preserve">1 long-sleeve thermal / light layer</w:t>
+      </w:r>
+    </w:p>
+    <w:p>
+      <w:pPr>
+        <w:pStyle w:val="Compact"/>
+        <w:numPr>
+          <w:ilvl w:val="0"/>
+          <w:numId w:val="1031"/>
+        </w:numPr>
+      </w:pPr>
+      <w:r>
+        <w:t xml:space="preserve">1 light fleece or packable insulated layer</w:t>
+      </w:r>
+    </w:p>
+    <w:p>
+      <w:pPr>
+        <w:pStyle w:val="Compact"/>
+        <w:numPr>
+          <w:ilvl w:val="0"/>
+          <w:numId w:val="1031"/>
+        </w:numPr>
+      </w:pPr>
+      <w:r>
+        <w:t xml:space="preserve">1 lightweight rain jacket</w:t>
+      </w:r>
+    </w:p>
+    <w:p>
+      <w:pPr>
+        <w:pStyle w:val="Compact"/>
+        <w:numPr>
+          <w:ilvl w:val="0"/>
+          <w:numId w:val="1031"/>
+        </w:numPr>
+      </w:pPr>
+      <w:r>
+        <w:t xml:space="preserve">1 convertible hiking pant</w:t>
+      </w:r>
+    </w:p>
+    <w:p>
+      <w:pPr>
+        <w:pStyle w:val="Compact"/>
+        <w:numPr>
+          <w:ilvl w:val="0"/>
+          <w:numId w:val="1031"/>
+        </w:numPr>
+      </w:pPr>
+      <w:r>
+        <w:t xml:space="preserve">1 pair town/casual pants or shorts</w:t>
+      </w:r>
+    </w:p>
+    <w:p>
+      <w:pPr>
+        <w:pStyle w:val="Compact"/>
+        <w:numPr>
+          <w:ilvl w:val="0"/>
+          <w:numId w:val="1031"/>
+        </w:numPr>
+      </w:pPr>
+      <w:r>
+        <w:t xml:space="preserve">3 pairs quick-dry underwear</w:t>
+      </w:r>
+    </w:p>
+    <w:p>
+      <w:pPr>
+        <w:pStyle w:val="Compact"/>
+        <w:numPr>
+          <w:ilvl w:val="0"/>
+          <w:numId w:val="1031"/>
+        </w:numPr>
+      </w:pPr>
+      <w:r>
+        <w:t xml:space="preserve">3 pairs hiking socks (merino blend)</w:t>
+      </w:r>
+    </w:p>
+    <w:bookmarkEnd w:id="35"/>
+    <w:bookmarkStart w:id="36" w:name="footwear"/>
     <w:p>
       <w:pPr>
         <w:pStyle w:val="Heading3"/>
       </w:pPr>
       <w:r>
-        <w:t xml:space="preserve">To Be Booked</w:t>
-      </w:r>
-    </w:p>
-    <w:p>
-      <w:pPr>
-        <w:pStyle w:val="Compact"/>
-        <w:numPr>
-          <w:ilvl w:val="0"/>
-          <w:numId w:val="1047"/>
-        </w:numPr>
-      </w:pPr>
-      <w:r>
-        <w:t xml:space="preserve">Lodging for Aug 31 – Sep 9 (Camino stages, Pamplona through Burgos) — book a day or two ahead given peak August demand.</w:t>
-      </w:r>
-    </w:p>
-    <w:p>
-      <w:pPr>
-        <w:pStyle w:val="Compact"/>
-        <w:numPr>
-          <w:ilvl w:val="0"/>
-          <w:numId w:val="1047"/>
-        </w:numPr>
-      </w:pPr>
-      <w:r>
-        <w:t xml:space="preserve">Burgos → Madrid transport for Sep 10.</w:t>
-      </w:r>
-    </w:p>
-    <w:p>
-      <w:pPr>
-        <w:pStyle w:val="Compact"/>
-        <w:numPr>
-          <w:ilvl w:val="0"/>
-          <w:numId w:val="1047"/>
-        </w:numPr>
-      </w:pPr>
-      <w:r>
-        <w:t xml:space="preserve">Madrid lodging for the night of Sep 10.</w:t>
-      </w:r>
-    </w:p>
-    <w:bookmarkEnd w:id="46"/>
-    <w:bookmarkEnd w:id="47"/>
+        <w:t xml:space="preserve">Footwear</w:t>
+      </w:r>
+    </w:p>
+    <w:p>
+      <w:pPr>
+        <w:pStyle w:val="Compact"/>
+        <w:numPr>
+          <w:ilvl w:val="0"/>
+          <w:numId w:val="1032"/>
+        </w:numPr>
+      </w:pPr>
+      <w:r>
+        <w:t xml:space="preserve">Trail runners or light hiking shoes</w:t>
+      </w:r>
+    </w:p>
+    <w:p>
+      <w:pPr>
+        <w:pStyle w:val="Compact"/>
+        <w:numPr>
+          <w:ilvl w:val="0"/>
+          <w:numId w:val="1032"/>
+        </w:numPr>
+      </w:pPr>
+      <w:r>
+        <w:t xml:space="preserve">Lightweight sandals or flip-flops (evenings)</w:t>
+      </w:r>
+    </w:p>
+    <w:bookmarkEnd w:id="36"/>
+    <w:bookmarkStart w:id="37" w:name="toiletries"/>
+    <w:p>
+      <w:pPr>
+        <w:pStyle w:val="Heading3"/>
+      </w:pPr>
+      <w:r>
+        <w:t xml:space="preserve">Toiletries</w:t>
+      </w:r>
+    </w:p>
+    <w:p>
+      <w:pPr>
+        <w:pStyle w:val="Compact"/>
+        <w:numPr>
+          <w:ilvl w:val="0"/>
+          <w:numId w:val="1033"/>
+        </w:numPr>
+      </w:pPr>
+      <w:r>
+        <w:t xml:space="preserve">Toothbrush + travel toothpaste</w:t>
+      </w:r>
+    </w:p>
+    <w:p>
+      <w:pPr>
+        <w:pStyle w:val="Compact"/>
+        <w:numPr>
+          <w:ilvl w:val="0"/>
+          <w:numId w:val="1033"/>
+        </w:numPr>
+      </w:pPr>
+      <w:r>
+        <w:t xml:space="preserve">Small liquid soap (body + laundry, e.g. Dr. Bronner’s)</w:t>
+      </w:r>
+    </w:p>
+    <w:p>
+      <w:pPr>
+        <w:pStyle w:val="Compact"/>
+        <w:numPr>
+          <w:ilvl w:val="0"/>
+          <w:numId w:val="1033"/>
+        </w:numPr>
+      </w:pPr>
+      <w:r>
+        <w:t xml:space="preserve">Travel deodorant</w:t>
+      </w:r>
+    </w:p>
+    <w:p>
+      <w:pPr>
+        <w:pStyle w:val="Compact"/>
+        <w:numPr>
+          <w:ilvl w:val="0"/>
+          <w:numId w:val="1033"/>
+        </w:numPr>
+      </w:pPr>
+      <w:r>
+        <w:t xml:space="preserve">Quick-dry towel</w:t>
+      </w:r>
+    </w:p>
+    <w:p>
+      <w:pPr>
+        <w:pStyle w:val="Compact"/>
+        <w:numPr>
+          <w:ilvl w:val="0"/>
+          <w:numId w:val="1033"/>
+        </w:numPr>
+      </w:pPr>
+      <w:r>
+        <w:t xml:space="preserve">Sunscreen</w:t>
+      </w:r>
+    </w:p>
+    <w:p>
+      <w:pPr>
+        <w:pStyle w:val="Compact"/>
+        <w:numPr>
+          <w:ilvl w:val="0"/>
+          <w:numId w:val="1033"/>
+        </w:numPr>
+      </w:pPr>
+      <w:r>
+        <w:t xml:space="preserve">Lip balm with SPF</w:t>
+      </w:r>
+    </w:p>
+    <w:bookmarkEnd w:id="37"/>
+    <w:bookmarkStart w:id="38" w:name="health-first-aid"/>
+    <w:p>
+      <w:pPr>
+        <w:pStyle w:val="Heading3"/>
+      </w:pPr>
+      <w:r>
+        <w:t xml:space="preserve">Health &amp; First Aid</w:t>
+      </w:r>
+    </w:p>
+    <w:p>
+      <w:pPr>
+        <w:pStyle w:val="Compact"/>
+        <w:numPr>
+          <w:ilvl w:val="0"/>
+          <w:numId w:val="1034"/>
+        </w:numPr>
+      </w:pPr>
+      <w:r>
+        <w:t xml:space="preserve">Blister pads (Compeed-style hydrocolloid)</w:t>
+      </w:r>
+    </w:p>
+    <w:p>
+      <w:pPr>
+        <w:pStyle w:val="Compact"/>
+        <w:numPr>
+          <w:ilvl w:val="0"/>
+          <w:numId w:val="1034"/>
+        </w:numPr>
+      </w:pPr>
+      <w:r>
+        <w:t xml:space="preserve">Ibuprofen / acetaminophen / personal medications</w:t>
+      </w:r>
+    </w:p>
+    <w:p>
+      <w:pPr>
+        <w:pStyle w:val="Compact"/>
+        <w:numPr>
+          <w:ilvl w:val="0"/>
+          <w:numId w:val="1034"/>
+        </w:numPr>
+      </w:pPr>
+      <w:r>
+        <w:t xml:space="preserve">Earplugs + eye mask (shared albergue dorms)</w:t>
+      </w:r>
+    </w:p>
+    <w:p>
+      <w:pPr>
+        <w:pStyle w:val="Compact"/>
+        <w:numPr>
+          <w:ilvl w:val="0"/>
+          <w:numId w:val="1034"/>
+        </w:numPr>
+      </w:pPr>
+      <w:r>
+        <w:t xml:space="preserve">Trekking poles (recommended for the SJPP–Roncesvalles descent)</w:t>
+      </w:r>
+    </w:p>
+    <w:bookmarkEnd w:id="38"/>
+    <w:bookmarkStart w:id="39" w:name="electronics"/>
+    <w:p>
+      <w:pPr>
+        <w:pStyle w:val="Heading3"/>
+      </w:pPr>
+      <w:r>
+        <w:t xml:space="preserve">Electronics</w:t>
+      </w:r>
+    </w:p>
+    <w:p>
+      <w:pPr>
+        <w:pStyle w:val="Compact"/>
+        <w:numPr>
+          <w:ilvl w:val="0"/>
+          <w:numId w:val="1035"/>
+        </w:numPr>
+      </w:pPr>
+      <w:r>
+        <w:t xml:space="preserve">iPhone + USB-C cord</w:t>
+      </w:r>
+    </w:p>
+    <w:p>
+      <w:pPr>
+        <w:pStyle w:val="Compact"/>
+        <w:numPr>
+          <w:ilvl w:val="0"/>
+          <w:numId w:val="1035"/>
+        </w:numPr>
+      </w:pPr>
+      <w:r>
+        <w:t xml:space="preserve">EU plug adapter</w:t>
+      </w:r>
+    </w:p>
+    <w:p>
+      <w:pPr>
+        <w:pStyle w:val="Compact"/>
+        <w:numPr>
+          <w:ilvl w:val="0"/>
+          <w:numId w:val="1035"/>
+        </w:numPr>
+      </w:pPr>
+      <w:r>
+        <w:t xml:space="preserve">AirPods</w:t>
+      </w:r>
+    </w:p>
+    <w:p>
+      <w:pPr>
+        <w:pStyle w:val="Compact"/>
+        <w:numPr>
+          <w:ilvl w:val="0"/>
+          <w:numId w:val="1035"/>
+        </w:numPr>
+      </w:pPr>
+      <w:r>
+        <w:t xml:space="preserve">Portable power bank</w:t>
+      </w:r>
+    </w:p>
+    <w:bookmarkEnd w:id="39"/>
+    <w:bookmarkStart w:id="40" w:name="other"/>
+    <w:p>
+      <w:pPr>
+        <w:pStyle w:val="Heading3"/>
+      </w:pPr>
+      <w:r>
+        <w:t xml:space="preserve">Other</w:t>
+      </w:r>
+    </w:p>
+    <w:p>
+      <w:pPr>
+        <w:pStyle w:val="Compact"/>
+        <w:numPr>
+          <w:ilvl w:val="0"/>
+          <w:numId w:val="1036"/>
+        </w:numPr>
+      </w:pPr>
+      <w:r>
+        <w:t xml:space="preserve">Sunglasses</w:t>
+      </w:r>
+    </w:p>
+    <w:p>
+      <w:pPr>
+        <w:pStyle w:val="Compact"/>
+        <w:numPr>
+          <w:ilvl w:val="0"/>
+          <w:numId w:val="1036"/>
+        </w:numPr>
+      </w:pPr>
+      <w:r>
+        <w:t xml:space="preserve">Sun hat</w:t>
+      </w:r>
+    </w:p>
+    <w:p>
+      <w:pPr>
+        <w:pStyle w:val="Compact"/>
+        <w:numPr>
+          <w:ilvl w:val="0"/>
+          <w:numId w:val="1036"/>
+        </w:numPr>
+      </w:pPr>
+      <w:r>
+        <w:t xml:space="preserve">Sleep sack / liner (albergue bedding varies)</w:t>
+      </w:r>
+    </w:p>
+    <w:p>
+      <w:pPr>
+        <w:pStyle w:val="Compact"/>
+        <w:numPr>
+          <w:ilvl w:val="0"/>
+          <w:numId w:val="1036"/>
+        </w:numPr>
+      </w:pPr>
+      <w:r>
+        <w:t xml:space="preserve">2 × 1L water bottles</w:t>
+      </w:r>
+    </w:p>
+    <w:p>
+      <w:pPr>
+        <w:pStyle w:val="Compact"/>
+        <w:numPr>
+          <w:ilvl w:val="0"/>
+          <w:numId w:val="1036"/>
+        </w:numPr>
+      </w:pPr>
+      <w:r>
+        <w:t xml:space="preserve">Pen</w:t>
+      </w:r>
+    </w:p>
+    <w:bookmarkEnd w:id="40"/>
+    <w:bookmarkEnd w:id="41"/>
     <w:sectPr>
       <w:footnotePr>
         <w:numRestart w:val="eachSect"/>
@@ -2693,39 +2247,6 @@
     <w:abstractNumId w:val="991"/>
   </w:num>
   <w:num w:numId="1036">
-    <w:abstractNumId w:val="991"/>
-  </w:num>
-  <w:num w:numId="1037">
-    <w:abstractNumId w:val="991"/>
-  </w:num>
-  <w:num w:numId="1038">
-    <w:abstractNumId w:val="991"/>
-  </w:num>
-  <w:num w:numId="1039">
-    <w:abstractNumId w:val="991"/>
-  </w:num>
-  <w:num w:numId="1040">
-    <w:abstractNumId w:val="991"/>
-  </w:num>
-  <w:num w:numId="1041">
-    <w:abstractNumId w:val="991"/>
-  </w:num>
-  <w:num w:numId="1042">
-    <w:abstractNumId w:val="991"/>
-  </w:num>
-  <w:num w:numId="1043">
-    <w:abstractNumId w:val="991"/>
-  </w:num>
-  <w:num w:numId="1044">
-    <w:abstractNumId w:val="991"/>
-  </w:num>
-  <w:num w:numId="1045">
-    <w:abstractNumId w:val="991"/>
-  </w:num>
-  <w:num w:numId="1046">
-    <w:abstractNumId w:val="991"/>
-  </w:num>
-  <w:num w:numId="1047">
     <w:abstractNumId w:val="991"/>
   </w:num>
 </w:numbering>

--- a/spain-2026-itinerary.docx
+++ b/spain-2026-itinerary.docx
@@ -7,7 +7,7 @@
         <w:pStyle w:val="Title"/>
       </w:pPr>
       <w:r>
-        <w:t xml:space="preserve">Spain Itinerary – Aug 27 to Sep 11, 2026</w:t>
+        <w:t xml:space="preserve">Spain Itinerary – Aug 27 to Sep 12, 2026</w:t>
       </w:r>
     </w:p>
     <w:sdt>
@@ -179,7 +179,7 @@
         </w:tc>
       </w:tr>
     </w:tbl>
-    <w:bookmarkStart w:id="32" w:name="itinerary"/>
+    <w:bookmarkStart w:id="33" w:name="itinerary"/>
     <w:p>
       <w:pPr>
         <w:pStyle w:val="Heading2"/>
@@ -1403,7 +1403,29 @@
         </w:numPr>
       </w:pPr>
       <w:r>
-        <w:t xml:space="preserve">Uber ORD → Todd’s house, La Grange Highlands, IL (~20–25 min); pick up car, drive Grand Rapids (~2h45m–3h15m).</w:t>
+        <w:t xml:space="preserve">Uber ORD → Todd’s house, La Grange Highlands, IL (~20–25 min); overnight at Todd’s.</w:t>
+      </w:r>
+    </w:p>
+    <w:bookmarkEnd w:id="31"/>
+    <w:bookmarkStart w:id="32" w:name="day-17-sat-sep-12"/>
+    <w:p>
+      <w:pPr>
+        <w:pStyle w:val="Heading3"/>
+      </w:pPr>
+      <w:r>
+        <w:t xml:space="preserve">Day 17 – Sat Sep 12</w:t>
+      </w:r>
+    </w:p>
+    <w:p>
+      <w:pPr>
+        <w:pStyle w:val="Compact"/>
+        <w:numPr>
+          <w:ilvl w:val="0"/>
+          <w:numId w:val="1029"/>
+        </w:numPr>
+      </w:pPr>
+      <w:r>
+        <w:t xml:space="preserve">Drive Todd’s house → Grand Rapids (~2h45m–3h15m).</w:t>
       </w:r>
     </w:p>
     <w:p>
@@ -1413,9 +1435,9 @@
         </w:pict>
       </w:r>
     </w:p>
-    <w:bookmarkEnd w:id="31"/>
     <w:bookmarkEnd w:id="32"/>
-    <w:bookmarkStart w:id="41" w:name="packing-list"/>
+    <w:bookmarkEnd w:id="33"/>
+    <w:bookmarkStart w:id="42" w:name="packing-list"/>
     <w:p>
       <w:pPr>
         <w:pStyle w:val="Heading2"/>
@@ -1424,7 +1446,7 @@
         <w:t xml:space="preserve">Packing List</w:t>
       </w:r>
     </w:p>
-    <w:bookmarkStart w:id="33" w:name="documents-money"/>
+    <w:bookmarkStart w:id="34" w:name="documents-money"/>
     <w:p>
       <w:pPr>
         <w:pStyle w:val="Heading3"/>
@@ -1438,7 +1460,7 @@
         <w:pStyle w:val="Compact"/>
         <w:numPr>
           <w:ilvl w:val="0"/>
-          <w:numId w:val="1029"/>
+          <w:numId w:val="1030"/>
         </w:numPr>
       </w:pPr>
       <w:r>
@@ -1450,7 +1472,7 @@
         <w:pStyle w:val="Compact"/>
         <w:numPr>
           <w:ilvl w:val="0"/>
-          <w:numId w:val="1029"/>
+          <w:numId w:val="1030"/>
         </w:numPr>
       </w:pPr>
       <w:r>
@@ -1462,15 +1484,15 @@
         <w:pStyle w:val="Compact"/>
         <w:numPr>
           <w:ilvl w:val="0"/>
-          <w:numId w:val="1029"/>
+          <w:numId w:val="1030"/>
         </w:numPr>
       </w:pPr>
       <w:r>
         <w:t xml:space="preserve">Credit + ATM cards</w:t>
       </w:r>
     </w:p>
-    <w:bookmarkEnd w:id="33"/>
-    <w:bookmarkStart w:id="34" w:name="pack-setup"/>
+    <w:bookmarkEnd w:id="34"/>
+    <w:bookmarkStart w:id="35" w:name="pack-setup"/>
     <w:p>
       <w:pPr>
         <w:pStyle w:val="Heading3"/>
@@ -1484,7 +1506,7 @@
         <w:pStyle w:val="Compact"/>
         <w:numPr>
           <w:ilvl w:val="0"/>
-          <w:numId w:val="1030"/>
+          <w:numId w:val="1031"/>
         </w:numPr>
       </w:pPr>
       <w:r>
@@ -1496,7 +1518,7 @@
         <w:pStyle w:val="Compact"/>
         <w:numPr>
           <w:ilvl w:val="0"/>
-          <w:numId w:val="1030"/>
+          <w:numId w:val="1031"/>
         </w:numPr>
       </w:pPr>
       <w:r>
@@ -1508,15 +1530,15 @@
         <w:pStyle w:val="Compact"/>
         <w:numPr>
           <w:ilvl w:val="0"/>
-          <w:numId w:val="1030"/>
+          <w:numId w:val="1031"/>
         </w:numPr>
       </w:pPr>
       <w:r>
         <w:t xml:space="preserve">Packing cubes + plastic bags (organization, laundry separation)</w:t>
       </w:r>
     </w:p>
-    <w:bookmarkEnd w:id="34"/>
-    <w:bookmarkStart w:id="35" w:name="clothing"/>
+    <w:bookmarkEnd w:id="35"/>
+    <w:bookmarkStart w:id="36" w:name="clothing"/>
     <w:p>
       <w:pPr>
         <w:pStyle w:val="Heading3"/>
@@ -1530,7 +1552,7 @@
         <w:pStyle w:val="Compact"/>
         <w:numPr>
           <w:ilvl w:val="0"/>
-          <w:numId w:val="1031"/>
+          <w:numId w:val="1032"/>
         </w:numPr>
       </w:pPr>
       <w:r>
@@ -1542,7 +1564,7 @@
         <w:pStyle w:val="Compact"/>
         <w:numPr>
           <w:ilvl w:val="0"/>
-          <w:numId w:val="1031"/>
+          <w:numId w:val="1032"/>
         </w:numPr>
       </w:pPr>
       <w:r>
@@ -1554,7 +1576,7 @@
         <w:pStyle w:val="Compact"/>
         <w:numPr>
           <w:ilvl w:val="0"/>
-          <w:numId w:val="1031"/>
+          <w:numId w:val="1032"/>
         </w:numPr>
       </w:pPr>
       <w:r>
@@ -1566,7 +1588,7 @@
         <w:pStyle w:val="Compact"/>
         <w:numPr>
           <w:ilvl w:val="0"/>
-          <w:numId w:val="1031"/>
+          <w:numId w:val="1032"/>
         </w:numPr>
       </w:pPr>
       <w:r>
@@ -1578,7 +1600,7 @@
         <w:pStyle w:val="Compact"/>
         <w:numPr>
           <w:ilvl w:val="0"/>
-          <w:numId w:val="1031"/>
+          <w:numId w:val="1032"/>
         </w:numPr>
       </w:pPr>
       <w:r>
@@ -1590,7 +1612,7 @@
         <w:pStyle w:val="Compact"/>
         <w:numPr>
           <w:ilvl w:val="0"/>
-          <w:numId w:val="1031"/>
+          <w:numId w:val="1032"/>
         </w:numPr>
       </w:pPr>
       <w:r>
@@ -1602,7 +1624,7 @@
         <w:pStyle w:val="Compact"/>
         <w:numPr>
           <w:ilvl w:val="0"/>
-          <w:numId w:val="1031"/>
+          <w:numId w:val="1032"/>
         </w:numPr>
       </w:pPr>
       <w:r>
@@ -1614,15 +1636,15 @@
         <w:pStyle w:val="Compact"/>
         <w:numPr>
           <w:ilvl w:val="0"/>
-          <w:numId w:val="1031"/>
+          <w:numId w:val="1032"/>
         </w:numPr>
       </w:pPr>
       <w:r>
         <w:t xml:space="preserve">3 pairs hiking socks (merino blend)</w:t>
       </w:r>
     </w:p>
-    <w:bookmarkEnd w:id="35"/>
-    <w:bookmarkStart w:id="36" w:name="footwear"/>
+    <w:bookmarkEnd w:id="36"/>
+    <w:bookmarkStart w:id="37" w:name="footwear"/>
     <w:p>
       <w:pPr>
         <w:pStyle w:val="Heading3"/>
@@ -1636,7 +1658,7 @@
         <w:pStyle w:val="Compact"/>
         <w:numPr>
           <w:ilvl w:val="0"/>
-          <w:numId w:val="1032"/>
+          <w:numId w:val="1033"/>
         </w:numPr>
       </w:pPr>
       <w:r>
@@ -1648,15 +1670,15 @@
         <w:pStyle w:val="Compact"/>
         <w:numPr>
           <w:ilvl w:val="0"/>
-          <w:numId w:val="1032"/>
+          <w:numId w:val="1033"/>
         </w:numPr>
       </w:pPr>
       <w:r>
         <w:t xml:space="preserve">Lightweight sandals or flip-flops (evenings)</w:t>
       </w:r>
     </w:p>
-    <w:bookmarkEnd w:id="36"/>
-    <w:bookmarkStart w:id="37" w:name="toiletries"/>
+    <w:bookmarkEnd w:id="37"/>
+    <w:bookmarkStart w:id="38" w:name="toiletries"/>
     <w:p>
       <w:pPr>
         <w:pStyle w:val="Heading3"/>
@@ -1670,7 +1692,7 @@
         <w:pStyle w:val="Compact"/>
         <w:numPr>
           <w:ilvl w:val="0"/>
-          <w:numId w:val="1033"/>
+          <w:numId w:val="1034"/>
         </w:numPr>
       </w:pPr>
       <w:r>
@@ -1682,7 +1704,7 @@
         <w:pStyle w:val="Compact"/>
         <w:numPr>
           <w:ilvl w:val="0"/>
-          <w:numId w:val="1033"/>
+          <w:numId w:val="1034"/>
         </w:numPr>
       </w:pPr>
       <w:r>
@@ -1694,7 +1716,7 @@
         <w:pStyle w:val="Compact"/>
         <w:numPr>
           <w:ilvl w:val="0"/>
-          <w:numId w:val="1033"/>
+          <w:numId w:val="1034"/>
         </w:numPr>
       </w:pPr>
       <w:r>
@@ -1706,7 +1728,7 @@
         <w:pStyle w:val="Compact"/>
         <w:numPr>
           <w:ilvl w:val="0"/>
-          <w:numId w:val="1033"/>
+          <w:numId w:val="1034"/>
         </w:numPr>
       </w:pPr>
       <w:r>
@@ -1718,7 +1740,7 @@
         <w:pStyle w:val="Compact"/>
         <w:numPr>
           <w:ilvl w:val="0"/>
-          <w:numId w:val="1033"/>
+          <w:numId w:val="1034"/>
         </w:numPr>
       </w:pPr>
       <w:r>
@@ -1730,15 +1752,15 @@
         <w:pStyle w:val="Compact"/>
         <w:numPr>
           <w:ilvl w:val="0"/>
-          <w:numId w:val="1033"/>
+          <w:numId w:val="1034"/>
         </w:numPr>
       </w:pPr>
       <w:r>
         <w:t xml:space="preserve">Lip balm with SPF</w:t>
       </w:r>
     </w:p>
-    <w:bookmarkEnd w:id="37"/>
-    <w:bookmarkStart w:id="38" w:name="health-first-aid"/>
+    <w:bookmarkEnd w:id="38"/>
+    <w:bookmarkStart w:id="39" w:name="health-first-aid"/>
     <w:p>
       <w:pPr>
         <w:pStyle w:val="Heading3"/>
@@ -1752,7 +1774,7 @@
         <w:pStyle w:val="Compact"/>
         <w:numPr>
           <w:ilvl w:val="0"/>
-          <w:numId w:val="1034"/>
+          <w:numId w:val="1035"/>
         </w:numPr>
       </w:pPr>
       <w:r>
@@ -1764,7 +1786,7 @@
         <w:pStyle w:val="Compact"/>
         <w:numPr>
           <w:ilvl w:val="0"/>
-          <w:numId w:val="1034"/>
+          <w:numId w:val="1035"/>
         </w:numPr>
       </w:pPr>
       <w:r>
@@ -1776,7 +1798,7 @@
         <w:pStyle w:val="Compact"/>
         <w:numPr>
           <w:ilvl w:val="0"/>
-          <w:numId w:val="1034"/>
+          <w:numId w:val="1035"/>
         </w:numPr>
       </w:pPr>
       <w:r>
@@ -1788,15 +1810,15 @@
         <w:pStyle w:val="Compact"/>
         <w:numPr>
           <w:ilvl w:val="0"/>
-          <w:numId w:val="1034"/>
+          <w:numId w:val="1035"/>
         </w:numPr>
       </w:pPr>
       <w:r>
         <w:t xml:space="preserve">Trekking poles (recommended for the SJPP–Roncesvalles descent)</w:t>
       </w:r>
     </w:p>
-    <w:bookmarkEnd w:id="38"/>
-    <w:bookmarkStart w:id="39" w:name="electronics"/>
+    <w:bookmarkEnd w:id="39"/>
+    <w:bookmarkStart w:id="40" w:name="electronics"/>
     <w:p>
       <w:pPr>
         <w:pStyle w:val="Heading3"/>
@@ -1810,7 +1832,7 @@
         <w:pStyle w:val="Compact"/>
         <w:numPr>
           <w:ilvl w:val="0"/>
-          <w:numId w:val="1035"/>
+          <w:numId w:val="1036"/>
         </w:numPr>
       </w:pPr>
       <w:r>
@@ -1822,7 +1844,7 @@
         <w:pStyle w:val="Compact"/>
         <w:numPr>
           <w:ilvl w:val="0"/>
-          <w:numId w:val="1035"/>
+          <w:numId w:val="1036"/>
         </w:numPr>
       </w:pPr>
       <w:r>
@@ -1834,7 +1856,7 @@
         <w:pStyle w:val="Compact"/>
         <w:numPr>
           <w:ilvl w:val="0"/>
-          <w:numId w:val="1035"/>
+          <w:numId w:val="1036"/>
         </w:numPr>
       </w:pPr>
       <w:r>
@@ -1846,15 +1868,15 @@
         <w:pStyle w:val="Compact"/>
         <w:numPr>
           <w:ilvl w:val="0"/>
-          <w:numId w:val="1035"/>
+          <w:numId w:val="1036"/>
         </w:numPr>
       </w:pPr>
       <w:r>
         <w:t xml:space="preserve">Portable power bank</w:t>
       </w:r>
     </w:p>
-    <w:bookmarkEnd w:id="39"/>
-    <w:bookmarkStart w:id="40" w:name="other"/>
+    <w:bookmarkEnd w:id="40"/>
+    <w:bookmarkStart w:id="41" w:name="other"/>
     <w:p>
       <w:pPr>
         <w:pStyle w:val="Heading3"/>
@@ -1868,7 +1890,7 @@
         <w:pStyle w:val="Compact"/>
         <w:numPr>
           <w:ilvl w:val="0"/>
-          <w:numId w:val="1036"/>
+          <w:numId w:val="1037"/>
         </w:numPr>
       </w:pPr>
       <w:r>
@@ -1880,19 +1902,19 @@
         <w:pStyle w:val="Compact"/>
         <w:numPr>
           <w:ilvl w:val="0"/>
-          <w:numId w:val="1036"/>
-        </w:numPr>
-      </w:pPr>
-      <w:r>
-        <w:t xml:space="preserve">Sun hat</w:t>
-      </w:r>
-    </w:p>
-    <w:p>
-      <w:pPr>
-        <w:pStyle w:val="Compact"/>
-        <w:numPr>
-          <w:ilvl w:val="0"/>
-          <w:numId w:val="1036"/>
+          <w:numId w:val="1037"/>
+        </w:numPr>
+      </w:pPr>
+      <w:r>
+        <w:t xml:space="preserve">Hat</w:t>
+      </w:r>
+    </w:p>
+    <w:p>
+      <w:pPr>
+        <w:pStyle w:val="Compact"/>
+        <w:numPr>
+          <w:ilvl w:val="0"/>
+          <w:numId w:val="1037"/>
         </w:numPr>
       </w:pPr>
       <w:r>
@@ -1904,7 +1926,7 @@
         <w:pStyle w:val="Compact"/>
         <w:numPr>
           <w:ilvl w:val="0"/>
-          <w:numId w:val="1036"/>
+          <w:numId w:val="1037"/>
         </w:numPr>
       </w:pPr>
       <w:r>
@@ -1916,15 +1938,15 @@
         <w:pStyle w:val="Compact"/>
         <w:numPr>
           <w:ilvl w:val="0"/>
-          <w:numId w:val="1036"/>
+          <w:numId w:val="1037"/>
         </w:numPr>
       </w:pPr>
       <w:r>
         <w:t xml:space="preserve">Pen</w:t>
       </w:r>
     </w:p>
-    <w:bookmarkEnd w:id="40"/>
     <w:bookmarkEnd w:id="41"/>
+    <w:bookmarkEnd w:id="42"/>
     <w:sectPr>
       <w:footnotePr>
         <w:numRestart w:val="eachSect"/>
@@ -2247,6 +2269,9 @@
     <w:abstractNumId w:val="991"/>
   </w:num>
   <w:num w:numId="1036">
+    <w:abstractNumId w:val="991"/>
+  </w:num>
+  <w:num w:numId="1037">
     <w:abstractNumId w:val="991"/>
   </w:num>
 </w:numbering>

--- a/spain-2026-itinerary.docx
+++ b/spain-2026-itinerary.docx
@@ -363,7 +363,7 @@
         </w:numPr>
       </w:pPr>
       <w:r>
-        <w:t xml:space="preserve">Taxi from the station rank (Plaza de la Estación) → Saint-Jean-Pied-de-Port (~1h12m). Fixed/regulated fare, not metered: ~€104–120 weekday daytime, up to ~€130–150 nights/weekends/holidays. Backups: Taxi Asier (info@taxiasier.com, +34 670 61 61 90, www.taxiasier.com — also covers SJPP ↔ Roncesvalles ↔ airport/train station, 9-seater) or local Pamplona radio-taxi dispatch (24h: +34 948 23 23 00 / +34 948 35 13 35).</w:t>
+        <w:t xml:space="preserve">Taxi from the station rank (Plaza de la Estación) → Saint-Jean-Pied-de-Port (~1h12m). Fixed/regulated fare, not metered: ~€104–120 weekday daytime, up to ~€130–150 nights/weekends/holidays. Local Pamplona radio-taxi dispatch (24h) if the rank is empty: +34 948 23 23 00 / +34 948 35 13 35.</w:t>
       </w:r>
     </w:p>
     <w:p>
@@ -1918,7 +1918,7 @@
         </w:numPr>
       </w:pPr>
       <w:r>
-        <w:t xml:space="preserve">Sleep sack / liner (albergue bedding varies)</w:t>
+        <w:t xml:space="preserve">Sleep sack</w:t>
       </w:r>
     </w:p>
     <w:p>

--- a/spain-2026-itinerary.docx
+++ b/spain-2026-itinerary.docx
@@ -206,7 +206,7 @@
         </w:numPr>
       </w:pPr>
       <w:r>
-        <w:t xml:space="preserve">Drive Grand Rapids → Todd’s house, 5739 S Franklin Ave, La Grange Highlands, IL (~2h45m–3h15m); leave car there.</w:t>
+        <w:t xml:space="preserve">~9:00 am — Leave Grand Rapids → Todd’s house, 5739 S Franklin Ave, La Grange Highlands, IL (~2h45m–3h15m normally; budget 3h30m for Chicago-area traffic on I-94/I-80/I-294); leave car there.</w:t>
       </w:r>
     </w:p>
     <w:p>
@@ -218,7 +218,31 @@
         </w:numPr>
       </w:pPr>
       <w:r>
-        <w:t xml:space="preserve">Uber Todd’s house → ORD (~20–25 min).</w:t>
+        <w:t xml:space="preserve">~12:55–1:00 pm — Arrive Todd’s; ~15–20 min to park/unload.</w:t>
+      </w:r>
+    </w:p>
+    <w:p>
+      <w:pPr>
+        <w:pStyle w:val="Compact"/>
+        <w:numPr>
+          <w:ilvl w:val="0"/>
+          <w:numId w:val="1001"/>
+        </w:numPr>
+      </w:pPr>
+      <w:r>
+        <w:t xml:space="preserve">~1:15 pm — Uber Todd’s house → ORD (~20–25 min drive; budget ~45 min total with traffic/pickup wait).</w:t>
+      </w:r>
+    </w:p>
+    <w:p>
+      <w:pPr>
+        <w:pStyle w:val="Compact"/>
+        <w:numPr>
+          <w:ilvl w:val="0"/>
+          <w:numId w:val="1001"/>
+        </w:numPr>
+      </w:pPr>
+      <w:r>
+        <w:t xml:space="preserve">~2:00 pm — Arrive ORD Terminal 5 (~3 hrs before departure — standard buffer for an international flight with checked bags in peak season).</w:t>
       </w:r>
     </w:p>
     <w:p>
@@ -243,7 +267,7 @@
         <w:t xml:space="preserve">Iberia IB 342</w:t>
       </w:r>
       <w:r>
-        <w:t xml:space="preserve">, Business, dep 4:55 pm, arr Aug 28 8:20 am.</w:t>
+        <w:t xml:space="preserve">, dep 4:55 pm, arr Aug 28 8:20 am.</w:t>
       </w:r>
     </w:p>
     <w:bookmarkEnd w:id="13"/>
@@ -339,7 +363,7 @@
         <w:t xml:space="preserve">YNPLW2</w:t>
       </w:r>
       <w:r>
-        <w:t xml:space="preserve">, Ticket no. 7216302078276, €81.65.</w:t>
+        <w:t xml:space="preserve">, Ticket no. 7216302078276</w:t>
       </w:r>
     </w:p>
     <w:p>
@@ -363,7 +387,7 @@
         </w:numPr>
       </w:pPr>
       <w:r>
-        <w:t xml:space="preserve">Taxi from the station rank (Plaza de la Estación) → Saint-Jean-Pied-de-Port (~1h12m). Fixed/regulated fare, not metered: ~€104–120 weekday daytime, up to ~€130–150 nights/weekends/holidays. Local Pamplona radio-taxi dispatch (24h) if the rank is empty: +34 948 23 23 00 / +34 948 35 13 35.</w:t>
+        <w:t xml:space="preserve">Taxi from the station rank (Plaza de la Estación) → Saint-Jean-Pied-de-Port (~1h12m). Fixed/regulated fare, not metered: ~€104–120 weekday daytime. Local Pamplona radio-taxi dispatch (24h) if the rank is empty: +34 948 23 23 00 / +34 948 35 13 35.</w:t>
       </w:r>
     </w:p>
     <w:p>
@@ -1391,7 +1415,7 @@
         <w:t xml:space="preserve">Iberia IB 341</w:t>
       </w:r>
       <w:r>
-        <w:t xml:space="preserve">, Business, dep 11:45 am, arr 2:25 pm.</w:t>
+        <w:t xml:space="preserve">, dep 11:45 am, arr 2:25 pm.</w:t>
       </w:r>
     </w:p>
     <w:p>

--- a/spain-2026-itinerary.docx
+++ b/spain-2026-itinerary.docx
@@ -36,159 +36,139 @@
         </w:p>
       </w:sdtContent>
     </w:sdt>
-    <w:tbl>
-      <w:tblPr>
-        <w:tblStyle w:val="Table"/>
-        <w:tblLook w:firstRow="0" w:lastRow="0" w:firstColumn="0" w:lastColumn="0" w:noHBand="0" w:noVBand="0" w:val="0000"/>
-        <w:tblBorders>
-          <w:top w:val="single" w:sz="4" w:space="0" w:color="CC1914"/>
-          <w:left w:val="single" w:sz="24" w:space="0" w:color="CC1914"/>
-          <w:bottom w:val="single" w:sz="4" w:space="0" w:color="CC1914"/>
-          <w:right w:val="single" w:sz="4" w:space="0" w:color="CC1914"/>
-        </w:tblBorders>
-        <w:tblCellMar>
-          <w:left w:w="144" w:type="dxa"/>
-          <w:right w:w="144" w:type="dxa"/>
-        </w:tblCellMar>
-        <w:tblLook w:firstRow="0" w:lastRow="0" w:firstColumn="0" w:lastColumn="0" w:noHBand="0" w:noVBand="0" w:val="0000"/>
-      </w:tblPr>
-      <w:tr>
-        <w:trPr>
-          <w:cantSplit/>
-        </w:trPr>
-        <w:tc>
-          <w:tcPr>
-            <w:shd w:color="auto" w:fill="f7dddc" w:val="clear"/>
-            <w:tcMar>
-              <w:top w:w="92" w:type="dxa"/>
-              <w:bottom w:w="92" w:type="dxa"/>
-            </w:tcMar>
-          </w:tcPr>
-          <w:p>
-            <w:pPr>
-              <w:pStyle w:val="FirstParagraph"/>
-            </w:pPr>
-            <w:pPr>
-              <w:spacing w:before="0" w:after="0"/>
-              <w:textAlignment w:val="center"/>
-            </w:pPr>
-            <w:r>
-              <w:drawing>
-                <wp:inline>
-                  <wp:extent cx="152400" cy="152400"/>
-                  <wp:effectExtent b="0" l="0" r="0" t="0"/>
-                  <wp:docPr descr="" title="" id="10" name="Picture"/>
-                  <a:graphic>
-                    <a:graphicData uri="http://schemas.openxmlformats.org/drawingml/2006/picture">
-                      <pic:pic>
-                        <pic:nvPicPr>
-                          <pic:cNvPr descr="/opt/quarto/share/formats/docx/important.png" id="11" name="Picture"/>
-                          <pic:cNvPicPr>
-                            <a:picLocks noChangeArrowheads="1" noChangeAspect="1"/>
-                          </pic:cNvPicPr>
-                        </pic:nvPicPr>
-                        <pic:blipFill>
-                          <a:blip r:embed="rId9"/>
-                          <a:stretch>
-                            <a:fillRect/>
-                          </a:stretch>
-                        </pic:blipFill>
-                        <pic:spPr bwMode="auto">
-                          <a:xfrm>
-                            <a:off x="0" y="0"/>
-                            <a:ext cx="152400" cy="152400"/>
-                          </a:xfrm>
-                          <a:prstGeom prst="rect">
-                            <a:avLst/>
-                          </a:prstGeom>
-                          <a:noFill/>
-                          <a:ln w="9525">
-                            <a:noFill/>
-                            <a:headEnd/>
-                            <a:tailEnd/>
-                          </a:ln>
-                        </pic:spPr>
-                      </pic:pic>
-                    </a:graphicData>
-                  </a:graphic>
-                </wp:inline>
-              </w:drawing>
-            </w:r>
-            <w:r>
-              <w:t xml:space="preserve"> </w:t>
-            </w:r>
-            <w:r>
-              <w:t xml:space="preserve"> </w:t>
-            </w:r>
-            <w:r>
-              <w:t xml:space="preserve">Important</w:t>
-            </w:r>
-          </w:p>
-        </w:tc>
-      </w:tr>
-      <w:tr>
-        <w:trPr>
-          <w:cantSplit/>
-        </w:trPr>
-        <w:tc>
-          <w:tcPr>
-            <w:tcMar>
-              <w:top w:w="108" w:type="dxa"/>
-              <w:bottom w:w="108" w:type="dxa"/>
-            </w:tcMar>
-          </w:tcPr>
-          <w:p>
-            <w:pPr>
-              <w:pStyle w:val="BodyText"/>
-            </w:pPr>
-            <w:pPr>
-              <w:spacing w:before="16" w:after="16"/>
-            </w:pPr>
-            <w:r>
-              <w:rPr>
-                <w:b/>
-                <w:bCs/>
-              </w:rPr>
-              <w:t xml:space="preserve">Before you leave:</w:t>
-            </w:r>
-            <w:r>
-              <w:t xml:space="preserve"> </w:t>
-            </w:r>
-            <w:r>
-              <w:t xml:space="preserve">register for the Camino Frances / Pilgrim Pass at</w:t>
-            </w:r>
-            <w:r>
-              <w:t xml:space="preserve"> </w:t>
-            </w:r>
-            <w:hyperlink r:id="rId12">
-              <w:r>
-                <w:rPr>
-                  <w:rStyle w:val="Hyperlink"/>
-                </w:rPr>
-                <w:t xml:space="preserve">cms-pilgrim-pass.web.app/preregistration</w:t>
-              </w:r>
-            </w:hyperlink>
-            <w:r>
-              <w:t xml:space="preserve"> </w:t>
-            </w:r>
-            <w:r>
-              <w:t xml:space="preserve">to get the QR code required for check-in at Roncesvalles (and other participating albergues along the Way).</w:t>
-            </w:r>
-          </w:p>
-          <w:p/>
-        </w:tc>
-      </w:tr>
-    </w:tbl>
-    <w:bookmarkStart w:id="33" w:name="itinerary"/>
+    <w:bookmarkStart w:id="10" w:name="to-do-before-you-leave"/>
     <w:p>
       <w:pPr>
         <w:pStyle w:val="Heading2"/>
       </w:pPr>
       <w:r>
+        <w:t xml:space="preserve">To Do Before You Leave</w:t>
+      </w:r>
+    </w:p>
+    <w:p>
+      <w:pPr>
+        <w:pStyle w:val="Compact"/>
+        <w:numPr>
+          <w:ilvl w:val="0"/>
+          <w:numId w:val="1001"/>
+        </w:numPr>
+      </w:pPr>
+      <w:r>
+        <w:t xml:space="preserve">Register for the Camino Frances / Pilgrim Pass at</w:t>
+      </w:r>
+      <w:r>
+        <w:t xml:space="preserve"> </w:t>
+      </w:r>
+      <w:hyperlink r:id="rId9">
+        <w:r>
+          <w:rPr>
+            <w:rStyle w:val="Hyperlink"/>
+          </w:rPr>
+          <w:t xml:space="preserve">cms-pilgrim-pass.web.app/preregistration</w:t>
+        </w:r>
+      </w:hyperlink>
+      <w:r>
+        <w:t xml:space="preserve"> </w:t>
+      </w:r>
+      <w:r>
+        <w:t xml:space="preserve">— needed for the QR code at Roncesvalles check-in (and other participating albergues).</w:t>
+      </w:r>
+    </w:p>
+    <w:p>
+      <w:pPr>
+        <w:pStyle w:val="Compact"/>
+        <w:numPr>
+          <w:ilvl w:val="0"/>
+          <w:numId w:val="1002"/>
+        </w:numPr>
+      </w:pPr>
+      <w:r>
+        <w:t xml:space="preserve">Get an eSIM or international data plan for Spain/France — needed for calling ahead to book each night’s albergue as the trip goes.</w:t>
+      </w:r>
+    </w:p>
+    <w:p>
+      <w:pPr>
+        <w:pStyle w:val="Compact"/>
+        <w:numPr>
+          <w:ilvl w:val="0"/>
+          <w:numId w:val="1003"/>
+        </w:numPr>
+      </w:pPr>
+      <w:r>
+        <w:t xml:space="preserve">Confirm with El Palo de Avellano (Zubiri) whether a sleep sack/liner satisfies their</w:t>
+      </w:r>
+      <w:r>
+        <w:t xml:space="preserve"> </w:t>
+      </w:r>
+      <w:r>
+        <w:t xml:space="preserve">“bring your own sleeping bag”</w:t>
+      </w:r>
+      <w:r>
+        <w:t xml:space="preserve"> </w:t>
+      </w:r>
+      <w:r>
+        <w:t xml:space="preserve">requirement, or bring a compact 3-season bag instead.</w:t>
+      </w:r>
+    </w:p>
+    <w:p>
+      <w:pPr>
+        <w:pStyle w:val="Compact"/>
+        <w:numPr>
+          <w:ilvl w:val="0"/>
+          <w:numId w:val="1004"/>
+        </w:numPr>
+      </w:pPr>
+      <w:r>
+        <w:t xml:space="preserve">Book Pamplona lodging (Day 5, Aug 31).</w:t>
+      </w:r>
+    </w:p>
+    <w:p>
+      <w:pPr>
+        <w:pStyle w:val="Compact"/>
+        <w:numPr>
+          <w:ilvl w:val="0"/>
+          <w:numId w:val="1005"/>
+        </w:numPr>
+      </w:pPr>
+      <w:r>
+        <w:t xml:space="preserve">Book remaining Camino lodging day-by-day as the trip progresses (Puente la Reina through Burgos).</w:t>
+      </w:r>
+    </w:p>
+    <w:p>
+      <w:pPr>
+        <w:pStyle w:val="Compact"/>
+        <w:numPr>
+          <w:ilvl w:val="0"/>
+          <w:numId w:val="1006"/>
+        </w:numPr>
+      </w:pPr>
+      <w:r>
+        <w:t xml:space="preserve">Book Burgos → Madrid transport for Sep 10.</w:t>
+      </w:r>
+    </w:p>
+    <w:p>
+      <w:pPr>
+        <w:pStyle w:val="Compact"/>
+        <w:numPr>
+          <w:ilvl w:val="0"/>
+          <w:numId w:val="1007"/>
+        </w:numPr>
+      </w:pPr>
+      <w:r>
+        <w:t xml:space="preserve">Book Madrid lodging for the night of Sep 10.</w:t>
+      </w:r>
+    </w:p>
+    <w:bookmarkEnd w:id="10"/>
+    <w:bookmarkStart w:id="31" w:name="itinerary"/>
+    <w:p>
+      <w:pPr>
+        <w:pStyle w:val="Heading2"/>
+      </w:pPr>
+      <w:r>
         <w:t xml:space="preserve">Itinerary</w:t>
       </w:r>
     </w:p>
-    <w:bookmarkStart w:id="13" w:name="day-1-thu-aug-27"/>
+    <w:bookmarkStart w:id="11" w:name="day-1-thu-aug-27"/>
     <w:p>
       <w:pPr>
         <w:pStyle w:val="Heading3"/>
@@ -202,55 +182,55 @@
         <w:pStyle w:val="Compact"/>
         <w:numPr>
           <w:ilvl w:val="0"/>
-          <w:numId w:val="1001"/>
-        </w:numPr>
-      </w:pPr>
-      <w:r>
-        <w:t xml:space="preserve">~9:00 am — Leave Grand Rapids → Todd’s house, 5739 S Franklin Ave, La Grange Highlands, IL (~2h45m–3h15m normally; budget 3h30m for Chicago-area traffic on I-94/I-80/I-294); leave car there.</w:t>
-      </w:r>
-    </w:p>
-    <w:p>
-      <w:pPr>
-        <w:pStyle w:val="Compact"/>
-        <w:numPr>
-          <w:ilvl w:val="0"/>
-          <w:numId w:val="1001"/>
-        </w:numPr>
-      </w:pPr>
-      <w:r>
-        <w:t xml:space="preserve">~12:55–1:00 pm — Arrive Todd’s; ~15–20 min to park/unload.</w:t>
-      </w:r>
-    </w:p>
-    <w:p>
-      <w:pPr>
-        <w:pStyle w:val="Compact"/>
-        <w:numPr>
-          <w:ilvl w:val="0"/>
-          <w:numId w:val="1001"/>
-        </w:numPr>
-      </w:pPr>
-      <w:r>
-        <w:t xml:space="preserve">~1:15 pm — Uber Todd’s house → ORD (~20–25 min drive; budget ~45 min total with traffic/pickup wait).</w:t>
-      </w:r>
-    </w:p>
-    <w:p>
-      <w:pPr>
-        <w:pStyle w:val="Compact"/>
-        <w:numPr>
-          <w:ilvl w:val="0"/>
-          <w:numId w:val="1001"/>
-        </w:numPr>
-      </w:pPr>
-      <w:r>
-        <w:t xml:space="preserve">~2:00 pm — Arrive ORD Terminal 5 (~3 hrs before departure — standard buffer for an international flight with checked bags in peak season).</w:t>
-      </w:r>
-    </w:p>
-    <w:p>
-      <w:pPr>
-        <w:pStyle w:val="Compact"/>
-        <w:numPr>
-          <w:ilvl w:val="0"/>
-          <w:numId w:val="1001"/>
+          <w:numId w:val="1008"/>
+        </w:numPr>
+      </w:pPr>
+      <w:r>
+        <w:t xml:space="preserve">~9:00 am — Leave Grand Rapids (drop Gus off at Tisha’s) → Todd’s house, 5739 S Franklin Ave, La Grange Highlands, IL (~2h45m–3h15m normally; budget 3h30m for Chicago-area traffic)</w:t>
+      </w:r>
+    </w:p>
+    <w:p>
+      <w:pPr>
+        <w:pStyle w:val="Compact"/>
+        <w:numPr>
+          <w:ilvl w:val="0"/>
+          <w:numId w:val="1008"/>
+        </w:numPr>
+      </w:pPr>
+      <w:r>
+        <w:t xml:space="preserve">~12:55–1:00 pm — Arrive Todd’s</w:t>
+      </w:r>
+    </w:p>
+    <w:p>
+      <w:pPr>
+        <w:pStyle w:val="Compact"/>
+        <w:numPr>
+          <w:ilvl w:val="0"/>
+          <w:numId w:val="1008"/>
+        </w:numPr>
+      </w:pPr>
+      <w:r>
+        <w:t xml:space="preserve">~1:15 pm — Uber Todd’s house → ORD (~20–25 min drive; budget ~45 min total).</w:t>
+      </w:r>
+    </w:p>
+    <w:p>
+      <w:pPr>
+        <w:pStyle w:val="Compact"/>
+        <w:numPr>
+          <w:ilvl w:val="0"/>
+          <w:numId w:val="1008"/>
+        </w:numPr>
+      </w:pPr>
+      <w:r>
+        <w:t xml:space="preserve">~2:00 pm — Arrive ORD Terminal 5 (~3 hrs before departure).</w:t>
+      </w:r>
+    </w:p>
+    <w:p>
+      <w:pPr>
+        <w:pStyle w:val="Compact"/>
+        <w:numPr>
+          <w:ilvl w:val="0"/>
+          <w:numId w:val="1008"/>
         </w:numPr>
       </w:pPr>
       <w:r>
@@ -270,8 +250,8 @@
         <w:t xml:space="preserve">, dep 4:55 pm, arr Aug 28 8:20 am.</w:t>
       </w:r>
     </w:p>
-    <w:bookmarkEnd w:id="13"/>
-    <w:bookmarkStart w:id="14" w:name="day-2-fri-aug-28"/>
+    <w:bookmarkEnd w:id="11"/>
+    <w:bookmarkStart w:id="12" w:name="day-2-fri-aug-28"/>
     <w:p>
       <w:pPr>
         <w:pStyle w:val="Heading3"/>
@@ -285,7 +265,7 @@
         <w:pStyle w:val="Compact"/>
         <w:numPr>
           <w:ilvl w:val="0"/>
-          <w:numId w:val="1002"/>
+          <w:numId w:val="1009"/>
         </w:numPr>
       </w:pPr>
       <w:r>
@@ -297,7 +277,7 @@
         <w:pStyle w:val="Compact"/>
         <w:numPr>
           <w:ilvl w:val="0"/>
-          <w:numId w:val="1002"/>
+          <w:numId w:val="1009"/>
         </w:numPr>
       </w:pPr>
       <w:r>
@@ -313,15 +293,15 @@
         <w:t xml:space="preserve"> </w:t>
       </w:r>
       <w:r>
-        <w:t xml:space="preserve">→ Atocha (~30 min). Free — scan the ALVIA ticket’s QR at the gate (Combinado Cercanías).</w:t>
-      </w:r>
-    </w:p>
-    <w:p>
-      <w:pPr>
-        <w:pStyle w:val="Compact"/>
-        <w:numPr>
-          <w:ilvl w:val="0"/>
-          <w:numId w:val="1002"/>
+        <w:t xml:space="preserve">→ Atocha (~30 min).</w:t>
+      </w:r>
+    </w:p>
+    <w:p>
+      <w:pPr>
+        <w:pStyle w:val="Compact"/>
+        <w:numPr>
+          <w:ilvl w:val="0"/>
+          <w:numId w:val="1009"/>
         </w:numPr>
       </w:pPr>
       <w:r>
@@ -333,7 +313,7 @@
         <w:pStyle w:val="Compact"/>
         <w:numPr>
           <w:ilvl w:val="0"/>
-          <w:numId w:val="1002"/>
+          <w:numId w:val="1009"/>
         </w:numPr>
       </w:pPr>
       <w:r>
@@ -350,28 +330,15 @@
         <w:t xml:space="preserve">ALVIA 00605</w:t>
       </w:r>
       <w:r>
-        <w:t xml:space="preserve">, Coche 1 / Asiento 10C (Elige Confort), Localizador</w:t>
-      </w:r>
-      <w:r>
-        <w:t xml:space="preserve"> </w:t>
-      </w:r>
-      <w:r>
-        <w:rPr>
-          <w:b/>
-          <w:bCs/>
-        </w:rPr>
-        <w:t xml:space="preserve">YNPLW2</w:t>
-      </w:r>
-      <w:r>
-        <w:t xml:space="preserve">, Ticket no. 7216302078276</w:t>
-      </w:r>
-    </w:p>
-    <w:p>
-      <w:pPr>
-        <w:pStyle w:val="Compact"/>
-        <w:numPr>
-          <w:ilvl w:val="0"/>
-          <w:numId w:val="1002"/>
+        <w:t xml:space="preserve">, Coche 1 / Asiento 10C</w:t>
+      </w:r>
+    </w:p>
+    <w:p>
+      <w:pPr>
+        <w:pStyle w:val="Compact"/>
+        <w:numPr>
+          <w:ilvl w:val="0"/>
+          <w:numId w:val="1009"/>
         </w:numPr>
       </w:pPr>
       <w:r>
@@ -383,7 +350,7 @@
         <w:pStyle w:val="Compact"/>
         <w:numPr>
           <w:ilvl w:val="0"/>
-          <w:numId w:val="1002"/>
+          <w:numId w:val="1009"/>
         </w:numPr>
       </w:pPr>
       <w:r>
@@ -395,7 +362,7 @@
         <w:pStyle w:val="Compact"/>
         <w:numPr>
           <w:ilvl w:val="0"/>
-          <w:numId w:val="1002"/>
+          <w:numId w:val="1009"/>
         </w:numPr>
       </w:pPr>
       <w:r>
@@ -407,7 +374,7 @@
         <w:pStyle w:val="Compact"/>
         <w:numPr>
           <w:ilvl w:val="0"/>
-          <w:numId w:val="1002"/>
+          <w:numId w:val="1009"/>
         </w:numPr>
       </w:pPr>
       <w:r>
@@ -424,33 +391,23 @@
         <w:t xml:space="preserve">Gîte de la Porte Saint Jacques</w:t>
       </w:r>
       <w:r>
-        <w:t xml:space="preserve">, 51 rue de la Citadelle, Saint-Jean-Pied-de-Port, France 64220. Check-in Fri Aug 28 → check-out Sat Aug 29. Booking.com reservation #</w:t>
-      </w:r>
-      <w:r>
-        <w:rPr>
-          <w:b/>
-          <w:bCs/>
-        </w:rPr>
-        <w:t xml:space="preserve">6828058341</w:t>
-      </w:r>
-      <w:r>
-        <w:t xml:space="preserve">, €49 paid.</w:t>
-      </w:r>
-    </w:p>
-    <w:p>
-      <w:pPr>
-        <w:pStyle w:val="Compact"/>
-        <w:numPr>
-          <w:ilvl w:val="0"/>
-          <w:numId w:val="1002"/>
+        <w:t xml:space="preserve">, 51 rue de la Citadelle, Saint-Jean-Pied-de-Port, France 64220.</w:t>
+      </w:r>
+    </w:p>
+    <w:p>
+      <w:pPr>
+        <w:pStyle w:val="Compact"/>
+        <w:numPr>
+          <w:ilvl w:val="0"/>
+          <w:numId w:val="1009"/>
         </w:numPr>
       </w:pPr>
       <w:r>
         <w:t xml:space="preserve">Pick up pilgrim credential in SJPP if not already obtained.</w:t>
       </w:r>
     </w:p>
-    <w:bookmarkEnd w:id="14"/>
-    <w:bookmarkStart w:id="18" w:name="day-3-sat-aug-29-camino-day-1"/>
+    <w:bookmarkEnd w:id="12"/>
+    <w:bookmarkStart w:id="16" w:name="day-3-sat-aug-29-camino-day-1"/>
     <w:p>
       <w:pPr>
         <w:pStyle w:val="Heading3"/>
@@ -464,7 +421,7 @@
         <w:pStyle w:val="Compact"/>
         <w:numPr>
           <w:ilvl w:val="0"/>
-          <w:numId w:val="1003"/>
+          <w:numId w:val="1010"/>
         </w:numPr>
       </w:pPr>
       <w:r>
@@ -486,7 +443,7 @@
         <w:pStyle w:val="Compact"/>
         <w:numPr>
           <w:ilvl w:val="1"/>
-          <w:numId w:val="1004"/>
+          <w:numId w:val="1011"/>
         </w:numPr>
       </w:pPr>
       <w:r>
@@ -498,7 +455,7 @@
         <w:pStyle w:val="Compact"/>
         <w:numPr>
           <w:ilvl w:val="0"/>
-          <w:numId w:val="1003"/>
+          <w:numId w:val="1010"/>
         </w:numPr>
       </w:pPr>
       <w:r>
@@ -510,7 +467,7 @@
         <w:pStyle w:val="Compact"/>
         <w:numPr>
           <w:ilvl w:val="0"/>
-          <w:numId w:val="1003"/>
+          <w:numId w:val="1010"/>
         </w:numPr>
       </w:pPr>
       <w:r>
@@ -540,7 +497,7 @@
         <w:t xml:space="preserve">AL08344890</w:t>
       </w:r>
       <w:r>
-        <w:t xml:space="preserve">, €35 (alojamiento, cena y desayuno). Passport/ID required at check-in for every guest on the reservation.</w:t>
+        <w:t xml:space="preserve">, €35 (alojamiento, cena y desayuno)</w:t>
       </w:r>
     </w:p>
     <w:tbl>
@@ -584,18 +541,18 @@
                 <wp:inline>
                   <wp:extent cx="152400" cy="152400"/>
                   <wp:effectExtent b="0" l="0" r="0" t="0"/>
-                  <wp:docPr descr="" title="" id="16" name="Picture"/>
+                  <wp:docPr descr="" title="" id="14" name="Picture"/>
                   <a:graphic>
                     <a:graphicData uri="http://schemas.openxmlformats.org/drawingml/2006/picture">
                       <pic:pic>
                         <pic:nvPicPr>
-                          <pic:cNvPr descr="/opt/quarto/share/formats/docx/caution.png" id="17" name="Picture"/>
+                          <pic:cNvPr descr="/opt/quarto/share/formats/docx/caution.png" id="15" name="Picture"/>
                           <pic:cNvPicPr>
                             <a:picLocks noChangeArrowheads="1" noChangeAspect="1"/>
                           </pic:cNvPicPr>
                         </pic:nvPicPr>
                         <pic:blipFill>
-                          <a:blip r:embed="rId15"/>
+                          <a:blip r:embed="rId13"/>
                           <a:stretch>
                             <a:fillRect/>
                           </a:stretch>
@@ -685,8 +642,8 @@
         </w:tc>
       </w:tr>
     </w:tbl>
-    <w:bookmarkEnd w:id="18"/>
-    <w:bookmarkStart w:id="19" w:name="day-4-sun-aug-30-camino-day-2"/>
+    <w:bookmarkEnd w:id="16"/>
+    <w:bookmarkStart w:id="17" w:name="day-4-sun-aug-30-camino-day-2"/>
     <w:p>
       <w:pPr>
         <w:pStyle w:val="Heading3"/>
@@ -700,7 +657,7 @@
         <w:pStyle w:val="Compact"/>
         <w:numPr>
           <w:ilvl w:val="0"/>
-          <w:numId w:val="1005"/>
+          <w:numId w:val="1012"/>
         </w:numPr>
       </w:pPr>
       <w:r>
@@ -722,7 +679,7 @@
         <w:pStyle w:val="Compact"/>
         <w:numPr>
           <w:ilvl w:val="1"/>
-          <w:numId w:val="1006"/>
+          <w:numId w:val="1013"/>
         </w:numPr>
       </w:pPr>
       <w:r>
@@ -747,7 +704,7 @@
         <w:pStyle w:val="Compact"/>
         <w:numPr>
           <w:ilvl w:val="0"/>
-          <w:numId w:val="1005"/>
+          <w:numId w:val="1012"/>
         </w:numPr>
       </w:pPr>
       <w:r>
@@ -764,21 +721,11 @@
         <w:t xml:space="preserve">Albergue El Palo de Avellano</w:t>
       </w:r>
       <w:r>
-        <w:t xml:space="preserve">, Avenida Roncesvalles 16, Zubiri, Navarra 31630. Phone +34 666 499 175 | info@elpalodeavellano.com. Reserva #</w:t>
-      </w:r>
-      <w:r>
-        <w:rPr>
-          <w:b/>
-          <w:bCs/>
-        </w:rPr>
-        <w:t xml:space="preserve">1-4435804</w:t>
-      </w:r>
-      <w:r>
-        <w:t xml:space="preserve">, Cama en hab. compartida, 1 person / 1 night, €22.00 (breakfast included). No prepayment — pay at property, card held as guarantee; free cancel/modify up to 24 hrs before arrival. Reception 13:00–18:00; main door locks at 22:00 (key-card access after); check-out before 9:00; call ahead if arriving after 3pm. Bring a sleeping bag (sheets rentable, €3).</w:t>
-      </w:r>
-    </w:p>
-    <w:bookmarkEnd w:id="19"/>
-    <w:bookmarkStart w:id="20" w:name="day-5-mon-aug-31-camino-day-3"/>
+        <w:t xml:space="preserve">, Avenida Roncesvalles 16, Zubiri, Navarra 31630. Phone +34 666 499 175 | info@elpalodeavellano.com. (breakfast included). No prepayment — pay at property, card held as guarantee; free cancel/modify up to 24 hrs before arrival. Reception 13:00–18:00; main door locks at 22:00 (key-card access after); check-out before 9:00; call ahead if arriving after 3pm. Bring a sleeping bag (sheets rentable, €3).</w:t>
+      </w:r>
+    </w:p>
+    <w:bookmarkEnd w:id="17"/>
+    <w:bookmarkStart w:id="18" w:name="day-5-mon-aug-31-camino-day-3"/>
     <w:p>
       <w:pPr>
         <w:pStyle w:val="Heading3"/>
@@ -792,7 +739,7 @@
         <w:pStyle w:val="Compact"/>
         <w:numPr>
           <w:ilvl w:val="0"/>
-          <w:numId w:val="1007"/>
+          <w:numId w:val="1014"/>
         </w:numPr>
       </w:pPr>
       <w:r>
@@ -814,7 +761,7 @@
         <w:pStyle w:val="Compact"/>
         <w:numPr>
           <w:ilvl w:val="1"/>
-          <w:numId w:val="1008"/>
+          <w:numId w:val="1015"/>
         </w:numPr>
       </w:pPr>
       <w:r>
@@ -826,15 +773,15 @@
         <w:pStyle w:val="Compact"/>
         <w:numPr>
           <w:ilvl w:val="0"/>
-          <w:numId w:val="1007"/>
+          <w:numId w:val="1014"/>
         </w:numPr>
       </w:pPr>
       <w:r>
         <w:t xml:space="preserve">Lodging: not yet booked. Pamplona is a real city with plenty of hotels/hostels beyond pilgrim albergues — lower urgency than Zubiri, but book when convenient.</w:t>
       </w:r>
     </w:p>
-    <w:bookmarkEnd w:id="20"/>
-    <w:bookmarkStart w:id="21" w:name="day-6-tue-sep-1-camino-day-4"/>
+    <w:bookmarkEnd w:id="18"/>
+    <w:bookmarkStart w:id="19" w:name="day-6-tue-sep-1-camino-day-4"/>
     <w:p>
       <w:pPr>
         <w:pStyle w:val="Heading3"/>
@@ -848,7 +795,7 @@
         <w:pStyle w:val="Compact"/>
         <w:numPr>
           <w:ilvl w:val="0"/>
-          <w:numId w:val="1009"/>
+          <w:numId w:val="1016"/>
         </w:numPr>
       </w:pPr>
       <w:r>
@@ -870,7 +817,7 @@
         <w:pStyle w:val="Compact"/>
         <w:numPr>
           <w:ilvl w:val="1"/>
-          <w:numId w:val="1010"/>
+          <w:numId w:val="1017"/>
         </w:numPr>
       </w:pPr>
       <w:r>
@@ -882,15 +829,15 @@
         <w:pStyle w:val="Compact"/>
         <w:numPr>
           <w:ilvl w:val="0"/>
-          <w:numId w:val="1009"/>
+          <w:numId w:val="1016"/>
         </w:numPr>
       </w:pPr>
       <w:r>
         <w:t xml:space="preserve">Lodging: not yet booked.</w:t>
       </w:r>
     </w:p>
-    <w:bookmarkEnd w:id="21"/>
-    <w:bookmarkStart w:id="22" w:name="day-7-wed-sep-2-camino-day-5"/>
+    <w:bookmarkEnd w:id="19"/>
+    <w:bookmarkStart w:id="20" w:name="day-7-wed-sep-2-camino-day-5"/>
     <w:p>
       <w:pPr>
         <w:pStyle w:val="Heading3"/>
@@ -904,7 +851,7 @@
         <w:pStyle w:val="Compact"/>
         <w:numPr>
           <w:ilvl w:val="0"/>
-          <w:numId w:val="1011"/>
+          <w:numId w:val="1018"/>
         </w:numPr>
       </w:pPr>
       <w:r>
@@ -926,7 +873,7 @@
         <w:pStyle w:val="Compact"/>
         <w:numPr>
           <w:ilvl w:val="1"/>
-          <w:numId w:val="1012"/>
+          <w:numId w:val="1019"/>
         </w:numPr>
       </w:pPr>
       <w:r>
@@ -938,15 +885,15 @@
         <w:pStyle w:val="Compact"/>
         <w:numPr>
           <w:ilvl w:val="0"/>
-          <w:numId w:val="1011"/>
+          <w:numId w:val="1018"/>
         </w:numPr>
       </w:pPr>
       <w:r>
         <w:t xml:space="preserve">Lodging: not yet booked.</w:t>
       </w:r>
     </w:p>
-    <w:bookmarkEnd w:id="22"/>
-    <w:bookmarkStart w:id="23" w:name="day-8-thu-sep-3-camino-day-6"/>
+    <w:bookmarkEnd w:id="20"/>
+    <w:bookmarkStart w:id="21" w:name="day-8-thu-sep-3-camino-day-6"/>
     <w:p>
       <w:pPr>
         <w:pStyle w:val="Heading3"/>
@@ -960,7 +907,7 @@
         <w:pStyle w:val="Compact"/>
         <w:numPr>
           <w:ilvl w:val="0"/>
-          <w:numId w:val="1013"/>
+          <w:numId w:val="1020"/>
         </w:numPr>
       </w:pPr>
       <w:r>
@@ -982,7 +929,7 @@
         <w:pStyle w:val="Compact"/>
         <w:numPr>
           <w:ilvl w:val="1"/>
-          <w:numId w:val="1014"/>
+          <w:numId w:val="1021"/>
         </w:numPr>
       </w:pPr>
       <w:r>
@@ -994,15 +941,15 @@
         <w:pStyle w:val="Compact"/>
         <w:numPr>
           <w:ilvl w:val="0"/>
-          <w:numId w:val="1013"/>
+          <w:numId w:val="1020"/>
         </w:numPr>
       </w:pPr>
       <w:r>
         <w:t xml:space="preserve">Lodging: not yet booked.</w:t>
       </w:r>
     </w:p>
-    <w:bookmarkEnd w:id="23"/>
-    <w:bookmarkStart w:id="24" w:name="day-9-fri-sep-4-camino-day-7"/>
+    <w:bookmarkEnd w:id="21"/>
+    <w:bookmarkStart w:id="22" w:name="day-9-fri-sep-4-camino-day-7"/>
     <w:p>
       <w:pPr>
         <w:pStyle w:val="Heading3"/>
@@ -1016,7 +963,7 @@
         <w:pStyle w:val="Compact"/>
         <w:numPr>
           <w:ilvl w:val="0"/>
-          <w:numId w:val="1015"/>
+          <w:numId w:val="1022"/>
         </w:numPr>
       </w:pPr>
       <w:r>
@@ -1038,7 +985,7 @@
         <w:pStyle w:val="Compact"/>
         <w:numPr>
           <w:ilvl w:val="1"/>
-          <w:numId w:val="1016"/>
+          <w:numId w:val="1023"/>
         </w:numPr>
       </w:pPr>
       <w:r>
@@ -1050,15 +997,15 @@
         <w:pStyle w:val="Compact"/>
         <w:numPr>
           <w:ilvl w:val="0"/>
-          <w:numId w:val="1015"/>
+          <w:numId w:val="1022"/>
         </w:numPr>
       </w:pPr>
       <w:r>
         <w:t xml:space="preserve">Lodging: not yet booked.</w:t>
       </w:r>
     </w:p>
-    <w:bookmarkEnd w:id="24"/>
-    <w:bookmarkStart w:id="25" w:name="day-10-sat-sep-5-camino-day-8"/>
+    <w:bookmarkEnd w:id="22"/>
+    <w:bookmarkStart w:id="23" w:name="day-10-sat-sep-5-camino-day-8"/>
     <w:p>
       <w:pPr>
         <w:pStyle w:val="Heading3"/>
@@ -1072,7 +1019,7 @@
         <w:pStyle w:val="Compact"/>
         <w:numPr>
           <w:ilvl w:val="0"/>
-          <w:numId w:val="1017"/>
+          <w:numId w:val="1024"/>
         </w:numPr>
       </w:pPr>
       <w:r>
@@ -1094,7 +1041,7 @@
         <w:pStyle w:val="Compact"/>
         <w:numPr>
           <w:ilvl w:val="1"/>
-          <w:numId w:val="1018"/>
+          <w:numId w:val="1025"/>
         </w:numPr>
       </w:pPr>
       <w:r>
@@ -1106,15 +1053,15 @@
         <w:pStyle w:val="Compact"/>
         <w:numPr>
           <w:ilvl w:val="0"/>
-          <w:numId w:val="1017"/>
+          <w:numId w:val="1024"/>
         </w:numPr>
       </w:pPr>
       <w:r>
         <w:t xml:space="preserve">Lodging: not yet booked.</w:t>
       </w:r>
     </w:p>
-    <w:bookmarkEnd w:id="25"/>
-    <w:bookmarkStart w:id="26" w:name="day-11-sun-sep-6-camino-day-9"/>
+    <w:bookmarkEnd w:id="23"/>
+    <w:bookmarkStart w:id="24" w:name="day-11-sun-sep-6-camino-day-9"/>
     <w:p>
       <w:pPr>
         <w:pStyle w:val="Heading3"/>
@@ -1128,7 +1075,7 @@
         <w:pStyle w:val="Compact"/>
         <w:numPr>
           <w:ilvl w:val="0"/>
-          <w:numId w:val="1019"/>
+          <w:numId w:val="1026"/>
         </w:numPr>
       </w:pPr>
       <w:r>
@@ -1150,7 +1097,7 @@
         <w:pStyle w:val="Compact"/>
         <w:numPr>
           <w:ilvl w:val="1"/>
-          <w:numId w:val="1020"/>
+          <w:numId w:val="1027"/>
         </w:numPr>
       </w:pPr>
       <w:r>
@@ -1174,15 +1121,15 @@
         <w:pStyle w:val="Compact"/>
         <w:numPr>
           <w:ilvl w:val="0"/>
-          <w:numId w:val="1019"/>
+          <w:numId w:val="1026"/>
         </w:numPr>
       </w:pPr>
       <w:r>
         <w:t xml:space="preserve">Lodging: not yet booked.</w:t>
       </w:r>
     </w:p>
-    <w:bookmarkEnd w:id="26"/>
-    <w:bookmarkStart w:id="27" w:name="day-12-mon-sep-7-camino-day-10"/>
+    <w:bookmarkEnd w:id="24"/>
+    <w:bookmarkStart w:id="25" w:name="day-12-mon-sep-7-camino-day-10"/>
     <w:p>
       <w:pPr>
         <w:pStyle w:val="Heading3"/>
@@ -1196,7 +1143,7 @@
         <w:pStyle w:val="Compact"/>
         <w:numPr>
           <w:ilvl w:val="0"/>
-          <w:numId w:val="1021"/>
+          <w:numId w:val="1028"/>
         </w:numPr>
       </w:pPr>
       <w:r>
@@ -1218,7 +1165,7 @@
         <w:pStyle w:val="Compact"/>
         <w:numPr>
           <w:ilvl w:val="1"/>
-          <w:numId w:val="1022"/>
+          <w:numId w:val="1029"/>
         </w:numPr>
       </w:pPr>
       <w:r>
@@ -1230,15 +1177,15 @@
         <w:pStyle w:val="Compact"/>
         <w:numPr>
           <w:ilvl w:val="0"/>
-          <w:numId w:val="1021"/>
+          <w:numId w:val="1028"/>
         </w:numPr>
       </w:pPr>
       <w:r>
         <w:t xml:space="preserve">Lodging: not yet booked.</w:t>
       </w:r>
     </w:p>
-    <w:bookmarkEnd w:id="27"/>
-    <w:bookmarkStart w:id="28" w:name="day-13-tue-sep-8-camino-day-11"/>
+    <w:bookmarkEnd w:id="25"/>
+    <w:bookmarkStart w:id="26" w:name="day-13-tue-sep-8-camino-day-11"/>
     <w:p>
       <w:pPr>
         <w:pStyle w:val="Heading3"/>
@@ -1252,7 +1199,7 @@
         <w:pStyle w:val="Compact"/>
         <w:numPr>
           <w:ilvl w:val="0"/>
-          <w:numId w:val="1023"/>
+          <w:numId w:val="1030"/>
         </w:numPr>
       </w:pPr>
       <w:r>
@@ -1274,7 +1221,7 @@
         <w:pStyle w:val="Compact"/>
         <w:numPr>
           <w:ilvl w:val="1"/>
-          <w:numId w:val="1024"/>
+          <w:numId w:val="1031"/>
         </w:numPr>
       </w:pPr>
       <w:r>
@@ -1286,15 +1233,15 @@
         <w:pStyle w:val="Compact"/>
         <w:numPr>
           <w:ilvl w:val="0"/>
-          <w:numId w:val="1023"/>
+          <w:numId w:val="1030"/>
         </w:numPr>
       </w:pPr>
       <w:r>
         <w:t xml:space="preserve">Lodging: not yet booked.</w:t>
       </w:r>
     </w:p>
-    <w:bookmarkEnd w:id="28"/>
-    <w:bookmarkStart w:id="29" w:name="day-14-wed-sep-9-camino-day-12"/>
+    <w:bookmarkEnd w:id="26"/>
+    <w:bookmarkStart w:id="27" w:name="day-14-wed-sep-9-camino-day-12"/>
     <w:p>
       <w:pPr>
         <w:pStyle w:val="Heading3"/>
@@ -1308,7 +1255,7 @@
         <w:pStyle w:val="Compact"/>
         <w:numPr>
           <w:ilvl w:val="0"/>
-          <w:numId w:val="1025"/>
+          <w:numId w:val="1032"/>
         </w:numPr>
       </w:pPr>
       <w:r>
@@ -1330,7 +1277,7 @@
         <w:pStyle w:val="Compact"/>
         <w:numPr>
           <w:ilvl w:val="1"/>
-          <w:numId w:val="1026"/>
+          <w:numId w:val="1033"/>
         </w:numPr>
       </w:pPr>
       <w:r>
@@ -1342,15 +1289,15 @@
         <w:pStyle w:val="Compact"/>
         <w:numPr>
           <w:ilvl w:val="0"/>
-          <w:numId w:val="1025"/>
+          <w:numId w:val="1032"/>
         </w:numPr>
       </w:pPr>
       <w:r>
         <w:t xml:space="preserve">Lodging: not yet booked.</w:t>
       </w:r>
     </w:p>
-    <w:bookmarkEnd w:id="29"/>
-    <w:bookmarkStart w:id="30" w:name="day-15-thu-sep-10"/>
+    <w:bookmarkEnd w:id="27"/>
+    <w:bookmarkStart w:id="28" w:name="day-15-thu-sep-10"/>
     <w:p>
       <w:pPr>
         <w:pStyle w:val="Heading3"/>
@@ -1364,7 +1311,7 @@
         <w:pStyle w:val="Compact"/>
         <w:numPr>
           <w:ilvl w:val="0"/>
-          <w:numId w:val="1027"/>
+          <w:numId w:val="1034"/>
         </w:numPr>
       </w:pPr>
       <w:r>
@@ -1376,15 +1323,15 @@
         <w:pStyle w:val="Compact"/>
         <w:numPr>
           <w:ilvl w:val="0"/>
-          <w:numId w:val="1027"/>
-        </w:numPr>
-      </w:pPr>
-      <w:r>
-        <w:t xml:space="preserve">Overnight near Madrid (airport-side, ahead of the 11:45 am flight) — not yet booked.</w:t>
-      </w:r>
-    </w:p>
-    <w:bookmarkEnd w:id="30"/>
-    <w:bookmarkStart w:id="31" w:name="day-16-fri-sep-11"/>
+          <w:numId w:val="1034"/>
+        </w:numPr>
+      </w:pPr>
+      <w:r>
+        <w:t xml:space="preserve">Overnight near Madrid — not yet booked.</w:t>
+      </w:r>
+    </w:p>
+    <w:bookmarkEnd w:id="28"/>
+    <w:bookmarkStart w:id="29" w:name="day-16-fri-sep-11"/>
     <w:p>
       <w:pPr>
         <w:pStyle w:val="Heading3"/>
@@ -1398,7 +1345,7 @@
         <w:pStyle w:val="Compact"/>
         <w:numPr>
           <w:ilvl w:val="0"/>
-          <w:numId w:val="1028"/>
+          <w:numId w:val="1035"/>
         </w:numPr>
       </w:pPr>
       <w:r>
@@ -1423,15 +1370,15 @@
         <w:pStyle w:val="Compact"/>
         <w:numPr>
           <w:ilvl w:val="0"/>
-          <w:numId w:val="1028"/>
+          <w:numId w:val="1035"/>
         </w:numPr>
       </w:pPr>
       <w:r>
         <w:t xml:space="preserve">Uber ORD → Todd’s house, La Grange Highlands, IL (~20–25 min); overnight at Todd’s.</w:t>
       </w:r>
     </w:p>
-    <w:bookmarkEnd w:id="31"/>
-    <w:bookmarkStart w:id="32" w:name="day-17-sat-sep-12"/>
+    <w:bookmarkEnd w:id="29"/>
+    <w:bookmarkStart w:id="30" w:name="day-17-sat-sep-12"/>
     <w:p>
       <w:pPr>
         <w:pStyle w:val="Heading3"/>
@@ -1445,7 +1392,7 @@
         <w:pStyle w:val="Compact"/>
         <w:numPr>
           <w:ilvl w:val="0"/>
-          <w:numId w:val="1029"/>
+          <w:numId w:val="1036"/>
         </w:numPr>
       </w:pPr>
       <w:r>
@@ -1459,518 +1406,542 @@
         </w:pict>
       </w:r>
     </w:p>
+    <w:bookmarkEnd w:id="30"/>
+    <w:bookmarkEnd w:id="31"/>
+    <w:bookmarkStart w:id="40" w:name="packing-list"/>
+    <w:p>
+      <w:pPr>
+        <w:pStyle w:val="Heading2"/>
+      </w:pPr>
+      <w:r>
+        <w:t xml:space="preserve">Packing List</w:t>
+      </w:r>
+    </w:p>
+    <w:bookmarkStart w:id="32" w:name="documents-money"/>
+    <w:p>
+      <w:pPr>
+        <w:pStyle w:val="Heading3"/>
+      </w:pPr>
+      <w:r>
+        <w:t xml:space="preserve">Documents &amp; Money</w:t>
+      </w:r>
+    </w:p>
+    <w:p>
+      <w:pPr>
+        <w:pStyle w:val="Compact"/>
+        <w:numPr>
+          <w:ilvl w:val="0"/>
+          <w:numId w:val="1037"/>
+        </w:numPr>
+      </w:pPr>
+      <w:r>
+        <w:t xml:space="preserve">Passport</w:t>
+      </w:r>
+    </w:p>
+    <w:p>
+      <w:pPr>
+        <w:pStyle w:val="Compact"/>
+        <w:numPr>
+          <w:ilvl w:val="0"/>
+          <w:numId w:val="1037"/>
+        </w:numPr>
+      </w:pPr>
+      <w:r>
+        <w:t xml:space="preserve">Pilgrim credential (credencial)</w:t>
+      </w:r>
+    </w:p>
+    <w:p>
+      <w:pPr>
+        <w:pStyle w:val="Compact"/>
+        <w:numPr>
+          <w:ilvl w:val="0"/>
+          <w:numId w:val="1037"/>
+        </w:numPr>
+      </w:pPr>
+      <w:r>
+        <w:t xml:space="preserve">Credit + ATM cards</w:t>
+      </w:r>
+    </w:p>
+    <w:p>
+      <w:pPr>
+        <w:pStyle w:val="Compact"/>
+        <w:numPr>
+          <w:ilvl w:val="0"/>
+          <w:numId w:val="1037"/>
+        </w:numPr>
+      </w:pPr>
+      <w:r>
+        <w:t xml:space="preserve">Euro cash</w:t>
+      </w:r>
+    </w:p>
     <w:bookmarkEnd w:id="32"/>
+    <w:bookmarkStart w:id="33" w:name="pack-setup"/>
+    <w:p>
+      <w:pPr>
+        <w:pStyle w:val="Heading3"/>
+      </w:pPr>
+      <w:r>
+        <w:t xml:space="preserve">Pack Setup</w:t>
+      </w:r>
+    </w:p>
+    <w:p>
+      <w:pPr>
+        <w:pStyle w:val="Compact"/>
+        <w:numPr>
+          <w:ilvl w:val="0"/>
+          <w:numId w:val="1038"/>
+        </w:numPr>
+      </w:pPr>
+      <w:r>
+        <w:t xml:space="preserve">Backpack with rain cover (35–40L)</w:t>
+      </w:r>
+    </w:p>
+    <w:p>
+      <w:pPr>
+        <w:pStyle w:val="Compact"/>
+        <w:numPr>
+          <w:ilvl w:val="0"/>
+          <w:numId w:val="1038"/>
+        </w:numPr>
+      </w:pPr>
+      <w:r>
+        <w:t xml:space="preserve">1 small dry sack (electronics/passport)</w:t>
+      </w:r>
+    </w:p>
+    <w:p>
+      <w:pPr>
+        <w:pStyle w:val="Compact"/>
+        <w:numPr>
+          <w:ilvl w:val="0"/>
+          <w:numId w:val="1038"/>
+        </w:numPr>
+      </w:pPr>
+      <w:r>
+        <w:t xml:space="preserve">Packing cubes + plastic bags (organization, laundry separation)</w:t>
+      </w:r>
+    </w:p>
     <w:bookmarkEnd w:id="33"/>
-    <w:bookmarkStart w:id="42" w:name="packing-list"/>
-    <w:p>
-      <w:pPr>
-        <w:pStyle w:val="Heading2"/>
-      </w:pPr>
-      <w:r>
-        <w:t xml:space="preserve">Packing List</w:t>
-      </w:r>
-    </w:p>
-    <w:bookmarkStart w:id="34" w:name="documents-money"/>
+    <w:bookmarkStart w:id="34" w:name="clothing"/>
     <w:p>
       <w:pPr>
         <w:pStyle w:val="Heading3"/>
       </w:pPr>
       <w:r>
-        <w:t xml:space="preserve">Documents &amp; Money</w:t>
-      </w:r>
-    </w:p>
-    <w:p>
-      <w:pPr>
-        <w:pStyle w:val="Compact"/>
-        <w:numPr>
-          <w:ilvl w:val="0"/>
-          <w:numId w:val="1030"/>
-        </w:numPr>
-      </w:pPr>
-      <w:r>
-        <w:t xml:space="preserve">Passport</w:t>
-      </w:r>
-    </w:p>
-    <w:p>
-      <w:pPr>
-        <w:pStyle w:val="Compact"/>
-        <w:numPr>
-          <w:ilvl w:val="0"/>
-          <w:numId w:val="1030"/>
-        </w:numPr>
-      </w:pPr>
-      <w:r>
-        <w:t xml:space="preserve">Pilgrim credential (credencial) — get stamped daily</w:t>
-      </w:r>
-    </w:p>
-    <w:p>
-      <w:pPr>
-        <w:pStyle w:val="Compact"/>
-        <w:numPr>
-          <w:ilvl w:val="0"/>
-          <w:numId w:val="1030"/>
-        </w:numPr>
-      </w:pPr>
-      <w:r>
-        <w:t xml:space="preserve">Credit + ATM cards</w:t>
+        <w:t xml:space="preserve">Clothing</w:t>
+      </w:r>
+    </w:p>
+    <w:p>
+      <w:pPr>
+        <w:pStyle w:val="Compact"/>
+        <w:numPr>
+          <w:ilvl w:val="0"/>
+          <w:numId w:val="1039"/>
+        </w:numPr>
+      </w:pPr>
+      <w:r>
+        <w:t xml:space="preserve">2 quick-dry short-sleeve tees (Patiagonia Capilene)</w:t>
+      </w:r>
+    </w:p>
+    <w:p>
+      <w:pPr>
+        <w:pStyle w:val="Compact"/>
+        <w:numPr>
+          <w:ilvl w:val="0"/>
+          <w:numId w:val="1039"/>
+        </w:numPr>
+      </w:pPr>
+      <w:r>
+        <w:t xml:space="preserve">1 long-sleeve thermal / light layer (Smartwool 150)</w:t>
+      </w:r>
+    </w:p>
+    <w:p>
+      <w:pPr>
+        <w:pStyle w:val="Compact"/>
+        <w:numPr>
+          <w:ilvl w:val="0"/>
+          <w:numId w:val="1039"/>
+        </w:numPr>
+      </w:pPr>
+      <w:r>
+        <w:t xml:space="preserve">1 light fleece or packable insulated layer (Pategonia)</w:t>
+      </w:r>
+    </w:p>
+    <w:p>
+      <w:pPr>
+        <w:pStyle w:val="Compact"/>
+        <w:numPr>
+          <w:ilvl w:val="0"/>
+          <w:numId w:val="1039"/>
+        </w:numPr>
+      </w:pPr>
+      <w:r>
+        <w:t xml:space="preserve">1 lightweight rain jacket</w:t>
+      </w:r>
+    </w:p>
+    <w:p>
+      <w:pPr>
+        <w:pStyle w:val="Compact"/>
+        <w:numPr>
+          <w:ilvl w:val="0"/>
+          <w:numId w:val="1039"/>
+        </w:numPr>
+      </w:pPr>
+      <w:r>
+        <w:t xml:space="preserve">1 convertible hiking pant</w:t>
+      </w:r>
+    </w:p>
+    <w:p>
+      <w:pPr>
+        <w:pStyle w:val="Compact"/>
+        <w:numPr>
+          <w:ilvl w:val="0"/>
+          <w:numId w:val="1039"/>
+        </w:numPr>
+      </w:pPr>
+      <w:r>
+        <w:t xml:space="preserve">1 pair town/casual pants or shorts</w:t>
+      </w:r>
+    </w:p>
+    <w:p>
+      <w:pPr>
+        <w:pStyle w:val="Compact"/>
+        <w:numPr>
+          <w:ilvl w:val="0"/>
+          <w:numId w:val="1039"/>
+        </w:numPr>
+      </w:pPr>
+      <w:r>
+        <w:t xml:space="preserve">3 pairs quick-dry underwear</w:t>
+      </w:r>
+    </w:p>
+    <w:p>
+      <w:pPr>
+        <w:pStyle w:val="Compact"/>
+        <w:numPr>
+          <w:ilvl w:val="0"/>
+          <w:numId w:val="1039"/>
+        </w:numPr>
+      </w:pPr>
+      <w:r>
+        <w:t xml:space="preserve">3 pairs hiking socks (merino blend)</w:t>
       </w:r>
     </w:p>
     <w:bookmarkEnd w:id="34"/>
-    <w:bookmarkStart w:id="35" w:name="pack-setup"/>
+    <w:bookmarkStart w:id="35" w:name="footwear"/>
     <w:p>
       <w:pPr>
         <w:pStyle w:val="Heading3"/>
       </w:pPr>
       <w:r>
-        <w:t xml:space="preserve">Pack Setup</w:t>
-      </w:r>
-    </w:p>
-    <w:p>
-      <w:pPr>
-        <w:pStyle w:val="Compact"/>
-        <w:numPr>
-          <w:ilvl w:val="0"/>
-          <w:numId w:val="1031"/>
-        </w:numPr>
-      </w:pPr>
-      <w:r>
-        <w:t xml:space="preserve">Backpack with rain cover (35–40L)</w:t>
-      </w:r>
-    </w:p>
-    <w:p>
-      <w:pPr>
-        <w:pStyle w:val="Compact"/>
-        <w:numPr>
-          <w:ilvl w:val="0"/>
-          <w:numId w:val="1031"/>
-        </w:numPr>
-      </w:pPr>
-      <w:r>
-        <w:t xml:space="preserve">1 small dry sack (electronics/passport)</w:t>
-      </w:r>
-    </w:p>
-    <w:p>
-      <w:pPr>
-        <w:pStyle w:val="Compact"/>
-        <w:numPr>
-          <w:ilvl w:val="0"/>
-          <w:numId w:val="1031"/>
-        </w:numPr>
-      </w:pPr>
-      <w:r>
-        <w:t xml:space="preserve">Packing cubes + plastic bags (organization, laundry separation)</w:t>
+        <w:t xml:space="preserve">Footwear</w:t>
+      </w:r>
+    </w:p>
+    <w:p>
+      <w:pPr>
+        <w:pStyle w:val="Compact"/>
+        <w:numPr>
+          <w:ilvl w:val="0"/>
+          <w:numId w:val="1040"/>
+        </w:numPr>
+      </w:pPr>
+      <w:r>
+        <w:t xml:space="preserve">Trail runners or light hiking shoes (Altra Lone Peak)</w:t>
+      </w:r>
+    </w:p>
+    <w:p>
+      <w:pPr>
+        <w:pStyle w:val="Compact"/>
+        <w:numPr>
+          <w:ilvl w:val="0"/>
+          <w:numId w:val="1040"/>
+        </w:numPr>
+      </w:pPr>
+      <w:r>
+        <w:t xml:space="preserve">Lightweight sandals (Xero Z-Trek))</w:t>
       </w:r>
     </w:p>
     <w:bookmarkEnd w:id="35"/>
-    <w:bookmarkStart w:id="36" w:name="clothing"/>
+    <w:bookmarkStart w:id="36" w:name="toiletries"/>
     <w:p>
       <w:pPr>
         <w:pStyle w:val="Heading3"/>
       </w:pPr>
       <w:r>
-        <w:t xml:space="preserve">Clothing</w:t>
-      </w:r>
-    </w:p>
-    <w:p>
-      <w:pPr>
-        <w:pStyle w:val="Compact"/>
-        <w:numPr>
-          <w:ilvl w:val="0"/>
-          <w:numId w:val="1032"/>
-        </w:numPr>
-      </w:pPr>
-      <w:r>
-        <w:t xml:space="preserve">2 quick-dry short-sleeve tees</w:t>
-      </w:r>
-    </w:p>
-    <w:p>
-      <w:pPr>
-        <w:pStyle w:val="Compact"/>
-        <w:numPr>
-          <w:ilvl w:val="0"/>
-          <w:numId w:val="1032"/>
-        </w:numPr>
-      </w:pPr>
-      <w:r>
-        <w:t xml:space="preserve">1 long-sleeve thermal / light layer</w:t>
-      </w:r>
-    </w:p>
-    <w:p>
-      <w:pPr>
-        <w:pStyle w:val="Compact"/>
-        <w:numPr>
-          <w:ilvl w:val="0"/>
-          <w:numId w:val="1032"/>
-        </w:numPr>
-      </w:pPr>
-      <w:r>
-        <w:t xml:space="preserve">1 light fleece or packable insulated layer</w:t>
-      </w:r>
-    </w:p>
-    <w:p>
-      <w:pPr>
-        <w:pStyle w:val="Compact"/>
-        <w:numPr>
-          <w:ilvl w:val="0"/>
-          <w:numId w:val="1032"/>
-        </w:numPr>
-      </w:pPr>
-      <w:r>
-        <w:t xml:space="preserve">1 lightweight rain jacket</w:t>
-      </w:r>
-    </w:p>
-    <w:p>
-      <w:pPr>
-        <w:pStyle w:val="Compact"/>
-        <w:numPr>
-          <w:ilvl w:val="0"/>
-          <w:numId w:val="1032"/>
-        </w:numPr>
-      </w:pPr>
-      <w:r>
-        <w:t xml:space="preserve">1 convertible hiking pant</w:t>
-      </w:r>
-    </w:p>
-    <w:p>
-      <w:pPr>
-        <w:pStyle w:val="Compact"/>
-        <w:numPr>
-          <w:ilvl w:val="0"/>
-          <w:numId w:val="1032"/>
-        </w:numPr>
-      </w:pPr>
-      <w:r>
-        <w:t xml:space="preserve">1 pair town/casual pants or shorts</w:t>
-      </w:r>
-    </w:p>
-    <w:p>
-      <w:pPr>
-        <w:pStyle w:val="Compact"/>
-        <w:numPr>
-          <w:ilvl w:val="0"/>
-          <w:numId w:val="1032"/>
-        </w:numPr>
-      </w:pPr>
-      <w:r>
-        <w:t xml:space="preserve">3 pairs quick-dry underwear</w:t>
-      </w:r>
-    </w:p>
-    <w:p>
-      <w:pPr>
-        <w:pStyle w:val="Compact"/>
-        <w:numPr>
-          <w:ilvl w:val="0"/>
-          <w:numId w:val="1032"/>
-        </w:numPr>
-      </w:pPr>
-      <w:r>
-        <w:t xml:space="preserve">3 pairs hiking socks (merino blend)</w:t>
+        <w:t xml:space="preserve">Toiletries</w:t>
+      </w:r>
+    </w:p>
+    <w:p>
+      <w:pPr>
+        <w:pStyle w:val="Compact"/>
+        <w:numPr>
+          <w:ilvl w:val="0"/>
+          <w:numId w:val="1041"/>
+        </w:numPr>
+      </w:pPr>
+      <w:r>
+        <w:t xml:space="preserve">Toothbrush + travel toothpaste</w:t>
+      </w:r>
+    </w:p>
+    <w:p>
+      <w:pPr>
+        <w:pStyle w:val="Compact"/>
+        <w:numPr>
+          <w:ilvl w:val="0"/>
+          <w:numId w:val="1041"/>
+        </w:numPr>
+      </w:pPr>
+      <w:r>
+        <w:t xml:space="preserve">Small liquid soap (body + laundry, e.g. Dr. Bronner’s)</w:t>
+      </w:r>
+    </w:p>
+    <w:p>
+      <w:pPr>
+        <w:pStyle w:val="Compact"/>
+        <w:numPr>
+          <w:ilvl w:val="0"/>
+          <w:numId w:val="1041"/>
+        </w:numPr>
+      </w:pPr>
+      <w:r>
+        <w:t xml:space="preserve">Travel deodorant</w:t>
+      </w:r>
+    </w:p>
+    <w:p>
+      <w:pPr>
+        <w:pStyle w:val="Compact"/>
+        <w:numPr>
+          <w:ilvl w:val="0"/>
+          <w:numId w:val="1041"/>
+        </w:numPr>
+      </w:pPr>
+      <w:r>
+        <w:t xml:space="preserve">Quick-dry towel (PackTowel)</w:t>
+      </w:r>
+    </w:p>
+    <w:p>
+      <w:pPr>
+        <w:pStyle w:val="Compact"/>
+        <w:numPr>
+          <w:ilvl w:val="0"/>
+          <w:numId w:val="1041"/>
+        </w:numPr>
+      </w:pPr>
+      <w:r>
+        <w:t xml:space="preserve">Sunscreen</w:t>
+      </w:r>
+    </w:p>
+    <w:p>
+      <w:pPr>
+        <w:pStyle w:val="Compact"/>
+        <w:numPr>
+          <w:ilvl w:val="0"/>
+          <w:numId w:val="1041"/>
+        </w:numPr>
+      </w:pPr>
+      <w:r>
+        <w:t xml:space="preserve">Lip balm with SPF</w:t>
       </w:r>
     </w:p>
     <w:bookmarkEnd w:id="36"/>
-    <w:bookmarkStart w:id="37" w:name="footwear"/>
+    <w:bookmarkStart w:id="37" w:name="health-first-aid"/>
     <w:p>
       <w:pPr>
         <w:pStyle w:val="Heading3"/>
       </w:pPr>
       <w:r>
-        <w:t xml:space="preserve">Footwear</w:t>
-      </w:r>
-    </w:p>
-    <w:p>
-      <w:pPr>
-        <w:pStyle w:val="Compact"/>
-        <w:numPr>
-          <w:ilvl w:val="0"/>
-          <w:numId w:val="1033"/>
-        </w:numPr>
-      </w:pPr>
-      <w:r>
-        <w:t xml:space="preserve">Trail runners or light hiking shoes</w:t>
-      </w:r>
-    </w:p>
-    <w:p>
-      <w:pPr>
-        <w:pStyle w:val="Compact"/>
-        <w:numPr>
-          <w:ilvl w:val="0"/>
-          <w:numId w:val="1033"/>
-        </w:numPr>
-      </w:pPr>
-      <w:r>
-        <w:t xml:space="preserve">Lightweight sandals or flip-flops (evenings)</w:t>
+        <w:t xml:space="preserve">Health &amp; First Aid</w:t>
+      </w:r>
+    </w:p>
+    <w:p>
+      <w:pPr>
+        <w:pStyle w:val="Compact"/>
+        <w:numPr>
+          <w:ilvl w:val="0"/>
+          <w:numId w:val="1042"/>
+        </w:numPr>
+      </w:pPr>
+      <w:r>
+        <w:t xml:space="preserve">Blister pads (Compeed-style hydrocolloid)</w:t>
+      </w:r>
+    </w:p>
+    <w:p>
+      <w:pPr>
+        <w:pStyle w:val="Compact"/>
+        <w:numPr>
+          <w:ilvl w:val="0"/>
+          <w:numId w:val="1042"/>
+        </w:numPr>
+      </w:pPr>
+      <w:r>
+        <w:t xml:space="preserve">Ibuprofen / acetaminophen / personal medications</w:t>
+      </w:r>
+    </w:p>
+    <w:p>
+      <w:pPr>
+        <w:pStyle w:val="Compact"/>
+        <w:numPr>
+          <w:ilvl w:val="0"/>
+          <w:numId w:val="1042"/>
+        </w:numPr>
+      </w:pPr>
+      <w:r>
+        <w:t xml:space="preserve">Earplugs + eye mask (shared albergue dorms)</w:t>
+      </w:r>
+    </w:p>
+    <w:p>
+      <w:pPr>
+        <w:pStyle w:val="Compact"/>
+        <w:numPr>
+          <w:ilvl w:val="0"/>
+          <w:numId w:val="1042"/>
+        </w:numPr>
+      </w:pPr>
+      <w:r>
+        <w:t xml:space="preserve">Trekking poles (recommended for the SJPP–Roncesvalles descent)</w:t>
       </w:r>
     </w:p>
     <w:bookmarkEnd w:id="37"/>
-    <w:bookmarkStart w:id="38" w:name="toiletries"/>
+    <w:bookmarkStart w:id="38" w:name="electronics"/>
     <w:p>
       <w:pPr>
         <w:pStyle w:val="Heading3"/>
       </w:pPr>
       <w:r>
-        <w:t xml:space="preserve">Toiletries</w:t>
-      </w:r>
-    </w:p>
-    <w:p>
-      <w:pPr>
-        <w:pStyle w:val="Compact"/>
-        <w:numPr>
-          <w:ilvl w:val="0"/>
-          <w:numId w:val="1034"/>
-        </w:numPr>
-      </w:pPr>
-      <w:r>
-        <w:t xml:space="preserve">Toothbrush + travel toothpaste</w:t>
-      </w:r>
-    </w:p>
-    <w:p>
-      <w:pPr>
-        <w:pStyle w:val="Compact"/>
-        <w:numPr>
-          <w:ilvl w:val="0"/>
-          <w:numId w:val="1034"/>
-        </w:numPr>
-      </w:pPr>
-      <w:r>
-        <w:t xml:space="preserve">Small liquid soap (body + laundry, e.g. Dr. Bronner’s)</w:t>
-      </w:r>
-    </w:p>
-    <w:p>
-      <w:pPr>
-        <w:pStyle w:val="Compact"/>
-        <w:numPr>
-          <w:ilvl w:val="0"/>
-          <w:numId w:val="1034"/>
-        </w:numPr>
-      </w:pPr>
-      <w:r>
-        <w:t xml:space="preserve">Travel deodorant</w:t>
-      </w:r>
-    </w:p>
-    <w:p>
-      <w:pPr>
-        <w:pStyle w:val="Compact"/>
-        <w:numPr>
-          <w:ilvl w:val="0"/>
-          <w:numId w:val="1034"/>
-        </w:numPr>
-      </w:pPr>
-      <w:r>
-        <w:t xml:space="preserve">Quick-dry towel</w:t>
-      </w:r>
-    </w:p>
-    <w:p>
-      <w:pPr>
-        <w:pStyle w:val="Compact"/>
-        <w:numPr>
-          <w:ilvl w:val="0"/>
-          <w:numId w:val="1034"/>
-        </w:numPr>
-      </w:pPr>
-      <w:r>
-        <w:t xml:space="preserve">Sunscreen</w:t>
-      </w:r>
-    </w:p>
-    <w:p>
-      <w:pPr>
-        <w:pStyle w:val="Compact"/>
-        <w:numPr>
-          <w:ilvl w:val="0"/>
-          <w:numId w:val="1034"/>
-        </w:numPr>
-      </w:pPr>
-      <w:r>
-        <w:t xml:space="preserve">Lip balm with SPF</w:t>
+        <w:t xml:space="preserve">Electronics</w:t>
+      </w:r>
+    </w:p>
+    <w:p>
+      <w:pPr>
+        <w:pStyle w:val="Compact"/>
+        <w:numPr>
+          <w:ilvl w:val="0"/>
+          <w:numId w:val="1043"/>
+        </w:numPr>
+      </w:pPr>
+      <w:r>
+        <w:t xml:space="preserve">iPhone + USB-C cord</w:t>
+      </w:r>
+    </w:p>
+    <w:p>
+      <w:pPr>
+        <w:pStyle w:val="Compact"/>
+        <w:numPr>
+          <w:ilvl w:val="0"/>
+          <w:numId w:val="1043"/>
+        </w:numPr>
+      </w:pPr>
+      <w:r>
+        <w:t xml:space="preserve">EU plug adapter</w:t>
+      </w:r>
+    </w:p>
+    <w:p>
+      <w:pPr>
+        <w:pStyle w:val="Compact"/>
+        <w:numPr>
+          <w:ilvl w:val="0"/>
+          <w:numId w:val="1043"/>
+        </w:numPr>
+      </w:pPr>
+      <w:r>
+        <w:t xml:space="preserve">AirPods</w:t>
+      </w:r>
+    </w:p>
+    <w:p>
+      <w:pPr>
+        <w:pStyle w:val="Compact"/>
+        <w:numPr>
+          <w:ilvl w:val="0"/>
+          <w:numId w:val="1043"/>
+        </w:numPr>
+      </w:pPr>
+      <w:r>
+        <w:t xml:space="preserve">Macbook Air</w:t>
+      </w:r>
+    </w:p>
+    <w:p>
+      <w:pPr>
+        <w:pStyle w:val="Compact"/>
+        <w:numPr>
+          <w:ilvl w:val="0"/>
+          <w:numId w:val="1043"/>
+        </w:numPr>
+      </w:pPr>
+      <w:r>
+        <w:t xml:space="preserve">Portable power bank</w:t>
       </w:r>
     </w:p>
     <w:bookmarkEnd w:id="38"/>
-    <w:bookmarkStart w:id="39" w:name="health-first-aid"/>
+    <w:bookmarkStart w:id="39" w:name="other"/>
     <w:p>
       <w:pPr>
         <w:pStyle w:val="Heading3"/>
       </w:pPr>
       <w:r>
-        <w:t xml:space="preserve">Health &amp; First Aid</w:t>
-      </w:r>
-    </w:p>
-    <w:p>
-      <w:pPr>
-        <w:pStyle w:val="Compact"/>
-        <w:numPr>
-          <w:ilvl w:val="0"/>
-          <w:numId w:val="1035"/>
-        </w:numPr>
-      </w:pPr>
-      <w:r>
-        <w:t xml:space="preserve">Blister pads (Compeed-style hydrocolloid)</w:t>
-      </w:r>
-    </w:p>
-    <w:p>
-      <w:pPr>
-        <w:pStyle w:val="Compact"/>
-        <w:numPr>
-          <w:ilvl w:val="0"/>
-          <w:numId w:val="1035"/>
-        </w:numPr>
-      </w:pPr>
-      <w:r>
-        <w:t xml:space="preserve">Ibuprofen / acetaminophen / personal medications</w:t>
-      </w:r>
-    </w:p>
-    <w:p>
-      <w:pPr>
-        <w:pStyle w:val="Compact"/>
-        <w:numPr>
-          <w:ilvl w:val="0"/>
-          <w:numId w:val="1035"/>
-        </w:numPr>
-      </w:pPr>
-      <w:r>
-        <w:t xml:space="preserve">Earplugs + eye mask (shared albergue dorms)</w:t>
-      </w:r>
-    </w:p>
-    <w:p>
-      <w:pPr>
-        <w:pStyle w:val="Compact"/>
-        <w:numPr>
-          <w:ilvl w:val="0"/>
-          <w:numId w:val="1035"/>
-        </w:numPr>
-      </w:pPr>
-      <w:r>
-        <w:t xml:space="preserve">Trekking poles (recommended for the SJPP–Roncesvalles descent)</w:t>
+        <w:t xml:space="preserve">Other</w:t>
+      </w:r>
+    </w:p>
+    <w:p>
+      <w:pPr>
+        <w:pStyle w:val="Compact"/>
+        <w:numPr>
+          <w:ilvl w:val="0"/>
+          <w:numId w:val="1044"/>
+        </w:numPr>
+      </w:pPr>
+      <w:r>
+        <w:t xml:space="preserve">Sunglasses</w:t>
+      </w:r>
+    </w:p>
+    <w:p>
+      <w:pPr>
+        <w:pStyle w:val="Compact"/>
+        <w:numPr>
+          <w:ilvl w:val="0"/>
+          <w:numId w:val="1044"/>
+        </w:numPr>
+      </w:pPr>
+      <w:r>
+        <w:t xml:space="preserve">Hat</w:t>
+      </w:r>
+    </w:p>
+    <w:p>
+      <w:pPr>
+        <w:pStyle w:val="Compact"/>
+        <w:numPr>
+          <w:ilvl w:val="0"/>
+          <w:numId w:val="1044"/>
+        </w:numPr>
+      </w:pPr>
+      <w:r>
+        <w:t xml:space="preserve">Sleep sack</w:t>
+      </w:r>
+    </w:p>
+    <w:p>
+      <w:pPr>
+        <w:pStyle w:val="Compact"/>
+        <w:numPr>
+          <w:ilvl w:val="0"/>
+          <w:numId w:val="1044"/>
+        </w:numPr>
+      </w:pPr>
+      <w:r>
+        <w:t xml:space="preserve">2 × 1L water bottles</w:t>
+      </w:r>
+    </w:p>
+    <w:p>
+      <w:pPr>
+        <w:pStyle w:val="Compact"/>
+        <w:numPr>
+          <w:ilvl w:val="0"/>
+          <w:numId w:val="1044"/>
+        </w:numPr>
+      </w:pPr>
+      <w:r>
+        <w:t xml:space="preserve">Pen</w:t>
       </w:r>
     </w:p>
     <w:bookmarkEnd w:id="39"/>
-    <w:bookmarkStart w:id="40" w:name="electronics"/>
-    <w:p>
-      <w:pPr>
-        <w:pStyle w:val="Heading3"/>
-      </w:pPr>
-      <w:r>
-        <w:t xml:space="preserve">Electronics</w:t>
-      </w:r>
-    </w:p>
-    <w:p>
-      <w:pPr>
-        <w:pStyle w:val="Compact"/>
-        <w:numPr>
-          <w:ilvl w:val="0"/>
-          <w:numId w:val="1036"/>
-        </w:numPr>
-      </w:pPr>
-      <w:r>
-        <w:t xml:space="preserve">iPhone + USB-C cord</w:t>
-      </w:r>
-    </w:p>
-    <w:p>
-      <w:pPr>
-        <w:pStyle w:val="Compact"/>
-        <w:numPr>
-          <w:ilvl w:val="0"/>
-          <w:numId w:val="1036"/>
-        </w:numPr>
-      </w:pPr>
-      <w:r>
-        <w:t xml:space="preserve">EU plug adapter</w:t>
-      </w:r>
-    </w:p>
-    <w:p>
-      <w:pPr>
-        <w:pStyle w:val="Compact"/>
-        <w:numPr>
-          <w:ilvl w:val="0"/>
-          <w:numId w:val="1036"/>
-        </w:numPr>
-      </w:pPr>
-      <w:r>
-        <w:t xml:space="preserve">AirPods</w:t>
-      </w:r>
-    </w:p>
-    <w:p>
-      <w:pPr>
-        <w:pStyle w:val="Compact"/>
-        <w:numPr>
-          <w:ilvl w:val="0"/>
-          <w:numId w:val="1036"/>
-        </w:numPr>
-      </w:pPr>
-      <w:r>
-        <w:t xml:space="preserve">Portable power bank</w:t>
-      </w:r>
-    </w:p>
     <w:bookmarkEnd w:id="40"/>
-    <w:bookmarkStart w:id="41" w:name="other"/>
-    <w:p>
-      <w:pPr>
-        <w:pStyle w:val="Heading3"/>
-      </w:pPr>
-      <w:r>
-        <w:t xml:space="preserve">Other</w:t>
-      </w:r>
-    </w:p>
-    <w:p>
-      <w:pPr>
-        <w:pStyle w:val="Compact"/>
-        <w:numPr>
-          <w:ilvl w:val="0"/>
-          <w:numId w:val="1037"/>
-        </w:numPr>
-      </w:pPr>
-      <w:r>
-        <w:t xml:space="preserve">Sunglasses</w:t>
-      </w:r>
-    </w:p>
-    <w:p>
-      <w:pPr>
-        <w:pStyle w:val="Compact"/>
-        <w:numPr>
-          <w:ilvl w:val="0"/>
-          <w:numId w:val="1037"/>
-        </w:numPr>
-      </w:pPr>
-      <w:r>
-        <w:t xml:space="preserve">Hat</w:t>
-      </w:r>
-    </w:p>
-    <w:p>
-      <w:pPr>
-        <w:pStyle w:val="Compact"/>
-        <w:numPr>
-          <w:ilvl w:val="0"/>
-          <w:numId w:val="1037"/>
-        </w:numPr>
-      </w:pPr>
-      <w:r>
-        <w:t xml:space="preserve">Sleep sack</w:t>
-      </w:r>
-    </w:p>
-    <w:p>
-      <w:pPr>
-        <w:pStyle w:val="Compact"/>
-        <w:numPr>
-          <w:ilvl w:val="0"/>
-          <w:numId w:val="1037"/>
-        </w:numPr>
-      </w:pPr>
-      <w:r>
-        <w:t xml:space="preserve">2 × 1L water bottles</w:t>
-      </w:r>
-    </w:p>
-    <w:p>
-      <w:pPr>
-        <w:pStyle w:val="Compact"/>
-        <w:numPr>
-          <w:ilvl w:val="0"/>
-          <w:numId w:val="1037"/>
-        </w:numPr>
-      </w:pPr>
-      <w:r>
-        <w:t xml:space="preserve">Pen</w:t>
-      </w:r>
-    </w:p>
-    <w:bookmarkEnd w:id="41"/>
-    <w:bookmarkEnd w:id="42"/>
     <w:sectPr>
       <w:footnotePr>
         <w:numRestart w:val="eachSect"/>
@@ -2081,6 +2052,82 @@
       </w:pPr>
     </w:lvl>
   </w:abstractNum>
+  <w:abstractNum w:abstractNumId="992">
+    <w:nsid w:val="0000A992"/>
+    <w:multiLevelType w:val="multilevel"/>
+    <w:lvl w:ilvl="0">
+      <w:numFmt w:val="bullet"/>
+      <w:lvlText w:val="☐"/>
+      <w:lvlJc w:val="left"/>
+      <w:pPr>
+        <w:ind w:left="720" w:hanging="360"/>
+      </w:pPr>
+    </w:lvl>
+    <w:lvl w:ilvl="1">
+      <w:numFmt w:val="bullet"/>
+      <w:lvlText w:val="☐"/>
+      <w:lvlJc w:val="left"/>
+      <w:pPr>
+        <w:ind w:left="1440" w:hanging="360"/>
+      </w:pPr>
+    </w:lvl>
+    <w:lvl w:ilvl="2">
+      <w:numFmt w:val="bullet"/>
+      <w:lvlText w:val="☐"/>
+      <w:lvlJc w:val="left"/>
+      <w:pPr>
+        <w:ind w:left="2160" w:hanging="360"/>
+      </w:pPr>
+    </w:lvl>
+    <w:lvl w:ilvl="3">
+      <w:numFmt w:val="bullet"/>
+      <w:lvlText w:val="☐"/>
+      <w:lvlJc w:val="left"/>
+      <w:pPr>
+        <w:ind w:left="2880" w:hanging="360"/>
+      </w:pPr>
+    </w:lvl>
+    <w:lvl w:ilvl="4">
+      <w:numFmt w:val="bullet"/>
+      <w:lvlText w:val="☐"/>
+      <w:lvlJc w:val="left"/>
+      <w:pPr>
+        <w:ind w:left="3600" w:hanging="360"/>
+      </w:pPr>
+    </w:lvl>
+    <w:lvl w:ilvl="5">
+      <w:numFmt w:val="bullet"/>
+      <w:lvlText w:val="☐"/>
+      <w:lvlJc w:val="left"/>
+      <w:pPr>
+        <w:ind w:left="4320" w:hanging="360"/>
+      </w:pPr>
+    </w:lvl>
+    <w:lvl w:ilvl="6">
+      <w:numFmt w:val="bullet"/>
+      <w:lvlText w:val="☐"/>
+      <w:lvlJc w:val="left"/>
+      <w:pPr>
+        <w:ind w:left="5040" w:hanging="360"/>
+      </w:pPr>
+    </w:lvl>
+    <w:lvl w:ilvl="7">
+      <w:numFmt w:val="bullet"/>
+      <w:lvlText w:val="☐"/>
+      <w:lvlJc w:val="left"/>
+      <w:pPr>
+        <w:ind w:left="5760" w:hanging="360"/>
+      </w:pPr>
+    </w:lvl>
+    <w:lvl w:ilvl="8">
+      <w:numFmt w:val="bullet"/>
+      <w:lvlText w:val="☐"/>
+      <w:lvlJc w:val="left"/>
+      <w:pPr>
+        <w:ind w:left="6480" w:hanging="360"/>
+      </w:pPr>
+    </w:lvl>
+  </w:abstractNum>
   <w:abstractNum w:abstractNumId="991">
     <w:nsid w:val="0000A991"/>
     <w:multiLevelType w:val="multilevel"/>
@@ -2188,25 +2235,25 @@
     <w:abstractNumId w:val="990"/>
   </w:num>
   <w:num w:numId="1001">
-    <w:abstractNumId w:val="991"/>
+    <w:abstractNumId w:val="992"/>
   </w:num>
   <w:num w:numId="1002">
-    <w:abstractNumId w:val="991"/>
+    <w:abstractNumId w:val="992"/>
   </w:num>
   <w:num w:numId="1003">
-    <w:abstractNumId w:val="991"/>
+    <w:abstractNumId w:val="992"/>
   </w:num>
   <w:num w:numId="1004">
-    <w:abstractNumId w:val="991"/>
+    <w:abstractNumId w:val="992"/>
   </w:num>
   <w:num w:numId="1005">
-    <w:abstractNumId w:val="991"/>
+    <w:abstractNumId w:val="992"/>
   </w:num>
   <w:num w:numId="1006">
-    <w:abstractNumId w:val="991"/>
+    <w:abstractNumId w:val="992"/>
   </w:num>
   <w:num w:numId="1007">
-    <w:abstractNumId w:val="991"/>
+    <w:abstractNumId w:val="992"/>
   </w:num>
   <w:num w:numId="1008">
     <w:abstractNumId w:val="991"/>
@@ -2296,6 +2343,27 @@
     <w:abstractNumId w:val="991"/>
   </w:num>
   <w:num w:numId="1037">
+    <w:abstractNumId w:val="991"/>
+  </w:num>
+  <w:num w:numId="1038">
+    <w:abstractNumId w:val="991"/>
+  </w:num>
+  <w:num w:numId="1039">
+    <w:abstractNumId w:val="991"/>
+  </w:num>
+  <w:num w:numId="1040">
+    <w:abstractNumId w:val="991"/>
+  </w:num>
+  <w:num w:numId="1041">
+    <w:abstractNumId w:val="991"/>
+  </w:num>
+  <w:num w:numId="1042">
+    <w:abstractNumId w:val="991"/>
+  </w:num>
+  <w:num w:numId="1043">
+    <w:abstractNumId w:val="991"/>
+  </w:num>
+  <w:num w:numId="1044">
     <w:abstractNumId w:val="991"/>
   </w:num>
 </w:numbering>

--- a/spain-2026-itinerary.docx
+++ b/spain-2026-itinerary.docx
@@ -83,7 +83,7 @@
         </w:numPr>
       </w:pPr>
       <w:r>
-        <w:t xml:space="preserve">Get an eSIM or international data plan for Spain/France — needed for calling ahead to book each night’s albergue as the trip goes.</w:t>
+        <w:t xml:space="preserve">Get an eSIM or international data plan for Spain/France</w:t>
       </w:r>
     </w:p>
     <w:p>
@@ -95,19 +95,7 @@
         </w:numPr>
       </w:pPr>
       <w:r>
-        <w:t xml:space="preserve">Confirm with El Palo de Avellano (Zubiri) whether a sleep sack/liner satisfies their</w:t>
-      </w:r>
-      <w:r>
-        <w:t xml:space="preserve"> </w:t>
-      </w:r>
-      <w:r>
-        <w:t xml:space="preserve">“bring your own sleeping bag”</w:t>
-      </w:r>
-      <w:r>
-        <w:t xml:space="preserve"> </w:t>
-      </w:r>
-      <w:r>
-        <w:t xml:space="preserve">requirement, or bring a compact 3-season bag instead.</w:t>
+        <w:t xml:space="preserve">Book Pamplona lodging (Day 5, Aug 31).</w:t>
       </w:r>
     </w:p>
     <w:p>
@@ -119,7 +107,7 @@
         </w:numPr>
       </w:pPr>
       <w:r>
-        <w:t xml:space="preserve">Book Pamplona lodging (Day 5, Aug 31).</w:t>
+        <w:t xml:space="preserve">Book remaining Camino lodging day-by-day as the trip progresses (Puente la Reina through Burgos).</w:t>
       </w:r>
     </w:p>
     <w:p>
@@ -131,7 +119,7 @@
         </w:numPr>
       </w:pPr>
       <w:r>
-        <w:t xml:space="preserve">Book remaining Camino lodging day-by-day as the trip progresses (Puente la Reina through Burgos).</w:t>
+        <w:t xml:space="preserve">Book Burgos → Madrid transport for Sep 10.</w:t>
       </w:r>
     </w:p>
     <w:p>
@@ -140,18 +128,6 @@
         <w:numPr>
           <w:ilvl w:val="0"/>
           <w:numId w:val="1006"/>
-        </w:numPr>
-      </w:pPr>
-      <w:r>
-        <w:t xml:space="preserve">Book Burgos → Madrid transport for Sep 10.</w:t>
-      </w:r>
-    </w:p>
-    <w:p>
-      <w:pPr>
-        <w:pStyle w:val="Compact"/>
-        <w:numPr>
-          <w:ilvl w:val="0"/>
-          <w:numId w:val="1007"/>
         </w:numPr>
       </w:pPr>
       <w:r>
@@ -182,7 +158,7 @@
         <w:pStyle w:val="Compact"/>
         <w:numPr>
           <w:ilvl w:val="0"/>
-          <w:numId w:val="1008"/>
+          <w:numId w:val="1007"/>
         </w:numPr>
       </w:pPr>
       <w:r>
@@ -194,7 +170,7 @@
         <w:pStyle w:val="Compact"/>
         <w:numPr>
           <w:ilvl w:val="0"/>
-          <w:numId w:val="1008"/>
+          <w:numId w:val="1007"/>
         </w:numPr>
       </w:pPr>
       <w:r>
@@ -206,7 +182,7 @@
         <w:pStyle w:val="Compact"/>
         <w:numPr>
           <w:ilvl w:val="0"/>
-          <w:numId w:val="1008"/>
+          <w:numId w:val="1007"/>
         </w:numPr>
       </w:pPr>
       <w:r>
@@ -218,7 +194,7 @@
         <w:pStyle w:val="Compact"/>
         <w:numPr>
           <w:ilvl w:val="0"/>
-          <w:numId w:val="1008"/>
+          <w:numId w:val="1007"/>
         </w:numPr>
       </w:pPr>
       <w:r>
@@ -230,7 +206,7 @@
         <w:pStyle w:val="Compact"/>
         <w:numPr>
           <w:ilvl w:val="0"/>
-          <w:numId w:val="1008"/>
+          <w:numId w:val="1007"/>
         </w:numPr>
       </w:pPr>
       <w:r>
@@ -265,7 +241,7 @@
         <w:pStyle w:val="Compact"/>
         <w:numPr>
           <w:ilvl w:val="0"/>
-          <w:numId w:val="1009"/>
+          <w:numId w:val="1008"/>
         </w:numPr>
       </w:pPr>
       <w:r>
@@ -277,7 +253,7 @@
         <w:pStyle w:val="Compact"/>
         <w:numPr>
           <w:ilvl w:val="0"/>
-          <w:numId w:val="1009"/>
+          <w:numId w:val="1008"/>
         </w:numPr>
       </w:pPr>
       <w:r>
@@ -301,7 +277,7 @@
         <w:pStyle w:val="Compact"/>
         <w:numPr>
           <w:ilvl w:val="0"/>
-          <w:numId w:val="1009"/>
+          <w:numId w:val="1008"/>
         </w:numPr>
       </w:pPr>
       <w:r>
@@ -313,7 +289,7 @@
         <w:pStyle w:val="Compact"/>
         <w:numPr>
           <w:ilvl w:val="0"/>
-          <w:numId w:val="1009"/>
+          <w:numId w:val="1008"/>
         </w:numPr>
       </w:pPr>
       <w:r>
@@ -338,7 +314,7 @@
         <w:pStyle w:val="Compact"/>
         <w:numPr>
           <w:ilvl w:val="0"/>
-          <w:numId w:val="1009"/>
+          <w:numId w:val="1008"/>
         </w:numPr>
       </w:pPr>
       <w:r>
@@ -350,7 +326,7 @@
         <w:pStyle w:val="Compact"/>
         <w:numPr>
           <w:ilvl w:val="0"/>
-          <w:numId w:val="1009"/>
+          <w:numId w:val="1008"/>
         </w:numPr>
       </w:pPr>
       <w:r>
@@ -362,7 +338,7 @@
         <w:pStyle w:val="Compact"/>
         <w:numPr>
           <w:ilvl w:val="0"/>
-          <w:numId w:val="1009"/>
+          <w:numId w:val="1008"/>
         </w:numPr>
       </w:pPr>
       <w:r>
@@ -374,7 +350,7 @@
         <w:pStyle w:val="Compact"/>
         <w:numPr>
           <w:ilvl w:val="0"/>
-          <w:numId w:val="1009"/>
+          <w:numId w:val="1008"/>
         </w:numPr>
       </w:pPr>
       <w:r>
@@ -399,7 +375,7 @@
         <w:pStyle w:val="Compact"/>
         <w:numPr>
           <w:ilvl w:val="0"/>
-          <w:numId w:val="1009"/>
+          <w:numId w:val="1008"/>
         </w:numPr>
       </w:pPr>
       <w:r>
@@ -421,7 +397,7 @@
         <w:pStyle w:val="Compact"/>
         <w:numPr>
           <w:ilvl w:val="0"/>
-          <w:numId w:val="1010"/>
+          <w:numId w:val="1009"/>
         </w:numPr>
       </w:pPr>
       <w:r>
@@ -443,7 +419,7 @@
         <w:pStyle w:val="Compact"/>
         <w:numPr>
           <w:ilvl w:val="1"/>
-          <w:numId w:val="1011"/>
+          <w:numId w:val="1010"/>
         </w:numPr>
       </w:pPr>
       <w:r>
@@ -455,7 +431,7 @@
         <w:pStyle w:val="Compact"/>
         <w:numPr>
           <w:ilvl w:val="0"/>
-          <w:numId w:val="1010"/>
+          <w:numId w:val="1009"/>
         </w:numPr>
       </w:pPr>
       <w:r>
@@ -467,7 +443,7 @@
         <w:pStyle w:val="Compact"/>
         <w:numPr>
           <w:ilvl w:val="0"/>
-          <w:numId w:val="1010"/>
+          <w:numId w:val="1009"/>
         </w:numPr>
       </w:pPr>
       <w:r>
@@ -657,7 +633,7 @@
         <w:pStyle w:val="Compact"/>
         <w:numPr>
           <w:ilvl w:val="0"/>
-          <w:numId w:val="1012"/>
+          <w:numId w:val="1011"/>
         </w:numPr>
       </w:pPr>
       <w:r>
@@ -679,7 +655,7 @@
         <w:pStyle w:val="Compact"/>
         <w:numPr>
           <w:ilvl w:val="1"/>
-          <w:numId w:val="1013"/>
+          <w:numId w:val="1012"/>
         </w:numPr>
       </w:pPr>
       <w:r>
@@ -704,7 +680,7 @@
         <w:pStyle w:val="Compact"/>
         <w:numPr>
           <w:ilvl w:val="0"/>
-          <w:numId w:val="1012"/>
+          <w:numId w:val="1011"/>
         </w:numPr>
       </w:pPr>
       <w:r>
@@ -739,7 +715,7 @@
         <w:pStyle w:val="Compact"/>
         <w:numPr>
           <w:ilvl w:val="0"/>
-          <w:numId w:val="1014"/>
+          <w:numId w:val="1013"/>
         </w:numPr>
       </w:pPr>
       <w:r>
@@ -761,7 +737,7 @@
         <w:pStyle w:val="Compact"/>
         <w:numPr>
           <w:ilvl w:val="1"/>
-          <w:numId w:val="1015"/>
+          <w:numId w:val="1014"/>
         </w:numPr>
       </w:pPr>
       <w:r>
@@ -773,7 +749,7 @@
         <w:pStyle w:val="Compact"/>
         <w:numPr>
           <w:ilvl w:val="0"/>
-          <w:numId w:val="1014"/>
+          <w:numId w:val="1013"/>
         </w:numPr>
       </w:pPr>
       <w:r>
@@ -795,7 +771,7 @@
         <w:pStyle w:val="Compact"/>
         <w:numPr>
           <w:ilvl w:val="0"/>
-          <w:numId w:val="1016"/>
+          <w:numId w:val="1015"/>
         </w:numPr>
       </w:pPr>
       <w:r>
@@ -817,7 +793,7 @@
         <w:pStyle w:val="Compact"/>
         <w:numPr>
           <w:ilvl w:val="1"/>
-          <w:numId w:val="1017"/>
+          <w:numId w:val="1016"/>
         </w:numPr>
       </w:pPr>
       <w:r>
@@ -829,7 +805,7 @@
         <w:pStyle w:val="Compact"/>
         <w:numPr>
           <w:ilvl w:val="0"/>
-          <w:numId w:val="1016"/>
+          <w:numId w:val="1015"/>
         </w:numPr>
       </w:pPr>
       <w:r>
@@ -851,7 +827,7 @@
         <w:pStyle w:val="Compact"/>
         <w:numPr>
           <w:ilvl w:val="0"/>
-          <w:numId w:val="1018"/>
+          <w:numId w:val="1017"/>
         </w:numPr>
       </w:pPr>
       <w:r>
@@ -873,7 +849,7 @@
         <w:pStyle w:val="Compact"/>
         <w:numPr>
           <w:ilvl w:val="1"/>
-          <w:numId w:val="1019"/>
+          <w:numId w:val="1018"/>
         </w:numPr>
       </w:pPr>
       <w:r>
@@ -885,7 +861,7 @@
         <w:pStyle w:val="Compact"/>
         <w:numPr>
           <w:ilvl w:val="0"/>
-          <w:numId w:val="1018"/>
+          <w:numId w:val="1017"/>
         </w:numPr>
       </w:pPr>
       <w:r>
@@ -907,7 +883,7 @@
         <w:pStyle w:val="Compact"/>
         <w:numPr>
           <w:ilvl w:val="0"/>
-          <w:numId w:val="1020"/>
+          <w:numId w:val="1019"/>
         </w:numPr>
       </w:pPr>
       <w:r>
@@ -929,7 +905,7 @@
         <w:pStyle w:val="Compact"/>
         <w:numPr>
           <w:ilvl w:val="1"/>
-          <w:numId w:val="1021"/>
+          <w:numId w:val="1020"/>
         </w:numPr>
       </w:pPr>
       <w:r>
@@ -941,7 +917,7 @@
         <w:pStyle w:val="Compact"/>
         <w:numPr>
           <w:ilvl w:val="0"/>
-          <w:numId w:val="1020"/>
+          <w:numId w:val="1019"/>
         </w:numPr>
       </w:pPr>
       <w:r>
@@ -963,7 +939,7 @@
         <w:pStyle w:val="Compact"/>
         <w:numPr>
           <w:ilvl w:val="0"/>
-          <w:numId w:val="1022"/>
+          <w:numId w:val="1021"/>
         </w:numPr>
       </w:pPr>
       <w:r>
@@ -985,7 +961,7 @@
         <w:pStyle w:val="Compact"/>
         <w:numPr>
           <w:ilvl w:val="1"/>
-          <w:numId w:val="1023"/>
+          <w:numId w:val="1022"/>
         </w:numPr>
       </w:pPr>
       <w:r>
@@ -997,7 +973,7 @@
         <w:pStyle w:val="Compact"/>
         <w:numPr>
           <w:ilvl w:val="0"/>
-          <w:numId w:val="1022"/>
+          <w:numId w:val="1021"/>
         </w:numPr>
       </w:pPr>
       <w:r>
@@ -1019,7 +995,7 @@
         <w:pStyle w:val="Compact"/>
         <w:numPr>
           <w:ilvl w:val="0"/>
-          <w:numId w:val="1024"/>
+          <w:numId w:val="1023"/>
         </w:numPr>
       </w:pPr>
       <w:r>
@@ -1041,7 +1017,7 @@
         <w:pStyle w:val="Compact"/>
         <w:numPr>
           <w:ilvl w:val="1"/>
-          <w:numId w:val="1025"/>
+          <w:numId w:val="1024"/>
         </w:numPr>
       </w:pPr>
       <w:r>
@@ -1053,7 +1029,7 @@
         <w:pStyle w:val="Compact"/>
         <w:numPr>
           <w:ilvl w:val="0"/>
-          <w:numId w:val="1024"/>
+          <w:numId w:val="1023"/>
         </w:numPr>
       </w:pPr>
       <w:r>
@@ -1075,7 +1051,7 @@
         <w:pStyle w:val="Compact"/>
         <w:numPr>
           <w:ilvl w:val="0"/>
-          <w:numId w:val="1026"/>
+          <w:numId w:val="1025"/>
         </w:numPr>
       </w:pPr>
       <w:r>
@@ -1097,7 +1073,7 @@
         <w:pStyle w:val="Compact"/>
         <w:numPr>
           <w:ilvl w:val="1"/>
-          <w:numId w:val="1027"/>
+          <w:numId w:val="1026"/>
         </w:numPr>
       </w:pPr>
       <w:r>
@@ -1121,7 +1097,7 @@
         <w:pStyle w:val="Compact"/>
         <w:numPr>
           <w:ilvl w:val="0"/>
-          <w:numId w:val="1026"/>
+          <w:numId w:val="1025"/>
         </w:numPr>
       </w:pPr>
       <w:r>
@@ -1143,7 +1119,7 @@
         <w:pStyle w:val="Compact"/>
         <w:numPr>
           <w:ilvl w:val="0"/>
-          <w:numId w:val="1028"/>
+          <w:numId w:val="1027"/>
         </w:numPr>
       </w:pPr>
       <w:r>
@@ -1165,7 +1141,7 @@
         <w:pStyle w:val="Compact"/>
         <w:numPr>
           <w:ilvl w:val="1"/>
-          <w:numId w:val="1029"/>
+          <w:numId w:val="1028"/>
         </w:numPr>
       </w:pPr>
       <w:r>
@@ -1177,7 +1153,7 @@
         <w:pStyle w:val="Compact"/>
         <w:numPr>
           <w:ilvl w:val="0"/>
-          <w:numId w:val="1028"/>
+          <w:numId w:val="1027"/>
         </w:numPr>
       </w:pPr>
       <w:r>
@@ -1199,7 +1175,7 @@
         <w:pStyle w:val="Compact"/>
         <w:numPr>
           <w:ilvl w:val="0"/>
-          <w:numId w:val="1030"/>
+          <w:numId w:val="1029"/>
         </w:numPr>
       </w:pPr>
       <w:r>
@@ -1221,7 +1197,7 @@
         <w:pStyle w:val="Compact"/>
         <w:numPr>
           <w:ilvl w:val="1"/>
-          <w:numId w:val="1031"/>
+          <w:numId w:val="1030"/>
         </w:numPr>
       </w:pPr>
       <w:r>
@@ -1233,7 +1209,7 @@
         <w:pStyle w:val="Compact"/>
         <w:numPr>
           <w:ilvl w:val="0"/>
-          <w:numId w:val="1030"/>
+          <w:numId w:val="1029"/>
         </w:numPr>
       </w:pPr>
       <w:r>
@@ -1255,7 +1231,7 @@
         <w:pStyle w:val="Compact"/>
         <w:numPr>
           <w:ilvl w:val="0"/>
-          <w:numId w:val="1032"/>
+          <w:numId w:val="1031"/>
         </w:numPr>
       </w:pPr>
       <w:r>
@@ -1277,7 +1253,7 @@
         <w:pStyle w:val="Compact"/>
         <w:numPr>
           <w:ilvl w:val="1"/>
-          <w:numId w:val="1033"/>
+          <w:numId w:val="1032"/>
         </w:numPr>
       </w:pPr>
       <w:r>
@@ -1289,7 +1265,7 @@
         <w:pStyle w:val="Compact"/>
         <w:numPr>
           <w:ilvl w:val="0"/>
-          <w:numId w:val="1032"/>
+          <w:numId w:val="1031"/>
         </w:numPr>
       </w:pPr>
       <w:r>
@@ -1311,7 +1287,7 @@
         <w:pStyle w:val="Compact"/>
         <w:numPr>
           <w:ilvl w:val="0"/>
-          <w:numId w:val="1034"/>
+          <w:numId w:val="1033"/>
         </w:numPr>
       </w:pPr>
       <w:r>
@@ -1323,7 +1299,7 @@
         <w:pStyle w:val="Compact"/>
         <w:numPr>
           <w:ilvl w:val="0"/>
-          <w:numId w:val="1034"/>
+          <w:numId w:val="1033"/>
         </w:numPr>
       </w:pPr>
       <w:r>
@@ -1345,7 +1321,7 @@
         <w:pStyle w:val="Compact"/>
         <w:numPr>
           <w:ilvl w:val="0"/>
-          <w:numId w:val="1035"/>
+          <w:numId w:val="1034"/>
         </w:numPr>
       </w:pPr>
       <w:r>
@@ -1370,7 +1346,7 @@
         <w:pStyle w:val="Compact"/>
         <w:numPr>
           <w:ilvl w:val="0"/>
-          <w:numId w:val="1035"/>
+          <w:numId w:val="1034"/>
         </w:numPr>
       </w:pPr>
       <w:r>
@@ -1392,7 +1368,7 @@
         <w:pStyle w:val="Compact"/>
         <w:numPr>
           <w:ilvl w:val="0"/>
-          <w:numId w:val="1036"/>
+          <w:numId w:val="1035"/>
         </w:numPr>
       </w:pPr>
       <w:r>
@@ -1431,7 +1407,7 @@
         <w:pStyle w:val="Compact"/>
         <w:numPr>
           <w:ilvl w:val="0"/>
-          <w:numId w:val="1037"/>
+          <w:numId w:val="1036"/>
         </w:numPr>
       </w:pPr>
       <w:r>
@@ -1443,7 +1419,7 @@
         <w:pStyle w:val="Compact"/>
         <w:numPr>
           <w:ilvl w:val="0"/>
-          <w:numId w:val="1037"/>
+          <w:numId w:val="1036"/>
         </w:numPr>
       </w:pPr>
       <w:r>
@@ -1455,7 +1431,7 @@
         <w:pStyle w:val="Compact"/>
         <w:numPr>
           <w:ilvl w:val="0"/>
-          <w:numId w:val="1037"/>
+          <w:numId w:val="1036"/>
         </w:numPr>
       </w:pPr>
       <w:r>
@@ -1467,7 +1443,7 @@
         <w:pStyle w:val="Compact"/>
         <w:numPr>
           <w:ilvl w:val="0"/>
-          <w:numId w:val="1037"/>
+          <w:numId w:val="1036"/>
         </w:numPr>
       </w:pPr>
       <w:r>
@@ -1489,7 +1465,7 @@
         <w:pStyle w:val="Compact"/>
         <w:numPr>
           <w:ilvl w:val="0"/>
-          <w:numId w:val="1038"/>
+          <w:numId w:val="1037"/>
         </w:numPr>
       </w:pPr>
       <w:r>
@@ -1501,7 +1477,7 @@
         <w:pStyle w:val="Compact"/>
         <w:numPr>
           <w:ilvl w:val="0"/>
-          <w:numId w:val="1038"/>
+          <w:numId w:val="1037"/>
         </w:numPr>
       </w:pPr>
       <w:r>
@@ -1513,7 +1489,7 @@
         <w:pStyle w:val="Compact"/>
         <w:numPr>
           <w:ilvl w:val="0"/>
-          <w:numId w:val="1038"/>
+          <w:numId w:val="1037"/>
         </w:numPr>
       </w:pPr>
       <w:r>
@@ -1535,7 +1511,7 @@
         <w:pStyle w:val="Compact"/>
         <w:numPr>
           <w:ilvl w:val="0"/>
-          <w:numId w:val="1039"/>
+          <w:numId w:val="1038"/>
         </w:numPr>
       </w:pPr>
       <w:r>
@@ -1547,7 +1523,7 @@
         <w:pStyle w:val="Compact"/>
         <w:numPr>
           <w:ilvl w:val="0"/>
-          <w:numId w:val="1039"/>
+          <w:numId w:val="1038"/>
         </w:numPr>
       </w:pPr>
       <w:r>
@@ -1559,7 +1535,7 @@
         <w:pStyle w:val="Compact"/>
         <w:numPr>
           <w:ilvl w:val="0"/>
-          <w:numId w:val="1039"/>
+          <w:numId w:val="1038"/>
         </w:numPr>
       </w:pPr>
       <w:r>
@@ -1571,7 +1547,7 @@
         <w:pStyle w:val="Compact"/>
         <w:numPr>
           <w:ilvl w:val="0"/>
-          <w:numId w:val="1039"/>
+          <w:numId w:val="1038"/>
         </w:numPr>
       </w:pPr>
       <w:r>
@@ -1583,7 +1559,7 @@
         <w:pStyle w:val="Compact"/>
         <w:numPr>
           <w:ilvl w:val="0"/>
-          <w:numId w:val="1039"/>
+          <w:numId w:val="1038"/>
         </w:numPr>
       </w:pPr>
       <w:r>
@@ -1595,7 +1571,7 @@
         <w:pStyle w:val="Compact"/>
         <w:numPr>
           <w:ilvl w:val="0"/>
-          <w:numId w:val="1039"/>
+          <w:numId w:val="1038"/>
         </w:numPr>
       </w:pPr>
       <w:r>
@@ -1607,7 +1583,7 @@
         <w:pStyle w:val="Compact"/>
         <w:numPr>
           <w:ilvl w:val="0"/>
-          <w:numId w:val="1039"/>
+          <w:numId w:val="1038"/>
         </w:numPr>
       </w:pPr>
       <w:r>
@@ -1619,7 +1595,7 @@
         <w:pStyle w:val="Compact"/>
         <w:numPr>
           <w:ilvl w:val="0"/>
-          <w:numId w:val="1039"/>
+          <w:numId w:val="1038"/>
         </w:numPr>
       </w:pPr>
       <w:r>
@@ -1641,7 +1617,7 @@
         <w:pStyle w:val="Compact"/>
         <w:numPr>
           <w:ilvl w:val="0"/>
-          <w:numId w:val="1040"/>
+          <w:numId w:val="1039"/>
         </w:numPr>
       </w:pPr>
       <w:r>
@@ -1653,7 +1629,7 @@
         <w:pStyle w:val="Compact"/>
         <w:numPr>
           <w:ilvl w:val="0"/>
-          <w:numId w:val="1040"/>
+          <w:numId w:val="1039"/>
         </w:numPr>
       </w:pPr>
       <w:r>
@@ -1675,7 +1651,7 @@
         <w:pStyle w:val="Compact"/>
         <w:numPr>
           <w:ilvl w:val="0"/>
-          <w:numId w:val="1041"/>
+          <w:numId w:val="1040"/>
         </w:numPr>
       </w:pPr>
       <w:r>
@@ -1687,7 +1663,7 @@
         <w:pStyle w:val="Compact"/>
         <w:numPr>
           <w:ilvl w:val="0"/>
-          <w:numId w:val="1041"/>
+          <w:numId w:val="1040"/>
         </w:numPr>
       </w:pPr>
       <w:r>
@@ -1699,7 +1675,7 @@
         <w:pStyle w:val="Compact"/>
         <w:numPr>
           <w:ilvl w:val="0"/>
-          <w:numId w:val="1041"/>
+          <w:numId w:val="1040"/>
         </w:numPr>
       </w:pPr>
       <w:r>
@@ -1711,7 +1687,7 @@
         <w:pStyle w:val="Compact"/>
         <w:numPr>
           <w:ilvl w:val="0"/>
-          <w:numId w:val="1041"/>
+          <w:numId w:val="1040"/>
         </w:numPr>
       </w:pPr>
       <w:r>
@@ -1723,7 +1699,7 @@
         <w:pStyle w:val="Compact"/>
         <w:numPr>
           <w:ilvl w:val="0"/>
-          <w:numId w:val="1041"/>
+          <w:numId w:val="1040"/>
         </w:numPr>
       </w:pPr>
       <w:r>
@@ -1735,7 +1711,7 @@
         <w:pStyle w:val="Compact"/>
         <w:numPr>
           <w:ilvl w:val="0"/>
-          <w:numId w:val="1041"/>
+          <w:numId w:val="1040"/>
         </w:numPr>
       </w:pPr>
       <w:r>
@@ -1757,7 +1733,7 @@
         <w:pStyle w:val="Compact"/>
         <w:numPr>
           <w:ilvl w:val="0"/>
-          <w:numId w:val="1042"/>
+          <w:numId w:val="1041"/>
         </w:numPr>
       </w:pPr>
       <w:r>
@@ -1769,7 +1745,7 @@
         <w:pStyle w:val="Compact"/>
         <w:numPr>
           <w:ilvl w:val="0"/>
-          <w:numId w:val="1042"/>
+          <w:numId w:val="1041"/>
         </w:numPr>
       </w:pPr>
       <w:r>
@@ -1781,7 +1757,7 @@
         <w:pStyle w:val="Compact"/>
         <w:numPr>
           <w:ilvl w:val="0"/>
-          <w:numId w:val="1042"/>
+          <w:numId w:val="1041"/>
         </w:numPr>
       </w:pPr>
       <w:r>
@@ -1793,7 +1769,7 @@
         <w:pStyle w:val="Compact"/>
         <w:numPr>
           <w:ilvl w:val="0"/>
-          <w:numId w:val="1042"/>
+          <w:numId w:val="1041"/>
         </w:numPr>
       </w:pPr>
       <w:r>
@@ -1815,7 +1791,7 @@
         <w:pStyle w:val="Compact"/>
         <w:numPr>
           <w:ilvl w:val="0"/>
-          <w:numId w:val="1043"/>
+          <w:numId w:val="1042"/>
         </w:numPr>
       </w:pPr>
       <w:r>
@@ -1827,7 +1803,7 @@
         <w:pStyle w:val="Compact"/>
         <w:numPr>
           <w:ilvl w:val="0"/>
-          <w:numId w:val="1043"/>
+          <w:numId w:val="1042"/>
         </w:numPr>
       </w:pPr>
       <w:r>
@@ -1839,7 +1815,7 @@
         <w:pStyle w:val="Compact"/>
         <w:numPr>
           <w:ilvl w:val="0"/>
-          <w:numId w:val="1043"/>
+          <w:numId w:val="1042"/>
         </w:numPr>
       </w:pPr>
       <w:r>
@@ -1851,7 +1827,7 @@
         <w:pStyle w:val="Compact"/>
         <w:numPr>
           <w:ilvl w:val="0"/>
-          <w:numId w:val="1043"/>
+          <w:numId w:val="1042"/>
         </w:numPr>
       </w:pPr>
       <w:r>
@@ -1863,11 +1839,23 @@
         <w:pStyle w:val="Compact"/>
         <w:numPr>
           <w:ilvl w:val="0"/>
-          <w:numId w:val="1043"/>
+          <w:numId w:val="1042"/>
         </w:numPr>
       </w:pPr>
       <w:r>
         <w:t xml:space="preserve">Portable power bank</w:t>
+      </w:r>
+    </w:p>
+    <w:p>
+      <w:pPr>
+        <w:pStyle w:val="Compact"/>
+        <w:numPr>
+          <w:ilvl w:val="0"/>
+          <w:numId w:val="1042"/>
+        </w:numPr>
+      </w:pPr>
+      <w:r>
+        <w:t xml:space="preserve">Headlamp (dim/red-light mode if possible) — for pre-dawn starts and packing up quietly in dark dorms</w:t>
       </w:r>
     </w:p>
     <w:bookmarkEnd w:id="38"/>
@@ -1885,7 +1873,7 @@
         <w:pStyle w:val="Compact"/>
         <w:numPr>
           <w:ilvl w:val="0"/>
-          <w:numId w:val="1044"/>
+          <w:numId w:val="1043"/>
         </w:numPr>
       </w:pPr>
       <w:r>
@@ -1897,7 +1885,7 @@
         <w:pStyle w:val="Compact"/>
         <w:numPr>
           <w:ilvl w:val="0"/>
-          <w:numId w:val="1044"/>
+          <w:numId w:val="1043"/>
         </w:numPr>
       </w:pPr>
       <w:r>
@@ -1909,7 +1897,7 @@
         <w:pStyle w:val="Compact"/>
         <w:numPr>
           <w:ilvl w:val="0"/>
-          <w:numId w:val="1044"/>
+          <w:numId w:val="1043"/>
         </w:numPr>
       </w:pPr>
       <w:r>
@@ -1921,7 +1909,7 @@
         <w:pStyle w:val="Compact"/>
         <w:numPr>
           <w:ilvl w:val="0"/>
-          <w:numId w:val="1044"/>
+          <w:numId w:val="1043"/>
         </w:numPr>
       </w:pPr>
       <w:r>
@@ -1933,7 +1921,7 @@
         <w:pStyle w:val="Compact"/>
         <w:numPr>
           <w:ilvl w:val="0"/>
-          <w:numId w:val="1044"/>
+          <w:numId w:val="1043"/>
         </w:numPr>
       </w:pPr>
       <w:r>
@@ -2253,7 +2241,7 @@
     <w:abstractNumId w:val="992"/>
   </w:num>
   <w:num w:numId="1007">
-    <w:abstractNumId w:val="992"/>
+    <w:abstractNumId w:val="991"/>
   </w:num>
   <w:num w:numId="1008">
     <w:abstractNumId w:val="991"/>
@@ -2361,9 +2349,6 @@
     <w:abstractNumId w:val="991"/>
   </w:num>
   <w:num w:numId="1043">
-    <w:abstractNumId w:val="991"/>
-  </w:num>
-  <w:num w:numId="1044">
     <w:abstractNumId w:val="991"/>
   </w:num>
 </w:numbering>

--- a/spain-2026-itinerary.docx
+++ b/spain-2026-itinerary.docx
@@ -83,6 +83,18 @@
         </w:numPr>
       </w:pPr>
       <w:r>
+        <w:t xml:space="preserve">Meijer run for razer and travel toothbrush</w:t>
+      </w:r>
+    </w:p>
+    <w:p>
+      <w:pPr>
+        <w:pStyle w:val="Compact"/>
+        <w:numPr>
+          <w:ilvl w:val="0"/>
+          <w:numId w:val="1003"/>
+        </w:numPr>
+      </w:pPr>
+      <w:r>
         <w:t xml:space="preserve">Get an eSIM or international data plan for Spain/France</w:t>
       </w:r>
     </w:p>
@@ -91,7 +103,7 @@
         <w:pStyle w:val="Compact"/>
         <w:numPr>
           <w:ilvl w:val="0"/>
-          <w:numId w:val="1003"/>
+          <w:numId w:val="1004"/>
         </w:numPr>
       </w:pPr>
       <w:r>
@@ -103,7 +115,7 @@
         <w:pStyle w:val="Compact"/>
         <w:numPr>
           <w:ilvl w:val="0"/>
-          <w:numId w:val="1004"/>
+          <w:numId w:val="1005"/>
         </w:numPr>
       </w:pPr>
       <w:r>
@@ -115,7 +127,7 @@
         <w:pStyle w:val="Compact"/>
         <w:numPr>
           <w:ilvl w:val="0"/>
-          <w:numId w:val="1005"/>
+          <w:numId w:val="1006"/>
         </w:numPr>
       </w:pPr>
       <w:r>
@@ -127,7 +139,7 @@
         <w:pStyle w:val="Compact"/>
         <w:numPr>
           <w:ilvl w:val="0"/>
-          <w:numId w:val="1006"/>
+          <w:numId w:val="1007"/>
         </w:numPr>
       </w:pPr>
       <w:r>
@@ -158,7 +170,7 @@
         <w:pStyle w:val="Compact"/>
         <w:numPr>
           <w:ilvl w:val="0"/>
-          <w:numId w:val="1007"/>
+          <w:numId w:val="1008"/>
         </w:numPr>
       </w:pPr>
       <w:r>
@@ -170,7 +182,7 @@
         <w:pStyle w:val="Compact"/>
         <w:numPr>
           <w:ilvl w:val="0"/>
-          <w:numId w:val="1007"/>
+          <w:numId w:val="1008"/>
         </w:numPr>
       </w:pPr>
       <w:r>
@@ -182,7 +194,7 @@
         <w:pStyle w:val="Compact"/>
         <w:numPr>
           <w:ilvl w:val="0"/>
-          <w:numId w:val="1007"/>
+          <w:numId w:val="1008"/>
         </w:numPr>
       </w:pPr>
       <w:r>
@@ -194,7 +206,7 @@
         <w:pStyle w:val="Compact"/>
         <w:numPr>
           <w:ilvl w:val="0"/>
-          <w:numId w:val="1007"/>
+          <w:numId w:val="1008"/>
         </w:numPr>
       </w:pPr>
       <w:r>
@@ -206,7 +218,7 @@
         <w:pStyle w:val="Compact"/>
         <w:numPr>
           <w:ilvl w:val="0"/>
-          <w:numId w:val="1007"/>
+          <w:numId w:val="1008"/>
         </w:numPr>
       </w:pPr>
       <w:r>
@@ -241,7 +253,7 @@
         <w:pStyle w:val="Compact"/>
         <w:numPr>
           <w:ilvl w:val="0"/>
-          <w:numId w:val="1008"/>
+          <w:numId w:val="1009"/>
         </w:numPr>
       </w:pPr>
       <w:r>
@@ -253,7 +265,7 @@
         <w:pStyle w:val="Compact"/>
         <w:numPr>
           <w:ilvl w:val="0"/>
-          <w:numId w:val="1008"/>
+          <w:numId w:val="1009"/>
         </w:numPr>
       </w:pPr>
       <w:r>
@@ -277,7 +289,7 @@
         <w:pStyle w:val="Compact"/>
         <w:numPr>
           <w:ilvl w:val="0"/>
-          <w:numId w:val="1008"/>
+          <w:numId w:val="1009"/>
         </w:numPr>
       </w:pPr>
       <w:r>
@@ -289,7 +301,7 @@
         <w:pStyle w:val="Compact"/>
         <w:numPr>
           <w:ilvl w:val="0"/>
-          <w:numId w:val="1008"/>
+          <w:numId w:val="1009"/>
         </w:numPr>
       </w:pPr>
       <w:r>
@@ -314,7 +326,7 @@
         <w:pStyle w:val="Compact"/>
         <w:numPr>
           <w:ilvl w:val="0"/>
-          <w:numId w:val="1008"/>
+          <w:numId w:val="1009"/>
         </w:numPr>
       </w:pPr>
       <w:r>
@@ -326,7 +338,7 @@
         <w:pStyle w:val="Compact"/>
         <w:numPr>
           <w:ilvl w:val="0"/>
-          <w:numId w:val="1008"/>
+          <w:numId w:val="1009"/>
         </w:numPr>
       </w:pPr>
       <w:r>
@@ -338,7 +350,7 @@
         <w:pStyle w:val="Compact"/>
         <w:numPr>
           <w:ilvl w:val="0"/>
-          <w:numId w:val="1008"/>
+          <w:numId w:val="1009"/>
         </w:numPr>
       </w:pPr>
       <w:r>
@@ -350,7 +362,7 @@
         <w:pStyle w:val="Compact"/>
         <w:numPr>
           <w:ilvl w:val="0"/>
-          <w:numId w:val="1008"/>
+          <w:numId w:val="1009"/>
         </w:numPr>
       </w:pPr>
       <w:r>
@@ -375,7 +387,7 @@
         <w:pStyle w:val="Compact"/>
         <w:numPr>
           <w:ilvl w:val="0"/>
-          <w:numId w:val="1008"/>
+          <w:numId w:val="1009"/>
         </w:numPr>
       </w:pPr>
       <w:r>
@@ -397,7 +409,7 @@
         <w:pStyle w:val="Compact"/>
         <w:numPr>
           <w:ilvl w:val="0"/>
-          <w:numId w:val="1009"/>
+          <w:numId w:val="1010"/>
         </w:numPr>
       </w:pPr>
       <w:r>
@@ -419,22 +431,22 @@
         <w:pStyle w:val="Compact"/>
         <w:numPr>
           <w:ilvl w:val="1"/>
+          <w:numId w:val="1011"/>
+        </w:numPr>
+      </w:pPr>
+      <w:r>
+        <w:t xml:space="preserve">Route highlights: steep climb out of SJPP past Refuge Orisson; the Virgin of Biakorri statue; the high ridge crossing the France–Spain border with sweeping Pyrenees views; descent through beech forest at Col de Lepoeder into Roncesvalles’ Collegiate Church and monastery.</w:t>
+      </w:r>
+    </w:p>
+    <w:p>
+      <w:pPr>
+        <w:pStyle w:val="Compact"/>
+        <w:numPr>
+          <w:ilvl w:val="0"/>
           <w:numId w:val="1010"/>
         </w:numPr>
       </w:pPr>
       <w:r>
-        <w:t xml:space="preserve">Route highlights: steep climb out of SJPP past Refuge Orisson; the Virgin of Biakorri statue; the high ridge crossing the France–Spain border with sweeping Pyrenees views; descent through beech forest at Col de Lepoeder into Roncesvalles’ Collegiate Church and monastery.</w:t>
-      </w:r>
-    </w:p>
-    <w:p>
-      <w:pPr>
-        <w:pStyle w:val="Compact"/>
-        <w:numPr>
-          <w:ilvl w:val="0"/>
-          <w:numId w:val="1009"/>
-        </w:numPr>
-      </w:pPr>
-      <w:r>
         <w:t xml:space="preserve">Show QR code / passport at check-in. Dinner seating 20:30. Doors close 22:00; reservation held until 19:00 unless later arrival is flagged.</w:t>
       </w:r>
     </w:p>
@@ -443,7 +455,7 @@
         <w:pStyle w:val="Compact"/>
         <w:numPr>
           <w:ilvl w:val="0"/>
-          <w:numId w:val="1009"/>
+          <w:numId w:val="1010"/>
         </w:numPr>
       </w:pPr>
       <w:r>
@@ -633,7 +645,7 @@
         <w:pStyle w:val="Compact"/>
         <w:numPr>
           <w:ilvl w:val="0"/>
-          <w:numId w:val="1011"/>
+          <w:numId w:val="1012"/>
         </w:numPr>
       </w:pPr>
       <w:r>
@@ -655,7 +667,7 @@
         <w:pStyle w:val="Compact"/>
         <w:numPr>
           <w:ilvl w:val="1"/>
-          <w:numId w:val="1012"/>
+          <w:numId w:val="1013"/>
         </w:numPr>
       </w:pPr>
       <w:r>
@@ -680,7 +692,7 @@
         <w:pStyle w:val="Compact"/>
         <w:numPr>
           <w:ilvl w:val="0"/>
-          <w:numId w:val="1011"/>
+          <w:numId w:val="1012"/>
         </w:numPr>
       </w:pPr>
       <w:r>
@@ -715,7 +727,7 @@
         <w:pStyle w:val="Compact"/>
         <w:numPr>
           <w:ilvl w:val="0"/>
-          <w:numId w:val="1013"/>
+          <w:numId w:val="1014"/>
         </w:numPr>
       </w:pPr>
       <w:r>
@@ -737,19 +749,19 @@
         <w:pStyle w:val="Compact"/>
         <w:numPr>
           <w:ilvl w:val="1"/>
+          <w:numId w:val="1015"/>
+        </w:numPr>
+      </w:pPr>
+      <w:r>
+        <w:t xml:space="preserve">Route highlights: riverside path along the Río Arga; Larrasoaña; the Romanesque Trinidad de Arre bridge marking the entry into greater Pamplona; Pamplona’s old town, Plaza del Castillo, and the Gothic cathedral.</w:t>
+      </w:r>
+    </w:p>
+    <w:p>
+      <w:pPr>
+        <w:pStyle w:val="Compact"/>
+        <w:numPr>
+          <w:ilvl w:val="0"/>
           <w:numId w:val="1014"/>
-        </w:numPr>
-      </w:pPr>
-      <w:r>
-        <w:t xml:space="preserve">Route highlights: riverside path along the Río Arga; Larrasoaña; the Romanesque Trinidad de Arre bridge marking the entry into greater Pamplona; Pamplona’s old town, Plaza del Castillo, and the Gothic cathedral.</w:t>
-      </w:r>
-    </w:p>
-    <w:p>
-      <w:pPr>
-        <w:pStyle w:val="Compact"/>
-        <w:numPr>
-          <w:ilvl w:val="0"/>
-          <w:numId w:val="1013"/>
         </w:numPr>
       </w:pPr>
       <w:r>
@@ -771,7 +783,7 @@
         <w:pStyle w:val="Compact"/>
         <w:numPr>
           <w:ilvl w:val="0"/>
-          <w:numId w:val="1015"/>
+          <w:numId w:val="1016"/>
         </w:numPr>
       </w:pPr>
       <w:r>
@@ -793,19 +805,19 @@
         <w:pStyle w:val="Compact"/>
         <w:numPr>
           <w:ilvl w:val="1"/>
+          <w:numId w:val="1017"/>
+        </w:numPr>
+      </w:pPr>
+      <w:r>
+        <w:t xml:space="preserve">Route highlights: Alto del Perdón ridge — wind turbines and the famous silhouette-of-pilgrims sculpture with panoramic views over Navarra; Uterga and Muruzábal; Puente la Reina’s iconic 11th-century Romanesque bridge, where the Camino Francés and Camino Aragonés merge.</w:t>
+      </w:r>
+    </w:p>
+    <w:p>
+      <w:pPr>
+        <w:pStyle w:val="Compact"/>
+        <w:numPr>
+          <w:ilvl w:val="0"/>
           <w:numId w:val="1016"/>
-        </w:numPr>
-      </w:pPr>
-      <w:r>
-        <w:t xml:space="preserve">Route highlights: Alto del Perdón ridge — wind turbines and the famous silhouette-of-pilgrims sculpture with panoramic views over Navarra; Uterga and Muruzábal; Puente la Reina’s iconic 11th-century Romanesque bridge, where the Camino Francés and Camino Aragonés merge.</w:t>
-      </w:r>
-    </w:p>
-    <w:p>
-      <w:pPr>
-        <w:pStyle w:val="Compact"/>
-        <w:numPr>
-          <w:ilvl w:val="0"/>
-          <w:numId w:val="1015"/>
         </w:numPr>
       </w:pPr>
       <w:r>
@@ -827,7 +839,7 @@
         <w:pStyle w:val="Compact"/>
         <w:numPr>
           <w:ilvl w:val="0"/>
-          <w:numId w:val="1017"/>
+          <w:numId w:val="1018"/>
         </w:numPr>
       </w:pPr>
       <w:r>
@@ -849,19 +861,19 @@
         <w:pStyle w:val="Compact"/>
         <w:numPr>
           <w:ilvl w:val="1"/>
+          <w:numId w:val="1019"/>
+        </w:numPr>
+      </w:pPr>
+      <w:r>
+        <w:t xml:space="preserve">Route highlights: hilltop medieval village of Cirauqui with a stretch of original Roman road below it; Lorca and Villatuerta; Estella/Lizarra’s Palacio de los Reyes de Navarra and the church of San Pedro de la Rúa.</w:t>
+      </w:r>
+    </w:p>
+    <w:p>
+      <w:pPr>
+        <w:pStyle w:val="Compact"/>
+        <w:numPr>
+          <w:ilvl w:val="0"/>
           <w:numId w:val="1018"/>
-        </w:numPr>
-      </w:pPr>
-      <w:r>
-        <w:t xml:space="preserve">Route highlights: hilltop medieval village of Cirauqui with a stretch of original Roman road below it; Lorca and Villatuerta; Estella/Lizarra’s Palacio de los Reyes de Navarra and the church of San Pedro de la Rúa.</w:t>
-      </w:r>
-    </w:p>
-    <w:p>
-      <w:pPr>
-        <w:pStyle w:val="Compact"/>
-        <w:numPr>
-          <w:ilvl w:val="0"/>
-          <w:numId w:val="1017"/>
         </w:numPr>
       </w:pPr>
       <w:r>
@@ -883,7 +895,7 @@
         <w:pStyle w:val="Compact"/>
         <w:numPr>
           <w:ilvl w:val="0"/>
-          <w:numId w:val="1019"/>
+          <w:numId w:val="1020"/>
         </w:numPr>
       </w:pPr>
       <w:r>
@@ -905,19 +917,19 @@
         <w:pStyle w:val="Compact"/>
         <w:numPr>
           <w:ilvl w:val="1"/>
+          <w:numId w:val="1021"/>
+        </w:numPr>
+      </w:pPr>
+      <w:r>
+        <w:t xml:space="preserve">Route highlights: Bodegas Irache’s free pilgrim wine fountain (Fuente del Vino) right on the trail; Monasterio de Irache; Villamayor de Monjardín beneath its hilltop castle ruins; Los Arcos and the ornate church of Santa María.</w:t>
+      </w:r>
+    </w:p>
+    <w:p>
+      <w:pPr>
+        <w:pStyle w:val="Compact"/>
+        <w:numPr>
+          <w:ilvl w:val="0"/>
           <w:numId w:val="1020"/>
-        </w:numPr>
-      </w:pPr>
-      <w:r>
-        <w:t xml:space="preserve">Route highlights: Bodegas Irache’s free pilgrim wine fountain (Fuente del Vino) right on the trail; Monasterio de Irache; Villamayor de Monjardín beneath its hilltop castle ruins; Los Arcos and the ornate church of Santa María.</w:t>
-      </w:r>
-    </w:p>
-    <w:p>
-      <w:pPr>
-        <w:pStyle w:val="Compact"/>
-        <w:numPr>
-          <w:ilvl w:val="0"/>
-          <w:numId w:val="1019"/>
         </w:numPr>
       </w:pPr>
       <w:r>
@@ -939,7 +951,7 @@
         <w:pStyle w:val="Compact"/>
         <w:numPr>
           <w:ilvl w:val="0"/>
-          <w:numId w:val="1021"/>
+          <w:numId w:val="1022"/>
         </w:numPr>
       </w:pPr>
       <w:r>
@@ -961,19 +973,19 @@
         <w:pStyle w:val="Compact"/>
         <w:numPr>
           <w:ilvl w:val="1"/>
+          <w:numId w:val="1023"/>
+        </w:numPr>
+      </w:pPr>
+      <w:r>
+        <w:t xml:space="preserve">Route highlights: Sansol and Torres del Río’s octagonal, Templar-linked Church of the Holy Sepulchre; crossing from Navarra into La Rioja; Viana’s old town; entering Logroño — Rioja’s wine capital — over the Puente de Piedra and into the Calle Laurel tapas district.</w:t>
+      </w:r>
+    </w:p>
+    <w:p>
+      <w:pPr>
+        <w:pStyle w:val="Compact"/>
+        <w:numPr>
+          <w:ilvl w:val="0"/>
           <w:numId w:val="1022"/>
-        </w:numPr>
-      </w:pPr>
-      <w:r>
-        <w:t xml:space="preserve">Route highlights: Sansol and Torres del Río’s octagonal, Templar-linked Church of the Holy Sepulchre; crossing from Navarra into La Rioja; Viana’s old town; entering Logroño — Rioja’s wine capital — over the Puente de Piedra and into the Calle Laurel tapas district.</w:t>
-      </w:r>
-    </w:p>
-    <w:p>
-      <w:pPr>
-        <w:pStyle w:val="Compact"/>
-        <w:numPr>
-          <w:ilvl w:val="0"/>
-          <w:numId w:val="1021"/>
         </w:numPr>
       </w:pPr>
       <w:r>
@@ -995,7 +1007,7 @@
         <w:pStyle w:val="Compact"/>
         <w:numPr>
           <w:ilvl w:val="0"/>
-          <w:numId w:val="1023"/>
+          <w:numId w:val="1024"/>
         </w:numPr>
       </w:pPr>
       <w:r>
@@ -1017,19 +1029,19 @@
         <w:pStyle w:val="Compact"/>
         <w:numPr>
           <w:ilvl w:val="1"/>
+          <w:numId w:val="1025"/>
+        </w:numPr>
+      </w:pPr>
+      <w:r>
+        <w:t xml:space="preserve">Route highlights: Parque de la Grajera reservoir just outside Logroño; Navarrete’s vineyards and pottery tradition; Nájera’s cliffside setting above the Río Najerilla and the royal pantheon in the Monasterio de Santa María la Real.</w:t>
+      </w:r>
+    </w:p>
+    <w:p>
+      <w:pPr>
+        <w:pStyle w:val="Compact"/>
+        <w:numPr>
+          <w:ilvl w:val="0"/>
           <w:numId w:val="1024"/>
-        </w:numPr>
-      </w:pPr>
-      <w:r>
-        <w:t xml:space="preserve">Route highlights: Parque de la Grajera reservoir just outside Logroño; Navarrete’s vineyards and pottery tradition; Nájera’s cliffside setting above the Río Najerilla and the royal pantheon in the Monasterio de Santa María la Real.</w:t>
-      </w:r>
-    </w:p>
-    <w:p>
-      <w:pPr>
-        <w:pStyle w:val="Compact"/>
-        <w:numPr>
-          <w:ilvl w:val="0"/>
-          <w:numId w:val="1023"/>
         </w:numPr>
       </w:pPr>
       <w:r>
@@ -1051,7 +1063,7 @@
         <w:pStyle w:val="Compact"/>
         <w:numPr>
           <w:ilvl w:val="0"/>
-          <w:numId w:val="1025"/>
+          <w:numId w:val="1026"/>
         </w:numPr>
       </w:pPr>
       <w:r>
@@ -1073,31 +1085,31 @@
         <w:pStyle w:val="Compact"/>
         <w:numPr>
           <w:ilvl w:val="1"/>
+          <w:numId w:val="1027"/>
+        </w:numPr>
+      </w:pPr>
+      <w:r>
+        <w:t xml:space="preserve">Route highlights: Azofra and Cirueña; Santo Domingo de la Calzada’s cathedral, famous for keeping a live rooster and hen inside in honor of the town’s</w:t>
+      </w:r>
+      <w:r>
+        <w:t xml:space="preserve"> </w:t>
+      </w:r>
+      <w:r>
+        <w:t xml:space="preserve">“hanged pilgrim”</w:t>
+      </w:r>
+      <w:r>
+        <w:t xml:space="preserve"> </w:t>
+      </w:r>
+      <w:r>
+        <w:t xml:space="preserve">legend.</w:t>
+      </w:r>
+    </w:p>
+    <w:p>
+      <w:pPr>
+        <w:pStyle w:val="Compact"/>
+        <w:numPr>
+          <w:ilvl w:val="0"/>
           <w:numId w:val="1026"/>
-        </w:numPr>
-      </w:pPr>
-      <w:r>
-        <w:t xml:space="preserve">Route highlights: Azofra and Cirueña; Santo Domingo de la Calzada’s cathedral, famous for keeping a live rooster and hen inside in honor of the town’s</w:t>
-      </w:r>
-      <w:r>
-        <w:t xml:space="preserve"> </w:t>
-      </w:r>
-      <w:r>
-        <w:t xml:space="preserve">“hanged pilgrim”</w:t>
-      </w:r>
-      <w:r>
-        <w:t xml:space="preserve"> </w:t>
-      </w:r>
-      <w:r>
-        <w:t xml:space="preserve">legend.</w:t>
-      </w:r>
-    </w:p>
-    <w:p>
-      <w:pPr>
-        <w:pStyle w:val="Compact"/>
-        <w:numPr>
-          <w:ilvl w:val="0"/>
-          <w:numId w:val="1025"/>
         </w:numPr>
       </w:pPr>
       <w:r>
@@ -1119,7 +1131,7 @@
         <w:pStyle w:val="Compact"/>
         <w:numPr>
           <w:ilvl w:val="0"/>
-          <w:numId w:val="1027"/>
+          <w:numId w:val="1028"/>
         </w:numPr>
       </w:pPr>
       <w:r>
@@ -1141,19 +1153,19 @@
         <w:pStyle w:val="Compact"/>
         <w:numPr>
           <w:ilvl w:val="1"/>
+          <w:numId w:val="1029"/>
+        </w:numPr>
+      </w:pPr>
+      <w:r>
+        <w:t xml:space="preserve">Route highlights: hilltop Grañón with views back over the Rioja plain; crossing from La Rioja into Castilla y León near Redecilla del Camino; Viloria de Rioja, birthplace of Santo Domingo; Belorado’s old quarter and nearby cave dwellings.</w:t>
+      </w:r>
+    </w:p>
+    <w:p>
+      <w:pPr>
+        <w:pStyle w:val="Compact"/>
+        <w:numPr>
+          <w:ilvl w:val="0"/>
           <w:numId w:val="1028"/>
-        </w:numPr>
-      </w:pPr>
-      <w:r>
-        <w:t xml:space="preserve">Route highlights: hilltop Grañón with views back over the Rioja plain; crossing from La Rioja into Castilla y León near Redecilla del Camino; Viloria de Rioja, birthplace of Santo Domingo; Belorado’s old quarter and nearby cave dwellings.</w:t>
-      </w:r>
-    </w:p>
-    <w:p>
-      <w:pPr>
-        <w:pStyle w:val="Compact"/>
-        <w:numPr>
-          <w:ilvl w:val="0"/>
-          <w:numId w:val="1027"/>
         </w:numPr>
       </w:pPr>
       <w:r>
@@ -1175,7 +1187,7 @@
         <w:pStyle w:val="Compact"/>
         <w:numPr>
           <w:ilvl w:val="0"/>
-          <w:numId w:val="1029"/>
+          <w:numId w:val="1030"/>
         </w:numPr>
       </w:pPr>
       <w:r>
@@ -1197,19 +1209,19 @@
         <w:pStyle w:val="Compact"/>
         <w:numPr>
           <w:ilvl w:val="1"/>
+          <w:numId w:val="1031"/>
+        </w:numPr>
+      </w:pPr>
+      <w:r>
+        <w:t xml:space="preserve">Route highlights: Villafranca Montes de Oca, the last village before a long climb into the Montes de Oca oak and pine forest (historically the most dangerous stretch of the Camino for robbers); the remote Romanesque monastery at San Juan de Ortega, known for a twice-yearly light phenomenon illuminating a capital inside the church at the equinoxes.</w:t>
+      </w:r>
+    </w:p>
+    <w:p>
+      <w:pPr>
+        <w:pStyle w:val="Compact"/>
+        <w:numPr>
+          <w:ilvl w:val="0"/>
           <w:numId w:val="1030"/>
-        </w:numPr>
-      </w:pPr>
-      <w:r>
-        <w:t xml:space="preserve">Route highlights: Villafranca Montes de Oca, the last village before a long climb into the Montes de Oca oak and pine forest (historically the most dangerous stretch of the Camino for robbers); the remote Romanesque monastery at San Juan de Ortega, known for a twice-yearly light phenomenon illuminating a capital inside the church at the equinoxes.</w:t>
-      </w:r>
-    </w:p>
-    <w:p>
-      <w:pPr>
-        <w:pStyle w:val="Compact"/>
-        <w:numPr>
-          <w:ilvl w:val="0"/>
-          <w:numId w:val="1029"/>
         </w:numPr>
       </w:pPr>
       <w:r>
@@ -1231,7 +1243,7 @@
         <w:pStyle w:val="Compact"/>
         <w:numPr>
           <w:ilvl w:val="0"/>
-          <w:numId w:val="1031"/>
+          <w:numId w:val="1032"/>
         </w:numPr>
       </w:pPr>
       <w:r>
@@ -1253,19 +1265,19 @@
         <w:pStyle w:val="Compact"/>
         <w:numPr>
           <w:ilvl w:val="1"/>
+          <w:numId w:val="1033"/>
+        </w:numPr>
+      </w:pPr>
+      <w:r>
+        <w:t xml:space="preserve">Route highlights: Agés and Atapuerca, site of a UNESCO World Heritage archaeological complex with some of the oldest hominid fossils in Europe; the terrain opens into flatter farmland on the approach to Burgos (a preview of the Meseta beyond); Burgos’s Gothic cathedral — a UNESCO World Heritage Site — and El Cid’s tomb in the old town.</w:t>
+      </w:r>
+    </w:p>
+    <w:p>
+      <w:pPr>
+        <w:pStyle w:val="Compact"/>
+        <w:numPr>
+          <w:ilvl w:val="0"/>
           <w:numId w:val="1032"/>
-        </w:numPr>
-      </w:pPr>
-      <w:r>
-        <w:t xml:space="preserve">Route highlights: Agés and Atapuerca, site of a UNESCO World Heritage archaeological complex with some of the oldest hominid fossils in Europe; the terrain opens into flatter farmland on the approach to Burgos (a preview of the Meseta beyond); Burgos’s Gothic cathedral — a UNESCO World Heritage Site — and El Cid’s tomb in the old town.</w:t>
-      </w:r>
-    </w:p>
-    <w:p>
-      <w:pPr>
-        <w:pStyle w:val="Compact"/>
-        <w:numPr>
-          <w:ilvl w:val="0"/>
-          <w:numId w:val="1031"/>
         </w:numPr>
       </w:pPr>
       <w:r>
@@ -1287,7 +1299,7 @@
         <w:pStyle w:val="Compact"/>
         <w:numPr>
           <w:ilvl w:val="0"/>
-          <w:numId w:val="1033"/>
+          <w:numId w:val="1034"/>
         </w:numPr>
       </w:pPr>
       <w:r>
@@ -1299,7 +1311,7 @@
         <w:pStyle w:val="Compact"/>
         <w:numPr>
           <w:ilvl w:val="0"/>
-          <w:numId w:val="1033"/>
+          <w:numId w:val="1034"/>
         </w:numPr>
       </w:pPr>
       <w:r>
@@ -1321,7 +1333,7 @@
         <w:pStyle w:val="Compact"/>
         <w:numPr>
           <w:ilvl w:val="0"/>
-          <w:numId w:val="1034"/>
+          <w:numId w:val="1035"/>
         </w:numPr>
       </w:pPr>
       <w:r>
@@ -1346,7 +1358,7 @@
         <w:pStyle w:val="Compact"/>
         <w:numPr>
           <w:ilvl w:val="0"/>
-          <w:numId w:val="1034"/>
+          <w:numId w:val="1035"/>
         </w:numPr>
       </w:pPr>
       <w:r>
@@ -1368,7 +1380,7 @@
         <w:pStyle w:val="Compact"/>
         <w:numPr>
           <w:ilvl w:val="0"/>
-          <w:numId w:val="1035"/>
+          <w:numId w:val="1036"/>
         </w:numPr>
       </w:pPr>
       <w:r>
@@ -1407,7 +1419,7 @@
         <w:pStyle w:val="Compact"/>
         <w:numPr>
           <w:ilvl w:val="0"/>
-          <w:numId w:val="1036"/>
+          <w:numId w:val="1037"/>
         </w:numPr>
       </w:pPr>
       <w:r>
@@ -1419,7 +1431,7 @@
         <w:pStyle w:val="Compact"/>
         <w:numPr>
           <w:ilvl w:val="0"/>
-          <w:numId w:val="1036"/>
+          <w:numId w:val="1037"/>
         </w:numPr>
       </w:pPr>
       <w:r>
@@ -1431,7 +1443,7 @@
         <w:pStyle w:val="Compact"/>
         <w:numPr>
           <w:ilvl w:val="0"/>
-          <w:numId w:val="1036"/>
+          <w:numId w:val="1037"/>
         </w:numPr>
       </w:pPr>
       <w:r>
@@ -1443,11 +1455,23 @@
         <w:pStyle w:val="Compact"/>
         <w:numPr>
           <w:ilvl w:val="0"/>
-          <w:numId w:val="1036"/>
+          <w:numId w:val="1037"/>
         </w:numPr>
       </w:pPr>
       <w:r>
         <w:t xml:space="preserve">Euro cash</w:t>
+      </w:r>
+    </w:p>
+    <w:p>
+      <w:pPr>
+        <w:pStyle w:val="Compact"/>
+        <w:numPr>
+          <w:ilvl w:val="0"/>
+          <w:numId w:val="1037"/>
+        </w:numPr>
+      </w:pPr>
+      <w:r>
+        <w:t xml:space="preserve">Small travel wallet</w:t>
       </w:r>
     </w:p>
     <w:bookmarkEnd w:id="32"/>
@@ -1465,7 +1489,7 @@
         <w:pStyle w:val="Compact"/>
         <w:numPr>
           <w:ilvl w:val="0"/>
-          <w:numId w:val="1037"/>
+          <w:numId w:val="1038"/>
         </w:numPr>
       </w:pPr>
       <w:r>
@@ -1477,7 +1501,7 @@
         <w:pStyle w:val="Compact"/>
         <w:numPr>
           <w:ilvl w:val="0"/>
-          <w:numId w:val="1037"/>
+          <w:numId w:val="1038"/>
         </w:numPr>
       </w:pPr>
       <w:r>
@@ -1489,7 +1513,7 @@
         <w:pStyle w:val="Compact"/>
         <w:numPr>
           <w:ilvl w:val="0"/>
-          <w:numId w:val="1037"/>
+          <w:numId w:val="1038"/>
         </w:numPr>
       </w:pPr>
       <w:r>
@@ -1511,7 +1535,7 @@
         <w:pStyle w:val="Compact"/>
         <w:numPr>
           <w:ilvl w:val="0"/>
-          <w:numId w:val="1038"/>
+          <w:numId w:val="1039"/>
         </w:numPr>
       </w:pPr>
       <w:r>
@@ -1523,7 +1547,7 @@
         <w:pStyle w:val="Compact"/>
         <w:numPr>
           <w:ilvl w:val="0"/>
-          <w:numId w:val="1038"/>
+          <w:numId w:val="1039"/>
         </w:numPr>
       </w:pPr>
       <w:r>
@@ -1535,19 +1559,19 @@
         <w:pStyle w:val="Compact"/>
         <w:numPr>
           <w:ilvl w:val="0"/>
-          <w:numId w:val="1038"/>
-        </w:numPr>
-      </w:pPr>
-      <w:r>
-        <w:t xml:space="preserve">1 light fleece or packable insulated layer (Pategonia)</w:t>
-      </w:r>
-    </w:p>
-    <w:p>
-      <w:pPr>
-        <w:pStyle w:val="Compact"/>
-        <w:numPr>
-          <w:ilvl w:val="0"/>
-          <w:numId w:val="1038"/>
+          <w:numId w:val="1039"/>
+        </w:numPr>
+      </w:pPr>
+      <w:r>
+        <w:t xml:space="preserve">1 light fleece or packable insulated layer (Pategonia R1 Pullover)</w:t>
+      </w:r>
+    </w:p>
+    <w:p>
+      <w:pPr>
+        <w:pStyle w:val="Compact"/>
+        <w:numPr>
+          <w:ilvl w:val="0"/>
+          <w:numId w:val="1039"/>
         </w:numPr>
       </w:pPr>
       <w:r>
@@ -1559,7 +1583,7 @@
         <w:pStyle w:val="Compact"/>
         <w:numPr>
           <w:ilvl w:val="0"/>
-          <w:numId w:val="1038"/>
+          <w:numId w:val="1039"/>
         </w:numPr>
       </w:pPr>
       <w:r>
@@ -1571,19 +1595,31 @@
         <w:pStyle w:val="Compact"/>
         <w:numPr>
           <w:ilvl w:val="0"/>
-          <w:numId w:val="1038"/>
-        </w:numPr>
-      </w:pPr>
-      <w:r>
-        <w:t xml:space="preserve">1 pair town/casual pants or shorts</w:t>
-      </w:r>
-    </w:p>
-    <w:p>
-      <w:pPr>
-        <w:pStyle w:val="Compact"/>
-        <w:numPr>
-          <w:ilvl w:val="0"/>
-          <w:numId w:val="1038"/>
+          <w:numId w:val="1039"/>
+        </w:numPr>
+      </w:pPr>
+      <w:r>
+        <w:t xml:space="preserve">1 non-convertatble hiking pant</w:t>
+      </w:r>
+    </w:p>
+    <w:p>
+      <w:pPr>
+        <w:pStyle w:val="Compact"/>
+        <w:numPr>
+          <w:ilvl w:val="0"/>
+          <w:numId w:val="1039"/>
+        </w:numPr>
+      </w:pPr>
+      <w:r>
+        <w:t xml:space="preserve">1 pair lightweight shorts</w:t>
+      </w:r>
+    </w:p>
+    <w:p>
+      <w:pPr>
+        <w:pStyle w:val="Compact"/>
+        <w:numPr>
+          <w:ilvl w:val="0"/>
+          <w:numId w:val="1039"/>
         </w:numPr>
       </w:pPr>
       <w:r>
@@ -1595,7 +1631,7 @@
         <w:pStyle w:val="Compact"/>
         <w:numPr>
           <w:ilvl w:val="0"/>
-          <w:numId w:val="1038"/>
+          <w:numId w:val="1039"/>
         </w:numPr>
       </w:pPr>
       <w:r>
@@ -1617,7 +1653,7 @@
         <w:pStyle w:val="Compact"/>
         <w:numPr>
           <w:ilvl w:val="0"/>
-          <w:numId w:val="1039"/>
+          <w:numId w:val="1040"/>
         </w:numPr>
       </w:pPr>
       <w:r>
@@ -1629,11 +1665,11 @@
         <w:pStyle w:val="Compact"/>
         <w:numPr>
           <w:ilvl w:val="0"/>
-          <w:numId w:val="1039"/>
-        </w:numPr>
-      </w:pPr>
-      <w:r>
-        <w:t xml:space="preserve">Lightweight sandals (Xero Z-Trek))</w:t>
+          <w:numId w:val="1040"/>
+        </w:numPr>
+      </w:pPr>
+      <w:r>
+        <w:t xml:space="preserve">Lightweight sandals (Xero Z-Trek)</w:t>
       </w:r>
     </w:p>
     <w:bookmarkEnd w:id="35"/>
@@ -1651,7 +1687,7 @@
         <w:pStyle w:val="Compact"/>
         <w:numPr>
           <w:ilvl w:val="0"/>
-          <w:numId w:val="1040"/>
+          <w:numId w:val="1041"/>
         </w:numPr>
       </w:pPr>
       <w:r>
@@ -1663,7 +1699,7 @@
         <w:pStyle w:val="Compact"/>
         <w:numPr>
           <w:ilvl w:val="0"/>
-          <w:numId w:val="1040"/>
+          <w:numId w:val="1041"/>
         </w:numPr>
       </w:pPr>
       <w:r>
@@ -1675,7 +1711,7 @@
         <w:pStyle w:val="Compact"/>
         <w:numPr>
           <w:ilvl w:val="0"/>
-          <w:numId w:val="1040"/>
+          <w:numId w:val="1041"/>
         </w:numPr>
       </w:pPr>
       <w:r>
@@ -1687,7 +1723,7 @@
         <w:pStyle w:val="Compact"/>
         <w:numPr>
           <w:ilvl w:val="0"/>
-          <w:numId w:val="1040"/>
+          <w:numId w:val="1041"/>
         </w:numPr>
       </w:pPr>
       <w:r>
@@ -1699,7 +1735,7 @@
         <w:pStyle w:val="Compact"/>
         <w:numPr>
           <w:ilvl w:val="0"/>
-          <w:numId w:val="1040"/>
+          <w:numId w:val="1041"/>
         </w:numPr>
       </w:pPr>
       <w:r>
@@ -1711,7 +1747,7 @@
         <w:pStyle w:val="Compact"/>
         <w:numPr>
           <w:ilvl w:val="0"/>
-          <w:numId w:val="1040"/>
+          <w:numId w:val="1041"/>
         </w:numPr>
       </w:pPr>
       <w:r>
@@ -1733,7 +1769,7 @@
         <w:pStyle w:val="Compact"/>
         <w:numPr>
           <w:ilvl w:val="0"/>
-          <w:numId w:val="1041"/>
+          <w:numId w:val="1042"/>
         </w:numPr>
       </w:pPr>
       <w:r>
@@ -1745,7 +1781,7 @@
         <w:pStyle w:val="Compact"/>
         <w:numPr>
           <w:ilvl w:val="0"/>
-          <w:numId w:val="1041"/>
+          <w:numId w:val="1042"/>
         </w:numPr>
       </w:pPr>
       <w:r>
@@ -1757,7 +1793,7 @@
         <w:pStyle w:val="Compact"/>
         <w:numPr>
           <w:ilvl w:val="0"/>
-          <w:numId w:val="1041"/>
+          <w:numId w:val="1042"/>
         </w:numPr>
       </w:pPr>
       <w:r>
@@ -1769,7 +1805,7 @@
         <w:pStyle w:val="Compact"/>
         <w:numPr>
           <w:ilvl w:val="0"/>
-          <w:numId w:val="1041"/>
+          <w:numId w:val="1042"/>
         </w:numPr>
       </w:pPr>
       <w:r>
@@ -1791,7 +1827,7 @@
         <w:pStyle w:val="Compact"/>
         <w:numPr>
           <w:ilvl w:val="0"/>
-          <w:numId w:val="1042"/>
+          <w:numId w:val="1043"/>
         </w:numPr>
       </w:pPr>
       <w:r>
@@ -1803,7 +1839,19 @@
         <w:pStyle w:val="Compact"/>
         <w:numPr>
           <w:ilvl w:val="0"/>
-          <w:numId w:val="1042"/>
+          <w:numId w:val="1043"/>
+        </w:numPr>
+      </w:pPr>
+      <w:r>
+        <w:t xml:space="preserve">Apple Watch + USB-C cord</w:t>
+      </w:r>
+    </w:p>
+    <w:p>
+      <w:pPr>
+        <w:pStyle w:val="Compact"/>
+        <w:numPr>
+          <w:ilvl w:val="0"/>
+          <w:numId w:val="1043"/>
         </w:numPr>
       </w:pPr>
       <w:r>
@@ -1815,7 +1863,7 @@
         <w:pStyle w:val="Compact"/>
         <w:numPr>
           <w:ilvl w:val="0"/>
-          <w:numId w:val="1042"/>
+          <w:numId w:val="1043"/>
         </w:numPr>
       </w:pPr>
       <w:r>
@@ -1827,7 +1875,7 @@
         <w:pStyle w:val="Compact"/>
         <w:numPr>
           <w:ilvl w:val="0"/>
-          <w:numId w:val="1042"/>
+          <w:numId w:val="1043"/>
         </w:numPr>
       </w:pPr>
       <w:r>
@@ -1839,19 +1887,7 @@
         <w:pStyle w:val="Compact"/>
         <w:numPr>
           <w:ilvl w:val="0"/>
-          <w:numId w:val="1042"/>
-        </w:numPr>
-      </w:pPr>
-      <w:r>
-        <w:t xml:space="preserve">Portable power bank</w:t>
-      </w:r>
-    </w:p>
-    <w:p>
-      <w:pPr>
-        <w:pStyle w:val="Compact"/>
-        <w:numPr>
-          <w:ilvl w:val="0"/>
-          <w:numId w:val="1042"/>
+          <w:numId w:val="1043"/>
         </w:numPr>
       </w:pPr>
       <w:r>
@@ -1873,7 +1909,7 @@
         <w:pStyle w:val="Compact"/>
         <w:numPr>
           <w:ilvl w:val="0"/>
-          <w:numId w:val="1043"/>
+          <w:numId w:val="1044"/>
         </w:numPr>
       </w:pPr>
       <w:r>
@@ -1885,7 +1921,7 @@
         <w:pStyle w:val="Compact"/>
         <w:numPr>
           <w:ilvl w:val="0"/>
-          <w:numId w:val="1043"/>
+          <w:numId w:val="1044"/>
         </w:numPr>
       </w:pPr>
       <w:r>
@@ -1897,7 +1933,7 @@
         <w:pStyle w:val="Compact"/>
         <w:numPr>
           <w:ilvl w:val="0"/>
-          <w:numId w:val="1043"/>
+          <w:numId w:val="1044"/>
         </w:numPr>
       </w:pPr>
       <w:r>
@@ -1909,7 +1945,7 @@
         <w:pStyle w:val="Compact"/>
         <w:numPr>
           <w:ilvl w:val="0"/>
-          <w:numId w:val="1043"/>
+          <w:numId w:val="1044"/>
         </w:numPr>
       </w:pPr>
       <w:r>
@@ -1921,7 +1957,7 @@
         <w:pStyle w:val="Compact"/>
         <w:numPr>
           <w:ilvl w:val="0"/>
-          <w:numId w:val="1043"/>
+          <w:numId w:val="1044"/>
         </w:numPr>
       </w:pPr>
       <w:r>
@@ -2241,7 +2277,7 @@
     <w:abstractNumId w:val="992"/>
   </w:num>
   <w:num w:numId="1007">
-    <w:abstractNumId w:val="991"/>
+    <w:abstractNumId w:val="992"/>
   </w:num>
   <w:num w:numId="1008">
     <w:abstractNumId w:val="991"/>
@@ -2349,6 +2385,9 @@
     <w:abstractNumId w:val="991"/>
   </w:num>
   <w:num w:numId="1043">
+    <w:abstractNumId w:val="991"/>
+  </w:num>
+  <w:num w:numId="1044">
     <w:abstractNumId w:val="991"/>
   </w:num>
 </w:numbering>

--- a/spain-2026-itinerary.docx
+++ b/spain-2026-itinerary.docx
@@ -174,7 +174,7 @@
         </w:numPr>
       </w:pPr>
       <w:r>
-        <w:t xml:space="preserve">~9:00 am — Leave Grand Rapids (drop Gus off at Tisha’s) → Todd’s house, 5739 S Franklin Ave, La Grange Highlands, IL (~2h45m–3h15m normally; budget 3h30m for Chicago-area traffic)</w:t>
+        <w:t xml:space="preserve">~10:00 am ET — Leave Grand Rapids (drop Gus off at Tisha’s) → Todd’s house, 5739 S Franklin Ave, La Grange Highlands, IL (~2h45m–3h15m normally; budget 3h30m for Chicago-area traffic). Note: Chicago is Central Time, 1 hour behind Grand Rapids.</w:t>
       </w:r>
     </w:p>
     <w:p>
@@ -186,7 +186,7 @@
         </w:numPr>
       </w:pPr>
       <w:r>
-        <w:t xml:space="preserve">~12:55–1:00 pm — Arrive Todd’s</w:t>
+        <w:t xml:space="preserve">~11:45 am–12:30 pm CT — Arrive Todd’s.</w:t>
       </w:r>
     </w:p>
     <w:p>
@@ -198,7 +198,7 @@
         </w:numPr>
       </w:pPr>
       <w:r>
-        <w:t xml:space="preserve">~1:15 pm — Uber Todd’s house → ORD (~20–25 min drive; budget ~45 min total).</w:t>
+        <w:t xml:space="preserve">~12:30 pm CT — Uber Todd’s house → ORD (~20–25 min drive; budget ~45 min total).</w:t>
       </w:r>
     </w:p>
     <w:p>
@@ -210,7 +210,7 @@
         </w:numPr>
       </w:pPr>
       <w:r>
-        <w:t xml:space="preserve">~2:00 pm — Arrive ORD Terminal 5 (~3 hrs before departure).</w:t>
+        <w:t xml:space="preserve">~1:15 pm CT — Arrive ORD Terminal 5 (~3h40m before departure).</w:t>
       </w:r>
     </w:p>
     <w:p>
@@ -235,7 +235,7 @@
         <w:t xml:space="preserve">Iberia IB 342</w:t>
       </w:r>
       <w:r>
-        <w:t xml:space="preserve">, dep 4:55 pm, arr Aug 28 8:20 am.</w:t>
+        <w:t xml:space="preserve">, dep 4:55 pm CT, arr Aug 28 8:20 am (local Madrid time).</w:t>
       </w:r>
     </w:p>
     <w:bookmarkEnd w:id="11"/>
@@ -1520,6 +1520,18 @@
         <w:t xml:space="preserve">Packing cubes + plastic bags (organization, laundry separation)</w:t>
       </w:r>
     </w:p>
+    <w:p>
+      <w:pPr>
+        <w:pStyle w:val="Compact"/>
+        <w:numPr>
+          <w:ilvl w:val="0"/>
+          <w:numId w:val="1038"/>
+        </w:numPr>
+      </w:pPr>
+      <w:r>
+        <w:t xml:space="preserve">Trekking poles (recommended for the SJPP–Roncesvalles descent)</w:t>
+      </w:r>
+    </w:p>
     <w:bookmarkEnd w:id="33"/>
     <w:bookmarkStart w:id="34" w:name="clothing"/>
     <w:p>
@@ -1800,18 +1812,6 @@
         <w:t xml:space="preserve">Earplugs + eye mask (shared albergue dorms)</w:t>
       </w:r>
     </w:p>
-    <w:p>
-      <w:pPr>
-        <w:pStyle w:val="Compact"/>
-        <w:numPr>
-          <w:ilvl w:val="0"/>
-          <w:numId w:val="1042"/>
-        </w:numPr>
-      </w:pPr>
-      <w:r>
-        <w:t xml:space="preserve">Trekking poles (recommended for the SJPP–Roncesvalles descent)</w:t>
-      </w:r>
-    </w:p>
     <w:bookmarkEnd w:id="37"/>
     <w:bookmarkStart w:id="38" w:name="electronics"/>
     <w:p>
@@ -1831,7 +1831,7 @@
         </w:numPr>
       </w:pPr>
       <w:r>
-        <w:t xml:space="preserve">iPhone + USB-C cord</w:t>
+        <w:t xml:space="preserve">iPhone + USB-C cord (6 foot to reach top bunk in albergue dorms)</w:t>
       </w:r>
     </w:p>
     <w:p>
@@ -1855,7 +1855,7 @@
         </w:numPr>
       </w:pPr>
       <w:r>
-        <w:t xml:space="preserve">EU plug adapter</w:t>
+        <w:t xml:space="preserve">EU plug adapter and USB-C wall charger</w:t>
       </w:r>
     </w:p>
     <w:p>

--- a/spain-2026-itinerary.docx
+++ b/spain-2026-itinerary.docx
@@ -174,7 +174,7 @@
         </w:numPr>
       </w:pPr>
       <w:r>
-        <w:t xml:space="preserve">~10:00 am ET — Leave Grand Rapids (drop Gus off at Tisha’s) → Todd’s house, 5739 S Franklin Ave, La Grange Highlands, IL (~2h45m–3h15m normally; budget 3h30m for Chicago-area traffic). Note: Chicago is Central Time, 1 hour behind Grand Rapids.</w:t>
+        <w:t xml:space="preserve">~10:20 am ET — Leave Grand Rapids (drop Gus off at Tisha’s) → Todd’s house, 5739 S Franklin Ave, La Grange Highlands, IL (~2h45m–3h15m normally; budget 3h30m for Chicago-area traffic). Note: Chicago is Central Time, 1 hour behind Grand Rapids.</w:t>
       </w:r>
     </w:p>
     <w:p>
@@ -186,7 +186,7 @@
         </w:numPr>
       </w:pPr>
       <w:r>
-        <w:t xml:space="preserve">~11:45 am–12:30 pm CT — Arrive Todd’s.</w:t>
+        <w:t xml:space="preserve">~12:50 pm CT — Arrive Todd’s.</w:t>
       </w:r>
     </w:p>
     <w:p>
@@ -198,7 +198,7 @@
         </w:numPr>
       </w:pPr>
       <w:r>
-        <w:t xml:space="preserve">~12:30 pm CT — Uber Todd’s house → ORD (~20–25 min drive; budget ~45 min total).</w:t>
+        <w:t xml:space="preserve">~1:10 pm CT — Uber Todd’s house → ORD (~20–25 min drive; budget ~45 min total).</w:t>
       </w:r>
     </w:p>
     <w:p>
@@ -210,7 +210,7 @@
         </w:numPr>
       </w:pPr>
       <w:r>
-        <w:t xml:space="preserve">~1:15 pm CT — Arrive ORD Terminal 5 (~3h40m before departure).</w:t>
+        <w:t xml:space="preserve">~1:55 pm CT — Arrive ORD Terminal 5 (~3 hrs before departure).</w:t>
       </w:r>
     </w:p>
     <w:p>
